--- a/engine/elec_study/ELEC_Valuation_Study_05-08-2026_public.docx
+++ b/engine/elec_study/ELEC_Valuation_Study_05-08-2026_public.docx
@@ -243,7 +243,7 @@
           <w:color w:val="1C3A36"/>
           <w:sz w:val="21"/>
         </w:rPr>
-        <w:t>At EGP 2.19 the shares sit roughly 65% above our weighted central estimate of EGP 0.76 (range 0.30–2.05). The arithmetic of the last three years explains why. FY2023–24 were windfall years: revenue rose 52% then 59% and net profit reached EGP 1.25–1.33 bn as devaluation repriced copper-linked cable prices through a pound-denominated cost base and inventory. FY2025 took the windfall back — revenue −21.5%, net profit −62% to EGP 500 mn — and 1Q2026 swung to a consolidated net LOSS of EGP 242 mn on sales down 44%. Meanwhile the balance sheet carries roughly EGP 9 bn of debt against EGP ~4 bn of equity, working capital has swollen to ~111% of annual revenue (receivables and copper-inflated inventory), and operating cash flow has been negative — at 23% funding costs, finance expense alone consumes the entire operating line in a soft year. The DCF, run on a discount-rate schedule that follows the central bank's own easing path down (22.6% this year gliding to 14.1% terminal), values the equity near EGP 0.53; the relative and book lenses cluster at 0.44–0.91; only a full margin-recovery-plus-collection scenario (2.81) reaches today's price. Technically the tape is neutral-to-firm — above the short averages, below the falling 200-day, RSI mid-50s — and the three-month simulation, which prices the stock's own path rather than its value, puts the 5th–95th percentile band at EGP 1.71–3.07 with a median near 2.29. The gap between that tape-anchored map and the fundamental work is the study's central tension, examined in §4.</w:t>
+        <w:t>At EGP 2.19 the shares sit roughly 81% above our weighted central estimate of EGP 0.42 (range 0.25–1.62). The arithmetic of the last three years explains why. FY2023–24 were windfall years: revenue rose 52% then 59% and net profit reached EGP 1.25–1.33 bn as devaluation repriced copper-linked cable prices through a pound-denominated cost base and inventory. FY2025 took the windfall back — revenue −21.5%, net profit −62% to EGP 500 mn — and 1Q2026 swung to a consolidated net LOSS of EGP 242 mn on sales down 44%. The disclosed 1Q26 lines are blunt: gross margin 5.7% (vs 33.1% a year earlier) and operating profit of EGP 1.4 mn — effectively zero. Meanwhile the balance sheet carries EGP 10.9 bn of drawn bank facilities (disclosed; up from 8.96 bn a year earlier) against EGP ~4 bn of equity, working capital has swollen to ~117% of annual revenue (receivables and copper-inflated inventory), and operating cash flow has been negative — at ~22% funding costs, finance expense alone consumes the entire operating line in a soft year. The DCF, run on a discount-rate schedule that follows the central bank's own easing path down (21.4% this year gliding to 13.9% terminal), values the equity near EGP 0.02; the relative and book lenses cluster at 0.05–0.91; only a full margin-recovery-plus-collection scenario (2.36) reaches today's price. Technically the tape is neutral-to-firm — above the short averages, below the falling 200-day, RSI mid-50s — and the three-month simulation, which prices the stock's own path rather than its value, puts the 5th–95th percentile band at EGP 1.71–3.07 with a median near 2.29. The gap between that tape-anchored map and the fundamental work is the study's central tension, examined in §4.</w:t>
       </w:r>
     </w:p>
     <w:p>
@@ -508,7 +508,7 @@
                 <w:color w:val="1C3A36"/>
                 <w:sz w:val="17"/>
               </w:rPr>
-              <w:t>EGP 0.53</w:t>
+              <w:t>EGP 0.02</w:t>
             </w:r>
           </w:p>
         </w:tc>
@@ -526,7 +526,7 @@
                 <w:color w:val="1C3A36"/>
                 <w:sz w:val="17"/>
               </w:rPr>
-              <w:t>-76% vs spot</w:t>
+              <w:t>-99% vs spot</w:t>
             </w:r>
           </w:p>
         </w:tc>
@@ -581,7 +581,7 @@
                 <w:color w:val="1C3A36"/>
                 <w:sz w:val="17"/>
               </w:rPr>
-              <w:t>EGP 0.44</w:t>
+              <w:t>EGP 0.05</w:t>
             </w:r>
           </w:p>
         </w:tc>
@@ -599,7 +599,7 @@
                 <w:color w:val="1C3A36"/>
                 <w:sz w:val="17"/>
               </w:rPr>
-              <w:t>-80%</w:t>
+              <w:t>-98%</w:t>
             </w:r>
           </w:p>
         </w:tc>
@@ -654,7 +654,7 @@
                 <w:color w:val="1C3A36"/>
                 <w:sz w:val="17"/>
               </w:rPr>
-              <w:t>EGP 1.37</w:t>
+              <w:t>EGP 1.11</w:t>
             </w:r>
           </w:p>
         </w:tc>
@@ -672,7 +672,7 @@
                 <w:color w:val="1C3A36"/>
                 <w:sz w:val="17"/>
               </w:rPr>
-              <w:t>-38%</w:t>
+              <w:t>-49%</w:t>
             </w:r>
           </w:p>
         </w:tc>
@@ -800,7 +800,7 @@
                 <w:color w:val="1C3A36"/>
                 <w:sz w:val="17"/>
               </w:rPr>
-              <w:t>EGP 0.76</w:t>
+              <w:t>EGP 0.42</w:t>
             </w:r>
           </w:p>
         </w:tc>
@@ -818,7 +818,7 @@
                 <w:color w:val="1C3A36"/>
                 <w:sz w:val="17"/>
               </w:rPr>
-              <w:t>-65% vs EGP 2.19</w:t>
+              <w:t>-81% vs EGP 2.19</w:t>
             </w:r>
           </w:p>
         </w:tc>
@@ -1399,7 +1399,7 @@
                 <w:color w:val="1C3A36"/>
                 <w:sz w:val="17"/>
               </w:rPr>
-              <w:t>EGP 1.37</w:t>
+              <w:t>EGP 1.11</w:t>
             </w:r>
           </w:p>
         </w:tc>
@@ -1472,7 +1472,7 @@
                 <w:color w:val="1C3A36"/>
                 <w:sz w:val="17"/>
               </w:rPr>
-              <w:t>EGP 0.38</w:t>
+              <w:t>EGP 0.11</w:t>
             </w:r>
           </w:p>
         </w:tc>
@@ -1545,7 +1545,7 @@
                 <w:color w:val="1C3A36"/>
                 <w:sz w:val="17"/>
               </w:rPr>
-              <w:t>EGP 0.37</w:t>
+              <w:t>EGP 0.10</w:t>
             </w:r>
           </w:p>
         </w:tc>
@@ -1618,7 +1618,7 @@
                 <w:color w:val="1C3A36"/>
                 <w:sz w:val="17"/>
               </w:rPr>
-              <w:t>EGP 0.37–1.37</w:t>
+              <w:t>EGP 0.10–1.11</w:t>
             </w:r>
           </w:p>
         </w:tc>
@@ -1667,7 +1667,7 @@
           <w:color w:val="1C3A36"/>
           <w:sz w:val="19"/>
         </w:rPr>
-        <w:t>Every fundamental lens, and every one of the three expert methods, lands below the market price — the most generous read (1.37, normalized earnings power) still sits 38% under spot, and the cash-flow-based reads sit far lower. The only fundamental path to EGP 2.19 is the bull scenario: gross margins recovering most of the way back toward the devaluation-era prints AND the working-capital mountain collecting into cash AND the easing cycle completing on schedule. The market may also simply be pricing ELEC as a small-cap trading vehicle — the stock trades actively on the EGX70 rotation, and the controlling group has been a steady seller into that liquidity (block sales at EGP 2.00–2.21 through 2026). The probabilistic map's median (2.29) is above spot only because it prices the stock's own path — the carry on Egyptian money is 19.5% a year and the simulation is anchored on it; it is not a statement about value.</w:t>
+        <w:t>Every fundamental lens, and every one of the three expert methods, lands below the market price — the most generous read (1.11, normalized earnings power) still sits 49% under spot, and the cash-flow-based reads sit far lower. The only fundamental path to EGP 2.19 is the bull scenario: gross margins recovering most of the way back toward the devaluation-era prints AND the working-capital mountain collecting into cash AND the easing cycle completing on schedule. The market may also simply be pricing ELEC as a small-cap trading vehicle — the stock trades actively on the EGX70 rotation, and the controlling group has been a steady seller into that liquidity (block sales at EGP 2.00–2.21 through 2026). The probabilistic map's median (2.29) is above spot only because it prices the stock's own path — the carry on Egyptian money is 19.5% a year and the simulation is anchored on it; it is not a statement about value.</w:t>
       </w:r>
     </w:p>
     <w:p>
@@ -1973,7 +1973,7 @@
                 <w:color w:val="1C3A36"/>
                 <w:sz w:val="18"/>
               </w:rPr>
-              <w:t>EGP 2,094 mn (−43.8%) · net LOSS EGP 241.6 mn (vs +451.7 mn)</w:t>
+              <w:t>EGP 2,094 mn (−43.8%) · gross margin 5.7% (vs 33.1%) · net LOSS EGP 241.7 mn (vs +451.4 mn)</w:t>
             </w:r>
           </w:p>
         </w:tc>
@@ -1993,7 +1993,7 @@
                 <w:color w:val="1C3A36"/>
                 <w:sz w:val="18"/>
               </w:rPr>
-              <w:t>Balance sheet (FY24 vintage)</w:t>
+              <w:t>Balance sheet</w:t>
             </w:r>
           </w:p>
         </w:tc>
@@ -2011,7 +2011,7 @@
                 <w:color w:val="1C3A36"/>
                 <w:sz w:val="18"/>
               </w:rPr>
-              <w:t>Total assets EGP 15.0 bn · debt ~EGP 9.0 bn · equity ~EGP 3.6 bn · D/E ~248% (was 36% five years earlier)</w:t>
+              <w:t>FY25: assets EGP 16.5 bn · drawn bank facilities EGP 10.9 bn (disclosed; 8.96 bn FY24) · equity ~EGP 4.1 bn · ND/E &gt;240%</w:t>
             </w:r>
           </w:p>
         </w:tc>
@@ -2533,7 +2533,7 @@
                 <w:color w:val="1C3A36"/>
                 <w:sz w:val="17"/>
               </w:rPr>
-              <w:t>1,131</w:t>
+              <w:t>652</w:t>
             </w:r>
           </w:p>
         </w:tc>
@@ -2551,7 +2551,7 @@
                 <w:color w:val="1C3A36"/>
                 <w:sz w:val="17"/>
               </w:rPr>
-              <w:t>1,587</w:t>
+              <w:t>1,388</w:t>
             </w:r>
           </w:p>
         </w:tc>
@@ -2569,7 +2569,7 @@
                 <w:color w:val="1C3A36"/>
                 <w:sz w:val="17"/>
               </w:rPr>
-              <w:t>1,944</w:t>
+              <w:t>1,777</w:t>
             </w:r>
           </w:p>
         </w:tc>
@@ -2587,7 +2587,7 @@
                 <w:color w:val="1C3A36"/>
                 <w:sz w:val="17"/>
               </w:rPr>
-              <w:t>2,260</w:t>
+              <w:t>2,138</w:t>
             </w:r>
           </w:p>
         </w:tc>
@@ -2605,7 +2605,7 @@
                 <w:color w:val="1C3A36"/>
                 <w:sz w:val="17"/>
               </w:rPr>
-              <w:t>2,507</w:t>
+              <w:t>2,375</w:t>
             </w:r>
           </w:p>
         </w:tc>
@@ -2753,7 +2753,7 @@
                 <w:color w:val="1C3A36"/>
                 <w:sz w:val="17"/>
               </w:rPr>
-              <w:t>1,018</w:t>
+              <w:t>539</w:t>
             </w:r>
           </w:p>
         </w:tc>
@@ -2771,7 +2771,7 @@
                 <w:color w:val="1C3A36"/>
                 <w:sz w:val="17"/>
               </w:rPr>
-              <w:t>1,458</w:t>
+              <w:t>1,259</w:t>
             </w:r>
           </w:p>
         </w:tc>
@@ -2789,7 +2789,7 @@
                 <w:color w:val="1C3A36"/>
                 <w:sz w:val="17"/>
               </w:rPr>
-              <w:t>1,799</w:t>
+              <w:t>1,633</w:t>
             </w:r>
           </w:p>
         </w:tc>
@@ -2807,7 +2807,7 @@
                 <w:color w:val="1C3A36"/>
                 <w:sz w:val="17"/>
               </w:rPr>
-              <w:t>2,101</w:t>
+              <w:t>1,979</w:t>
             </w:r>
           </w:p>
         </w:tc>
@@ -2825,7 +2825,7 @@
                 <w:color w:val="1C3A36"/>
                 <w:sz w:val="17"/>
               </w:rPr>
-              <w:t>2,335</w:t>
+              <w:t>2,203</w:t>
             </w:r>
           </w:p>
         </w:tc>
@@ -2863,7 +2863,7 @@
                 <w:color w:val="1C3A36"/>
                 <w:sz w:val="17"/>
               </w:rPr>
-              <w:t>789</w:t>
+              <w:t>418</w:t>
             </w:r>
           </w:p>
         </w:tc>
@@ -2881,7 +2881,7 @@
                 <w:color w:val="1C3A36"/>
                 <w:sz w:val="17"/>
               </w:rPr>
-              <w:t>1,130</w:t>
+              <w:t>976</w:t>
             </w:r>
           </w:p>
         </w:tc>
@@ -2899,7 +2899,7 @@
                 <w:color w:val="1C3A36"/>
                 <w:sz w:val="17"/>
               </w:rPr>
-              <w:t>1,394</w:t>
+              <w:t>1,265</w:t>
             </w:r>
           </w:p>
         </w:tc>
@@ -2917,7 +2917,7 @@
                 <w:color w:val="1C3A36"/>
                 <w:sz w:val="17"/>
               </w:rPr>
-              <w:t>1,629</w:t>
+              <w:t>1,534</w:t>
             </w:r>
           </w:p>
         </w:tc>
@@ -2935,7 +2935,7 @@
                 <w:color w:val="1C3A36"/>
                 <w:sz w:val="17"/>
               </w:rPr>
-              <w:t>1,810</w:t>
+              <w:t>1,708</w:t>
             </w:r>
           </w:p>
         </w:tc>
@@ -3193,7 +3193,7 @@
                 <w:color w:val="1C3A36"/>
                 <w:sz w:val="17"/>
               </w:rPr>
-              <w:t>2,606</w:t>
+              <w:t>2,898</w:t>
             </w:r>
           </w:p>
         </w:tc>
@@ -3211,7 +3211,7 @@
                 <w:color w:val="1C3A36"/>
                 <w:sz w:val="17"/>
               </w:rPr>
-              <w:t>(819)</w:t>
+              <w:t>(769)</w:t>
             </w:r>
           </w:p>
         </w:tc>
@@ -3229,7 +3229,7 @@
                 <w:color w:val="1C3A36"/>
                 <w:sz w:val="17"/>
               </w:rPr>
-              <w:t>(670)</w:t>
+              <w:t>(595)</w:t>
             </w:r>
           </w:p>
         </w:tc>
@@ -3247,7 +3247,7 @@
                 <w:color w:val="1C3A36"/>
                 <w:sz w:val="17"/>
               </w:rPr>
-              <w:t>(478)</w:t>
+              <w:t>(378)</w:t>
             </w:r>
           </w:p>
         </w:tc>
@@ -3265,7 +3265,7 @@
                 <w:color w:val="1C3A36"/>
                 <w:sz w:val="17"/>
               </w:rPr>
-              <w:t>(249)</w:t>
+              <w:t>(127)</w:t>
             </w:r>
           </w:p>
         </w:tc>
@@ -3303,7 +3303,7 @@
                 <w:color w:val="1C3A36"/>
                 <w:sz w:val="17"/>
               </w:rPr>
-              <w:t>3,368</w:t>
+              <w:t>3,290</w:t>
             </w:r>
           </w:p>
         </w:tc>
@@ -3321,7 +3321,7 @@
                 <w:color w:val="1C3A36"/>
                 <w:sz w:val="17"/>
               </w:rPr>
-              <w:t>281</w:t>
+              <w:t>177</w:t>
             </w:r>
           </w:p>
         </w:tc>
@@ -3339,7 +3339,7 @@
                 <w:color w:val="1C3A36"/>
                 <w:sz w:val="17"/>
               </w:rPr>
-              <w:t>691</w:t>
+              <w:t>637</w:t>
             </w:r>
           </w:p>
         </w:tc>
@@ -3357,7 +3357,7 @@
                 <w:color w:val="1C3A36"/>
                 <w:sz w:val="17"/>
               </w:rPr>
-              <w:t>1,114</w:t>
+              <w:t>1,120</w:t>
             </w:r>
           </w:p>
         </w:tc>
@@ -3375,7 +3375,7 @@
                 <w:color w:val="1C3A36"/>
                 <w:sz w:val="17"/>
               </w:rPr>
-              <w:t>1,521</w:t>
+              <w:t>1,541</w:t>
             </w:r>
           </w:p>
         </w:tc>
@@ -3413,7 +3413,7 @@
                 <w:color w:val="1C3A36"/>
                 <w:sz w:val="17"/>
               </w:rPr>
-              <w:t>22.6%</w:t>
+              <w:t>21.4%</w:t>
             </w:r>
           </w:p>
         </w:tc>
@@ -3431,7 +3431,7 @@
                 <w:color w:val="1C3A36"/>
                 <w:sz w:val="17"/>
               </w:rPr>
-              <w:t>19.9%</w:t>
+              <w:t>19.1%</w:t>
             </w:r>
           </w:p>
         </w:tc>
@@ -3449,7 +3449,7 @@
                 <w:color w:val="1C3A36"/>
                 <w:sz w:val="17"/>
               </w:rPr>
-              <w:t>17.8%</w:t>
+              <w:t>17.4%</w:t>
             </w:r>
           </w:p>
         </w:tc>
@@ -3467,7 +3467,7 @@
                 <w:color w:val="1C3A36"/>
                 <w:sz w:val="17"/>
               </w:rPr>
-              <w:t>15.7%</w:t>
+              <w:t>15.4%</w:t>
             </w:r>
           </w:p>
         </w:tc>
@@ -3485,7 +3485,7 @@
                 <w:color w:val="1C3A36"/>
                 <w:sz w:val="17"/>
               </w:rPr>
-              <w:t>14.1%</w:t>
+              <w:t>13.9%</w:t>
             </w:r>
           </w:p>
         </w:tc>
@@ -3523,7 +3523,7 @@
                 <w:color w:val="1C3A36"/>
                 <w:sz w:val="17"/>
               </w:rPr>
-              <w:t>0.816</w:t>
+              <w:t>0.824</w:t>
             </w:r>
           </w:p>
         </w:tc>
@@ -3541,7 +3541,7 @@
                 <w:color w:val="1C3A36"/>
                 <w:sz w:val="17"/>
               </w:rPr>
-              <w:t>0.680</w:t>
+              <w:t>0.692</w:t>
             </w:r>
           </w:p>
         </w:tc>
@@ -3559,7 +3559,7 @@
                 <w:color w:val="1C3A36"/>
                 <w:sz w:val="17"/>
               </w:rPr>
-              <w:t>0.577</w:t>
+              <w:t>0.589</w:t>
             </w:r>
           </w:p>
         </w:tc>
@@ -3577,7 +3577,7 @@
                 <w:color w:val="1C3A36"/>
                 <w:sz w:val="17"/>
               </w:rPr>
-              <w:t>0.499</w:t>
+              <w:t>0.511</w:t>
             </w:r>
           </w:p>
         </w:tc>
@@ -3595,7 +3595,7 @@
                 <w:color w:val="1C3A36"/>
                 <w:sz w:val="17"/>
               </w:rPr>
-              <w:t>0.437</w:t>
+              <w:t>0.448</w:t>
             </w:r>
           </w:p>
         </w:tc>
@@ -3633,7 +3633,7 @@
                 <w:color w:val="1C3A36"/>
                 <w:sz w:val="17"/>
               </w:rPr>
-              <w:t>2,748</w:t>
+              <w:t>2,709</w:t>
             </w:r>
           </w:p>
         </w:tc>
@@ -3651,7 +3651,7 @@
                 <w:color w:val="1C3A36"/>
                 <w:sz w:val="17"/>
               </w:rPr>
-              <w:t>191</w:t>
+              <w:t>123</w:t>
             </w:r>
           </w:p>
         </w:tc>
@@ -3669,7 +3669,7 @@
                 <w:color w:val="1C3A36"/>
                 <w:sz w:val="17"/>
               </w:rPr>
-              <w:t>399</w:t>
+              <w:t>375</w:t>
             </w:r>
           </w:p>
         </w:tc>
@@ -3687,7 +3687,7 @@
                 <w:color w:val="1C3A36"/>
                 <w:sz w:val="17"/>
               </w:rPr>
-              <w:t>556</w:t>
+              <w:t>572</w:t>
             </w:r>
           </w:p>
         </w:tc>
@@ -3705,7 +3705,7 @@
                 <w:color w:val="1C3A36"/>
                 <w:sz w:val="17"/>
               </w:rPr>
-              <w:t>665</w:t>
+              <w:t>691</w:t>
             </w:r>
           </w:p>
         </w:tc>
@@ -3829,7 +3829,7 @@
                 <w:color w:val="1C3A36"/>
                 <w:sz w:val="18"/>
               </w:rPr>
-              <w:t>4,558</w:t>
+              <w:t>4,470</w:t>
             </w:r>
           </w:p>
         </w:tc>
@@ -3867,7 +3867,7 @@
                 <w:color w:val="1C3A36"/>
                 <w:sz w:val="18"/>
               </w:rPr>
-              <w:t>13,752</w:t>
+              <w:t>12,948</w:t>
             </w:r>
           </w:p>
         </w:tc>
@@ -3905,7 +3905,7 @@
                 <w:color w:val="1C3A36"/>
                 <w:sz w:val="18"/>
               </w:rPr>
-              <w:t>6,011</w:t>
+              <w:t>5,807</w:t>
             </w:r>
           </w:p>
         </w:tc>
@@ -3943,7 +3943,7 @@
                 <w:color w:val="1C3A36"/>
                 <w:sz w:val="18"/>
               </w:rPr>
-              <w:t>10,569</w:t>
+              <w:t>10,277</w:t>
             </w:r>
           </w:p>
         </w:tc>
@@ -4019,7 +4019,7 @@
                 <w:color w:val="1C3A36"/>
                 <w:sz w:val="18"/>
               </w:rPr>
-              <w:t>(8,800)</w:t>
+              <w:t>(10,200)</w:t>
             </w:r>
           </w:p>
         </w:tc>
@@ -4095,7 +4095,7 @@
                 <w:color w:val="1C3A36"/>
                 <w:sz w:val="18"/>
               </w:rPr>
-              <w:t>1,769</w:t>
+              <w:t>77</w:t>
             </w:r>
           </w:p>
         </w:tc>
@@ -4133,7 +4133,7 @@
                 <w:color w:val="1C3A36"/>
                 <w:sz w:val="18"/>
               </w:rPr>
-              <w:t>EGP 0.53</w:t>
+              <w:t>EGP 0.02</w:t>
             </w:r>
           </w:p>
         </w:tc>
@@ -4155,7 +4155,7 @@
           <w:color w:val="1C3A36"/>
           <w:sz w:val="19"/>
         </w:rPr>
-        <w:t>Three honesty notes. First, 57% of the EV sits in the terminal value — this is partly a bet on Egyptian normalisation, which is why §1.9 grids both the terminal rate and the this-year rate independently. Second, the equity value is a thin residual between a ~EGP 10.6 bn EV and ~EGP 8.8 bn of net debt — every 1 bn of EV moves the equity ~EGP 0.30/share, which is exactly why the bear–bull span (0.05–2.81) is so wide. Third, the terminal growth rate is funded, not asserted: 5% nominal growth at a ~14.8% terminal return on capital requires reinvesting ~34% of NOPAT, and the terminal cash flow pays for it. A 5% rate that kept the explicit years’ low reinvestment would have quietly manufactured value from nothing.</w:t>
+        <w:t>Three honesty notes. First, 57% of the EV sits in the terminal value — this is partly a bet on Egyptian normalisation, which is why §1.9 grids both the terminal rate and the this-year rate independently. Second, the equity value is a razor-thin residual: the EGP 10.3 bn EV barely clears the EGP 10.2 bn of net debt, so the base equity rounds to almost nothing and every 1 bn of EV is worth ~EGP 0.30/share — which is exactly why the bear–bull span (0.01–2.36) is so wide. Third, the terminal growth rate is funded, not asserted: 5% nominal growth at a ~13.9% terminal return on capital requires reinvesting ~36% of NOPAT, and the terminal cash flow pays for it. A 5% rate that kept the explicit years’ low reinvestment would have quietly manufactured value from nothing.</w:t>
       </w:r>
     </w:p>
     <w:p>
@@ -4687,7 +4687,7 @@
                 <w:color w:val="1C3A36"/>
                 <w:sz w:val="18"/>
               </w:rPr>
-              <w:t>1,587</w:t>
+              <w:t>1,388</w:t>
             </w:r>
           </w:p>
         </w:tc>
@@ -4705,7 +4705,7 @@
                 <w:color w:val="1C3A36"/>
                 <w:sz w:val="18"/>
               </w:rPr>
-              <w:t>1,587</w:t>
+              <w:t>1,388</w:t>
             </w:r>
           </w:p>
         </w:tc>
@@ -4723,7 +4723,7 @@
                 <w:color w:val="1C3A36"/>
                 <w:sz w:val="18"/>
               </w:rPr>
-              <w:t>1,587</w:t>
+              <w:t>1,388</w:t>
             </w:r>
           </w:p>
         </w:tc>
@@ -4835,7 +4835,7 @@
                 <w:color w:val="1C3A36"/>
                 <w:sz w:val="18"/>
               </w:rPr>
-              <w:t>(7,271)</w:t>
+              <w:t>(9,033)</w:t>
             </w:r>
           </w:p>
         </w:tc>
@@ -4853,7 +4853,7 @@
                 <w:color w:val="1C3A36"/>
                 <w:sz w:val="18"/>
               </w:rPr>
-              <w:t>(7,271)</w:t>
+              <w:t>(9,033)</w:t>
             </w:r>
           </w:p>
         </w:tc>
@@ -4871,7 +4871,7 @@
                 <w:color w:val="1C3A36"/>
                 <w:sz w:val="18"/>
               </w:rPr>
-              <w:t>(7,271)</w:t>
+              <w:t>(9,033)</w:t>
             </w:r>
           </w:p>
         </w:tc>
@@ -4927,7 +4927,7 @@
                 <w:color w:val="1C3A36"/>
                 <w:sz w:val="18"/>
               </w:rPr>
-              <w:t>0.44</w:t>
+              <w:t>0.05</w:t>
             </w:r>
           </w:p>
         </w:tc>
@@ -4945,7 +4945,7 @@
                 <w:color w:val="1C3A36"/>
                 <w:sz w:val="18"/>
               </w:rPr>
-              <w:t>0.92</w:t>
+              <w:t>0.05</w:t>
             </w:r>
           </w:p>
         </w:tc>
@@ -4967,7 +4967,7 @@
           <w:color w:val="1C3A36"/>
           <w:sz w:val="21"/>
         </w:rPr>
-        <w:t>Relative base ≈ EGP 0.44</w:t>
+        <w:t>Relative base ≈ EGP 0.05</w:t>
       </w:r>
       <w:r>
         <w:rPr>
@@ -4976,7 +4976,7 @@
           <w:color w:val="1C3A36"/>
           <w:sz w:val="21"/>
         </w:rPr>
-        <w:t xml:space="preserve"> — the sobering lens: at a peer-anchored multiple on realistic mid-cycle EBITDA, the debt absorbs most of the enterprise value. For the equity to be worth spot on this lens, the market must apply Elsewedy’s own multiple to EBITDA that has not been printed since the windfall years.</w:t>
+        <w:t xml:space="preserve"> — the bluntest lens in the study: at ANY peer-anchored multiple (4.5–6.5×) on realistic mid-cycle EBITDA, the disclosed debt exceeds the entire enterprise value and the equity is worth nothing; the lens is shown floored at EGP 0.05. For the equity to be worth spot on this lens, the market must apply Elsewedy’s own multiple to EBITDA that has not been printed since the windfall years.</w:t>
       </w:r>
     </w:p>
     <w:p>
@@ -5004,7 +5004,7 @@
           <w:color w:val="1C3A36"/>
           <w:sz w:val="21"/>
         </w:rPr>
-        <w:t>Cycle position first: FY2023–24 were the top — devaluation repriced the finished-goods book faster than the cost base, and net margin hit 14.4% then 9.6%. FY2025–26 is the washout: revenue −21.5% then −44% in 1Q26, a net loss, and margin compression as stable-pound competition returned. Mid-cycle is neither: we take FY28E-scale operations (revenue ~EGP 11.1 bn, EBITDA ~17.5%) with a normalised funding cost (15% on a reduced ~EGP 6 bn net debt) → normalized net profit ≈ EGP 697 mn, EPS ≈ 0.21. At a justified through-cycle 6.5× (a deep discount to Elsewedy’s 10.4× for leverage, concentration and float), the lens lands at EGP 1.37.</w:t>
+        <w:t>Cycle position first: FY2023–24 were the top — devaluation repriced the finished-goods book faster than the cost base, and net margin hit 14.4% then 9.6%. FY2025–26 is the washout: revenue −21.5% then −44% in 1Q26, a net loss, and margin compression as stable-pound competition returned. Mid-cycle is neither: we take FY28E-scale operations (revenue ~EGP 11.1 bn, EBITDA ~16%) with a normalised funding cost (15% on a reduced ~EGP 6 bn net debt) → normalized net profit ≈ EGP 568 mn, EPS ≈ 0.17. At a justified through-cycle 6.5× (a deep discount to Elsewedy’s 10.4× for leverage, concentration and float), the lens lands at EGP 1.11.</w:t>
       </w:r>
     </w:p>
     <w:tbl>
@@ -5146,7 +5146,7 @@
                 <w:color w:val="1C3A36"/>
                 <w:sz w:val="18"/>
               </w:rPr>
-              <w:t>449</w:t>
+              <w:t>333</w:t>
             </w:r>
           </w:p>
         </w:tc>
@@ -5164,7 +5164,7 @@
                 <w:color w:val="1C3A36"/>
                 <w:sz w:val="18"/>
               </w:rPr>
-              <w:t>697</w:t>
+              <w:t>568</w:t>
             </w:r>
           </w:p>
         </w:tc>
@@ -5182,7 +5182,7 @@
                 <w:color w:val="1C3A36"/>
                 <w:sz w:val="18"/>
               </w:rPr>
-              <w:t>937</w:t>
+              <w:t>795</w:t>
             </w:r>
           </w:p>
         </w:tc>
@@ -5294,7 +5294,7 @@
                 <w:color w:val="1C3A36"/>
                 <w:sz w:val="18"/>
               </w:rPr>
-              <w:t>0.75</w:t>
+              <w:t>0.55</w:t>
             </w:r>
           </w:p>
         </w:tc>
@@ -5312,7 +5312,7 @@
                 <w:color w:val="1C3A36"/>
                 <w:sz w:val="18"/>
               </w:rPr>
-              <w:t>1.37</w:t>
+              <w:t>1.11</w:t>
             </w:r>
           </w:p>
         </w:tc>
@@ -5330,7 +5330,7 @@
                 <w:color w:val="1C3A36"/>
                 <w:sz w:val="18"/>
               </w:rPr>
-              <w:t>2.26</w:t>
+              <w:t>1.92</w:t>
             </w:r>
           </w:p>
         </w:tc>
@@ -5546,7 +5546,7 @@
                 <w:color w:val="1C3A36"/>
                 <w:sz w:val="18"/>
               </w:rPr>
-              <w:t>0.05</w:t>
+              <w:t>0.01</w:t>
             </w:r>
           </w:p>
         </w:tc>
@@ -5564,7 +5564,7 @@
                 <w:color w:val="1C3A36"/>
                 <w:sz w:val="18"/>
               </w:rPr>
-              <w:t>0.53</w:t>
+              <w:t>0.02</w:t>
             </w:r>
           </w:p>
         </w:tc>
@@ -5582,7 +5582,7 @@
                 <w:color w:val="1C3A36"/>
                 <w:sz w:val="18"/>
               </w:rPr>
-              <w:t>2.81</w:t>
+              <w:t>2.36</w:t>
             </w:r>
           </w:p>
         </w:tc>
@@ -5656,7 +5656,7 @@
                 <w:color w:val="1C3A36"/>
                 <w:sz w:val="18"/>
               </w:rPr>
-              <w:t>0.44</w:t>
+              <w:t>0.05</w:t>
             </w:r>
           </w:p>
         </w:tc>
@@ -5674,7 +5674,7 @@
                 <w:color w:val="1C3A36"/>
                 <w:sz w:val="18"/>
               </w:rPr>
-              <w:t>0.92</w:t>
+              <w:t>0.05</w:t>
             </w:r>
           </w:p>
         </w:tc>
@@ -5730,7 +5730,7 @@
                 <w:color w:val="1C3A36"/>
                 <w:sz w:val="18"/>
               </w:rPr>
-              <w:t>0.75</w:t>
+              <w:t>0.55</w:t>
             </w:r>
           </w:p>
         </w:tc>
@@ -5748,7 +5748,7 @@
                 <w:color w:val="1C3A36"/>
                 <w:sz w:val="18"/>
               </w:rPr>
-              <w:t>1.37</w:t>
+              <w:t>1.11</w:t>
             </w:r>
           </w:p>
         </w:tc>
@@ -5766,7 +5766,7 @@
                 <w:color w:val="1C3A36"/>
                 <w:sz w:val="18"/>
               </w:rPr>
-              <w:t>2.26</w:t>
+              <w:t>1.92</w:t>
             </w:r>
           </w:p>
         </w:tc>
@@ -5918,7 +5918,7 @@
                 <w:color w:val="1C3A36"/>
                 <w:sz w:val="18"/>
               </w:rPr>
-              <w:t>0.30</w:t>
+              <w:t>0.25</w:t>
             </w:r>
           </w:p>
         </w:tc>
@@ -5938,7 +5938,7 @@
                 <w:color w:val="1C3A36"/>
                 <w:sz w:val="18"/>
               </w:rPr>
-              <w:t>0.76</w:t>
+              <w:t>0.42</w:t>
             </w:r>
           </w:p>
         </w:tc>
@@ -5958,7 +5958,7 @@
                 <w:color w:val="1C3A36"/>
                 <w:sz w:val="18"/>
               </w:rPr>
-              <w:t>2.05</w:t>
+              <w:t>1.62</w:t>
             </w:r>
           </w:p>
         </w:tc>
@@ -6034,7 +6034,7 @@
           <w:color w:val="1C3A36"/>
           <w:sz w:val="21"/>
         </w:rPr>
-        <w:t>Central fair value ≈ EGP 0.76/share</w:t>
+        <w:t>Central fair value ≈ EGP 0.42/share</w:t>
       </w:r>
       <w:r>
         <w:rPr>
@@ -6043,7 +6043,7 @@
           <w:color w:val="1C3A36"/>
           <w:sz w:val="21"/>
         </w:rPr>
-        <w:t>, 65% below spot. Note what the field is saying: the four lenses AGREE — 0.44 to 1.37 at base — and spot sits outside the whole cluster, at the far edge of the bull span. The disagreement in this study is not between the lenses; it is between all of them and the price.</w:t>
+        <w:t>, 81% below spot. Note what the field is saying: the four lenses AGREE — 0.05 to 1.11 at base — and spot sits outside the whole cluster, at the far edge of the bull span. The disagreement in this study is not between the lenses; it is between all of them and the price.</w:t>
       </w:r>
     </w:p>
     <w:p>
@@ -6343,7 +6343,7 @@
                 <w:color w:val="1C3A36"/>
                 <w:sz w:val="17"/>
               </w:rPr>
-              <w:t>Total debt ~9,000 · cash 828 · equity 3,600 (FY24)</w:t>
+              <w:t>Bank facilities 10,900 (FY25) vs 8,960 (FY24)</w:t>
             </w:r>
           </w:p>
         </w:tc>
@@ -6361,7 +6361,7 @@
                 <w:color w:val="1C3A36"/>
                 <w:sz w:val="17"/>
               </w:rPr>
-              <w:t>Aggregator</w:t>
+              <w:t>Disclosed</w:t>
             </w:r>
           </w:p>
         </w:tc>
@@ -6379,7 +6379,7 @@
                 <w:color w:val="1C3A36"/>
                 <w:sz w:val="17"/>
               </w:rPr>
-              <w:t>Single source; its assets figure matches the twice-sourced 14,970</w:t>
+              <w:t>FY25 results coverage; the FY24 comparative matches the FY24 debt print (~9,000, aggregator) — cross-validated</w:t>
             </w:r>
           </w:p>
         </w:tc>
@@ -6399,7 +6399,7 @@
                 <w:color w:val="1C3A36"/>
                 <w:sz w:val="17"/>
               </w:rPr>
-              <w:t>Net debt FY25 ~8,800 · NWC ~12,000 (111% of rev.)</w:t>
+              <w:t>Net debt FY25 ~10,200 · NWC ~12,640 (117% of rev.)</w:t>
             </w:r>
           </w:p>
         </w:tc>
@@ -6435,7 +6435,7 @@
                 <w:color w:val="1C3A36"/>
                 <w:sz w:val="17"/>
               </w:rPr>
-              <w:t>From twice-sourced FY25 assets 16,460 and the FY24 anchor lines</w:t>
+              <w:t>Disclosed facilities less estimated cash; NWC rebalanced on FY25 assets 16,460</w:t>
             </w:r>
           </w:p>
         </w:tc>
@@ -6511,7 +6511,7 @@
                 <w:color w:val="1C3A36"/>
                 <w:sz w:val="17"/>
               </w:rPr>
-              <w:t>EBITDA margin: 13% → 19%</w:t>
+              <w:t>EBITDA margin: 7.5% → 18%</w:t>
             </w:r>
           </w:p>
         </w:tc>
@@ -6547,7 +6547,7 @@
                 <w:color w:val="1C3A36"/>
                 <w:sz w:val="17"/>
               </w:rPr>
-              <w:t>Between the 1Q26 implied trough (~14%) and windfall prints (~25%)</w:t>
+              <w:t>1Q26 DISCLOSED gross margin 5.7% / operating ~0 sets the trough; windfall prints ~25% set the ceiling</w:t>
             </w:r>
           </w:p>
         </w:tc>
@@ -6567,7 +6567,7 @@
                 <w:color w:val="1C3A36"/>
                 <w:sz w:val="17"/>
               </w:rPr>
-              <w:t>NWC intensity: 108% → 88% of revenue</w:t>
+              <w:t>NWC intensity: 112% → 88% of revenue</w:t>
             </w:r>
           </w:p>
         </w:tc>
@@ -6709,7 +6709,7 @@
           <w:color w:val="1C3A36"/>
           <w:sz w:val="21"/>
         </w:rPr>
-        <w:t>Three judgments drive this valuation, in order of size. FIRST, collection. Working capital stands near ~EGP 12 bn — 111% of a full year’s revenue — against ~76% a year earlier: copper-inflated inventory plus receivables that grew as revenue shrank. The DCF’s FY26E cash flow is dominated by a ~EGP 2.6 bn assumed release as sales contract; if those receivables do not collect (state-linked customers, dealer credit), the release never happens, debt stays ~EGP 9 bn at 23%, and the equity is worth very little — that is the bear case’s mechanism, not rhetoric. Each 5 points of terminal working-capital intensity is worth roughly EGP 0.15–0.20/share. SECOND, the margin. FY24–25 EBITDA margins near 25% carried devaluation inventory gains; 1Q26 implies ~14% underneath. The model’s 17.5–19% mid-cycle is a judgment between those poles — each 1.5 points is worth ~EGP 0.35/share (§1.9 grid). THIRD, the rate path: at 23.5% money, finance expense consumes the operating line; at the terminal 15%, the same business supports an EPS of ~0.21. The easing calendar is therefore load-bearing — which is exactly why it is built into the discount schedule rather than averaged away.</w:t>
+        <w:t>Three judgments drive this valuation, in order of size. FIRST, collection. Working capital stands near ~EGP 12.6 bn — 117% of a full year’s revenue — against ~76% a year earlier: copper-inflated inventory plus receivables that grew as revenue shrank, funded by EGP 10.9 bn of disclosed bank facilities. The DCF’s FY26E cash flow is dominated by a ~EGP 2.9 bn assumed release as sales contract; if those receivables do not collect (state-linked customers, dealer credit), the release never happens, debt stays ~EGP 11 bn at 22% money, and the equity rounds to nothing — that is the bear case’s mechanism, not rhetoric. Each 5 points of terminal working-capital intensity is worth roughly EGP 0.15–0.20/share. SECOND, the margin. FY24–25 EBITDA margins near 25% carried devaluation inventory gains; the DISCLOSED 1Q26 lines put the trough on the table — gross margin 5.7%, operating profit zero. The model’s 16–18% mid-cycle is a judgment between the proven trough and the windfall ceiling — each 1.5 points is worth ~EGP 0.35/share (§1.9 grid). THIRD, the rate path: at 22% money, finance expense consumes the operating line; at the terminal 15%, the same business supports a meaningful EPS again. The easing calendar is therefore load-bearing — which is exactly why it is built into the discount schedule rather than averaged away.</w:t>
       </w:r>
     </w:p>
     <w:p>
@@ -7195,7 +7195,7 @@
                 <w:color w:val="1C3A36"/>
                 <w:sz w:val="17"/>
               </w:rPr>
-              <w:t>23.5%</w:t>
+              <w:t>22.0%</w:t>
             </w:r>
           </w:p>
         </w:tc>
@@ -7213,7 +7213,7 @@
                 <w:color w:val="1C3A36"/>
                 <w:sz w:val="17"/>
               </w:rPr>
-              <w:t>Corridor + levered-credit margin; checked against effective rates 23.4% (FY24) and 23.2% (FY25) — inside 150bp</w:t>
+              <w:t>Corridor + credit margin; checked against effective rates 23.5% (FY24) and 21.7% (FY25, on the disclosed debt path) — inside 150bp</w:t>
             </w:r>
           </w:p>
         </w:tc>
@@ -7307,7 +7307,7 @@
                 <w:color w:val="1C3A36"/>
                 <w:sz w:val="17"/>
               </w:rPr>
-              <w:t>45% / 55%</w:t>
+              <w:t>40% / 60%</w:t>
             </w:r>
           </w:p>
         </w:tc>
@@ -7325,7 +7325,7 @@
                 <w:color w:val="1C3A36"/>
                 <w:sz w:val="17"/>
               </w:rPr>
-              <w:t>Market cap 7.26 bn vs disclosed-vintage debt 9.0 bn</w:t>
+              <w:t>Market cap 7.26 bn vs disclosed FY25 bank facilities 10.9 bn</w:t>
             </w:r>
           </w:p>
         </w:tc>
@@ -7363,7 +7363,7 @@
                 <w:color w:val="1C3A36"/>
                 <w:sz w:val="17"/>
               </w:rPr>
-              <w:t>22.57%</w:t>
+              <w:t>21.42%</w:t>
             </w:r>
           </w:p>
         </w:tc>
@@ -7531,7 +7531,7 @@
                 <w:color w:val="1C3A36"/>
                 <w:sz w:val="17"/>
               </w:rPr>
-              <w:t>14.13%</w:t>
+              <w:t>13.87%</w:t>
             </w:r>
           </w:p>
         </w:tc>
@@ -7752,7 +7752,7 @@
                 <w:color w:val="1C3A36"/>
                 <w:sz w:val="17"/>
               </w:rPr>
-              <w:t>23.5%</w:t>
+              <w:t>22.0%</w:t>
             </w:r>
           </w:p>
         </w:tc>
@@ -7770,7 +7770,7 @@
                 <w:color w:val="1C3A36"/>
                 <w:sz w:val="17"/>
               </w:rPr>
-              <w:t>21.0%</w:t>
+              <w:t>20.0%</w:t>
             </w:r>
           </w:p>
         </w:tc>
@@ -7788,7 +7788,7 @@
                 <w:color w:val="1C3A36"/>
                 <w:sz w:val="17"/>
               </w:rPr>
-              <w:t>19.0%</w:t>
+              <w:t>18.5%</w:t>
             </w:r>
           </w:p>
         </w:tc>
@@ -7806,7 +7806,7 @@
                 <w:color w:val="1C3A36"/>
                 <w:sz w:val="17"/>
               </w:rPr>
-              <w:t>17.0%</w:t>
+              <w:t>16.8%</w:t>
             </w:r>
           </w:p>
         </w:tc>
@@ -7898,7 +7898,7 @@
                 <w:color w:val="1C3A36"/>
                 <w:sz w:val="17"/>
               </w:rPr>
-              <w:t>56%</w:t>
+              <w:t>54%</w:t>
             </w:r>
           </w:p>
         </w:tc>
@@ -7916,7 +7916,7 @@
                 <w:color w:val="1C3A36"/>
                 <w:sz w:val="17"/>
               </w:rPr>
-              <w:t>81%</w:t>
+              <w:t>80%</w:t>
             </w:r>
           </w:p>
         </w:tc>
@@ -7972,7 +7972,7 @@
                 <w:color w:val="1C3A36"/>
                 <w:sz w:val="17"/>
               </w:rPr>
-              <w:t>22.6%</w:t>
+              <w:t>21.4%</w:t>
             </w:r>
           </w:p>
         </w:tc>
@@ -7990,7 +7990,7 @@
                 <w:color w:val="1C3A36"/>
                 <w:sz w:val="17"/>
               </w:rPr>
-              <w:t>19.9%</w:t>
+              <w:t>19.1%</w:t>
             </w:r>
           </w:p>
         </w:tc>
@@ -8008,7 +8008,7 @@
                 <w:color w:val="1C3A36"/>
                 <w:sz w:val="17"/>
               </w:rPr>
-              <w:t>17.8%</w:t>
+              <w:t>17.4%</w:t>
             </w:r>
           </w:p>
         </w:tc>
@@ -8026,7 +8026,7 @@
                 <w:color w:val="1C3A36"/>
                 <w:sz w:val="17"/>
               </w:rPr>
-              <w:t>15.7%</w:t>
+              <w:t>15.4%</w:t>
             </w:r>
           </w:p>
         </w:tc>
@@ -8044,7 +8044,7 @@
                 <w:color w:val="1C3A36"/>
                 <w:sz w:val="17"/>
               </w:rPr>
-              <w:t>14.1%</w:t>
+              <w:t>13.9%</w:t>
             </w:r>
           </w:p>
         </w:tc>
@@ -8082,7 +8082,7 @@
                 <w:color w:val="1C3A36"/>
                 <w:sz w:val="17"/>
               </w:rPr>
-              <w:t>0.816</w:t>
+              <w:t>0.824</w:t>
             </w:r>
           </w:p>
         </w:tc>
@@ -8100,7 +8100,7 @@
                 <w:color w:val="1C3A36"/>
                 <w:sz w:val="17"/>
               </w:rPr>
-              <w:t>0.680</w:t>
+              <w:t>0.692</w:t>
             </w:r>
           </w:p>
         </w:tc>
@@ -8118,7 +8118,7 @@
                 <w:color w:val="1C3A36"/>
                 <w:sz w:val="17"/>
               </w:rPr>
-              <w:t>0.577</w:t>
+              <w:t>0.589</w:t>
             </w:r>
           </w:p>
         </w:tc>
@@ -8136,7 +8136,7 @@
                 <w:color w:val="1C3A36"/>
                 <w:sz w:val="17"/>
               </w:rPr>
-              <w:t>0.499</w:t>
+              <w:t>0.511</w:t>
             </w:r>
           </w:p>
         </w:tc>
@@ -8154,7 +8154,7 @@
                 <w:color w:val="1C3A36"/>
                 <w:sz w:val="17"/>
               </w:rPr>
-              <w:t>0.437</w:t>
+              <w:t>0.448</w:t>
             </w:r>
           </w:p>
         </w:tc>
@@ -8408,7 +8408,7 @@
                 <w:color w:val="1C3A36"/>
                 <w:sz w:val="18"/>
               </w:rPr>
-              <w:t>12.1%</w:t>
+              <w:t>11.9%</w:t>
             </w:r>
           </w:p>
         </w:tc>
@@ -8426,7 +8426,7 @@
                 <w:color w:val="1C3A36"/>
                 <w:sz w:val="18"/>
               </w:rPr>
-              <w:t>0.98</w:t>
+              <w:t>0.49</w:t>
             </w:r>
           </w:p>
         </w:tc>
@@ -8444,7 +8444,7 @@
                 <w:color w:val="1C3A36"/>
                 <w:sz w:val="18"/>
               </w:rPr>
-              <w:t>1.07</w:t>
+              <w:t>0.57</w:t>
             </w:r>
           </w:p>
         </w:tc>
@@ -8462,7 +8462,7 @@
                 <w:color w:val="1C3A36"/>
                 <w:sz w:val="18"/>
               </w:rPr>
-              <w:t>1.17</w:t>
+              <w:t>0.66</w:t>
             </w:r>
           </w:p>
         </w:tc>
@@ -8480,7 +8480,7 @@
                 <w:color w:val="1C3A36"/>
                 <w:sz w:val="18"/>
               </w:rPr>
-              <w:t>1.30</w:t>
+              <w:t>0.77</w:t>
             </w:r>
           </w:p>
         </w:tc>
@@ -8498,7 +8498,7 @@
                 <w:color w:val="1C3A36"/>
                 <w:sz w:val="18"/>
               </w:rPr>
-              <w:t>1.48</w:t>
+              <w:t>0.93</w:t>
             </w:r>
           </w:p>
         </w:tc>
@@ -8518,7 +8518,7 @@
                 <w:color w:val="1C3A36"/>
                 <w:sz w:val="18"/>
               </w:rPr>
-              <w:t>13.1%</w:t>
+              <w:t>12.9%</w:t>
             </w:r>
           </w:p>
         </w:tc>
@@ -8536,7 +8536,7 @@
                 <w:color w:val="1C3A36"/>
                 <w:sz w:val="18"/>
               </w:rPr>
-              <w:t>0.71</w:t>
+              <w:t>0.21</w:t>
             </w:r>
           </w:p>
         </w:tc>
@@ -8554,7 +8554,7 @@
                 <w:color w:val="1C3A36"/>
                 <w:sz w:val="18"/>
               </w:rPr>
-              <w:t>0.76</w:t>
+              <w:t>0.25</w:t>
             </w:r>
           </w:p>
         </w:tc>
@@ -8572,7 +8572,7 @@
                 <w:color w:val="1C3A36"/>
                 <w:sz w:val="18"/>
               </w:rPr>
-              <w:t>0.81</w:t>
+              <w:t>0.30</w:t>
             </w:r>
           </w:p>
         </w:tc>
@@ -8590,7 +8590,7 @@
                 <w:color w:val="1C3A36"/>
                 <w:sz w:val="18"/>
               </w:rPr>
-              <w:t>0.88</w:t>
+              <w:t>0.35</w:t>
             </w:r>
           </w:p>
         </w:tc>
@@ -8608,7 +8608,7 @@
                 <w:color w:val="1C3A36"/>
                 <w:sz w:val="18"/>
               </w:rPr>
-              <w:t>0.97</w:t>
+              <w:t>0.42</w:t>
             </w:r>
           </w:p>
         </w:tc>
@@ -8628,7 +8628,7 @@
                 <w:color w:val="1C3A36"/>
                 <w:sz w:val="18"/>
               </w:rPr>
-              <w:t>14.1%</w:t>
+              <w:t>13.9%</w:t>
             </w:r>
           </w:p>
         </w:tc>
@@ -8646,7 +8646,7 @@
                 <w:color w:val="1C3A36"/>
                 <w:sz w:val="18"/>
               </w:rPr>
-              <w:t>0.48</w:t>
+              <w:t>-0.01</w:t>
             </w:r>
           </w:p>
         </w:tc>
@@ -8664,7 +8664,7 @@
                 <w:color w:val="1C3A36"/>
                 <w:sz w:val="18"/>
               </w:rPr>
-              <w:t>0.51</w:t>
+              <w:t>0.01</w:t>
             </w:r>
           </w:p>
         </w:tc>
@@ -8682,7 +8682,7 @@
                 <w:color w:val="1C3A36"/>
                 <w:sz w:val="18"/>
               </w:rPr>
-              <w:t>0.53</w:t>
+              <w:t>0.02</w:t>
             </w:r>
           </w:p>
         </w:tc>
@@ -8700,7 +8700,7 @@
                 <w:color w:val="1C3A36"/>
                 <w:sz w:val="18"/>
               </w:rPr>
-              <w:t>0.57</w:t>
+              <w:t>0.04</w:t>
             </w:r>
           </w:p>
         </w:tc>
@@ -8718,7 +8718,7 @@
                 <w:color w:val="1C3A36"/>
                 <w:sz w:val="18"/>
               </w:rPr>
-              <w:t>0.60</w:t>
+              <w:t>0.06</w:t>
             </w:r>
           </w:p>
         </w:tc>
@@ -8738,7 +8738,7 @@
                 <w:color w:val="1C3A36"/>
                 <w:sz w:val="18"/>
               </w:rPr>
-              <w:t>15.1%</w:t>
+              <w:t>14.9%</w:t>
             </w:r>
           </w:p>
         </w:tc>
@@ -8756,7 +8756,7 @@
                 <w:color w:val="1C3A36"/>
                 <w:sz w:val="18"/>
               </w:rPr>
-              <w:t>0.29</w:t>
+              <w:t>-0.20</w:t>
             </w:r>
           </w:p>
         </w:tc>
@@ -8774,7 +8774,7 @@
                 <w:color w:val="1C3A36"/>
                 <w:sz w:val="18"/>
               </w:rPr>
-              <w:t>0.30</w:t>
+              <w:t>-0.20</w:t>
             </w:r>
           </w:p>
         </w:tc>
@@ -8792,7 +8792,7 @@
                 <w:color w:val="1C3A36"/>
                 <w:sz w:val="18"/>
               </w:rPr>
-              <w:t>0.31</w:t>
+              <w:t>-0.20</w:t>
             </w:r>
           </w:p>
         </w:tc>
@@ -8810,7 +8810,7 @@
                 <w:color w:val="1C3A36"/>
                 <w:sz w:val="18"/>
               </w:rPr>
-              <w:t>0.32</w:t>
+              <w:t>-0.20</w:t>
             </w:r>
           </w:p>
         </w:tc>
@@ -8828,7 +8828,7 @@
                 <w:color w:val="1C3A36"/>
                 <w:sz w:val="18"/>
               </w:rPr>
-              <w:t>0.32</w:t>
+              <w:t>-0.21</w:t>
             </w:r>
           </w:p>
         </w:tc>
@@ -8848,7 +8848,7 @@
                 <w:color w:val="1C3A36"/>
                 <w:sz w:val="18"/>
               </w:rPr>
-              <w:t>16.1%</w:t>
+              <w:t>15.9%</w:t>
             </w:r>
           </w:p>
         </w:tc>
@@ -8866,7 +8866,7 @@
                 <w:color w:val="1C3A36"/>
                 <w:sz w:val="18"/>
               </w:rPr>
-              <w:t>0.13</w:t>
+              <w:t>-0.36</w:t>
             </w:r>
           </w:p>
         </w:tc>
@@ -8884,7 +8884,7 @@
                 <w:color w:val="1C3A36"/>
                 <w:sz w:val="18"/>
               </w:rPr>
-              <w:t>0.13</w:t>
+              <w:t>-0.37</w:t>
             </w:r>
           </w:p>
         </w:tc>
@@ -8902,7 +8902,7 @@
                 <w:color w:val="1C3A36"/>
                 <w:sz w:val="18"/>
               </w:rPr>
-              <w:t>0.13</w:t>
+              <w:t>-0.38</w:t>
             </w:r>
           </w:p>
         </w:tc>
@@ -8920,7 +8920,7 @@
                 <w:color w:val="1C3A36"/>
                 <w:sz w:val="18"/>
               </w:rPr>
-              <w:t>0.12</w:t>
+              <w:t>-0.40</w:t>
             </w:r>
           </w:p>
         </w:tc>
@@ -8938,7 +8938,7 @@
                 <w:color w:val="1C3A36"/>
                 <w:sz w:val="18"/>
               </w:rPr>
-              <w:t>0.11</w:t>
+              <w:t>-0.42</w:t>
             </w:r>
           </w:p>
         </w:tc>
@@ -8960,7 +8960,7 @@
           <w:color w:val="6E7B77"/>
           <w:sz w:val="17"/>
         </w:rPr>
-        <w:t>DCF fair value (EGP/share) across terminal WACC × terminal growth. Base cell 14.1% × 5% = 0.53. Even the friendliest cell (12.1% × 7%) stays below spot.</w:t>
+        <w:t>DCF fair value (EGP/share) across terminal WACC × terminal growth. Base cell 13.9% × 5% = 0.02. Even the friendliest cell (11.9% × 7%) stays below spot.</w:t>
       </w:r>
     </w:p>
     <w:tbl>
@@ -9028,7 +9028,7 @@
                 <w:color w:val="1C3A36"/>
                 <w:sz w:val="18"/>
               </w:rPr>
-              <w:t>12.1%</w:t>
+              <w:t>11.9%</w:t>
             </w:r>
           </w:p>
         </w:tc>
@@ -9047,7 +9047,7 @@
                 <w:color w:val="1C3A36"/>
                 <w:sz w:val="18"/>
               </w:rPr>
-              <w:t>13.1%</w:t>
+              <w:t>12.9%</w:t>
             </w:r>
           </w:p>
         </w:tc>
@@ -9066,7 +9066,7 @@
                 <w:color w:val="1C3A36"/>
                 <w:sz w:val="18"/>
               </w:rPr>
-              <w:t>14.1%</w:t>
+              <w:t>13.9%</w:t>
             </w:r>
           </w:p>
         </w:tc>
@@ -9085,7 +9085,7 @@
                 <w:color w:val="1C3A36"/>
                 <w:sz w:val="18"/>
               </w:rPr>
-              <w:t>15.1%</w:t>
+              <w:t>14.9%</w:t>
             </w:r>
           </w:p>
         </w:tc>
@@ -9104,7 +9104,7 @@
                 <w:color w:val="1C3A36"/>
                 <w:sz w:val="18"/>
               </w:rPr>
-              <w:t>16.1%</w:t>
+              <w:t>15.9%</w:t>
             </w:r>
           </w:p>
         </w:tc>
@@ -9124,7 +9124,7 @@
                 <w:color w:val="1C3A36"/>
                 <w:sz w:val="18"/>
               </w:rPr>
-              <w:t>20.6%</w:t>
+              <w:t>19.4%</w:t>
             </w:r>
           </w:p>
         </w:tc>
@@ -9142,7 +9142,7 @@
                 <w:color w:val="1C3A36"/>
                 <w:sz w:val="18"/>
               </w:rPr>
-              <w:t>1.30</w:t>
+              <w:t>0.79</w:t>
             </w:r>
           </w:p>
         </w:tc>
@@ -9160,7 +9160,7 @@
                 <w:color w:val="1C3A36"/>
                 <w:sz w:val="18"/>
               </w:rPr>
-              <w:t>0.93</w:t>
+              <w:t>0.42</w:t>
             </w:r>
           </w:p>
         </w:tc>
@@ -9178,7 +9178,7 @@
                 <w:color w:val="1C3A36"/>
                 <w:sz w:val="18"/>
               </w:rPr>
-              <w:t>0.64</w:t>
+              <w:t>0.13</w:t>
             </w:r>
           </w:p>
         </w:tc>
@@ -9196,7 +9196,7 @@
                 <w:color w:val="1C3A36"/>
                 <w:sz w:val="18"/>
               </w:rPr>
-              <w:t>0.41</w:t>
+              <w:t>-0.10</w:t>
             </w:r>
           </w:p>
         </w:tc>
@@ -9214,7 +9214,7 @@
                 <w:color w:val="1C3A36"/>
                 <w:sz w:val="18"/>
               </w:rPr>
-              <w:t>0.21</w:t>
+              <w:t>-0.29</w:t>
             </w:r>
           </w:p>
         </w:tc>
@@ -9234,7 +9234,7 @@
                 <w:color w:val="1C3A36"/>
                 <w:sz w:val="18"/>
               </w:rPr>
-              <w:t>21.6%</w:t>
+              <w:t>20.4%</w:t>
             </w:r>
           </w:p>
         </w:tc>
@@ -9252,7 +9252,7 @@
                 <w:color w:val="1C3A36"/>
                 <w:sz w:val="18"/>
               </w:rPr>
-              <w:t>1.23</w:t>
+              <w:t>0.72</w:t>
             </w:r>
           </w:p>
         </w:tc>
@@ -9270,7 +9270,7 @@
                 <w:color w:val="1C3A36"/>
                 <w:sz w:val="18"/>
               </w:rPr>
-              <w:t>0.87</w:t>
+              <w:t>0.36</w:t>
             </w:r>
           </w:p>
         </w:tc>
@@ -9288,7 +9288,7 @@
                 <w:color w:val="1C3A36"/>
                 <w:sz w:val="18"/>
               </w:rPr>
-              <w:t>0.59</w:t>
+              <w:t>0.08</w:t>
             </w:r>
           </w:p>
         </w:tc>
@@ -9306,7 +9306,7 @@
                 <w:color w:val="1C3A36"/>
                 <w:sz w:val="18"/>
               </w:rPr>
-              <w:t>0.36</w:t>
+              <w:t>-0.15</w:t>
             </w:r>
           </w:p>
         </w:tc>
@@ -9324,7 +9324,7 @@
                 <w:color w:val="1C3A36"/>
                 <w:sz w:val="18"/>
               </w:rPr>
-              <w:t>0.17</w:t>
+              <w:t>-0.33</w:t>
             </w:r>
           </w:p>
         </w:tc>
@@ -9344,7 +9344,7 @@
                 <w:color w:val="1C3A36"/>
                 <w:sz w:val="18"/>
               </w:rPr>
-              <w:t>22.6%</w:t>
+              <w:t>21.4%</w:t>
             </w:r>
           </w:p>
         </w:tc>
@@ -9362,7 +9362,7 @@
                 <w:color w:val="1C3A36"/>
                 <w:sz w:val="18"/>
               </w:rPr>
-              <w:t>1.17</w:t>
+              <w:t>0.66</w:t>
             </w:r>
           </w:p>
         </w:tc>
@@ -9380,7 +9380,7 @@
                 <w:color w:val="1C3A36"/>
                 <w:sz w:val="18"/>
               </w:rPr>
-              <w:t>0.81</w:t>
+              <w:t>0.30</w:t>
             </w:r>
           </w:p>
         </w:tc>
@@ -9398,7 +9398,7 @@
                 <w:color w:val="1C3A36"/>
                 <w:sz w:val="18"/>
               </w:rPr>
-              <w:t>0.53</w:t>
+              <w:t>0.02</w:t>
             </w:r>
           </w:p>
         </w:tc>
@@ -9416,7 +9416,7 @@
                 <w:color w:val="1C3A36"/>
                 <w:sz w:val="18"/>
               </w:rPr>
-              <w:t>0.31</w:t>
+              <w:t>-0.20</w:t>
             </w:r>
           </w:p>
         </w:tc>
@@ -9434,7 +9434,7 @@
                 <w:color w:val="1C3A36"/>
                 <w:sz w:val="18"/>
               </w:rPr>
-              <w:t>0.13</w:t>
+              <w:t>-0.38</w:t>
             </w:r>
           </w:p>
         </w:tc>
@@ -9454,7 +9454,7 @@
                 <w:color w:val="1C3A36"/>
                 <w:sz w:val="18"/>
               </w:rPr>
-              <w:t>23.6%</w:t>
+              <w:t>22.4%</w:t>
             </w:r>
           </w:p>
         </w:tc>
@@ -9472,7 +9472,7 @@
                 <w:color w:val="1C3A36"/>
                 <w:sz w:val="18"/>
               </w:rPr>
-              <w:t>1.11</w:t>
+              <w:t>0.59</w:t>
             </w:r>
           </w:p>
         </w:tc>
@@ -9490,7 +9490,7 @@
                 <w:color w:val="1C3A36"/>
                 <w:sz w:val="18"/>
               </w:rPr>
-              <w:t>0.76</w:t>
+              <w:t>0.24</w:t>
             </w:r>
           </w:p>
         </w:tc>
@@ -9508,7 +9508,7 @@
                 <w:color w:val="1C3A36"/>
                 <w:sz w:val="18"/>
               </w:rPr>
-              <w:t>0.48</w:t>
+              <w:t>-0.03</w:t>
             </w:r>
           </w:p>
         </w:tc>
@@ -9526,7 +9526,7 @@
                 <w:color w:val="1C3A36"/>
                 <w:sz w:val="18"/>
               </w:rPr>
-              <w:t>0.26</w:t>
+              <w:t>-0.24</w:t>
             </w:r>
           </w:p>
         </w:tc>
@@ -9544,7 +9544,7 @@
                 <w:color w:val="1C3A36"/>
                 <w:sz w:val="18"/>
               </w:rPr>
-              <w:t>0.08</w:t>
+              <w:t>-0.42</w:t>
             </w:r>
           </w:p>
         </w:tc>
@@ -9564,7 +9564,7 @@
                 <w:color w:val="1C3A36"/>
                 <w:sz w:val="18"/>
               </w:rPr>
-              <w:t>24.6%</w:t>
+              <w:t>23.4%</w:t>
             </w:r>
           </w:p>
         </w:tc>
@@ -9582,7 +9582,7 @@
                 <w:color w:val="1C3A36"/>
                 <w:sz w:val="18"/>
               </w:rPr>
-              <w:t>1.04</w:t>
+              <w:t>0.53</w:t>
             </w:r>
           </w:p>
         </w:tc>
@@ -9600,7 +9600,7 @@
                 <w:color w:val="1C3A36"/>
                 <w:sz w:val="18"/>
               </w:rPr>
-              <w:t>0.70</w:t>
+              <w:t>0.19</w:t>
             </w:r>
           </w:p>
         </w:tc>
@@ -9618,7 +9618,7 @@
                 <w:color w:val="1C3A36"/>
                 <w:sz w:val="18"/>
               </w:rPr>
-              <w:t>0.43</w:t>
+              <w:t>-0.08</w:t>
             </w:r>
           </w:p>
         </w:tc>
@@ -9636,7 +9636,7 @@
                 <w:color w:val="1C3A36"/>
                 <w:sz w:val="18"/>
               </w:rPr>
-              <w:t>0.22</w:t>
+              <w:t>-0.29</w:t>
             </w:r>
           </w:p>
         </w:tc>
@@ -9654,7 +9654,7 @@
                 <w:color w:val="1C3A36"/>
                 <w:sz w:val="18"/>
               </w:rPr>
-              <w:t>0.04</w:t>
+              <w:t>-0.46</w:t>
             </w:r>
           </w:p>
         </w:tc>
@@ -9858,7 +9858,7 @@
                 <w:color w:val="1C3A36"/>
                 <w:sz w:val="17"/>
               </w:rPr>
-              <w:t>-0.53</w:t>
+              <w:t>-1.08</w:t>
             </w:r>
           </w:p>
         </w:tc>
@@ -9876,7 +9876,7 @@
                 <w:color w:val="1C3A36"/>
                 <w:sz w:val="17"/>
               </w:rPr>
-              <w:t>-0.34</w:t>
+              <w:t>-0.89</w:t>
             </w:r>
           </w:p>
         </w:tc>
@@ -9894,7 +9894,7 @@
                 <w:color w:val="1C3A36"/>
                 <w:sz w:val="17"/>
               </w:rPr>
-              <w:t>-0.16</w:t>
+              <w:t>-0.70</w:t>
             </w:r>
           </w:p>
         </w:tc>
@@ -9912,7 +9912,7 @@
                 <w:color w:val="1C3A36"/>
                 <w:sz w:val="17"/>
               </w:rPr>
-              <w:t>0.03</w:t>
+              <w:t>-0.50</w:t>
             </w:r>
           </w:p>
         </w:tc>
@@ -9930,7 +9930,7 @@
                 <w:color w:val="1C3A36"/>
                 <w:sz w:val="17"/>
               </w:rPr>
-              <w:t>0.22</w:t>
+              <w:t>-0.31</w:t>
             </w:r>
           </w:p>
         </w:tc>
@@ -9968,7 +9968,7 @@
                 <w:color w:val="1C3A36"/>
                 <w:sz w:val="17"/>
               </w:rPr>
-              <w:t>-0.19</w:t>
+              <w:t>-0.72</w:t>
             </w:r>
           </w:p>
         </w:tc>
@@ -9986,7 +9986,7 @@
                 <w:color w:val="1C3A36"/>
                 <w:sz w:val="17"/>
               </w:rPr>
-              <w:t>0.00</w:t>
+              <w:t>-0.53</w:t>
             </w:r>
           </w:p>
         </w:tc>
@@ -10004,7 +10004,7 @@
                 <w:color w:val="1C3A36"/>
                 <w:sz w:val="17"/>
               </w:rPr>
-              <w:t>0.19</w:t>
+              <w:t>-0.34</w:t>
             </w:r>
           </w:p>
         </w:tc>
@@ -10022,7 +10022,7 @@
                 <w:color w:val="1C3A36"/>
                 <w:sz w:val="17"/>
               </w:rPr>
-              <w:t>0.38</w:t>
+              <w:t>-0.14</w:t>
             </w:r>
           </w:p>
         </w:tc>
@@ -10040,7 +10040,7 @@
                 <w:color w:val="1C3A36"/>
                 <w:sz w:val="17"/>
               </w:rPr>
-              <w:t>0.56</w:t>
+              <w:t>0.05</w:t>
             </w:r>
           </w:p>
         </w:tc>
@@ -10078,7 +10078,7 @@
                 <w:color w:val="1C3A36"/>
                 <w:sz w:val="17"/>
               </w:rPr>
-              <w:t>0.16</w:t>
+              <w:t>-0.36</w:t>
             </w:r>
           </w:p>
         </w:tc>
@@ -10096,7 +10096,7 @@
                 <w:color w:val="1C3A36"/>
                 <w:sz w:val="17"/>
               </w:rPr>
-              <w:t>0.35</w:t>
+              <w:t>-0.17</w:t>
             </w:r>
           </w:p>
         </w:tc>
@@ -10114,7 +10114,7 @@
                 <w:color w:val="1C3A36"/>
                 <w:sz w:val="17"/>
               </w:rPr>
-              <w:t>0.53</w:t>
+              <w:t>0.02</w:t>
             </w:r>
           </w:p>
         </w:tc>
@@ -10132,7 +10132,7 @@
                 <w:color w:val="1C3A36"/>
                 <w:sz w:val="17"/>
               </w:rPr>
-              <w:t>0.72</w:t>
+              <w:t>0.22</w:t>
             </w:r>
           </w:p>
         </w:tc>
@@ -10150,7 +10150,7 @@
                 <w:color w:val="1C3A36"/>
                 <w:sz w:val="17"/>
               </w:rPr>
-              <w:t>0.91</w:t>
+              <w:t>0.41</w:t>
             </w:r>
           </w:p>
         </w:tc>
@@ -10188,7 +10188,7 @@
                 <w:color w:val="1C3A36"/>
                 <w:sz w:val="17"/>
               </w:rPr>
-              <w:t>0.50</w:t>
+              <w:t>-0.00</w:t>
             </w:r>
           </w:p>
         </w:tc>
@@ -10206,7 +10206,7 @@
                 <w:color w:val="1C3A36"/>
                 <w:sz w:val="17"/>
               </w:rPr>
-              <w:t>0.69</w:t>
+              <w:t>0.19</w:t>
             </w:r>
           </w:p>
         </w:tc>
@@ -10224,7 +10224,7 @@
                 <w:color w:val="1C3A36"/>
                 <w:sz w:val="17"/>
               </w:rPr>
-              <w:t>0.88</w:t>
+              <w:t>0.38</w:t>
             </w:r>
           </w:p>
         </w:tc>
@@ -10242,7 +10242,7 @@
                 <w:color w:val="1C3A36"/>
                 <w:sz w:val="17"/>
               </w:rPr>
-              <w:t>1.07</w:t>
+              <w:t>0.58</w:t>
             </w:r>
           </w:p>
         </w:tc>
@@ -10260,7 +10260,7 @@
                 <w:color w:val="1C3A36"/>
                 <w:sz w:val="17"/>
               </w:rPr>
-              <w:t>1.25</w:t>
+              <w:t>0.77</w:t>
             </w:r>
           </w:p>
         </w:tc>
@@ -10298,7 +10298,7 @@
                 <w:color w:val="1C3A36"/>
                 <w:sz w:val="17"/>
               </w:rPr>
-              <w:t>0.85</w:t>
+              <w:t>0.36</w:t>
             </w:r>
           </w:p>
         </w:tc>
@@ -10316,7 +10316,7 @@
                 <w:color w:val="1C3A36"/>
                 <w:sz w:val="17"/>
               </w:rPr>
-              <w:t>1.04</w:t>
+              <w:t>0.55</w:t>
             </w:r>
           </w:p>
         </w:tc>
@@ -10334,7 +10334,7 @@
                 <w:color w:val="1C3A36"/>
                 <w:sz w:val="17"/>
               </w:rPr>
-              <w:t>1.22</w:t>
+              <w:t>0.74</w:t>
             </w:r>
           </w:p>
         </w:tc>
@@ -10352,7 +10352,7 @@
                 <w:color w:val="1C3A36"/>
                 <w:sz w:val="17"/>
               </w:rPr>
-              <w:t>1.41</w:t>
+              <w:t>0.94</w:t>
             </w:r>
           </w:p>
         </w:tc>
@@ -10370,7 +10370,7 @@
                 <w:color w:val="1C3A36"/>
                 <w:sz w:val="17"/>
               </w:rPr>
-              <w:t>1.60</w:t>
+              <w:t>1.13</w:t>
             </w:r>
           </w:p>
         </w:tc>
@@ -10572,7 +10572,7 @@
                 <w:color w:val="1C3A36"/>
                 <w:sz w:val="17"/>
               </w:rPr>
-              <w:t>21.0%</w:t>
+              <w:t>20.0%</w:t>
             </w:r>
           </w:p>
         </w:tc>
@@ -10590,7 +10590,7 @@
                 <w:color w:val="1C3A36"/>
                 <w:sz w:val="17"/>
               </w:rPr>
-              <w:t>13.0%</w:t>
+              <w:t>12.9%</w:t>
             </w:r>
           </w:p>
         </w:tc>
@@ -10608,7 +10608,7 @@
                 <w:color w:val="1C3A36"/>
                 <w:sz w:val="17"/>
               </w:rPr>
-              <w:t>0.86</w:t>
+              <w:t>0.31</w:t>
             </w:r>
           </w:p>
         </w:tc>
@@ -10664,7 +10664,7 @@
                 <w:color w:val="1C3A36"/>
                 <w:sz w:val="17"/>
               </w:rPr>
-              <w:t>21.8%</w:t>
+              <w:t>20.7%</w:t>
             </w:r>
           </w:p>
         </w:tc>
@@ -10682,7 +10682,7 @@
                 <w:color w:val="1C3A36"/>
                 <w:sz w:val="17"/>
               </w:rPr>
-              <w:t>13.6%</w:t>
+              <w:t>13.4%</w:t>
             </w:r>
           </w:p>
         </w:tc>
@@ -10700,7 +10700,7 @@
                 <w:color w:val="1C3A36"/>
                 <w:sz w:val="17"/>
               </w:rPr>
-              <w:t>0.69</w:t>
+              <w:t>0.16</w:t>
             </w:r>
           </w:p>
         </w:tc>
@@ -10756,7 +10756,7 @@
                 <w:color w:val="1C3A36"/>
                 <w:sz w:val="17"/>
               </w:rPr>
-              <w:t>21.9%</w:t>
+              <w:t>20.8%</w:t>
             </w:r>
           </w:p>
         </w:tc>
@@ -10774,7 +10774,7 @@
                 <w:color w:val="1C3A36"/>
                 <w:sz w:val="17"/>
               </w:rPr>
-              <w:t>13.6%</w:t>
+              <w:t>13.4%</w:t>
             </w:r>
           </w:p>
         </w:tc>
@@ -10792,7 +10792,7 @@
                 <w:color w:val="1C3A36"/>
                 <w:sz w:val="17"/>
               </w:rPr>
-              <w:t>0.67</w:t>
+              <w:t>0.14</w:t>
             </w:r>
           </w:p>
         </w:tc>
@@ -10848,7 +10848,7 @@
                 <w:color w:val="1C3A36"/>
                 <w:sz w:val="17"/>
               </w:rPr>
-              <w:t>22.6%</w:t>
+              <w:t>21.4%</w:t>
             </w:r>
           </w:p>
         </w:tc>
@@ -10866,7 +10866,7 @@
                 <w:color w:val="1C3A36"/>
                 <w:sz w:val="17"/>
               </w:rPr>
-              <w:t>14.1%</w:t>
+              <w:t>13.9%</w:t>
             </w:r>
           </w:p>
         </w:tc>
@@ -10884,7 +10884,7 @@
                 <w:color w:val="1C3A36"/>
                 <w:sz w:val="17"/>
               </w:rPr>
-              <w:t>0.53</w:t>
+              <w:t>0.02</w:t>
             </w:r>
           </w:p>
         </w:tc>
@@ -10940,7 +10940,7 @@
                 <w:color w:val="1C3A36"/>
                 <w:sz w:val="17"/>
               </w:rPr>
-              <w:t>22.7%</w:t>
+              <w:t>21.6%</w:t>
             </w:r>
           </w:p>
         </w:tc>
@@ -10958,7 +10958,7 @@
                 <w:color w:val="1C3A36"/>
                 <w:sz w:val="17"/>
               </w:rPr>
-              <w:t>14.2%</w:t>
+              <w:t>14.0%</w:t>
             </w:r>
           </w:p>
         </w:tc>
@@ -10976,7 +10976,7 @@
                 <w:color w:val="1C3A36"/>
                 <w:sz w:val="17"/>
               </w:rPr>
-              <w:t>0.51</w:t>
+              <w:t>-0.00</w:t>
             </w:r>
           </w:p>
         </w:tc>
@@ -11032,7 +11032,7 @@
                 <w:color w:val="1C3A36"/>
                 <w:sz w:val="17"/>
               </w:rPr>
-              <w:t>23.4%</w:t>
+              <w:t>22.1%</w:t>
             </w:r>
           </w:p>
         </w:tc>
@@ -11050,7 +11050,7 @@
                 <w:color w:val="1C3A36"/>
                 <w:sz w:val="17"/>
               </w:rPr>
-              <w:t>14.7%</w:t>
+              <w:t>14.4%</w:t>
             </w:r>
           </w:p>
         </w:tc>
@@ -11068,7 +11068,7 @@
                 <w:color w:val="1C3A36"/>
                 <w:sz w:val="17"/>
               </w:rPr>
-              <w:t>0.40</w:t>
+              <w:t>-0.10</w:t>
             </w:r>
           </w:p>
         </w:tc>
@@ -11124,7 +11124,7 @@
                 <w:color w:val="1C3A36"/>
                 <w:sz w:val="17"/>
               </w:rPr>
-              <w:t>24.0%</w:t>
+              <w:t>22.7%</w:t>
             </w:r>
           </w:p>
         </w:tc>
@@ -11142,7 +11142,7 @@
                 <w:color w:val="1C3A36"/>
                 <w:sz w:val="17"/>
               </w:rPr>
-              <w:t>15.2%</w:t>
+              <w:t>14.8%</w:t>
             </w:r>
           </w:p>
         </w:tc>
@@ -11160,7 +11160,7 @@
                 <w:color w:val="1C3A36"/>
                 <w:sz w:val="17"/>
               </w:rPr>
-              <w:t>0.30</w:t>
+              <w:t>-0.19</w:t>
             </w:r>
           </w:p>
         </w:tc>
@@ -13956,7 +13956,7 @@
           <w:color w:val="1C3A36"/>
           <w:sz w:val="21"/>
         </w:rPr>
-        <w:t>Three readings sit side by side, and they genuinely disagree. The fundamental lenses cluster at EGP 0.44–1.37 with a central of 0.76 — roughly 65% below the market. The technical picture is neutral: a basing chart inside a larger downtrend, no strong signal. The probabilistic map's median (2.29) sits slightly ABOVE spot — but read it for what it is: the engine anchors drift on the 19.5% cost of Egyptian money and prices the stock's own path; it does not know what the business is worth. The fundamental work says the price needs the bull scenario to be right; the tape says the market is not currently walking away from that bet; the simulation says a quarter is too short for the gap to close by drift alone.</w:t>
+        <w:t>Three readings sit side by side, and they genuinely disagree. The fundamental lenses cluster at EGP 0.05–1.11 with a central of 0.42 — roughly 81% below the market. The technical picture is neutral: a basing chart inside a larger downtrend, no strong signal. The probabilistic map's median (2.29) sits slightly ABOVE spot — but read it for what it is: the engine anchors drift on the 19.5% cost of Egyptian money and prices the stock's own path; it does not know what the business is worth. The fundamental work says the price needs the bull scenario to be right; the tape says the market is not currently walking away from that bet; the simulation says a quarter is too short for the gap to close by drift alone.</w:t>
       </w:r>
     </w:p>
     <w:tbl>
@@ -14096,7 +14096,7 @@
                 <w:color w:val="1C3A36"/>
                 <w:sz w:val="18"/>
               </w:rPr>
-              <w:t>EGP 0.76 (-65%)</w:t>
+              <w:t>EGP 0.42 (-81%)</w:t>
             </w:r>
           </w:p>
         </w:tc>
@@ -14239,7 +14239,7 @@
           <w:color w:val="1C3A36"/>
           <w:sz w:val="21"/>
         </w:rPr>
-        <w:t>ELEC reads meaningfully overvalued on fundamentals (-65% to the central estimate). The read rests on three legs, each checkable: the earnings the market is capitalising were devaluation-era windfalls the company itself has stopped printing (a loss in 1Q26); the balance sheet ties up more than a full year's revenue in working capital funded at 23% money; and the owners with the best information — the controlling group — have been sellers at EGP 2.00–2.21 throughout 2026. What would change the read is equally specific: evidence of collection (receivables down, operating cash flow positive), an H1-2026 print showing margins holding near 17%+ without devaluation help, or the easing cycle accelerating past the modelled path. The bear–bull span (EGP 0.30–2.05) is wide enough to demand humility — the bull edge does reach the price — but a valuation that requires the best corner of every grid at once is a description of hope, not of value. We publish the distribution, not a target.</w:t>
+        <w:t>ELEC reads meaningfully overvalued on fundamentals (-81% to the central estimate). The read rests on three legs, each checkable: the earnings the market is capitalising were devaluation-era windfalls the company itself has stopped printing (a loss in 1Q26); the balance sheet ties up more than a full year's revenue in working capital funded at 23% money; and the owners with the best information — the controlling group — have been sellers at EGP 2.00–2.21 throughout 2026. What would change the read is equally specific: evidence of collection (receivables down, operating cash flow positive), an H1-2026 print showing margins holding near 17%+ without devaluation help, or the easing cycle accelerating past the modelled path. The bear–bull span (EGP 0.25–1.62) is wide enough to demand humility — the bull edge does reach the price — but a valuation that requires the best corner of every grid at once is a description of hope, not of value. We publish the distribution, not a target.</w:t>
       </w:r>
     </w:p>
     <w:p>
@@ -14295,7 +14295,7 @@
           <w:color w:val="1C3A36"/>
           <w:sz w:val="21"/>
         </w:rPr>
-        <w:t>Each 100bp off the corridor cuts ~EGP 90 mn from annual finance cost at the current debt load and compresses the discount schedule — the most mechanical catalyst.</w:t>
+        <w:t>Each 100bp off the corridor cuts ~EGP 110 mn from annual finance cost at the disclosed debt load and compresses the discount schedule — the most mechanical catalyst.</w:t>
       </w:r>
     </w:p>
     <w:p>
@@ -14973,14 +14973,14 @@
           <w:color w:val="1C3A36"/>
           <w:sz w:val="21"/>
         </w:rPr>
-        <w:t xml:space="preserve">The statements gap is the study’s biggest limitation. </w:t>
+        <w:t xml:space="preserve">The statements gap is narrower than at first build, but still real. </w:t>
       </w:r>
       <w:r>
         <w:rPr>
           <w:color w:val="1C3A36"/>
           <w:sz w:val="21"/>
         </w:rPr>
-        <w:t>Interest expense, capex, the working-capital split and facility-level debt are DERIVED, not read from audited statements (unreachable through available channels). The FY24 triangulation closing within 0.8% earns the derivations a place in the model, but a single audited disclosure could move the net-debt anchor by ±1 bn — worth ±EGP 0.30/share. Every derived line is flagged in §1.6 and the Source Register.</w:t>
+        <w:t>The Q1-2026 income-statement lines and the FY25/FY24 bank-facilities balances ARE disclosed (recovered from press coverage of the EGX filings); interest expense, capex, the working-capital split and facility-level terms remain DERIVED. The FY24 triangulation closing within 0.8% earns the derivations a place in the model, but a single audited disclosure could move the net-debt anchor by ±1 bn — worth ±EGP 0.30/share. Every derived line is flagged in §1.6 and the Source Register.</w:t>
       </w:r>
     </w:p>
     <w:p>
@@ -15629,7 +15629,7 @@
                 <w:color w:val="1C3A36"/>
                 <w:sz w:val="16"/>
               </w:rPr>
-              <w:t>1,131</w:t>
+              <w:t>652</w:t>
             </w:r>
           </w:p>
         </w:tc>
@@ -15647,7 +15647,7 @@
                 <w:color w:val="1C3A36"/>
                 <w:sz w:val="16"/>
               </w:rPr>
-              <w:t>1,587</w:t>
+              <w:t>1,388</w:t>
             </w:r>
           </w:p>
         </w:tc>
@@ -15665,7 +15665,7 @@
                 <w:color w:val="1C3A36"/>
                 <w:sz w:val="16"/>
               </w:rPr>
-              <w:t>1,944</w:t>
+              <w:t>1,777</w:t>
             </w:r>
           </w:p>
         </w:tc>
@@ -15683,7 +15683,7 @@
                 <w:color w:val="1C3A36"/>
                 <w:sz w:val="16"/>
               </w:rPr>
-              <w:t>2,260</w:t>
+              <w:t>2,138</w:t>
             </w:r>
           </w:p>
         </w:tc>
@@ -15701,7 +15701,7 @@
                 <w:color w:val="1C3A36"/>
                 <w:sz w:val="16"/>
               </w:rPr>
-              <w:t>2,507</w:t>
+              <w:t>2,375</w:t>
             </w:r>
           </w:p>
         </w:tc>
@@ -15793,7 +15793,7 @@
                 <w:color w:val="1C3A36"/>
                 <w:sz w:val="16"/>
               </w:rPr>
-              <w:t>13.0%</w:t>
+              <w:t>7.5%</w:t>
             </w:r>
           </w:p>
         </w:tc>
@@ -15811,6 +15811,24 @@
                 <w:color w:val="1C3A36"/>
                 <w:sz w:val="16"/>
               </w:rPr>
+              <w:t>14.0%</w:t>
+            </w:r>
+          </w:p>
+        </w:tc>
+        <w:tc>
+          <w:tcPr>
+            <w:tcW w:type="dxa" w:w="900"/>
+          </w:tcPr>
+          <w:p>
+            <w:pPr>
+              <w:spacing w:after="20"/>
+              <w:jc w:val="right"/>
+            </w:pPr>
+            <w:r>
+              <w:rPr>
+                <w:color w:val="1C3A36"/>
+                <w:sz w:val="16"/>
+              </w:rPr>
               <w:t>16.0%</w:t>
             </w:r>
           </w:p>
@@ -15847,25 +15865,7 @@
                 <w:color w:val="1C3A36"/>
                 <w:sz w:val="16"/>
               </w:rPr>
-              <w:t>18.5%</w:t>
-            </w:r>
-          </w:p>
-        </w:tc>
-        <w:tc>
-          <w:tcPr>
-            <w:tcW w:type="dxa" w:w="900"/>
-          </w:tcPr>
-          <w:p>
-            <w:pPr>
-              <w:spacing w:after="20"/>
-              <w:jc w:val="right"/>
-            </w:pPr>
-            <w:r>
-              <w:rPr>
-                <w:color w:val="1C3A36"/>
-                <w:sz w:val="16"/>
-              </w:rPr>
-              <w:t>19.0%</w:t>
+              <w:t>18.0%</w:t>
             </w:r>
           </w:p>
         </w:tc>
@@ -16121,7 +16121,7 @@
                 <w:color w:val="1C3A36"/>
                 <w:sz w:val="16"/>
               </w:rPr>
-              <w:t>1,018</w:t>
+              <w:t>539</w:t>
             </w:r>
           </w:p>
         </w:tc>
@@ -16139,7 +16139,7 @@
                 <w:color w:val="1C3A36"/>
                 <w:sz w:val="16"/>
               </w:rPr>
-              <w:t>1,458</w:t>
+              <w:t>1,259</w:t>
             </w:r>
           </w:p>
         </w:tc>
@@ -16157,7 +16157,7 @@
                 <w:color w:val="1C3A36"/>
                 <w:sz w:val="16"/>
               </w:rPr>
-              <w:t>1,799</w:t>
+              <w:t>1,633</w:t>
             </w:r>
           </w:p>
         </w:tc>
@@ -16175,7 +16175,7 @@
                 <w:color w:val="1C3A36"/>
                 <w:sz w:val="16"/>
               </w:rPr>
-              <w:t>2,101</w:t>
+              <w:t>1,979</w:t>
             </w:r>
           </w:p>
         </w:tc>
@@ -16193,7 +16193,7 @@
                 <w:color w:val="1C3A36"/>
                 <w:sz w:val="16"/>
               </w:rPr>
-              <w:t>2,335</w:t>
+              <w:t>2,203</w:t>
             </w:r>
           </w:p>
         </w:tc>
@@ -16285,7 +16285,7 @@
                 <w:color w:val="1C3A36"/>
                 <w:sz w:val="16"/>
               </w:rPr>
-              <w:t>(2,068)</w:t>
+              <w:t>(2,244)</w:t>
             </w:r>
           </w:p>
         </w:tc>
@@ -16303,7 +16303,7 @@
                 <w:color w:val="1C3A36"/>
                 <w:sz w:val="16"/>
               </w:rPr>
-              <w:t>(1,527)</w:t>
+              <w:t>(1,807)</w:t>
             </w:r>
           </w:p>
         </w:tc>
@@ -16321,7 +16321,7 @@
                 <w:color w:val="1C3A36"/>
                 <w:sz w:val="16"/>
               </w:rPr>
-              <w:t>(1,556)</w:t>
+              <w:t>(1,920)</w:t>
             </w:r>
           </w:p>
         </w:tc>
@@ -16339,7 +16339,7 @@
                 <w:color w:val="1C3A36"/>
                 <w:sz w:val="16"/>
               </w:rPr>
-              <w:t>(1,470)</w:t>
+              <w:t>(1,898)</w:t>
             </w:r>
           </w:p>
         </w:tc>
@@ -16357,7 +16357,7 @@
                 <w:color w:val="1C3A36"/>
                 <w:sz w:val="16"/>
               </w:rPr>
-              <w:t>(1,323)</w:t>
+              <w:t>(1,802)</w:t>
             </w:r>
           </w:p>
         </w:tc>
@@ -16449,7 +16449,7 @@
                 <w:color w:val="1C3A36"/>
                 <w:sz w:val="16"/>
               </w:rPr>
-              <w:t>(1,050)</w:t>
+              <w:t>(1,705)</w:t>
             </w:r>
           </w:p>
         </w:tc>
@@ -16467,7 +16467,7 @@
                 <w:color w:val="1C3A36"/>
                 <w:sz w:val="16"/>
               </w:rPr>
-              <w:t>(69)</w:t>
+              <w:t>(547)</w:t>
             </w:r>
           </w:p>
         </w:tc>
@@ -16485,7 +16485,7 @@
                 <w:color w:val="1C3A36"/>
                 <w:sz w:val="16"/>
               </w:rPr>
-              <w:t>243</w:t>
+              <w:t>(288)</w:t>
             </w:r>
           </w:p>
         </w:tc>
@@ -16503,7 +16503,7 @@
                 <w:color w:val="1C3A36"/>
                 <w:sz w:val="16"/>
               </w:rPr>
-              <w:t>631</w:t>
+              <w:t>82</w:t>
             </w:r>
           </w:p>
         </w:tc>
@@ -16521,7 +16521,7 @@
                 <w:color w:val="1C3A36"/>
                 <w:sz w:val="16"/>
               </w:rPr>
-              <w:t>1,013</w:t>
+              <w:t>401</w:t>
             </w:r>
           </w:p>
         </w:tc>
@@ -16685,7 +16685,7 @@
                 <w:color w:val="1C3A36"/>
                 <w:sz w:val="16"/>
               </w:rPr>
-              <w:t>(173)</w:t>
+              <w:t>—</w:t>
             </w:r>
           </w:p>
         </w:tc>
@@ -16777,7 +16777,7 @@
                 <w:color w:val="1C3A36"/>
                 <w:sz w:val="16"/>
               </w:rPr>
-              <w:t>(1,050)</w:t>
+              <w:t>(1,705)</w:t>
             </w:r>
           </w:p>
         </w:tc>
@@ -16795,7 +16795,7 @@
                 <w:color w:val="1C3A36"/>
                 <w:sz w:val="16"/>
               </w:rPr>
-              <w:t>(69)</w:t>
+              <w:t>(547)</w:t>
             </w:r>
           </w:p>
         </w:tc>
@@ -16813,7 +16813,7 @@
                 <w:color w:val="1C3A36"/>
                 <w:sz w:val="16"/>
               </w:rPr>
-              <w:t>243</w:t>
+              <w:t>(288)</w:t>
             </w:r>
           </w:p>
         </w:tc>
@@ -16831,7 +16831,7 @@
                 <w:color w:val="1C3A36"/>
                 <w:sz w:val="16"/>
               </w:rPr>
-              <w:t>631</w:t>
+              <w:t>82</w:t>
             </w:r>
           </w:p>
         </w:tc>
@@ -16849,7 +16849,7 @@
                 <w:color w:val="1C3A36"/>
                 <w:sz w:val="16"/>
               </w:rPr>
-              <w:t>840</w:t>
+              <w:t>401</w:t>
             </w:r>
           </w:p>
         </w:tc>
@@ -16941,7 +16941,7 @@
                 <w:color w:val="1C3A36"/>
                 <w:sz w:val="16"/>
               </w:rPr>
-              <w:t>(0.32)</w:t>
+              <w:t>(0.51)</w:t>
             </w:r>
           </w:p>
         </w:tc>
@@ -16959,7 +16959,7 @@
                 <w:color w:val="1C3A36"/>
                 <w:sz w:val="16"/>
               </w:rPr>
-              <w:t>(0.02)</w:t>
+              <w:t>(0.17)</w:t>
             </w:r>
           </w:p>
         </w:tc>
@@ -16977,7 +16977,7 @@
                 <w:color w:val="1C3A36"/>
                 <w:sz w:val="16"/>
               </w:rPr>
-              <w:t>0.07</w:t>
+              <w:t>(0.09)</w:t>
             </w:r>
           </w:p>
         </w:tc>
@@ -16995,7 +16995,7 @@
                 <w:color w:val="1C3A36"/>
                 <w:sz w:val="16"/>
               </w:rPr>
-              <w:t>0.19</w:t>
+              <w:t>0.02</w:t>
             </w:r>
           </w:p>
         </w:tc>
@@ -17013,7 +17013,7 @@
                 <w:color w:val="1C3A36"/>
                 <w:sz w:val="16"/>
               </w:rPr>
-              <w:t>0.25</w:t>
+              <w:t>0.12</w:t>
             </w:r>
           </w:p>
         </w:tc>
@@ -17323,7 +17323,7 @@
                 <w:color w:val="1C3A36"/>
                 <w:sz w:val="16"/>
               </w:rPr>
-              <w:t>12,594</w:t>
+              <w:t>12,891</w:t>
             </w:r>
           </w:p>
         </w:tc>
@@ -17433,7 +17433,7 @@
                 <w:color w:val="1C3A36"/>
                 <w:sz w:val="16"/>
               </w:rPr>
-              <w:t>12,000 (d)</w:t>
+              <w:t>12,640 (d)</w:t>
             </w:r>
           </w:p>
         </w:tc>
@@ -17451,7 +17451,7 @@
                 <w:color w:val="1C3A36"/>
                 <w:sz w:val="16"/>
               </w:rPr>
-              <w:t>10,214</w:t>
+              <w:t>10,511</w:t>
             </w:r>
           </w:p>
         </w:tc>
@@ -17561,7 +17561,7 @@
                 <w:color w:val="1C3A36"/>
                 <w:sz w:val="16"/>
               </w:rPr>
-              <w:t>8,800 (d)</w:t>
+              <w:t>10,200 (d)</w:t>
             </w:r>
           </w:p>
         </w:tc>
@@ -17579,7 +17579,7 @@
                 <w:color w:val="1C3A36"/>
                 <w:sz w:val="16"/>
               </w:rPr>
-              <w:t>8,189</w:t>
+              <w:t>10,379</w:t>
             </w:r>
           </w:p>
         </w:tc>
@@ -17597,7 +17597,7 @@
                 <w:color w:val="1C3A36"/>
                 <w:sz w:val="16"/>
               </w:rPr>
-              <w:t>7,981</w:t>
+              <w:t>11,393</w:t>
             </w:r>
           </w:p>
         </w:tc>
@@ -17707,7 +17707,7 @@
                 <w:color w:val="1C3A36"/>
                 <w:sz w:val="16"/>
               </w:rPr>
-              <w:t>2,981</w:t>
+              <w:t>1,848</w:t>
             </w:r>
           </w:p>
         </w:tc>
@@ -17725,7 +17725,7 @@
                 <w:color w:val="1C3A36"/>
                 <w:sz w:val="16"/>
               </w:rPr>
-              <w:t>4,695</w:t>
+              <w:t>2,043</w:t>
             </w:r>
           </w:p>
         </w:tc>
@@ -17817,7 +17817,7 @@
                 <w:color w:val="1C3A36"/>
                 <w:sz w:val="16"/>
               </w:rPr>
-              <w:t>215% (d)</w:t>
+              <w:t>249% (d)</w:t>
             </w:r>
           </w:p>
         </w:tc>
@@ -17835,7 +17835,7 @@
                 <w:color w:val="1C3A36"/>
                 <w:sz w:val="16"/>
               </w:rPr>
-              <w:t>275%</w:t>
+              <w:t>562%</w:t>
             </w:r>
           </w:p>
         </w:tc>
@@ -17853,7 +17853,7 @@
                 <w:color w:val="1C3A36"/>
                 <w:sz w:val="16"/>
               </w:rPr>
-              <w:t>170%</w:t>
+              <w:t>558%</w:t>
             </w:r>
           </w:p>
         </w:tc>
@@ -18105,7 +18105,7 @@
                 <w:color w:val="1C3A36"/>
                 <w:sz w:val="17"/>
               </w:rPr>
-              <w:t>+3,507 (release)</w:t>
+              <w:t>+3,429 (release)</w:t>
             </w:r>
           </w:p>
         </w:tc>
@@ -18179,7 +18179,7 @@
                 <w:color w:val="1C3A36"/>
                 <w:sz w:val="17"/>
               </w:rPr>
-              <w:t>~111% (d)</w:t>
+              <w:t>~117% (d)</w:t>
             </w:r>
           </w:p>
         </w:tc>
@@ -18197,7 +18197,7 @@
                 <w:color w:val="1C3A36"/>
                 <w:sz w:val="17"/>
               </w:rPr>
-              <w:t>108%</w:t>
+              <w:t>112%</w:t>
             </w:r>
           </w:p>
         </w:tc>
@@ -18869,7 +18869,7 @@
                 <w:color w:val="1C3A36"/>
                 <w:sz w:val="17"/>
               </w:rPr>
-              <w:t>~5.3× on FY25e</w:t>
+              <w:t>~6.1× on FY25e</w:t>
             </w:r>
           </w:p>
         </w:tc>
@@ -21539,7 +21539,7 @@
                 <w:color w:val="1C3A36"/>
                 <w:sz w:val="18"/>
               </w:rPr>
-              <w:t>17.5%</w:t>
+              <w:t>16%</w:t>
             </w:r>
           </w:p>
         </w:tc>
@@ -21577,7 +21577,7 @@
                 <w:color w:val="1C3A36"/>
                 <w:sz w:val="18"/>
               </w:rPr>
-              <w:t>697</w:t>
+              <w:t>568</w:t>
             </w:r>
           </w:p>
         </w:tc>
@@ -21615,7 +21615,7 @@
                 <w:color w:val="1C3A36"/>
                 <w:sz w:val="18"/>
               </w:rPr>
-              <w:t>0.21</w:t>
+              <w:t>0.17</w:t>
             </w:r>
           </w:p>
         </w:tc>
@@ -21691,7 +21691,7 @@
                 <w:color w:val="1C3A36"/>
                 <w:sz w:val="18"/>
               </w:rPr>
-              <w:t>→ EGP 1.37</w:t>
+              <w:t>→ EGP 1.11</w:t>
             </w:r>
           </w:p>
         </w:tc>
@@ -21713,7 +21713,7 @@
           <w:color w:val="1C3A36"/>
           <w:sz w:val="19"/>
         </w:rPr>
-        <w:t>Sensitivity (swing = the margin and the multiple): at 8× on the same earnings, 2.26; at 5.5× on bear-margin earnings, 0.75. Falsified by two consecutive halves of EBITDA margin above ~20% without currency help — that would prove the windfall margins were partly structural.</w:t>
+        <w:t>Sensitivity (swing = the margin and the multiple): at 8× on the same earnings, 1.92; at 5.5× on bear-margin earnings, 0.55. Falsified by two consecutive halves of EBITDA margin above ~20% without currency help — that would prove the windfall margins were partly structural.</w:t>
       </w:r>
     </w:p>
     <w:p>
@@ -21933,7 +21933,7 @@
                 <w:color w:val="1C3A36"/>
                 <w:sz w:val="18"/>
               </w:rPr>
-              <w:t>Receivables + inventory, funded by ~EGP 9bn of 20%+ debt</w:t>
+              <w:t>Receivables + inventory, funded by EGP 10.9bn of disclosed bank facilities at 20%+ money</w:t>
             </w:r>
           </w:p>
         </w:tc>
@@ -21971,7 +21971,7 @@
                 <w:color w:val="1C3A36"/>
                 <w:sz w:val="18"/>
               </w:rPr>
-              <w:t>~-54/yr + partial credit for normalisation</w:t>
+              <w:t>~-424/yr + partial credit for normalisation</w:t>
             </w:r>
           </w:p>
         </w:tc>
@@ -22047,7 +22047,7 @@
                 <w:color w:val="1C3A36"/>
                 <w:sz w:val="18"/>
               </w:rPr>
-              <w:t>→ EGP 0.38</w:t>
+              <w:t>→ EGP 0.11</w:t>
             </w:r>
           </w:p>
         </w:tc>
@@ -22069,7 +22069,7 @@
           <w:color w:val="1C3A36"/>
           <w:sz w:val="19"/>
         </w:rPr>
-        <w:t>Sensitivity: his range (0.23–0.57) turns almost entirely on how much credit to give unproven collection. Falsified by a published cash-flow statement showing sustained positive operating cash flow with receivables actually falling — he would re-run on the proven number.</w:t>
+        <w:t>Sensitivity: his range (0.07–0.16) turns almost entirely on how much credit to give unproven collection. Falsified by a published cash-flow statement showing sustained positive operating cash flow with receivables actually falling — he would re-run on the proven number.</w:t>
       </w:r>
     </w:p>
     <w:p>
@@ -22251,7 +22251,7 @@
                 <w:color w:val="1C3A36"/>
                 <w:sz w:val="18"/>
               </w:rPr>
-              <w:t>14.8%</w:t>
+              <w:t>13.9%</w:t>
             </w:r>
           </w:p>
         </w:tc>
@@ -22327,7 +22327,7 @@
                 <w:color w:val="1C3A36"/>
                 <w:sz w:val="18"/>
               </w:rPr>
-              <w:t>10,041</w:t>
+              <w:t>9,764</w:t>
             </w:r>
           </w:p>
         </w:tc>
@@ -22365,7 +22365,7 @@
                 <w:color w:val="1C3A36"/>
                 <w:sz w:val="18"/>
               </w:rPr>
-              <w:t>(8,800)</w:t>
+              <w:t>(10,200)</w:t>
             </w:r>
           </w:p>
         </w:tc>
@@ -22403,7 +22403,7 @@
                 <w:color w:val="1C3A36"/>
                 <w:sz w:val="18"/>
               </w:rPr>
-              <w:t>→ EGP 0.37</w:t>
+              <w:t>→ EGP 0.10</w:t>
             </w:r>
           </w:p>
         </w:tc>
@@ -22425,7 +22425,7 @@
           <w:color w:val="1C3A36"/>
           <w:sz w:val="19"/>
         </w:rPr>
-        <w:t>Sensitivity: ±EGP 500 mn on the EV or the debt anchor moves him ±0.15/share — his range (0.05–0.84) is the leverage talking, not the method. Falsified by ROIC printing above the falling WACC earlier than modelled — collection would do it, since it shrinks the denominator and the debt at once.</w:t>
+        <w:t>Sensitivity: ±EGP 500 mn on the EV or the debt anchor moves him ±0.15/share — his range (0.05–0.33) is the leverage talking, not the method. Falsified by ROIC printing above the falling WACC earlier than modelled — collection would do it, since it shrinks the denominator and the debt at once.</w:t>
       </w:r>
     </w:p>
     <w:p>
@@ -22509,7 +22509,7 @@
           <w:color w:val="1C3A36"/>
           <w:sz w:val="19"/>
         </w:rPr>
-        <w:t>Where they agree is more striking than where they differ: all three land below EGP 1.37 — the most generous number in the room is still ~37% under the market. They disagree on mechanism, not direction: Expert 1 prices a recovery that has not printed, Expert 2 refuses to pay for cash that has not appeared, Expert 3 counts the cost of waiting for either. Each names the same two exhibits as decisive: the H1-2026 statements (margin and receivables) and any audited cash-flow disclosure.</w:t>
+        <w:t>Where they agree is more striking than where they differ: all three land below EGP 1.11 — the most generous number in the room is still ~37% under the market. They disagree on mechanism, not direction: Expert 1 prices a recovery that has not printed, Expert 2 refuses to pay for cash that has not appeared, Expert 3 counts the cost of waiting for either. Each names the same two exhibits as decisive: the H1-2026 statements (margin and receivables) and any audited cash-flow disclosure.</w:t>
       </w:r>
     </w:p>
     <w:p>
@@ -22737,7 +22737,7 @@
                 <w:color w:val="1C3A36"/>
                 <w:sz w:val="18"/>
               </w:rPr>
-              <w:t>Mid-cycle EBITDA margin 17.5%</w:t>
+              <w:t>Mid-cycle EBITDA margin 16%</w:t>
             </w:r>
           </w:p>
         </w:tc>
@@ -22755,7 +22755,7 @@
                 <w:color w:val="1C3A36"/>
                 <w:sz w:val="18"/>
               </w:rPr>
-              <w:t>EGP 1.37</w:t>
+              <w:t>EGP 1.11</w:t>
             </w:r>
           </w:p>
         </w:tc>
@@ -22829,7 +22829,7 @@
                 <w:color w:val="1C3A36"/>
                 <w:sz w:val="18"/>
               </w:rPr>
-              <w:t>EGP 0.38</w:t>
+              <w:t>EGP 0.11</w:t>
             </w:r>
           </w:p>
         </w:tc>
@@ -22903,7 +22903,7 @@
                 <w:color w:val="1C3A36"/>
                 <w:sz w:val="18"/>
               </w:rPr>
-              <w:t>EGP 0.37</w:t>
+              <w:t>EGP 0.10</w:t>
             </w:r>
           </w:p>
         </w:tc>
@@ -22925,7 +22925,7 @@
           <w:color w:val="1C3A36"/>
           <w:sz w:val="19"/>
         </w:rPr>
-        <w:t>The spread — 0.37 to 1.37 at base — is wide in ratio terms but narrow in message: no method that starts from the company’s own disclosed numbers reaches the market price without assuming the best corner of the scenario space. The panel’s centre sits close to the study’s weighted central (EGP 0.76), which is the reassuring kind of agreement: three different roads, one neighbourhood.</w:t>
+        <w:t>The spread — 0.10 to 1.11 at base — is wide in ratio terms but narrow in message: no method that starts from the company’s own disclosed numbers reaches the market price without assuming the best corner of the scenario space. The panel’s centre sits close to the study’s weighted central (EGP 0.42), which is the reassuring kind of agreement: three different roads, one neighbourhood.</w:t>
       </w:r>
     </w:p>
     <w:p>

--- a/engine/elec_study/ELEC_Valuation_Study_05-08-2026_public.docx
+++ b/engine/elec_study/ELEC_Valuation_Study_05-08-2026_public.docx
@@ -243,7 +243,7 @@
           <w:color w:val="1C3A36"/>
           <w:sz w:val="21"/>
         </w:rPr>
-        <w:t>At EGP 2.19 the shares sit roughly 81% above our weighted central estimate of EGP 0.42 (range 0.25–1.62). The arithmetic of the last three years explains why. FY2023–24 were windfall years: revenue rose 52% then 59% and net profit reached EGP 1.25–1.33 bn as devaluation repriced copper-linked cable prices through a pound-denominated cost base and inventory. FY2025 took the windfall back — revenue −21.5%, net profit −62% to EGP 500 mn — and 1Q2026 swung to a consolidated net LOSS of EGP 242 mn on sales down 44%. The disclosed 1Q26 lines are blunt: gross margin 5.7% (vs 33.1% a year earlier) and operating profit of EGP 1.4 mn — effectively zero. Meanwhile the balance sheet carries EGP 10.9 bn of drawn bank facilities (disclosed; up from 8.96 bn a year earlier) against EGP ~4 bn of equity, working capital has swollen to ~117% of annual revenue (receivables and copper-inflated inventory), and operating cash flow has been negative — at ~22% funding costs, finance expense alone consumes the entire operating line in a soft year. The DCF, run on a discount-rate schedule that follows the central bank's own easing path down (21.4% this year gliding to 13.9% terminal), values the equity near EGP 0.02; the relative and book lenses cluster at 0.05–0.91; only a full margin-recovery-plus-collection scenario (2.36) reaches today's price. Technically the tape is neutral-to-firm — above the short averages, below the falling 200-day, RSI mid-50s — and the three-month simulation, which prices the stock's own path rather than its value, puts the 5th–95th percentile band at EGP 1.71–3.07 with a median near 2.29. The gap between that tape-anchored map and the fundamental work is the study's central tension, examined in §4.</w:t>
+        <w:t>At EGP 2.19 the shares sit roughly 84% above our weighted central estimate of EGP 0.34 (range 0.19–1.19). The arithmetic of the last three years explains why. FY2023–24 were windfall years: revenue rose 52% then 59% and net profit reached EGP 1.25–1.33 bn as devaluation repriced copper-linked cable prices through a pound-denominated cost base and inventory. FY2025 took the windfall back — revenue −21.5%, net profit −62% to EGP 500 mn — and 1Q2026 swung to a consolidated net LOSS of EGP 242 mn on sales down 44%. The disclosed 1Q26 lines are blunt: gross margin 5.7% (vs 33.1% a year earlier) and operating profit of EGP 1.4 mn — effectively zero. Meanwhile the balance sheet carries EGP 10.9 bn of drawn bank facilities (disclosed; up from 8.96 bn a year earlier) against EGP ~4 bn of equity, working capital has swollen to ~117% of annual revenue (receivables and copper-inflated inventory), and operating cash flow has been negative — at ~22% funding costs, finance expense alone consumes the entire operating line in a soft year. The valuation is built bottom-up from tonnage: implied volumes fell from ~24,000 t (96% of capacity, FY23–24) to ~9,500 t annualized in 1Q26 (~38%), and conversion EBITDA collapsed from ~146,000 to ~11,000 EGP per tonne. On that build, discounted at a rate schedule following the central bank's own easing path (21.4% gliding to 15.0% terminal, normalized capital structure), the enterprise is worth LESS than its disclosed EGP 10.9 bn of bank debt — the intrinsic equity is negative and is floored at zero only by limited liability. The normalized-earnings and book lenses (0.73 and 0.91) assume the balance sheet gets fixed first; even the bull scenario (1.19 central) sits 46% below today's price. Technically the tape is neutral-to-firm — above the short averages, below the falling 200-day, RSI mid-50s — and the three-month simulation, which prices the stock's own path rather than its value, puts the 5th–95th percentile band at EGP 1.71–3.07 with a median near 2.29. The gap between that tape-anchored map and the fundamental work is the study's central tension, examined in §4.</w:t>
       </w:r>
     </w:p>
     <w:p>
@@ -508,7 +508,7 @@
                 <w:color w:val="1C3A36"/>
                 <w:sz w:val="17"/>
               </w:rPr>
-              <w:t>EGP 0.02</w:t>
+              <w:t>EGP 0.01</w:t>
             </w:r>
           </w:p>
         </w:tc>
@@ -526,7 +526,7 @@
                 <w:color w:val="1C3A36"/>
                 <w:sz w:val="17"/>
               </w:rPr>
-              <w:t>-99% vs spot</w:t>
+              <w:t>-100% vs spot</w:t>
             </w:r>
           </w:p>
         </w:tc>
@@ -654,7 +654,7 @@
                 <w:color w:val="1C3A36"/>
                 <w:sz w:val="17"/>
               </w:rPr>
-              <w:t>EGP 1.11</w:t>
+              <w:t>EGP 0.73</w:t>
             </w:r>
           </w:p>
         </w:tc>
@@ -672,7 +672,7 @@
                 <w:color w:val="1C3A36"/>
                 <w:sz w:val="17"/>
               </w:rPr>
-              <w:t>-49%</w:t>
+              <w:t>-67%</w:t>
             </w:r>
           </w:p>
         </w:tc>
@@ -800,7 +800,7 @@
                 <w:color w:val="1C3A36"/>
                 <w:sz w:val="17"/>
               </w:rPr>
-              <w:t>EGP 0.42</w:t>
+              <w:t>EGP 0.34</w:t>
             </w:r>
           </w:p>
         </w:tc>
@@ -818,7 +818,7 @@
                 <w:color w:val="1C3A36"/>
                 <w:sz w:val="17"/>
               </w:rPr>
-              <w:t>-81% vs EGP 2.19</w:t>
+              <w:t>-84% vs EGP 2.19</w:t>
             </w:r>
           </w:p>
         </w:tc>
@@ -1399,7 +1399,7 @@
                 <w:color w:val="1C3A36"/>
                 <w:sz w:val="17"/>
               </w:rPr>
-              <w:t>EGP 1.11</w:t>
+              <w:t>EGP 0.73</w:t>
             </w:r>
           </w:p>
         </w:tc>
@@ -1618,7 +1618,7 @@
                 <w:color w:val="1C3A36"/>
                 <w:sz w:val="17"/>
               </w:rPr>
-              <w:t>EGP 0.10–1.11</w:t>
+              <w:t>EGP 0.10–0.73</w:t>
             </w:r>
           </w:p>
         </w:tc>
@@ -1667,7 +1667,7 @@
           <w:color w:val="1C3A36"/>
           <w:sz w:val="19"/>
         </w:rPr>
-        <w:t>Every fundamental lens, and every one of the three expert methods, lands below the market price — the most generous read (1.11, normalized earnings power) still sits 49% under spot, and the cash-flow-based reads sit far lower. The only fundamental path to EGP 2.19 is the bull scenario: gross margins recovering most of the way back toward the devaluation-era prints AND the working-capital mountain collecting into cash AND the easing cycle completing on schedule. The market may also simply be pricing ELEC as a small-cap trading vehicle — the stock trades actively on the EGX70 rotation, and the controlling group has been a steady seller into that liquidity (block sales at EGP 2.00–2.21 through 2026). The probabilistic map's median (2.29) is above spot only because it prices the stock's own path — the carry on Egyptian money is 19.5% a year and the simulation is anchored on it; it is not a statement about value.</w:t>
+        <w:t>Every fundamental lens, and every one of the three expert methods, lands below the market price — the most generous read (0.73, normalized earnings power) still sits 67% under spot, and the cash-flow-based reads sit far lower. On the bottom-up tonnage build there is NO fundamental path to EGP 2.19 inside the modelled scenario space: even the bull case — conversion economics recovering to ~175,000 EGP/tonne, volumes near 70% utilization, full collection, an easing overshoot — centres at 1.19, still 46% below the market. Reaching spot requires the devaluation windfall itself to return. The market may also simply be pricing ELEC as a small-cap trading vehicle — the stock trades actively on the EGX70 rotation, and the controlling group has been a steady seller into that liquidity (block sales at EGP 2.00–2.21 through 2026). The probabilistic map's median (2.29) is above spot only because it prices the stock's own path — the carry on Egyptian money is 19.5% a year and the simulation is anchored on it; it is not a statement about value.</w:t>
       </w:r>
     </w:p>
     <w:p>
@@ -2423,7 +2423,7 @@
                 <w:color w:val="1C3A36"/>
                 <w:sz w:val="17"/>
               </w:rPr>
-              <w:t>8,698</w:t>
+              <w:t>9,160</w:t>
             </w:r>
           </w:p>
         </w:tc>
@@ -2441,7 +2441,7 @@
                 <w:color w:val="1C3A36"/>
                 <w:sz w:val="17"/>
               </w:rPr>
-              <w:t>9,916</w:t>
+              <w:t>10,814</w:t>
             </w:r>
           </w:p>
         </w:tc>
@@ -2459,7 +2459,7 @@
                 <w:color w:val="1C3A36"/>
                 <w:sz w:val="17"/>
               </w:rPr>
-              <w:t>11,106</w:t>
+              <w:t>12,529</w:t>
             </w:r>
           </w:p>
         </w:tc>
@@ -2477,7 +2477,7 @@
                 <w:color w:val="1C3A36"/>
                 <w:sz w:val="17"/>
               </w:rPr>
-              <w:t>12,217</w:t>
+              <w:t>14,226</w:t>
             </w:r>
           </w:p>
         </w:tc>
@@ -2495,7 +2495,7 @@
                 <w:color w:val="1C3A36"/>
                 <w:sz w:val="17"/>
               </w:rPr>
-              <w:t>13,194</w:t>
+              <w:t>15,798</w:t>
             </w:r>
           </w:p>
         </w:tc>
@@ -2533,7 +2533,7 @@
                 <w:color w:val="1C3A36"/>
                 <w:sz w:val="17"/>
               </w:rPr>
-              <w:t>652</w:t>
+              <w:t>416</w:t>
             </w:r>
           </w:p>
         </w:tc>
@@ -2551,7 +2551,7 @@
                 <w:color w:val="1C3A36"/>
                 <w:sz w:val="17"/>
               </w:rPr>
-              <w:t>1,388</w:t>
+              <w:t>1,071</w:t>
             </w:r>
           </w:p>
         </w:tc>
@@ -2569,7 +2569,7 @@
                 <w:color w:val="1C3A36"/>
                 <w:sz w:val="17"/>
               </w:rPr>
-              <w:t>1,777</w:t>
+              <w:t>1,541</w:t>
             </w:r>
           </w:p>
         </w:tc>
@@ -2587,7 +2587,7 @@
                 <w:color w:val="1C3A36"/>
                 <w:sz w:val="17"/>
               </w:rPr>
-              <w:t>2,138</w:t>
+              <w:t>1,894</w:t>
             </w:r>
           </w:p>
         </w:tc>
@@ -2605,7 +2605,7 @@
                 <w:color w:val="1C3A36"/>
                 <w:sz w:val="17"/>
               </w:rPr>
-              <w:t>2,375</w:t>
+              <w:t>2,160</w:t>
             </w:r>
           </w:p>
         </w:tc>
@@ -2643,7 +2643,7 @@
                 <w:color w:val="1C3A36"/>
                 <w:sz w:val="17"/>
               </w:rPr>
-              <w:t>(113)</w:t>
+              <w:t>(119)</w:t>
             </w:r>
           </w:p>
         </w:tc>
@@ -2661,7 +2661,7 @@
                 <w:color w:val="1C3A36"/>
                 <w:sz w:val="17"/>
               </w:rPr>
-              <w:t>(129)</w:t>
+              <w:t>(141)</w:t>
             </w:r>
           </w:p>
         </w:tc>
@@ -2679,7 +2679,7 @@
                 <w:color w:val="1C3A36"/>
                 <w:sz w:val="17"/>
               </w:rPr>
-              <w:t>(144)</w:t>
+              <w:t>(163)</w:t>
             </w:r>
           </w:p>
         </w:tc>
@@ -2697,7 +2697,7 @@
                 <w:color w:val="1C3A36"/>
                 <w:sz w:val="17"/>
               </w:rPr>
-              <w:t>(159)</w:t>
+              <w:t>(185)</w:t>
             </w:r>
           </w:p>
         </w:tc>
@@ -2715,7 +2715,7 @@
                 <w:color w:val="1C3A36"/>
                 <w:sz w:val="17"/>
               </w:rPr>
-              <w:t>(172)</w:t>
+              <w:t>(205)</w:t>
             </w:r>
           </w:p>
         </w:tc>
@@ -2753,7 +2753,7 @@
                 <w:color w:val="1C3A36"/>
                 <w:sz w:val="17"/>
               </w:rPr>
-              <w:t>539</w:t>
+              <w:t>297</w:t>
             </w:r>
           </w:p>
         </w:tc>
@@ -2771,7 +2771,7 @@
                 <w:color w:val="1C3A36"/>
                 <w:sz w:val="17"/>
               </w:rPr>
-              <w:t>1,259</w:t>
+              <w:t>930</w:t>
             </w:r>
           </w:p>
         </w:tc>
@@ -2789,7 +2789,7 @@
                 <w:color w:val="1C3A36"/>
                 <w:sz w:val="17"/>
               </w:rPr>
-              <w:t>1,633</w:t>
+              <w:t>1,378</w:t>
             </w:r>
           </w:p>
         </w:tc>
@@ -2807,7 +2807,7 @@
                 <w:color w:val="1C3A36"/>
                 <w:sz w:val="17"/>
               </w:rPr>
-              <w:t>1,979</w:t>
+              <w:t>1,709</w:t>
             </w:r>
           </w:p>
         </w:tc>
@@ -2825,7 +2825,7 @@
                 <w:color w:val="1C3A36"/>
                 <w:sz w:val="17"/>
               </w:rPr>
-              <w:t>2,203</w:t>
+              <w:t>1,955</w:t>
             </w:r>
           </w:p>
         </w:tc>
@@ -2863,7 +2863,7 @@
                 <w:color w:val="1C3A36"/>
                 <w:sz w:val="17"/>
               </w:rPr>
-              <w:t>418</w:t>
+              <w:t>230</w:t>
             </w:r>
           </w:p>
         </w:tc>
@@ -2881,7 +2881,7 @@
                 <w:color w:val="1C3A36"/>
                 <w:sz w:val="17"/>
               </w:rPr>
-              <w:t>976</w:t>
+              <w:t>721</w:t>
             </w:r>
           </w:p>
         </w:tc>
@@ -2899,7 +2899,7 @@
                 <w:color w:val="1C3A36"/>
                 <w:sz w:val="17"/>
               </w:rPr>
-              <w:t>1,265</w:t>
+              <w:t>1,068</w:t>
             </w:r>
           </w:p>
         </w:tc>
@@ -2917,7 +2917,7 @@
                 <w:color w:val="1C3A36"/>
                 <w:sz w:val="17"/>
               </w:rPr>
-              <w:t>1,534</w:t>
+              <w:t>1,325</w:t>
             </w:r>
           </w:p>
         </w:tc>
@@ -2935,7 +2935,7 @@
                 <w:color w:val="1C3A36"/>
                 <w:sz w:val="17"/>
               </w:rPr>
-              <w:t>1,708</w:t>
+              <w:t>1,515</w:t>
             </w:r>
           </w:p>
         </w:tc>
@@ -2973,7 +2973,7 @@
                 <w:color w:val="1C3A36"/>
                 <w:sz w:val="17"/>
               </w:rPr>
-              <w:t>113</w:t>
+              <w:t>119</w:t>
             </w:r>
           </w:p>
         </w:tc>
@@ -2991,7 +2991,7 @@
                 <w:color w:val="1C3A36"/>
                 <w:sz w:val="17"/>
               </w:rPr>
-              <w:t>129</w:t>
+              <w:t>141</w:t>
             </w:r>
           </w:p>
         </w:tc>
@@ -3009,7 +3009,7 @@
                 <w:color w:val="1C3A36"/>
                 <w:sz w:val="17"/>
               </w:rPr>
-              <w:t>144</w:t>
+              <w:t>163</w:t>
             </w:r>
           </w:p>
         </w:tc>
@@ -3027,7 +3027,7 @@
                 <w:color w:val="1C3A36"/>
                 <w:sz w:val="17"/>
               </w:rPr>
-              <w:t>159</w:t>
+              <w:t>185</w:t>
             </w:r>
           </w:p>
         </w:tc>
@@ -3045,7 +3045,7 @@
                 <w:color w:val="1C3A36"/>
                 <w:sz w:val="17"/>
               </w:rPr>
-              <w:t>172</w:t>
+              <w:t>205</w:t>
             </w:r>
           </w:p>
         </w:tc>
@@ -3083,7 +3083,7 @@
                 <w:color w:val="1C3A36"/>
                 <w:sz w:val="17"/>
               </w:rPr>
-              <w:t>(139)</w:t>
+              <w:t>(225)</w:t>
             </w:r>
           </w:p>
         </w:tc>
@@ -3101,7 +3101,7 @@
                 <w:color w:val="1C3A36"/>
                 <w:sz w:val="17"/>
               </w:rPr>
-              <w:t>(159)</w:t>
+              <w:t>(243)</w:t>
             </w:r>
           </w:p>
         </w:tc>
@@ -3119,7 +3119,7 @@
                 <w:color w:val="1C3A36"/>
                 <w:sz w:val="17"/>
               </w:rPr>
-              <w:t>(178)</w:t>
+              <w:t>(262)</w:t>
             </w:r>
           </w:p>
         </w:tc>
@@ -3137,7 +3137,7 @@
                 <w:color w:val="1C3A36"/>
                 <w:sz w:val="17"/>
               </w:rPr>
-              <w:t>(195)</w:t>
+              <w:t>(283)</w:t>
             </w:r>
           </w:p>
         </w:tc>
@@ -3155,7 +3155,7 @@
                 <w:color w:val="1C3A36"/>
                 <w:sz w:val="17"/>
               </w:rPr>
-              <w:t>(211)</w:t>
+              <w:t>(306)</w:t>
             </w:r>
           </w:p>
         </w:tc>
@@ -3193,7 +3193,7 @@
                 <w:color w:val="1C3A36"/>
                 <w:sz w:val="17"/>
               </w:rPr>
-              <w:t>2,898</w:t>
+              <w:t>2,380</w:t>
             </w:r>
           </w:p>
         </w:tc>
@@ -3211,7 +3211,7 @@
                 <w:color w:val="1C3A36"/>
                 <w:sz w:val="17"/>
               </w:rPr>
-              <w:t>(769)</w:t>
+              <w:t>(1,204)</w:t>
             </w:r>
           </w:p>
         </w:tc>
@@ -3229,7 +3229,7 @@
                 <w:color w:val="1C3A36"/>
                 <w:sz w:val="17"/>
               </w:rPr>
-              <w:t>(595)</w:t>
+              <w:t>(1,066)</w:t>
             </w:r>
           </w:p>
         </w:tc>
@@ -3247,7 +3247,7 @@
                 <w:color w:val="1C3A36"/>
                 <w:sz w:val="17"/>
               </w:rPr>
-              <w:t>(378)</w:t>
+              <w:t>(843)</w:t>
             </w:r>
           </w:p>
         </w:tc>
@@ -3265,7 +3265,7 @@
                 <w:color w:val="1C3A36"/>
                 <w:sz w:val="17"/>
               </w:rPr>
-              <w:t>(127)</w:t>
+              <w:t>(531)</w:t>
             </w:r>
           </w:p>
         </w:tc>
@@ -3303,7 +3303,7 @@
                 <w:color w:val="1C3A36"/>
                 <w:sz w:val="17"/>
               </w:rPr>
-              <w:t>3,290</w:t>
+              <w:t>2,505</w:t>
             </w:r>
           </w:p>
         </w:tc>
@@ -3321,7 +3321,7 @@
                 <w:color w:val="1C3A36"/>
                 <w:sz w:val="17"/>
               </w:rPr>
-              <w:t>177</w:t>
+              <w:t>-585</w:t>
             </w:r>
           </w:p>
         </w:tc>
@@ -3339,7 +3339,7 @@
                 <w:color w:val="1C3A36"/>
                 <w:sz w:val="17"/>
               </w:rPr>
-              <w:t>637</w:t>
+              <w:t>-97</w:t>
             </w:r>
           </w:p>
         </w:tc>
@@ -3357,7 +3357,7 @@
                 <w:color w:val="1C3A36"/>
                 <w:sz w:val="17"/>
               </w:rPr>
-              <w:t>1,120</w:t>
+              <w:t>383</w:t>
             </w:r>
           </w:p>
         </w:tc>
@@ -3375,7 +3375,7 @@
                 <w:color w:val="1C3A36"/>
                 <w:sz w:val="17"/>
               </w:rPr>
-              <w:t>1,541</w:t>
+              <w:t>884</w:t>
             </w:r>
           </w:p>
         </w:tc>
@@ -3431,7 +3431,7 @@
                 <w:color w:val="1C3A36"/>
                 <w:sz w:val="17"/>
               </w:rPr>
-              <w:t>19.1%</w:t>
+              <w:t>19.4%</w:t>
             </w:r>
           </w:p>
         </w:tc>
@@ -3449,7 +3449,7 @@
                 <w:color w:val="1C3A36"/>
                 <w:sz w:val="17"/>
               </w:rPr>
-              <w:t>17.4%</w:t>
+              <w:t>18.0%</w:t>
             </w:r>
           </w:p>
         </w:tc>
@@ -3467,7 +3467,7 @@
                 <w:color w:val="1C3A36"/>
                 <w:sz w:val="17"/>
               </w:rPr>
-              <w:t>15.4%</w:t>
+              <w:t>16.3%</w:t>
             </w:r>
           </w:p>
         </w:tc>
@@ -3485,7 +3485,7 @@
                 <w:color w:val="1C3A36"/>
                 <w:sz w:val="17"/>
               </w:rPr>
-              <w:t>13.9%</w:t>
+              <w:t>15.0%</w:t>
             </w:r>
           </w:p>
         </w:tc>
@@ -3541,7 +3541,7 @@
                 <w:color w:val="1C3A36"/>
                 <w:sz w:val="17"/>
               </w:rPr>
-              <w:t>0.692</w:t>
+              <w:t>0.690</w:t>
             </w:r>
           </w:p>
         </w:tc>
@@ -3559,7 +3559,7 @@
                 <w:color w:val="1C3A36"/>
                 <w:sz w:val="17"/>
               </w:rPr>
-              <w:t>0.589</w:t>
+              <w:t>0.585</w:t>
             </w:r>
           </w:p>
         </w:tc>
@@ -3577,7 +3577,7 @@
                 <w:color w:val="1C3A36"/>
                 <w:sz w:val="17"/>
               </w:rPr>
-              <w:t>0.511</w:t>
+              <w:t>0.503</w:t>
             </w:r>
           </w:p>
         </w:tc>
@@ -3595,7 +3595,7 @@
                 <w:color w:val="1C3A36"/>
                 <w:sz w:val="17"/>
               </w:rPr>
-              <w:t>0.448</w:t>
+              <w:t>0.437</w:t>
             </w:r>
           </w:p>
         </w:tc>
@@ -3633,7 +3633,7 @@
                 <w:color w:val="1C3A36"/>
                 <w:sz w:val="17"/>
               </w:rPr>
-              <w:t>2,709</w:t>
+              <w:t>2,063</w:t>
             </w:r>
           </w:p>
         </w:tc>
@@ -3651,7 +3651,7 @@
                 <w:color w:val="1C3A36"/>
                 <w:sz w:val="17"/>
               </w:rPr>
-              <w:t>123</w:t>
+              <w:t>-403</w:t>
             </w:r>
           </w:p>
         </w:tc>
@@ -3669,7 +3669,7 @@
                 <w:color w:val="1C3A36"/>
                 <w:sz w:val="17"/>
               </w:rPr>
-              <w:t>375</w:t>
+              <w:t>-56</w:t>
             </w:r>
           </w:p>
         </w:tc>
@@ -3687,7 +3687,7 @@
                 <w:color w:val="1C3A36"/>
                 <w:sz w:val="17"/>
               </w:rPr>
-              <w:t>572</w:t>
+              <w:t>193</w:t>
             </w:r>
           </w:p>
         </w:tc>
@@ -3705,7 +3705,7 @@
                 <w:color w:val="1C3A36"/>
                 <w:sz w:val="17"/>
               </w:rPr>
-              <w:t>691</w:t>
+              <w:t>386</w:t>
             </w:r>
           </w:p>
         </w:tc>
@@ -3829,7 +3829,7 @@
                 <w:color w:val="1C3A36"/>
                 <w:sz w:val="18"/>
               </w:rPr>
-              <w:t>4,470</w:t>
+              <w:t>2,182</w:t>
             </w:r>
           </w:p>
         </w:tc>
@@ -3849,7 +3849,7 @@
                 <w:color w:val="1C3A36"/>
                 <w:sz w:val="18"/>
               </w:rPr>
-              <w:t>Terminal value (g = 5.0%, ROIC-consistent: 14.8% ROIC × 34% reinvestment)</w:t>
+              <w:t>Terminal value (g = 5.0%, ROIC-consistent: 10.3% ROIC × 48% reinvestment)</w:t>
             </w:r>
           </w:p>
         </w:tc>
@@ -3867,7 +3867,7 @@
                 <w:color w:val="1C3A36"/>
                 <w:sz w:val="18"/>
               </w:rPr>
-              <w:t>12,948</w:t>
+              <w:t>8,193</w:t>
             </w:r>
           </w:p>
         </w:tc>
@@ -3905,7 +3905,7 @@
                 <w:color w:val="1C3A36"/>
                 <w:sz w:val="18"/>
               </w:rPr>
-              <w:t>5,807</w:t>
+              <w:t>3,581</w:t>
             </w:r>
           </w:p>
         </w:tc>
@@ -3943,7 +3943,7 @@
                 <w:color w:val="1C3A36"/>
                 <w:sz w:val="18"/>
               </w:rPr>
-              <w:t>10,277</w:t>
+              <w:t>5,763</w:t>
             </w:r>
           </w:p>
         </w:tc>
@@ -3981,7 +3981,7 @@
                 <w:color w:val="1C3A36"/>
                 <w:sz w:val="18"/>
               </w:rPr>
-              <w:t>57%</w:t>
+              <w:t>62%</w:t>
             </w:r>
           </w:p>
         </w:tc>
@@ -4001,7 +4001,7 @@
                 <w:color w:val="1C3A36"/>
                 <w:sz w:val="18"/>
               </w:rPr>
-              <w:t>less: net debt (FY25, derived — see §1.6)</w:t>
+              <w:t>less: net debt (FY25: disclosed facilities − est. cash)</w:t>
             </w:r>
           </w:p>
         </w:tc>
@@ -4077,7 +4077,7 @@
                 <w:color w:val="1C3A36"/>
                 <w:sz w:val="18"/>
               </w:rPr>
-              <w:t>Equity value</w:t>
+              <w:t>Equity value — INTRINSIC (EV does not cover the debt)</w:t>
             </w:r>
           </w:p>
         </w:tc>
@@ -4095,7 +4095,7 @@
                 <w:color w:val="1C3A36"/>
                 <w:sz w:val="18"/>
               </w:rPr>
-              <w:t>77</w:t>
+              <w:t>(4,437)</w:t>
             </w:r>
           </w:p>
         </w:tc>
@@ -4115,7 +4115,7 @@
                 <w:color w:val="1C3A36"/>
                 <w:sz w:val="18"/>
               </w:rPr>
-              <w:t>per share (3,313.5 mn shares)</w:t>
+              <w:t>Equity value — floored at zero (limited liability)</w:t>
             </w:r>
           </w:p>
         </w:tc>
@@ -4133,7 +4133,45 @@
                 <w:color w:val="1C3A36"/>
                 <w:sz w:val="18"/>
               </w:rPr>
-              <w:t>EGP 0.02</w:t>
+              <w:t>0</w:t>
+            </w:r>
+          </w:p>
+        </w:tc>
+      </w:tr>
+      <w:tr>
+        <w:tc>
+          <w:tcPr>
+            <w:tcW w:type="dxa" w:w="5760"/>
+          </w:tcPr>
+          <w:p>
+            <w:pPr>
+              <w:spacing w:after="20"/>
+            </w:pPr>
+            <w:r>
+              <w:rPr>
+                <w:b/>
+                <w:color w:val="1C3A36"/>
+                <w:sz w:val="18"/>
+              </w:rPr>
+              <w:t>per share (3,313.5 mn shares) — nominal option-value placeholder</w:t>
+            </w:r>
+          </w:p>
+        </w:tc>
+        <w:tc>
+          <w:tcPr>
+            <w:tcW w:type="dxa" w:w="2304"/>
+          </w:tcPr>
+          <w:p>
+            <w:pPr>
+              <w:spacing w:after="20"/>
+              <w:jc w:val="right"/>
+            </w:pPr>
+            <w:r>
+              <w:rPr>
+                <w:color w:val="1C3A36"/>
+                <w:sz w:val="18"/>
+              </w:rPr>
+              <w:t>EGP 0.01</w:t>
             </w:r>
           </w:p>
         </w:tc>
@@ -4155,7 +4193,7 @@
           <w:color w:val="1C3A36"/>
           <w:sz w:val="19"/>
         </w:rPr>
-        <w:t>Three honesty notes. First, 57% of the EV sits in the terminal value — this is partly a bet on Egyptian normalisation, which is why §1.9 grids both the terminal rate and the this-year rate independently. Second, the equity value is a razor-thin residual: the EGP 10.3 bn EV barely clears the EGP 10.2 bn of net debt, so the base equity rounds to almost nothing and every 1 bn of EV is worth ~EGP 0.30/share — which is exactly why the bear–bull span (0.01–2.36) is so wide. Third, the terminal growth rate is funded, not asserted: 5% nominal growth at a ~13.9% terminal return on capital requires reinvesting ~36% of NOPAT, and the terminal cash flow pays for it. A 5% rate that kept the explicit years’ low reinvestment would have quietly manufactured value from nothing.</w:t>
+        <w:t>Four honesty notes, and they carry the study. First, the base-case DCF says the enterprise is worth EGP 4.4 bn LESS than its net debt: at record copper (which inflates the working capital the business must carry) and pre-windfall conversion economics, the discounted cash flows do not cover the disclosed EGP 10.9 bn facilities. A share cannot be worth less than zero — limited liability floors the equity — so what a holder owns at the base case is an option on the bull scenario, not a claim on current cash flows. Second, 62% of the EV sits in the terminal value, which is why §1.9 grids the terminal rate and the this-year rate independently. Third, the terminal is ROIC-consistent and the arithmetic cuts AGAINST the company: at a terminal return on capital of 10.3% versus a 15.0% terminal cost of capital, growth SUBTRACTS value — funding 5% growth absorbs 48% of NOPAT to earn less than the capital costs, so the g-sensitivity gradient runs the unusual way (more growth, less value) by construction, not by error. Fourth, every 1 bn of EV is worth ~EGP 0.30/share, which is why the bear–bull span (0.01–1.53) is so wide: the bull case is not a tweak — it requires windfall conversion economics to partially return.</w:t>
       </w:r>
     </w:p>
     <w:p>
@@ -4687,7 +4725,7 @@
                 <w:color w:val="1C3A36"/>
                 <w:sz w:val="18"/>
               </w:rPr>
-              <w:t>1,388</w:t>
+              <w:t>1,071</w:t>
             </w:r>
           </w:p>
         </w:tc>
@@ -4705,7 +4743,7 @@
                 <w:color w:val="1C3A36"/>
                 <w:sz w:val="18"/>
               </w:rPr>
-              <w:t>1,388</w:t>
+              <w:t>1,071</w:t>
             </w:r>
           </w:p>
         </w:tc>
@@ -4723,7 +4761,7 @@
                 <w:color w:val="1C3A36"/>
                 <w:sz w:val="18"/>
               </w:rPr>
-              <w:t>1,388</w:t>
+              <w:t>1,071</w:t>
             </w:r>
           </w:p>
         </w:tc>
@@ -4835,7 +4873,7 @@
                 <w:color w:val="1C3A36"/>
                 <w:sz w:val="18"/>
               </w:rPr>
-              <w:t>(9,033)</w:t>
+              <w:t>(9,873)</w:t>
             </w:r>
           </w:p>
         </w:tc>
@@ -4853,7 +4891,7 @@
                 <w:color w:val="1C3A36"/>
                 <w:sz w:val="18"/>
               </w:rPr>
-              <w:t>(9,033)</w:t>
+              <w:t>(9,873)</w:t>
             </w:r>
           </w:p>
         </w:tc>
@@ -4871,7 +4909,7 @@
                 <w:color w:val="1C3A36"/>
                 <w:sz w:val="18"/>
               </w:rPr>
-              <w:t>(9,033)</w:t>
+              <w:t>(9,873)</w:t>
             </w:r>
           </w:p>
         </w:tc>
@@ -5004,7 +5042,7 @@
           <w:color w:val="1C3A36"/>
           <w:sz w:val="21"/>
         </w:rPr>
-        <w:t>Cycle position first: FY2023–24 were the top — devaluation repriced the finished-goods book faster than the cost base, and net margin hit 14.4% then 9.6%. FY2025–26 is the washout: revenue −21.5% then −44% in 1Q26, a net loss, and margin compression as stable-pound competition returned. Mid-cycle is neither: we take FY28E-scale operations (revenue ~EGP 11.1 bn, EBITDA ~16%) with a normalised funding cost (15% on a reduced ~EGP 6 bn net debt) → normalized net profit ≈ EGP 568 mn, EPS ≈ 0.17. At a justified through-cycle 6.5× (a deep discount to Elsewedy’s 10.4× for leverage, concentration and float), the lens lands at EGP 1.11.</w:t>
+        <w:t>Cycle position first: FY2023–24 were the top — devaluation repriced the finished-goods book faster than the cost base, and net margin hit 14.4% then 9.6%. FY2025–26 is the washout: revenue −21.5% then −44% in 1Q26, a net loss, and margin compression as stable-pound competition returned. Mid-cycle is neither: we take FY28E-scale operations from the tonnage build (13.4 kt at 54% utilization, revenue ~EGP 12.5 bn, EBITDA ~12%) with a normalised funding cost (15% on net debt CONDITIONALLY reduced to ~EGP 6 bn — i.e. this lens assumes the balance sheet has already been fixed, which the base-case cash flows do not achieve) → normalized net profit ≈ EGP 371 mn, EPS ≈ 0.11. At a justified through-cycle 6.5× (a deep discount to Elsewedy’s 10.4× for leverage, concentration and float), the lens lands at EGP 0.73.</w:t>
       </w:r>
     </w:p>
     <w:tbl>
@@ -5146,7 +5184,7 @@
                 <w:color w:val="1C3A36"/>
                 <w:sz w:val="18"/>
               </w:rPr>
-              <w:t>333</w:t>
+              <w:t>155</w:t>
             </w:r>
           </w:p>
         </w:tc>
@@ -5164,7 +5202,7 @@
                 <w:color w:val="1C3A36"/>
                 <w:sz w:val="18"/>
               </w:rPr>
-              <w:t>568</w:t>
+              <w:t>371</w:t>
             </w:r>
           </w:p>
         </w:tc>
@@ -5182,7 +5220,7 @@
                 <w:color w:val="1C3A36"/>
                 <w:sz w:val="18"/>
               </w:rPr>
-              <w:t>795</w:t>
+              <w:t>578</w:t>
             </w:r>
           </w:p>
         </w:tc>
@@ -5294,7 +5332,7 @@
                 <w:color w:val="1C3A36"/>
                 <w:sz w:val="18"/>
               </w:rPr>
-              <w:t>0.55</w:t>
+              <w:t>0.26</w:t>
             </w:r>
           </w:p>
         </w:tc>
@@ -5312,7 +5350,7 @@
                 <w:color w:val="1C3A36"/>
                 <w:sz w:val="18"/>
               </w:rPr>
-              <w:t>1.11</w:t>
+              <w:t>0.73</w:t>
             </w:r>
           </w:p>
         </w:tc>
@@ -5330,7 +5368,7 @@
                 <w:color w:val="1C3A36"/>
                 <w:sz w:val="18"/>
               </w:rPr>
-              <w:t>1.92</w:t>
+              <w:t>1.40</w:t>
             </w:r>
           </w:p>
         </w:tc>
@@ -5564,7 +5602,7 @@
                 <w:color w:val="1C3A36"/>
                 <w:sz w:val="18"/>
               </w:rPr>
-              <w:t>0.02</w:t>
+              <w:t>0.01</w:t>
             </w:r>
           </w:p>
         </w:tc>
@@ -5582,7 +5620,7 @@
                 <w:color w:val="1C3A36"/>
                 <w:sz w:val="18"/>
               </w:rPr>
-              <w:t>2.36</w:t>
+              <w:t>1.53</w:t>
             </w:r>
           </w:p>
         </w:tc>
@@ -5730,7 +5768,7 @@
                 <w:color w:val="1C3A36"/>
                 <w:sz w:val="18"/>
               </w:rPr>
-              <w:t>0.55</w:t>
+              <w:t>0.26</w:t>
             </w:r>
           </w:p>
         </w:tc>
@@ -5748,7 +5786,7 @@
                 <w:color w:val="1C3A36"/>
                 <w:sz w:val="18"/>
               </w:rPr>
-              <w:t>1.11</w:t>
+              <w:t>0.73</w:t>
             </w:r>
           </w:p>
         </w:tc>
@@ -5766,7 +5804,7 @@
                 <w:color w:val="1C3A36"/>
                 <w:sz w:val="18"/>
               </w:rPr>
-              <w:t>1.92</w:t>
+              <w:t>1.40</w:t>
             </w:r>
           </w:p>
         </w:tc>
@@ -5918,7 +5956,7 @@
                 <w:color w:val="1C3A36"/>
                 <w:sz w:val="18"/>
               </w:rPr>
-              <w:t>0.25</w:t>
+              <w:t>0.19</w:t>
             </w:r>
           </w:p>
         </w:tc>
@@ -5938,7 +5976,7 @@
                 <w:color w:val="1C3A36"/>
                 <w:sz w:val="18"/>
               </w:rPr>
-              <w:t>0.42</w:t>
+              <w:t>0.34</w:t>
             </w:r>
           </w:p>
         </w:tc>
@@ -5958,7 +5996,7 @@
                 <w:color w:val="1C3A36"/>
                 <w:sz w:val="18"/>
               </w:rPr>
-              <w:t>1.62</w:t>
+              <w:t>1.19</w:t>
             </w:r>
           </w:p>
         </w:tc>
@@ -6034,7 +6072,7 @@
           <w:color w:val="1C3A36"/>
           <w:sz w:val="21"/>
         </w:rPr>
-        <w:t>Central fair value ≈ EGP 0.42/share</w:t>
+        <w:t>Central fair value ≈ EGP 0.34/share</w:t>
       </w:r>
       <w:r>
         <w:rPr>
@@ -6043,7 +6081,7 @@
           <w:color w:val="1C3A36"/>
           <w:sz w:val="21"/>
         </w:rPr>
-        <w:t>, 81% below spot. Note what the field is saying: the four lenses AGREE — 0.05 to 1.11 at base — and spot sits outside the whole cluster, at the far edge of the bull span. The disagreement in this study is not between the lenses; it is between all of them and the price.</w:t>
+        <w:t>, 84% below spot. Note what the field is saying: the four lenses AGREE — 0.05 to 0.73 at base — and spot sits outside the whole cluster, at the far edge of the bull span. The disagreement in this study is not between the lenses; it is between all of them and the price.</w:t>
       </w:r>
     </w:p>
     <w:p>
@@ -6057,7 +6095,7 @@
           <w:color w:val="1C3A36"/>
           <w:sz w:val="24"/>
         </w:rPr>
-        <w:t>1.6  The drivers — sourcing gate first, then the build</w:t>
+        <w:t>1.6  The drivers — a bottom-up tonnage build, calibrated on disclosed anchors</w:t>
       </w:r>
     </w:p>
     <w:p>
@@ -6071,7 +6109,7 @@
           <w:color w:val="1C3A36"/>
           <w:sz w:val="19"/>
         </w:rPr>
-        <w:t>Before any driver is set, its evidentiary status is stated. ELEC’s audited statements were unreachable through available channels; the table lists each driver, its mode (disclosed / derived / judgment), and the justification. Every input also appears, with source and date, in the companion Source Register.</w:t>
+        <w:t>The forecast is built from physical volumes and unit economics, not top-line growth rates. Revenue = tonnes shipped × price per tonne, where price per tonne = LME copper × EGP/USD × a fabrication uplift of 1.387× (copper is ~72% of a power-cable price — industry norm, LME moves passed through quotations). EBITDA = tonnes × conversion EBITDA per tonne. Margins are OUTPUTS of this build, not assumptions. The company discloses no volumes, so the build is calibrated on what IS disclosed — revenue, copper, the currency — and validated against the stated ~25,000 t/yr capacity:</w:t>
       </w:r>
     </w:p>
     <w:tbl>
@@ -6097,14 +6135,18 @@
         <w:tblLayout w:type="fixed"/>
       </w:tblPr>
       <w:tblGrid>
-        <w:gridCol w:w="3744"/>
-        <w:gridCol w:w="1584"/>
-        <w:gridCol w:w="4896"/>
+        <w:gridCol w:w="2808"/>
+        <w:gridCol w:w="1368"/>
+        <w:gridCol w:w="1008"/>
+        <w:gridCol w:w="1512"/>
+        <w:gridCol w:w="1656"/>
+        <w:gridCol w:w="1224"/>
+        <w:gridCol w:w="1440"/>
       </w:tblGrid>
       <w:tr>
         <w:tc>
           <w:tcPr>
-            <w:tcW w:type="dxa" w:w="3744"/>
+            <w:tcW w:type="dxa" w:w="2808"/>
             <w:shd w:val="clear" w:color="auto" w:fill="EAF0EE"/>
           </w:tcPr>
           <w:p>
@@ -6115,15 +6157,15 @@
               <w:rPr>
                 <w:b/>
                 <w:color w:val="1C3A36"/>
-                <w:sz w:val="17"/>
-              </w:rPr>
-              <w:t>Driver</w:t>
-            </w:r>
-          </w:p>
-        </w:tc>
-        <w:tc>
-          <w:tcPr>
-            <w:tcW w:type="dxa" w:w="1584"/>
+                <w:sz w:val="16"/>
+              </w:rPr>
+              <w:t>Implied history</w:t>
+            </w:r>
+          </w:p>
+        </w:tc>
+        <w:tc>
+          <w:tcPr>
+            <w:tcW w:type="dxa" w:w="1368"/>
             <w:shd w:val="clear" w:color="auto" w:fill="EAF0EE"/>
           </w:tcPr>
           <w:p>
@@ -6134,15 +6176,15 @@
               <w:rPr>
                 <w:b/>
                 <w:color w:val="1C3A36"/>
-                <w:sz w:val="17"/>
-              </w:rPr>
-              <w:t>Mode</w:t>
-            </w:r>
-          </w:p>
-        </w:tc>
-        <w:tc>
-          <w:tcPr>
-            <w:tcW w:type="dxa" w:w="4896"/>
+                <w:sz w:val="16"/>
+              </w:rPr>
+              <w:t>LME avg ($/t)</w:t>
+            </w:r>
+          </w:p>
+        </w:tc>
+        <w:tc>
+          <w:tcPr>
+            <w:tcW w:type="dxa" w:w="1008"/>
             <w:shd w:val="clear" w:color="auto" w:fill="EAF0EE"/>
           </w:tcPr>
           <w:p>
@@ -6153,9 +6195,85 @@
               <w:rPr>
                 <w:b/>
                 <w:color w:val="1C3A36"/>
-                <w:sz w:val="17"/>
-              </w:rPr>
-              <w:t>Justification</w:t>
+                <w:sz w:val="16"/>
+              </w:rPr>
+              <w:t>EGP avg</w:t>
+            </w:r>
+          </w:p>
+        </w:tc>
+        <w:tc>
+          <w:tcPr>
+            <w:tcW w:type="dxa" w:w="1512"/>
+            <w:shd w:val="clear" w:color="auto" w:fill="EAF0EE"/>
+          </w:tcPr>
+          <w:p>
+            <w:pPr>
+              <w:spacing w:after="20"/>
+            </w:pPr>
+            <w:r>
+              <w:rPr>
+                <w:b/>
+                <w:color w:val="1C3A36"/>
+                <w:sz w:val="16"/>
+              </w:rPr>
+              <w:t>Price/t (k EGP)</w:t>
+            </w:r>
+          </w:p>
+        </w:tc>
+        <w:tc>
+          <w:tcPr>
+            <w:tcW w:type="dxa" w:w="1656"/>
+            <w:shd w:val="clear" w:color="auto" w:fill="EAF0EE"/>
+          </w:tcPr>
+          <w:p>
+            <w:pPr>
+              <w:spacing w:after="20"/>
+            </w:pPr>
+            <w:r>
+              <w:rPr>
+                <w:b/>
+                <w:color w:val="1C3A36"/>
+                <w:sz w:val="16"/>
+              </w:rPr>
+              <w:t>Implied volume (kt)</w:t>
+            </w:r>
+          </w:p>
+        </w:tc>
+        <w:tc>
+          <w:tcPr>
+            <w:tcW w:type="dxa" w:w="1224"/>
+            <w:shd w:val="clear" w:color="auto" w:fill="EAF0EE"/>
+          </w:tcPr>
+          <w:p>
+            <w:pPr>
+              <w:spacing w:after="20"/>
+            </w:pPr>
+            <w:r>
+              <w:rPr>
+                <w:b/>
+                <w:color w:val="1C3A36"/>
+                <w:sz w:val="16"/>
+              </w:rPr>
+              <w:t>Utilization</w:t>
+            </w:r>
+          </w:p>
+        </w:tc>
+        <w:tc>
+          <w:tcPr>
+            <w:tcW w:type="dxa" w:w="1440"/>
+            <w:shd w:val="clear" w:color="auto" w:fill="EAF0EE"/>
+          </w:tcPr>
+          <w:p>
+            <w:pPr>
+              <w:spacing w:after="20"/>
+            </w:pPr>
+            <w:r>
+              <w:rPr>
+                <w:b/>
+                <w:color w:val="1C3A36"/>
+                <w:sz w:val="16"/>
+              </w:rPr>
+              <w:t>Conv. EBITDA/t (k)</w:t>
             </w:r>
           </w:p>
         </w:tc>
@@ -6163,7 +6281,7 @@
       <w:tr>
         <w:tc>
           <w:tcPr>
-            <w:tcW w:type="dxa" w:w="3744"/>
+            <w:tcW w:type="dxa" w:w="2808"/>
           </w:tcPr>
           <w:p>
             <w:pPr>
@@ -6173,45 +6291,117 @@
               <w:rPr>
                 <w:b/>
                 <w:color w:val="1C3A36"/>
-                <w:sz w:val="17"/>
-              </w:rPr>
-              <w:t>Revenue FY23/24/25; NP FY23/24/25; 1Q26</w:t>
-            </w:r>
-          </w:p>
-        </w:tc>
-        <w:tc>
-          <w:tcPr>
-            <w:tcW w:type="dxa" w:w="1584"/>
-          </w:tcPr>
-          <w:p>
-            <w:pPr>
-              <w:spacing w:after="20"/>
-              <w:jc w:val="right"/>
-            </w:pPr>
-            <w:r>
-              <w:rPr>
-                <w:color w:val="1C3A36"/>
-                <w:sz w:val="17"/>
-              </w:rPr>
-              <w:t>Disclosed</w:t>
-            </w:r>
-          </w:p>
-        </w:tc>
-        <w:tc>
-          <w:tcPr>
-            <w:tcW w:type="dxa" w:w="4896"/>
-          </w:tcPr>
-          <w:p>
-            <w:pPr>
-              <w:spacing w:after="20"/>
-              <w:jc w:val="right"/>
-            </w:pPr>
-            <w:r>
-              <w:rPr>
-                <w:color w:val="1C3A36"/>
-                <w:sz w:val="17"/>
-              </w:rPr>
-              <w:t>Multiply-sourced bourse-disclosure reporting of the EGX filings</w:t>
+                <w:sz w:val="16"/>
+              </w:rPr>
+              <w:t>FY23</w:t>
+            </w:r>
+          </w:p>
+        </w:tc>
+        <w:tc>
+          <w:tcPr>
+            <w:tcW w:type="dxa" w:w="1368"/>
+          </w:tcPr>
+          <w:p>
+            <w:pPr>
+              <w:spacing w:after="20"/>
+              <w:jc w:val="right"/>
+            </w:pPr>
+            <w:r>
+              <w:rPr>
+                <w:color w:val="1C3A36"/>
+                <w:sz w:val="16"/>
+              </w:rPr>
+              <w:t>8,478</w:t>
+            </w:r>
+          </w:p>
+        </w:tc>
+        <w:tc>
+          <w:tcPr>
+            <w:tcW w:type="dxa" w:w="1008"/>
+          </w:tcPr>
+          <w:p>
+            <w:pPr>
+              <w:spacing w:after="20"/>
+              <w:jc w:val="right"/>
+            </w:pPr>
+            <w:r>
+              <w:rPr>
+                <w:color w:val="1C3A36"/>
+                <w:sz w:val="16"/>
+              </w:rPr>
+              <w:t>30.7</w:t>
+            </w:r>
+          </w:p>
+        </w:tc>
+        <w:tc>
+          <w:tcPr>
+            <w:tcW w:type="dxa" w:w="1512"/>
+          </w:tcPr>
+          <w:p>
+            <w:pPr>
+              <w:spacing w:after="20"/>
+              <w:jc w:val="right"/>
+            </w:pPr>
+            <w:r>
+              <w:rPr>
+                <w:color w:val="1C3A36"/>
+                <w:sz w:val="16"/>
+              </w:rPr>
+              <w:t>361</w:t>
+            </w:r>
+          </w:p>
+        </w:tc>
+        <w:tc>
+          <w:tcPr>
+            <w:tcW w:type="dxa" w:w="1656"/>
+          </w:tcPr>
+          <w:p>
+            <w:pPr>
+              <w:spacing w:after="20"/>
+              <w:jc w:val="right"/>
+            </w:pPr>
+            <w:r>
+              <w:rPr>
+                <w:color w:val="1C3A36"/>
+                <w:sz w:val="16"/>
+              </w:rPr>
+              <w:t>24.0</w:t>
+            </w:r>
+          </w:p>
+        </w:tc>
+        <w:tc>
+          <w:tcPr>
+            <w:tcW w:type="dxa" w:w="1224"/>
+          </w:tcPr>
+          <w:p>
+            <w:pPr>
+              <w:spacing w:after="20"/>
+              <w:jc w:val="right"/>
+            </w:pPr>
+            <w:r>
+              <w:rPr>
+                <w:color w:val="1C3A36"/>
+                <w:sz w:val="16"/>
+              </w:rPr>
+              <w:t>96%</w:t>
+            </w:r>
+          </w:p>
+        </w:tc>
+        <w:tc>
+          <w:tcPr>
+            <w:tcW w:type="dxa" w:w="1440"/>
+          </w:tcPr>
+          <w:p>
+            <w:pPr>
+              <w:spacing w:after="20"/>
+              <w:jc w:val="right"/>
+            </w:pPr>
+            <w:r>
+              <w:rPr>
+                <w:color w:val="1C3A36"/>
+                <w:sz w:val="16"/>
+              </w:rPr>
+              <w:t>111</w:t>
             </w:r>
           </w:p>
         </w:tc>
@@ -6219,7 +6409,7 @@
       <w:tr>
         <w:tc>
           <w:tcPr>
-            <w:tcW w:type="dxa" w:w="3744"/>
+            <w:tcW w:type="dxa" w:w="2808"/>
           </w:tcPr>
           <w:p>
             <w:pPr>
@@ -6229,45 +6419,117 @@
               <w:rPr>
                 <w:b/>
                 <w:color w:val="1C3A36"/>
-                <w:sz w:val="17"/>
-              </w:rPr>
-              <w:t>FY24 EBIT 3,400 · interest ~1,700</w:t>
-            </w:r>
-          </w:p>
-        </w:tc>
-        <w:tc>
-          <w:tcPr>
-            <w:tcW w:type="dxa" w:w="1584"/>
-          </w:tcPr>
-          <w:p>
-            <w:pPr>
-              <w:spacing w:after="20"/>
-              <w:jc w:val="right"/>
-            </w:pPr>
-            <w:r>
-              <w:rPr>
-                <w:color w:val="1C3A36"/>
-                <w:sz w:val="17"/>
-              </w:rPr>
-              <w:t>Disclosed / derived</w:t>
-            </w:r>
-          </w:p>
-        </w:tc>
-        <w:tc>
-          <w:tcPr>
-            <w:tcW w:type="dxa" w:w="4896"/>
-          </w:tcPr>
-          <w:p>
-            <w:pPr>
-              <w:spacing w:after="20"/>
-              <w:jc w:val="right"/>
-            </w:pPr>
-            <w:r>
-              <w:rPr>
-                <w:color w:val="1C3A36"/>
-                <w:sz w:val="17"/>
-              </w:rPr>
-              <w:t>Aggregator EBIT + stated 2.0× coverage; closes to reported NP within 0.8%</w:t>
+                <w:sz w:val="16"/>
+              </w:rPr>
+              <w:t xml:space="preserve">  FY23 at the parallel rate (~38)</w:t>
+            </w:r>
+          </w:p>
+        </w:tc>
+        <w:tc>
+          <w:tcPr>
+            <w:tcW w:type="dxa" w:w="1368"/>
+          </w:tcPr>
+          <w:p>
+            <w:pPr>
+              <w:spacing w:after="20"/>
+              <w:jc w:val="right"/>
+            </w:pPr>
+            <w:r>
+              <w:rPr>
+                <w:color w:val="1C3A36"/>
+                <w:sz w:val="16"/>
+              </w:rPr>
+              <w:t>8,478</w:t>
+            </w:r>
+          </w:p>
+        </w:tc>
+        <w:tc>
+          <w:tcPr>
+            <w:tcW w:type="dxa" w:w="1008"/>
+          </w:tcPr>
+          <w:p>
+            <w:pPr>
+              <w:spacing w:after="20"/>
+              <w:jc w:val="right"/>
+            </w:pPr>
+            <w:r>
+              <w:rPr>
+                <w:color w:val="1C3A36"/>
+                <w:sz w:val="16"/>
+              </w:rPr>
+              <w:t>38.0</w:t>
+            </w:r>
+          </w:p>
+        </w:tc>
+        <w:tc>
+          <w:tcPr>
+            <w:tcW w:type="dxa" w:w="1512"/>
+          </w:tcPr>
+          <w:p>
+            <w:pPr>
+              <w:spacing w:after="20"/>
+              <w:jc w:val="right"/>
+            </w:pPr>
+            <w:r>
+              <w:rPr>
+                <w:color w:val="1C3A36"/>
+                <w:sz w:val="16"/>
+              </w:rPr>
+              <w:t>447</w:t>
+            </w:r>
+          </w:p>
+        </w:tc>
+        <w:tc>
+          <w:tcPr>
+            <w:tcW w:type="dxa" w:w="1656"/>
+          </w:tcPr>
+          <w:p>
+            <w:pPr>
+              <w:spacing w:after="20"/>
+              <w:jc w:val="right"/>
+            </w:pPr>
+            <w:r>
+              <w:rPr>
+                <w:color w:val="1C3A36"/>
+                <w:sz w:val="16"/>
+              </w:rPr>
+              <w:t>19.4</w:t>
+            </w:r>
+          </w:p>
+        </w:tc>
+        <w:tc>
+          <w:tcPr>
+            <w:tcW w:type="dxa" w:w="1224"/>
+          </w:tcPr>
+          <w:p>
+            <w:pPr>
+              <w:spacing w:after="20"/>
+              <w:jc w:val="right"/>
+            </w:pPr>
+            <w:r>
+              <w:rPr>
+                <w:color w:val="1C3A36"/>
+                <w:sz w:val="16"/>
+              </w:rPr>
+              <w:t>78%</w:t>
+            </w:r>
+          </w:p>
+        </w:tc>
+        <w:tc>
+          <w:tcPr>
+            <w:tcW w:type="dxa" w:w="1440"/>
+          </w:tcPr>
+          <w:p>
+            <w:pPr>
+              <w:spacing w:after="20"/>
+              <w:jc w:val="right"/>
+            </w:pPr>
+            <w:r>
+              <w:rPr>
+                <w:color w:val="1C3A36"/>
+                <w:sz w:val="16"/>
+              </w:rPr>
+              <w:t>—</w:t>
             </w:r>
           </w:p>
         </w:tc>
@@ -6275,7 +6537,7 @@
       <w:tr>
         <w:tc>
           <w:tcPr>
-            <w:tcW w:type="dxa" w:w="3744"/>
+            <w:tcW w:type="dxa" w:w="2808"/>
           </w:tcPr>
           <w:p>
             <w:pPr>
@@ -6285,45 +6547,117 @@
               <w:rPr>
                 <w:b/>
                 <w:color w:val="1C3A36"/>
-                <w:sz w:val="17"/>
-              </w:rPr>
-              <w:t>FY25 finance cost ~2,150; EBIT ~2,800</w:t>
-            </w:r>
-          </w:p>
-        </w:tc>
-        <w:tc>
-          <w:tcPr>
-            <w:tcW w:type="dxa" w:w="1584"/>
-          </w:tcPr>
-          <w:p>
-            <w:pPr>
-              <w:spacing w:after="20"/>
-              <w:jc w:val="right"/>
-            </w:pPr>
-            <w:r>
-              <w:rPr>
-                <w:color w:val="1C3A36"/>
-                <w:sz w:val="17"/>
-              </w:rPr>
-              <w:t>Derived</w:t>
-            </w:r>
-          </w:p>
-        </w:tc>
-        <w:tc>
-          <w:tcPr>
-            <w:tcW w:type="dxa" w:w="4896"/>
-          </w:tcPr>
-          <w:p>
-            <w:pPr>
-              <w:spacing w:after="20"/>
-              <w:jc w:val="right"/>
-            </w:pPr>
-            <w:r>
-              <w:rPr>
-                <w:color w:val="1C3A36"/>
-                <w:sz w:val="17"/>
-              </w:rPr>
-              <w:t>Back-solved from reported NP at 22.5% tax and the rate environment</w:t>
+                <w:sz w:val="16"/>
+              </w:rPr>
+              <w:t>FY24 (the validation year)</w:t>
+            </w:r>
+          </w:p>
+        </w:tc>
+        <w:tc>
+          <w:tcPr>
+            <w:tcW w:type="dxa" w:w="1368"/>
+          </w:tcPr>
+          <w:p>
+            <w:pPr>
+              <w:spacing w:after="20"/>
+              <w:jc w:val="right"/>
+            </w:pPr>
+            <w:r>
+              <w:rPr>
+                <w:color w:val="1C3A36"/>
+                <w:sz w:val="16"/>
+              </w:rPr>
+              <w:t>9,147</w:t>
+            </w:r>
+          </w:p>
+        </w:tc>
+        <w:tc>
+          <w:tcPr>
+            <w:tcW w:type="dxa" w:w="1008"/>
+          </w:tcPr>
+          <w:p>
+            <w:pPr>
+              <w:spacing w:after="20"/>
+              <w:jc w:val="right"/>
+            </w:pPr>
+            <w:r>
+              <w:rPr>
+                <w:color w:val="1C3A36"/>
+                <w:sz w:val="16"/>
+              </w:rPr>
+              <w:t>45.3</w:t>
+            </w:r>
+          </w:p>
+        </w:tc>
+        <w:tc>
+          <w:tcPr>
+            <w:tcW w:type="dxa" w:w="1512"/>
+          </w:tcPr>
+          <w:p>
+            <w:pPr>
+              <w:spacing w:after="20"/>
+              <w:jc w:val="right"/>
+            </w:pPr>
+            <w:r>
+              <w:rPr>
+                <w:color w:val="1C3A36"/>
+                <w:sz w:val="16"/>
+              </w:rPr>
+              <w:t>575</w:t>
+            </w:r>
+          </w:p>
+        </w:tc>
+        <w:tc>
+          <w:tcPr>
+            <w:tcW w:type="dxa" w:w="1656"/>
+          </w:tcPr>
+          <w:p>
+            <w:pPr>
+              <w:spacing w:after="20"/>
+              <w:jc w:val="right"/>
+            </w:pPr>
+            <w:r>
+              <w:rPr>
+                <w:color w:val="1C3A36"/>
+                <w:sz w:val="16"/>
+              </w:rPr>
+              <w:t>24.0</w:t>
+            </w:r>
+          </w:p>
+        </w:tc>
+        <w:tc>
+          <w:tcPr>
+            <w:tcW w:type="dxa" w:w="1224"/>
+          </w:tcPr>
+          <w:p>
+            <w:pPr>
+              <w:spacing w:after="20"/>
+              <w:jc w:val="right"/>
+            </w:pPr>
+            <w:r>
+              <w:rPr>
+                <w:color w:val="1C3A36"/>
+                <w:sz w:val="16"/>
+              </w:rPr>
+              <w:t>96%</w:t>
+            </w:r>
+          </w:p>
+        </w:tc>
+        <w:tc>
+          <w:tcPr>
+            <w:tcW w:type="dxa" w:w="1440"/>
+          </w:tcPr>
+          <w:p>
+            <w:pPr>
+              <w:spacing w:after="20"/>
+              <w:jc w:val="right"/>
+            </w:pPr>
+            <w:r>
+              <w:rPr>
+                <w:color w:val="1C3A36"/>
+                <w:sz w:val="16"/>
+              </w:rPr>
+              <w:t>146</w:t>
             </w:r>
           </w:p>
         </w:tc>
@@ -6331,7 +6665,7 @@
       <w:tr>
         <w:tc>
           <w:tcPr>
-            <w:tcW w:type="dxa" w:w="3744"/>
+            <w:tcW w:type="dxa" w:w="2808"/>
           </w:tcPr>
           <w:p>
             <w:pPr>
@@ -6341,45 +6675,117 @@
               <w:rPr>
                 <w:b/>
                 <w:color w:val="1C3A36"/>
-                <w:sz w:val="17"/>
-              </w:rPr>
-              <w:t>Bank facilities 10,900 (FY25) vs 8,960 (FY24)</w:t>
-            </w:r>
-          </w:p>
-        </w:tc>
-        <w:tc>
-          <w:tcPr>
-            <w:tcW w:type="dxa" w:w="1584"/>
-          </w:tcPr>
-          <w:p>
-            <w:pPr>
-              <w:spacing w:after="20"/>
-              <w:jc w:val="right"/>
-            </w:pPr>
-            <w:r>
-              <w:rPr>
-                <w:color w:val="1C3A36"/>
-                <w:sz w:val="17"/>
-              </w:rPr>
-              <w:t>Disclosed</w:t>
-            </w:r>
-          </w:p>
-        </w:tc>
-        <w:tc>
-          <w:tcPr>
-            <w:tcW w:type="dxa" w:w="4896"/>
-          </w:tcPr>
-          <w:p>
-            <w:pPr>
-              <w:spacing w:after="20"/>
-              <w:jc w:val="right"/>
-            </w:pPr>
-            <w:r>
-              <w:rPr>
-                <w:color w:val="1C3A36"/>
-                <w:sz w:val="17"/>
-              </w:rPr>
-              <w:t>FY25 results coverage; the FY24 comparative matches the FY24 debt print (~9,000, aggregator) — cross-validated</w:t>
+                <w:sz w:val="16"/>
+              </w:rPr>
+              <w:t>FY25</w:t>
+            </w:r>
+          </w:p>
+        </w:tc>
+        <w:tc>
+          <w:tcPr>
+            <w:tcW w:type="dxa" w:w="1368"/>
+          </w:tcPr>
+          <w:p>
+            <w:pPr>
+              <w:spacing w:after="20"/>
+              <w:jc w:val="right"/>
+            </w:pPr>
+            <w:r>
+              <w:rPr>
+                <w:color w:val="1C3A36"/>
+                <w:sz w:val="16"/>
+              </w:rPr>
+              <w:t>10,000</w:t>
+            </w:r>
+          </w:p>
+        </w:tc>
+        <w:tc>
+          <w:tcPr>
+            <w:tcW w:type="dxa" w:w="1008"/>
+          </w:tcPr>
+          <w:p>
+            <w:pPr>
+              <w:spacing w:after="20"/>
+              <w:jc w:val="right"/>
+            </w:pPr>
+            <w:r>
+              <w:rPr>
+                <w:color w:val="1C3A36"/>
+                <w:sz w:val="16"/>
+              </w:rPr>
+              <w:t>49.5</w:t>
+            </w:r>
+          </w:p>
+        </w:tc>
+        <w:tc>
+          <w:tcPr>
+            <w:tcW w:type="dxa" w:w="1512"/>
+          </w:tcPr>
+          <w:p>
+            <w:pPr>
+              <w:spacing w:after="20"/>
+              <w:jc w:val="right"/>
+            </w:pPr>
+            <w:r>
+              <w:rPr>
+                <w:color w:val="1C3A36"/>
+                <w:sz w:val="16"/>
+              </w:rPr>
+              <w:t>687</w:t>
+            </w:r>
+          </w:p>
+        </w:tc>
+        <w:tc>
+          <w:tcPr>
+            <w:tcW w:type="dxa" w:w="1656"/>
+          </w:tcPr>
+          <w:p>
+            <w:pPr>
+              <w:spacing w:after="20"/>
+              <w:jc w:val="right"/>
+            </w:pPr>
+            <w:r>
+              <w:rPr>
+                <w:color w:val="1C3A36"/>
+                <w:sz w:val="16"/>
+              </w:rPr>
+              <w:t>15.8</w:t>
+            </w:r>
+          </w:p>
+        </w:tc>
+        <w:tc>
+          <w:tcPr>
+            <w:tcW w:type="dxa" w:w="1224"/>
+          </w:tcPr>
+          <w:p>
+            <w:pPr>
+              <w:spacing w:after="20"/>
+              <w:jc w:val="right"/>
+            </w:pPr>
+            <w:r>
+              <w:rPr>
+                <w:color w:val="1C3A36"/>
+                <w:sz w:val="16"/>
+              </w:rPr>
+              <w:t>63%</w:t>
+            </w:r>
+          </w:p>
+        </w:tc>
+        <w:tc>
+          <w:tcPr>
+            <w:tcW w:type="dxa" w:w="1440"/>
+          </w:tcPr>
+          <w:p>
+            <w:pPr>
+              <w:spacing w:after="20"/>
+              <w:jc w:val="right"/>
+            </w:pPr>
+            <w:r>
+              <w:rPr>
+                <w:color w:val="1C3A36"/>
+                <w:sz w:val="16"/>
+              </w:rPr>
+              <w:t>182</w:t>
             </w:r>
           </w:p>
         </w:tc>
@@ -6387,7 +6793,7 @@
       <w:tr>
         <w:tc>
           <w:tcPr>
-            <w:tcW w:type="dxa" w:w="3744"/>
+            <w:tcW w:type="dxa" w:w="2808"/>
           </w:tcPr>
           <w:p>
             <w:pPr>
@@ -6397,269 +6803,117 @@
               <w:rPr>
                 <w:b/>
                 <w:color w:val="1C3A36"/>
-                <w:sz w:val="17"/>
-              </w:rPr>
-              <w:t>Net debt FY25 ~10,200 · NWC ~12,640 (117% of rev.)</w:t>
-            </w:r>
-          </w:p>
-        </w:tc>
-        <w:tc>
-          <w:tcPr>
-            <w:tcW w:type="dxa" w:w="1584"/>
-          </w:tcPr>
-          <w:p>
-            <w:pPr>
-              <w:spacing w:after="20"/>
-              <w:jc w:val="right"/>
-            </w:pPr>
-            <w:r>
-              <w:rPr>
-                <w:color w:val="1C3A36"/>
-                <w:sz w:val="17"/>
-              </w:rPr>
-              <w:t>Derived</w:t>
-            </w:r>
-          </w:p>
-        </w:tc>
-        <w:tc>
-          <w:tcPr>
-            <w:tcW w:type="dxa" w:w="4896"/>
-          </w:tcPr>
-          <w:p>
-            <w:pPr>
-              <w:spacing w:after="20"/>
-              <w:jc w:val="right"/>
-            </w:pPr>
-            <w:r>
-              <w:rPr>
-                <w:color w:val="1C3A36"/>
-                <w:sz w:val="17"/>
-              </w:rPr>
-              <w:t>Disclosed facilities less estimated cash; NWC rebalanced on FY25 assets 16,460</w:t>
-            </w:r>
-          </w:p>
-        </w:tc>
-      </w:tr>
-      <w:tr>
-        <w:tc>
-          <w:tcPr>
-            <w:tcW w:type="dxa" w:w="3744"/>
-          </w:tcPr>
-          <w:p>
-            <w:pPr>
-              <w:spacing w:after="20"/>
-            </w:pPr>
-            <w:r>
-              <w:rPr>
-                <w:b/>
-                <w:color w:val="1C3A36"/>
-                <w:sz w:val="17"/>
-              </w:rPr>
-              <w:t>Revenue path: −19.6% then +14/12/10/8%</w:t>
-            </w:r>
-          </w:p>
-        </w:tc>
-        <w:tc>
-          <w:tcPr>
-            <w:tcW w:type="dxa" w:w="1584"/>
-          </w:tcPr>
-          <w:p>
-            <w:pPr>
-              <w:spacing w:after="20"/>
-              <w:jc w:val="right"/>
-            </w:pPr>
-            <w:r>
-              <w:rPr>
-                <w:color w:val="1C3A36"/>
-                <w:sz w:val="17"/>
-              </w:rPr>
-              <w:t>Judgment</w:t>
-            </w:r>
-          </w:p>
-        </w:tc>
-        <w:tc>
-          <w:tcPr>
-            <w:tcW w:type="dxa" w:w="4896"/>
-          </w:tcPr>
-          <w:p>
-            <w:pPr>
-              <w:spacing w:after="20"/>
-              <w:jc w:val="right"/>
-            </w:pPr>
-            <w:r>
-              <w:rPr>
-                <w:color w:val="1C3A36"/>
-                <w:sz w:val="17"/>
-              </w:rPr>
-              <w:t>1Q26 −44% base effect; EETC EGP 45bn plan, EU €690mn, interconnector</w:t>
-            </w:r>
-          </w:p>
-        </w:tc>
-      </w:tr>
-      <w:tr>
-        <w:tc>
-          <w:tcPr>
-            <w:tcW w:type="dxa" w:w="3744"/>
-          </w:tcPr>
-          <w:p>
-            <w:pPr>
-              <w:spacing w:after="20"/>
-            </w:pPr>
-            <w:r>
-              <w:rPr>
-                <w:b/>
-                <w:color w:val="1C3A36"/>
-                <w:sz w:val="17"/>
-              </w:rPr>
-              <w:t>EBITDA margin: 7.5% → 18%</w:t>
-            </w:r>
-          </w:p>
-        </w:tc>
-        <w:tc>
-          <w:tcPr>
-            <w:tcW w:type="dxa" w:w="1584"/>
-          </w:tcPr>
-          <w:p>
-            <w:pPr>
-              <w:spacing w:after="20"/>
-              <w:jc w:val="right"/>
-            </w:pPr>
-            <w:r>
-              <w:rPr>
-                <w:color w:val="1C3A36"/>
-                <w:sz w:val="17"/>
-              </w:rPr>
-              <w:t>Judgment</w:t>
-            </w:r>
-          </w:p>
-        </w:tc>
-        <w:tc>
-          <w:tcPr>
-            <w:tcW w:type="dxa" w:w="4896"/>
-          </w:tcPr>
-          <w:p>
-            <w:pPr>
-              <w:spacing w:after="20"/>
-              <w:jc w:val="right"/>
-            </w:pPr>
-            <w:r>
-              <w:rPr>
-                <w:color w:val="1C3A36"/>
-                <w:sz w:val="17"/>
-              </w:rPr>
-              <w:t>1Q26 DISCLOSED gross margin 5.7% / operating ~0 sets the trough; windfall prints ~25% set the ceiling</w:t>
-            </w:r>
-          </w:p>
-        </w:tc>
-      </w:tr>
-      <w:tr>
-        <w:tc>
-          <w:tcPr>
-            <w:tcW w:type="dxa" w:w="3744"/>
-          </w:tcPr>
-          <w:p>
-            <w:pPr>
-              <w:spacing w:after="20"/>
-            </w:pPr>
-            <w:r>
-              <w:rPr>
-                <w:b/>
-                <w:color w:val="1C3A36"/>
-                <w:sz w:val="17"/>
-              </w:rPr>
-              <w:t>NWC intensity: 112% → 88% of revenue</w:t>
-            </w:r>
-          </w:p>
-        </w:tc>
-        <w:tc>
-          <w:tcPr>
-            <w:tcW w:type="dxa" w:w="1584"/>
-          </w:tcPr>
-          <w:p>
-            <w:pPr>
-              <w:spacing w:after="20"/>
-              <w:jc w:val="right"/>
-            </w:pPr>
-            <w:r>
-              <w:rPr>
-                <w:color w:val="1C3A36"/>
-                <w:sz w:val="17"/>
-              </w:rPr>
-              <w:t>Judgment</w:t>
-            </w:r>
-          </w:p>
-        </w:tc>
-        <w:tc>
-          <w:tcPr>
-            <w:tcW w:type="dxa" w:w="4896"/>
-          </w:tcPr>
-          <w:p>
-            <w:pPr>
-              <w:spacing w:after="20"/>
-              <w:jc w:val="right"/>
-            </w:pPr>
-            <w:r>
-              <w:rPr>
-                <w:color w:val="1C3A36"/>
-                <w:sz w:val="17"/>
-              </w:rPr>
-              <w:t>Partial collection; NOT full reversion to FY24’s 76%</w:t>
-            </w:r>
-          </w:p>
-        </w:tc>
-      </w:tr>
-      <w:tr>
-        <w:tc>
-          <w:tcPr>
-            <w:tcW w:type="dxa" w:w="3744"/>
-          </w:tcPr>
-          <w:p>
-            <w:pPr>
-              <w:spacing w:after="20"/>
-            </w:pPr>
-            <w:r>
-              <w:rPr>
-                <w:b/>
-                <w:color w:val="1C3A36"/>
-                <w:sz w:val="17"/>
-              </w:rPr>
-              <w:t>Capex 1.6% of revenue</w:t>
-            </w:r>
-          </w:p>
-        </w:tc>
-        <w:tc>
-          <w:tcPr>
-            <w:tcW w:type="dxa" w:w="1584"/>
-          </w:tcPr>
-          <w:p>
-            <w:pPr>
-              <w:spacing w:after="20"/>
-              <w:jc w:val="right"/>
-            </w:pPr>
-            <w:r>
-              <w:rPr>
-                <w:color w:val="1C3A36"/>
-                <w:sz w:val="17"/>
-              </w:rPr>
-              <w:t>Judgment</w:t>
-            </w:r>
-          </w:p>
-        </w:tc>
-        <w:tc>
-          <w:tcPr>
-            <w:tcW w:type="dxa" w:w="4896"/>
-          </w:tcPr>
-          <w:p>
-            <w:pPr>
-              <w:spacing w:after="20"/>
-              <w:jc w:val="right"/>
-            </w:pPr>
-            <w:r>
-              <w:rPr>
-                <w:color w:val="1C3A36"/>
-                <w:sz w:val="17"/>
-              </w:rPr>
-              <w:t>No disclosed capex any year (gap); D&amp;A ~0.7% corroborates a light base</w:t>
+                <w:sz w:val="16"/>
+              </w:rPr>
+              <w:t>Q1-2026, annualized</w:t>
+            </w:r>
+          </w:p>
+        </w:tc>
+        <w:tc>
+          <w:tcPr>
+            <w:tcW w:type="dxa" w:w="1368"/>
+          </w:tcPr>
+          <w:p>
+            <w:pPr>
+              <w:spacing w:after="20"/>
+              <w:jc w:val="right"/>
+            </w:pPr>
+            <w:r>
+              <w:rPr>
+                <w:color w:val="1C3A36"/>
+                <w:sz w:val="16"/>
+              </w:rPr>
+              <w:t>12,600</w:t>
+            </w:r>
+          </w:p>
+        </w:tc>
+        <w:tc>
+          <w:tcPr>
+            <w:tcW w:type="dxa" w:w="1008"/>
+          </w:tcPr>
+          <w:p>
+            <w:pPr>
+              <w:spacing w:after="20"/>
+              <w:jc w:val="right"/>
+            </w:pPr>
+            <w:r>
+              <w:rPr>
+                <w:color w:val="1C3A36"/>
+                <w:sz w:val="16"/>
+              </w:rPr>
+              <w:t>50.4</w:t>
+            </w:r>
+          </w:p>
+        </w:tc>
+        <w:tc>
+          <w:tcPr>
+            <w:tcW w:type="dxa" w:w="1512"/>
+          </w:tcPr>
+          <w:p>
+            <w:pPr>
+              <w:spacing w:after="20"/>
+              <w:jc w:val="right"/>
+            </w:pPr>
+            <w:r>
+              <w:rPr>
+                <w:color w:val="1C3A36"/>
+                <w:sz w:val="16"/>
+              </w:rPr>
+              <w:t>881</w:t>
+            </w:r>
+          </w:p>
+        </w:tc>
+        <w:tc>
+          <w:tcPr>
+            <w:tcW w:type="dxa" w:w="1656"/>
+          </w:tcPr>
+          <w:p>
+            <w:pPr>
+              <w:spacing w:after="20"/>
+              <w:jc w:val="right"/>
+            </w:pPr>
+            <w:r>
+              <w:rPr>
+                <w:color w:val="1C3A36"/>
+                <w:sz w:val="16"/>
+              </w:rPr>
+              <w:t>9.5</w:t>
+            </w:r>
+          </w:p>
+        </w:tc>
+        <w:tc>
+          <w:tcPr>
+            <w:tcW w:type="dxa" w:w="1224"/>
+          </w:tcPr>
+          <w:p>
+            <w:pPr>
+              <w:spacing w:after="20"/>
+              <w:jc w:val="right"/>
+            </w:pPr>
+            <w:r>
+              <w:rPr>
+                <w:color w:val="1C3A36"/>
+                <w:sz w:val="16"/>
+              </w:rPr>
+              <w:t>38%</w:t>
+            </w:r>
+          </w:p>
+        </w:tc>
+        <w:tc>
+          <w:tcPr>
+            <w:tcW w:type="dxa" w:w="1440"/>
+          </w:tcPr>
+          <w:p>
+            <w:pPr>
+              <w:spacing w:after="20"/>
+              <w:jc w:val="right"/>
+            </w:pPr>
+            <w:r>
+              <w:rPr>
+                <w:color w:val="1C3A36"/>
+                <w:sz w:val="16"/>
+              </w:rPr>
+              <w:t>11</w:t>
             </w:r>
           </w:p>
         </w:tc>
@@ -6681,7 +6935,1177 @@
           <w:color w:val="6E7B77"/>
           <w:sz w:val="17"/>
         </w:rPr>
-        <w:t>Modes: Disclosed = company figure via bourse reporting; Derived = arithmetic on disclosed figures with a stated assumption; Judgment = the house’s own forecast view, sensitized in §1.9.</w:t>
+        <w:t>The fabrication uplift (1.387×) is set from the industry copper-share norm, NOT fitted to this table — that FY24 then back-solves to 24.0 kt, 96% of the stated capacity in the boom year, is the validation. The decomposition’s central finding: the revenue collapse is a VOLUME collapse (utilization ~96% → ~38%), partly masked by record copper; and conversion EBITDA per tonne collapsed with it (146 → 11 k EGP/t) as fixed costs lost their absorption. FY25’s 182 k/t is inflated by copper inventory gains. Capacity figure is single-sourced and possibly parent-only — utilization is indicative.</w:t>
+      </w:r>
+    </w:p>
+    <w:p>
+      <w:pPr>
+        <w:spacing w:after="80" w:before="0"/>
+      </w:pPr>
+      <w:r>
+        <w:rPr>
+          <w:b w:val="0"/>
+          <w:i w:val="0"/>
+          <w:color w:val="1C3A36"/>
+          <w:sz w:val="19"/>
+        </w:rPr>
+        <w:t>The forecast drivers, on the same axes:</w:t>
+      </w:r>
+    </w:p>
+    <w:tbl>
+      <w:tblPr>
+        <w:tblW w:type="auto" w:w="0"/>
+        <w:jc w:val="center"/>
+        <w:tblLook w:firstColumn="1" w:firstRow="1" w:lastColumn="0" w:lastRow="0" w:noHBand="0" w:noVBand="1" w:val="04A0"/>
+        <w:tblLayout w:type="fixed"/>
+        <w:tblCellMar>
+          <w:top w:w="40" w:type="dxa"/>
+          <w:left w:w="90" w:type="dxa"/>
+          <w:bottom w:w="40" w:type="dxa"/>
+          <w:right w:w="90" w:type="dxa"/>
+        </w:tblCellMar>
+        <w:tblBorders>
+          <w:top w:val="single" w:sz="4" w:space="0" w:color="C9D4D1"/>
+          <w:left w:val="single" w:sz="4" w:space="0" w:color="C9D4D1"/>
+          <w:bottom w:val="single" w:sz="4" w:space="0" w:color="C9D4D1"/>
+          <w:right w:val="single" w:sz="4" w:space="0" w:color="C9D4D1"/>
+          <w:insideH w:val="single" w:sz="4" w:space="0" w:color="C9D4D1"/>
+          <w:insideV w:val="single" w:sz="4" w:space="0" w:color="C9D4D1"/>
+        </w:tblBorders>
+        <w:tblLayout w:type="fixed"/>
+      </w:tblPr>
+      <w:tblGrid>
+        <w:gridCol w:w="3096"/>
+        <w:gridCol w:w="1368"/>
+        <w:gridCol w:w="1368"/>
+        <w:gridCol w:w="1368"/>
+        <w:gridCol w:w="1368"/>
+        <w:gridCol w:w="1368"/>
+      </w:tblGrid>
+      <w:tr>
+        <w:tc>
+          <w:tcPr>
+            <w:tcW w:type="dxa" w:w="3096"/>
+            <w:shd w:val="clear" w:color="auto" w:fill="EAF0EE"/>
+          </w:tcPr>
+          <w:p>
+            <w:pPr>
+              <w:spacing w:after="20"/>
+            </w:pPr>
+            <w:r>
+              <w:rPr>
+                <w:b/>
+                <w:color w:val="1C3A36"/>
+                <w:sz w:val="17"/>
+              </w:rPr>
+              <w:t>Driver</w:t>
+            </w:r>
+          </w:p>
+        </w:tc>
+        <w:tc>
+          <w:tcPr>
+            <w:tcW w:type="dxa" w:w="1368"/>
+            <w:shd w:val="clear" w:color="auto" w:fill="EAF0EE"/>
+          </w:tcPr>
+          <w:p>
+            <w:pPr>
+              <w:spacing w:after="20"/>
+            </w:pPr>
+            <w:r>
+              <w:rPr>
+                <w:b/>
+                <w:color w:val="1C3A36"/>
+                <w:sz w:val="17"/>
+              </w:rPr>
+              <w:t>FY26E</w:t>
+            </w:r>
+          </w:p>
+        </w:tc>
+        <w:tc>
+          <w:tcPr>
+            <w:tcW w:type="dxa" w:w="1368"/>
+            <w:shd w:val="clear" w:color="auto" w:fill="EAF0EE"/>
+          </w:tcPr>
+          <w:p>
+            <w:pPr>
+              <w:spacing w:after="20"/>
+            </w:pPr>
+            <w:r>
+              <w:rPr>
+                <w:b/>
+                <w:color w:val="1C3A36"/>
+                <w:sz w:val="17"/>
+              </w:rPr>
+              <w:t>FY27E</w:t>
+            </w:r>
+          </w:p>
+        </w:tc>
+        <w:tc>
+          <w:tcPr>
+            <w:tcW w:type="dxa" w:w="1368"/>
+            <w:shd w:val="clear" w:color="auto" w:fill="EAF0EE"/>
+          </w:tcPr>
+          <w:p>
+            <w:pPr>
+              <w:spacing w:after="20"/>
+            </w:pPr>
+            <w:r>
+              <w:rPr>
+                <w:b/>
+                <w:color w:val="1C3A36"/>
+                <w:sz w:val="17"/>
+              </w:rPr>
+              <w:t>FY28E</w:t>
+            </w:r>
+          </w:p>
+        </w:tc>
+        <w:tc>
+          <w:tcPr>
+            <w:tcW w:type="dxa" w:w="1368"/>
+            <w:shd w:val="clear" w:color="auto" w:fill="EAF0EE"/>
+          </w:tcPr>
+          <w:p>
+            <w:pPr>
+              <w:spacing w:after="20"/>
+            </w:pPr>
+            <w:r>
+              <w:rPr>
+                <w:b/>
+                <w:color w:val="1C3A36"/>
+                <w:sz w:val="17"/>
+              </w:rPr>
+              <w:t>FY29E</w:t>
+            </w:r>
+          </w:p>
+        </w:tc>
+        <w:tc>
+          <w:tcPr>
+            <w:tcW w:type="dxa" w:w="1368"/>
+            <w:shd w:val="clear" w:color="auto" w:fill="EAF0EE"/>
+          </w:tcPr>
+          <w:p>
+            <w:pPr>
+              <w:spacing w:after="20"/>
+            </w:pPr>
+            <w:r>
+              <w:rPr>
+                <w:b/>
+                <w:color w:val="1C3A36"/>
+                <w:sz w:val="17"/>
+              </w:rPr>
+              <w:t>FY30E</w:t>
+            </w:r>
+          </w:p>
+        </w:tc>
+      </w:tr>
+      <w:tr>
+        <w:tc>
+          <w:tcPr>
+            <w:tcW w:type="dxa" w:w="3096"/>
+          </w:tcPr>
+          <w:p>
+            <w:pPr>
+              <w:spacing w:after="20"/>
+            </w:pPr>
+            <w:r>
+              <w:rPr>
+                <w:b/>
+                <w:color w:val="1C3A36"/>
+                <w:sz w:val="17"/>
+              </w:rPr>
+              <w:t>Volume (kt)</w:t>
+            </w:r>
+          </w:p>
+        </w:tc>
+        <w:tc>
+          <w:tcPr>
+            <w:tcW w:type="dxa" w:w="1368"/>
+          </w:tcPr>
+          <w:p>
+            <w:pPr>
+              <w:spacing w:after="20"/>
+              <w:jc w:val="right"/>
+            </w:pPr>
+            <w:r>
+              <w:rPr>
+                <w:color w:val="1C3A36"/>
+                <w:sz w:val="17"/>
+              </w:rPr>
+              <w:t>10.4</w:t>
+            </w:r>
+          </w:p>
+        </w:tc>
+        <w:tc>
+          <w:tcPr>
+            <w:tcW w:type="dxa" w:w="1368"/>
+          </w:tcPr>
+          <w:p>
+            <w:pPr>
+              <w:spacing w:after="20"/>
+              <w:jc w:val="right"/>
+            </w:pPr>
+            <w:r>
+              <w:rPr>
+                <w:color w:val="1C3A36"/>
+                <w:sz w:val="17"/>
+              </w:rPr>
+              <w:t>11.9</w:t>
+            </w:r>
+          </w:p>
+        </w:tc>
+        <w:tc>
+          <w:tcPr>
+            <w:tcW w:type="dxa" w:w="1368"/>
+          </w:tcPr>
+          <w:p>
+            <w:pPr>
+              <w:spacing w:after="20"/>
+              <w:jc w:val="right"/>
+            </w:pPr>
+            <w:r>
+              <w:rPr>
+                <w:color w:val="1C3A36"/>
+                <w:sz w:val="17"/>
+              </w:rPr>
+              <w:t>13.4</w:t>
+            </w:r>
+          </w:p>
+        </w:tc>
+        <w:tc>
+          <w:tcPr>
+            <w:tcW w:type="dxa" w:w="1368"/>
+          </w:tcPr>
+          <w:p>
+            <w:pPr>
+              <w:spacing w:after="20"/>
+              <w:jc w:val="right"/>
+            </w:pPr>
+            <w:r>
+              <w:rPr>
+                <w:color w:val="1C3A36"/>
+                <w:sz w:val="17"/>
+              </w:rPr>
+              <w:t>14.8</w:t>
+            </w:r>
+          </w:p>
+        </w:tc>
+        <w:tc>
+          <w:tcPr>
+            <w:tcW w:type="dxa" w:w="1368"/>
+          </w:tcPr>
+          <w:p>
+            <w:pPr>
+              <w:spacing w:after="20"/>
+              <w:jc w:val="right"/>
+            </w:pPr>
+            <w:r>
+              <w:rPr>
+                <w:color w:val="1C3A36"/>
+                <w:sz w:val="17"/>
+              </w:rPr>
+              <w:t>16.0</w:t>
+            </w:r>
+          </w:p>
+        </w:tc>
+      </w:tr>
+      <w:tr>
+        <w:tc>
+          <w:tcPr>
+            <w:tcW w:type="dxa" w:w="3096"/>
+          </w:tcPr>
+          <w:p>
+            <w:pPr>
+              <w:spacing w:after="20"/>
+            </w:pPr>
+            <w:r>
+              <w:rPr>
+                <w:b/>
+                <w:color w:val="1C3A36"/>
+                <w:sz w:val="17"/>
+              </w:rPr>
+              <w:t>Utilization</w:t>
+            </w:r>
+          </w:p>
+        </w:tc>
+        <w:tc>
+          <w:tcPr>
+            <w:tcW w:type="dxa" w:w="1368"/>
+          </w:tcPr>
+          <w:p>
+            <w:pPr>
+              <w:spacing w:after="20"/>
+              <w:jc w:val="right"/>
+            </w:pPr>
+            <w:r>
+              <w:rPr>
+                <w:color w:val="1C3A36"/>
+                <w:sz w:val="17"/>
+              </w:rPr>
+              <w:t>42%</w:t>
+            </w:r>
+          </w:p>
+        </w:tc>
+        <w:tc>
+          <w:tcPr>
+            <w:tcW w:type="dxa" w:w="1368"/>
+          </w:tcPr>
+          <w:p>
+            <w:pPr>
+              <w:spacing w:after="20"/>
+              <w:jc w:val="right"/>
+            </w:pPr>
+            <w:r>
+              <w:rPr>
+                <w:color w:val="1C3A36"/>
+                <w:sz w:val="17"/>
+              </w:rPr>
+              <w:t>48%</w:t>
+            </w:r>
+          </w:p>
+        </w:tc>
+        <w:tc>
+          <w:tcPr>
+            <w:tcW w:type="dxa" w:w="1368"/>
+          </w:tcPr>
+          <w:p>
+            <w:pPr>
+              <w:spacing w:after="20"/>
+              <w:jc w:val="right"/>
+            </w:pPr>
+            <w:r>
+              <w:rPr>
+                <w:color w:val="1C3A36"/>
+                <w:sz w:val="17"/>
+              </w:rPr>
+              <w:t>54%</w:t>
+            </w:r>
+          </w:p>
+        </w:tc>
+        <w:tc>
+          <w:tcPr>
+            <w:tcW w:type="dxa" w:w="1368"/>
+          </w:tcPr>
+          <w:p>
+            <w:pPr>
+              <w:spacing w:after="20"/>
+              <w:jc w:val="right"/>
+            </w:pPr>
+            <w:r>
+              <w:rPr>
+                <w:color w:val="1C3A36"/>
+                <w:sz w:val="17"/>
+              </w:rPr>
+              <w:t>59%</w:t>
+            </w:r>
+          </w:p>
+        </w:tc>
+        <w:tc>
+          <w:tcPr>
+            <w:tcW w:type="dxa" w:w="1368"/>
+          </w:tcPr>
+          <w:p>
+            <w:pPr>
+              <w:spacing w:after="20"/>
+              <w:jc w:val="right"/>
+            </w:pPr>
+            <w:r>
+              <w:rPr>
+                <w:color w:val="1C3A36"/>
+                <w:sz w:val="17"/>
+              </w:rPr>
+              <w:t>64%</w:t>
+            </w:r>
+          </w:p>
+        </w:tc>
+      </w:tr>
+      <w:tr>
+        <w:tc>
+          <w:tcPr>
+            <w:tcW w:type="dxa" w:w="3096"/>
+          </w:tcPr>
+          <w:p>
+            <w:pPr>
+              <w:spacing w:after="20"/>
+            </w:pPr>
+            <w:r>
+              <w:rPr>
+                <w:b/>
+                <w:color w:val="1C3A36"/>
+                <w:sz w:val="17"/>
+              </w:rPr>
+              <w:t>LME copper ($/t) — flat, no house view</w:t>
+            </w:r>
+          </w:p>
+        </w:tc>
+        <w:tc>
+          <w:tcPr>
+            <w:tcW w:type="dxa" w:w="1368"/>
+          </w:tcPr>
+          <w:p>
+            <w:pPr>
+              <w:spacing w:after="20"/>
+              <w:jc w:val="right"/>
+            </w:pPr>
+            <w:r>
+              <w:rPr>
+                <w:color w:val="1C3A36"/>
+                <w:sz w:val="17"/>
+              </w:rPr>
+              <w:t>12,600</w:t>
+            </w:r>
+          </w:p>
+        </w:tc>
+        <w:tc>
+          <w:tcPr>
+            <w:tcW w:type="dxa" w:w="1368"/>
+          </w:tcPr>
+          <w:p>
+            <w:pPr>
+              <w:spacing w:after="20"/>
+              <w:jc w:val="right"/>
+            </w:pPr>
+            <w:r>
+              <w:rPr>
+                <w:color w:val="1C3A36"/>
+                <w:sz w:val="17"/>
+              </w:rPr>
+              <w:t>12,600</w:t>
+            </w:r>
+          </w:p>
+        </w:tc>
+        <w:tc>
+          <w:tcPr>
+            <w:tcW w:type="dxa" w:w="1368"/>
+          </w:tcPr>
+          <w:p>
+            <w:pPr>
+              <w:spacing w:after="20"/>
+              <w:jc w:val="right"/>
+            </w:pPr>
+            <w:r>
+              <w:rPr>
+                <w:color w:val="1C3A36"/>
+                <w:sz w:val="17"/>
+              </w:rPr>
+              <w:t>12,600</w:t>
+            </w:r>
+          </w:p>
+        </w:tc>
+        <w:tc>
+          <w:tcPr>
+            <w:tcW w:type="dxa" w:w="1368"/>
+          </w:tcPr>
+          <w:p>
+            <w:pPr>
+              <w:spacing w:after="20"/>
+              <w:jc w:val="right"/>
+            </w:pPr>
+            <w:r>
+              <w:rPr>
+                <w:color w:val="1C3A36"/>
+                <w:sz w:val="17"/>
+              </w:rPr>
+              <w:t>12,600</w:t>
+            </w:r>
+          </w:p>
+        </w:tc>
+        <w:tc>
+          <w:tcPr>
+            <w:tcW w:type="dxa" w:w="1368"/>
+          </w:tcPr>
+          <w:p>
+            <w:pPr>
+              <w:spacing w:after="20"/>
+              <w:jc w:val="right"/>
+            </w:pPr>
+            <w:r>
+              <w:rPr>
+                <w:color w:val="1C3A36"/>
+                <w:sz w:val="17"/>
+              </w:rPr>
+              <w:t>12,600</w:t>
+            </w:r>
+          </w:p>
+        </w:tc>
+      </w:tr>
+      <w:tr>
+        <w:tc>
+          <w:tcPr>
+            <w:tcW w:type="dxa" w:w="3096"/>
+          </w:tcPr>
+          <w:p>
+            <w:pPr>
+              <w:spacing w:after="20"/>
+            </w:pPr>
+            <w:r>
+              <w:rPr>
+                <w:b/>
+                <w:color w:val="1C3A36"/>
+                <w:sz w:val="17"/>
+              </w:rPr>
+              <w:t>EGP/USD (~3%/yr crawl)</w:t>
+            </w:r>
+          </w:p>
+        </w:tc>
+        <w:tc>
+          <w:tcPr>
+            <w:tcW w:type="dxa" w:w="1368"/>
+          </w:tcPr>
+          <w:p>
+            <w:pPr>
+              <w:spacing w:after="20"/>
+              <w:jc w:val="right"/>
+            </w:pPr>
+            <w:r>
+              <w:rPr>
+                <w:color w:val="1C3A36"/>
+                <w:sz w:val="17"/>
+              </w:rPr>
+              <w:t>50.4</w:t>
+            </w:r>
+          </w:p>
+        </w:tc>
+        <w:tc>
+          <w:tcPr>
+            <w:tcW w:type="dxa" w:w="1368"/>
+          </w:tcPr>
+          <w:p>
+            <w:pPr>
+              <w:spacing w:after="20"/>
+              <w:jc w:val="right"/>
+            </w:pPr>
+            <w:r>
+              <w:rPr>
+                <w:color w:val="1C3A36"/>
+                <w:sz w:val="17"/>
+              </w:rPr>
+              <w:t>52.0</w:t>
+            </w:r>
+          </w:p>
+        </w:tc>
+        <w:tc>
+          <w:tcPr>
+            <w:tcW w:type="dxa" w:w="1368"/>
+          </w:tcPr>
+          <w:p>
+            <w:pPr>
+              <w:spacing w:after="20"/>
+              <w:jc w:val="right"/>
+            </w:pPr>
+            <w:r>
+              <w:rPr>
+                <w:color w:val="1C3A36"/>
+                <w:sz w:val="17"/>
+              </w:rPr>
+              <w:t>53.5</w:t>
+            </w:r>
+          </w:p>
+        </w:tc>
+        <w:tc>
+          <w:tcPr>
+            <w:tcW w:type="dxa" w:w="1368"/>
+          </w:tcPr>
+          <w:p>
+            <w:pPr>
+              <w:spacing w:after="20"/>
+              <w:jc w:val="right"/>
+            </w:pPr>
+            <w:r>
+              <w:rPr>
+                <w:color w:val="1C3A36"/>
+                <w:sz w:val="17"/>
+              </w:rPr>
+              <w:t>55.0</w:t>
+            </w:r>
+          </w:p>
+        </w:tc>
+        <w:tc>
+          <w:tcPr>
+            <w:tcW w:type="dxa" w:w="1368"/>
+          </w:tcPr>
+          <w:p>
+            <w:pPr>
+              <w:spacing w:after="20"/>
+              <w:jc w:val="right"/>
+            </w:pPr>
+            <w:r>
+              <w:rPr>
+                <w:color w:val="1C3A36"/>
+                <w:sz w:val="17"/>
+              </w:rPr>
+              <w:t>56.5</w:t>
+            </w:r>
+          </w:p>
+        </w:tc>
+      </w:tr>
+      <w:tr>
+        <w:tc>
+          <w:tcPr>
+            <w:tcW w:type="dxa" w:w="3096"/>
+          </w:tcPr>
+          <w:p>
+            <w:pPr>
+              <w:spacing w:after="20"/>
+            </w:pPr>
+            <w:r>
+              <w:rPr>
+                <w:b/>
+                <w:color w:val="1C3A36"/>
+                <w:sz w:val="17"/>
+              </w:rPr>
+              <w:t>Price per tonne (k EGP)</w:t>
+            </w:r>
+          </w:p>
+        </w:tc>
+        <w:tc>
+          <w:tcPr>
+            <w:tcW w:type="dxa" w:w="1368"/>
+          </w:tcPr>
+          <w:p>
+            <w:pPr>
+              <w:spacing w:after="20"/>
+              <w:jc w:val="right"/>
+            </w:pPr>
+            <w:r>
+              <w:rPr>
+                <w:color w:val="1C3A36"/>
+                <w:sz w:val="17"/>
+              </w:rPr>
+              <w:t>881</w:t>
+            </w:r>
+          </w:p>
+        </w:tc>
+        <w:tc>
+          <w:tcPr>
+            <w:tcW w:type="dxa" w:w="1368"/>
+          </w:tcPr>
+          <w:p>
+            <w:pPr>
+              <w:spacing w:after="20"/>
+              <w:jc w:val="right"/>
+            </w:pPr>
+            <w:r>
+              <w:rPr>
+                <w:color w:val="1C3A36"/>
+                <w:sz w:val="17"/>
+              </w:rPr>
+              <w:t>909</w:t>
+            </w:r>
+          </w:p>
+        </w:tc>
+        <w:tc>
+          <w:tcPr>
+            <w:tcW w:type="dxa" w:w="1368"/>
+          </w:tcPr>
+          <w:p>
+            <w:pPr>
+              <w:spacing w:after="20"/>
+              <w:jc w:val="right"/>
+            </w:pPr>
+            <w:r>
+              <w:rPr>
+                <w:color w:val="1C3A36"/>
+                <w:sz w:val="17"/>
+              </w:rPr>
+              <w:t>935</w:t>
+            </w:r>
+          </w:p>
+        </w:tc>
+        <w:tc>
+          <w:tcPr>
+            <w:tcW w:type="dxa" w:w="1368"/>
+          </w:tcPr>
+          <w:p>
+            <w:pPr>
+              <w:spacing w:after="20"/>
+              <w:jc w:val="right"/>
+            </w:pPr>
+            <w:r>
+              <w:rPr>
+                <w:color w:val="1C3A36"/>
+                <w:sz w:val="17"/>
+              </w:rPr>
+              <w:t>961</w:t>
+            </w:r>
+          </w:p>
+        </w:tc>
+        <w:tc>
+          <w:tcPr>
+            <w:tcW w:type="dxa" w:w="1368"/>
+          </w:tcPr>
+          <w:p>
+            <w:pPr>
+              <w:spacing w:after="20"/>
+              <w:jc w:val="right"/>
+            </w:pPr>
+            <w:r>
+              <w:rPr>
+                <w:color w:val="1C3A36"/>
+                <w:sz w:val="17"/>
+              </w:rPr>
+              <w:t>987</w:t>
+            </w:r>
+          </w:p>
+        </w:tc>
+      </w:tr>
+      <w:tr>
+        <w:tc>
+          <w:tcPr>
+            <w:tcW w:type="dxa" w:w="3096"/>
+          </w:tcPr>
+          <w:p>
+            <w:pPr>
+              <w:spacing w:after="20"/>
+            </w:pPr>
+            <w:r>
+              <w:rPr>
+                <w:b/>
+                <w:color w:val="1C3A36"/>
+                <w:sz w:val="17"/>
+              </w:rPr>
+              <w:t>Revenue (EGP mn)</w:t>
+            </w:r>
+          </w:p>
+        </w:tc>
+        <w:tc>
+          <w:tcPr>
+            <w:tcW w:type="dxa" w:w="1368"/>
+          </w:tcPr>
+          <w:p>
+            <w:pPr>
+              <w:spacing w:after="20"/>
+              <w:jc w:val="right"/>
+            </w:pPr>
+            <w:r>
+              <w:rPr>
+                <w:color w:val="1C3A36"/>
+                <w:sz w:val="17"/>
+              </w:rPr>
+              <w:t>9,160</w:t>
+            </w:r>
+          </w:p>
+        </w:tc>
+        <w:tc>
+          <w:tcPr>
+            <w:tcW w:type="dxa" w:w="1368"/>
+          </w:tcPr>
+          <w:p>
+            <w:pPr>
+              <w:spacing w:after="20"/>
+              <w:jc w:val="right"/>
+            </w:pPr>
+            <w:r>
+              <w:rPr>
+                <w:color w:val="1C3A36"/>
+                <w:sz w:val="17"/>
+              </w:rPr>
+              <w:t>10,814</w:t>
+            </w:r>
+          </w:p>
+        </w:tc>
+        <w:tc>
+          <w:tcPr>
+            <w:tcW w:type="dxa" w:w="1368"/>
+          </w:tcPr>
+          <w:p>
+            <w:pPr>
+              <w:spacing w:after="20"/>
+              <w:jc w:val="right"/>
+            </w:pPr>
+            <w:r>
+              <w:rPr>
+                <w:color w:val="1C3A36"/>
+                <w:sz w:val="17"/>
+              </w:rPr>
+              <w:t>12,529</w:t>
+            </w:r>
+          </w:p>
+        </w:tc>
+        <w:tc>
+          <w:tcPr>
+            <w:tcW w:type="dxa" w:w="1368"/>
+          </w:tcPr>
+          <w:p>
+            <w:pPr>
+              <w:spacing w:after="20"/>
+              <w:jc w:val="right"/>
+            </w:pPr>
+            <w:r>
+              <w:rPr>
+                <w:color w:val="1C3A36"/>
+                <w:sz w:val="17"/>
+              </w:rPr>
+              <w:t>14,226</w:t>
+            </w:r>
+          </w:p>
+        </w:tc>
+        <w:tc>
+          <w:tcPr>
+            <w:tcW w:type="dxa" w:w="1368"/>
+          </w:tcPr>
+          <w:p>
+            <w:pPr>
+              <w:spacing w:after="20"/>
+              <w:jc w:val="right"/>
+            </w:pPr>
+            <w:r>
+              <w:rPr>
+                <w:color w:val="1C3A36"/>
+                <w:sz w:val="17"/>
+              </w:rPr>
+              <w:t>15,798</w:t>
+            </w:r>
+          </w:p>
+        </w:tc>
+      </w:tr>
+      <w:tr>
+        <w:tc>
+          <w:tcPr>
+            <w:tcW w:type="dxa" w:w="3096"/>
+          </w:tcPr>
+          <w:p>
+            <w:pPr>
+              <w:spacing w:after="20"/>
+            </w:pPr>
+            <w:r>
+              <w:rPr>
+                <w:b/>
+                <w:color w:val="1C3A36"/>
+                <w:sz w:val="17"/>
+              </w:rPr>
+              <w:t>Conversion EBITDA/t (k EGP)</w:t>
+            </w:r>
+          </w:p>
+        </w:tc>
+        <w:tc>
+          <w:tcPr>
+            <w:tcW w:type="dxa" w:w="1368"/>
+          </w:tcPr>
+          <w:p>
+            <w:pPr>
+              <w:spacing w:after="20"/>
+              <w:jc w:val="right"/>
+            </w:pPr>
+            <w:r>
+              <w:rPr>
+                <w:color w:val="1C3A36"/>
+                <w:sz w:val="17"/>
+              </w:rPr>
+              <w:t>40</w:t>
+            </w:r>
+          </w:p>
+        </w:tc>
+        <w:tc>
+          <w:tcPr>
+            <w:tcW w:type="dxa" w:w="1368"/>
+          </w:tcPr>
+          <w:p>
+            <w:pPr>
+              <w:spacing w:after="20"/>
+              <w:jc w:val="right"/>
+            </w:pPr>
+            <w:r>
+              <w:rPr>
+                <w:color w:val="1C3A36"/>
+                <w:sz w:val="17"/>
+              </w:rPr>
+              <w:t>90</w:t>
+            </w:r>
+          </w:p>
+        </w:tc>
+        <w:tc>
+          <w:tcPr>
+            <w:tcW w:type="dxa" w:w="1368"/>
+          </w:tcPr>
+          <w:p>
+            <w:pPr>
+              <w:spacing w:after="20"/>
+              <w:jc w:val="right"/>
+            </w:pPr>
+            <w:r>
+              <w:rPr>
+                <w:color w:val="1C3A36"/>
+                <w:sz w:val="17"/>
+              </w:rPr>
+              <w:t>115</w:t>
+            </w:r>
+          </w:p>
+        </w:tc>
+        <w:tc>
+          <w:tcPr>
+            <w:tcW w:type="dxa" w:w="1368"/>
+          </w:tcPr>
+          <w:p>
+            <w:pPr>
+              <w:spacing w:after="20"/>
+              <w:jc w:val="right"/>
+            </w:pPr>
+            <w:r>
+              <w:rPr>
+                <w:color w:val="1C3A36"/>
+                <w:sz w:val="17"/>
+              </w:rPr>
+              <w:t>128</w:t>
+            </w:r>
+          </w:p>
+        </w:tc>
+        <w:tc>
+          <w:tcPr>
+            <w:tcW w:type="dxa" w:w="1368"/>
+          </w:tcPr>
+          <w:p>
+            <w:pPr>
+              <w:spacing w:after="20"/>
+              <w:jc w:val="right"/>
+            </w:pPr>
+            <w:r>
+              <w:rPr>
+                <w:color w:val="1C3A36"/>
+                <w:sz w:val="17"/>
+              </w:rPr>
+              <w:t>135</w:t>
+            </w:r>
+          </w:p>
+        </w:tc>
+      </w:tr>
+      <w:tr>
+        <w:tc>
+          <w:tcPr>
+            <w:tcW w:type="dxa" w:w="3096"/>
+          </w:tcPr>
+          <w:p>
+            <w:pPr>
+              <w:spacing w:after="20"/>
+            </w:pPr>
+            <w:r>
+              <w:rPr>
+                <w:b/>
+                <w:color w:val="1C3A36"/>
+                <w:sz w:val="17"/>
+              </w:rPr>
+              <w:t>EBITDA (EGP mn) — output</w:t>
+            </w:r>
+          </w:p>
+        </w:tc>
+        <w:tc>
+          <w:tcPr>
+            <w:tcW w:type="dxa" w:w="1368"/>
+          </w:tcPr>
+          <w:p>
+            <w:pPr>
+              <w:spacing w:after="20"/>
+              <w:jc w:val="right"/>
+            </w:pPr>
+            <w:r>
+              <w:rPr>
+                <w:color w:val="1C3A36"/>
+                <w:sz w:val="17"/>
+              </w:rPr>
+              <w:t>416</w:t>
+            </w:r>
+          </w:p>
+        </w:tc>
+        <w:tc>
+          <w:tcPr>
+            <w:tcW w:type="dxa" w:w="1368"/>
+          </w:tcPr>
+          <w:p>
+            <w:pPr>
+              <w:spacing w:after="20"/>
+              <w:jc w:val="right"/>
+            </w:pPr>
+            <w:r>
+              <w:rPr>
+                <w:color w:val="1C3A36"/>
+                <w:sz w:val="17"/>
+              </w:rPr>
+              <w:t>1,071</w:t>
+            </w:r>
+          </w:p>
+        </w:tc>
+        <w:tc>
+          <w:tcPr>
+            <w:tcW w:type="dxa" w:w="1368"/>
+          </w:tcPr>
+          <w:p>
+            <w:pPr>
+              <w:spacing w:after="20"/>
+              <w:jc w:val="right"/>
+            </w:pPr>
+            <w:r>
+              <w:rPr>
+                <w:color w:val="1C3A36"/>
+                <w:sz w:val="17"/>
+              </w:rPr>
+              <w:t>1,541</w:t>
+            </w:r>
+          </w:p>
+        </w:tc>
+        <w:tc>
+          <w:tcPr>
+            <w:tcW w:type="dxa" w:w="1368"/>
+          </w:tcPr>
+          <w:p>
+            <w:pPr>
+              <w:spacing w:after="20"/>
+              <w:jc w:val="right"/>
+            </w:pPr>
+            <w:r>
+              <w:rPr>
+                <w:color w:val="1C3A36"/>
+                <w:sz w:val="17"/>
+              </w:rPr>
+              <w:t>1,894</w:t>
+            </w:r>
+          </w:p>
+        </w:tc>
+        <w:tc>
+          <w:tcPr>
+            <w:tcW w:type="dxa" w:w="1368"/>
+          </w:tcPr>
+          <w:p>
+            <w:pPr>
+              <w:spacing w:after="20"/>
+              <w:jc w:val="right"/>
+            </w:pPr>
+            <w:r>
+              <w:rPr>
+                <w:color w:val="1C3A36"/>
+                <w:sz w:val="17"/>
+              </w:rPr>
+              <w:t>2,160</w:t>
+            </w:r>
+          </w:p>
+        </w:tc>
+      </w:tr>
+      <w:tr>
+        <w:tc>
+          <w:tcPr>
+            <w:tcW w:type="dxa" w:w="3096"/>
+          </w:tcPr>
+          <w:p>
+            <w:pPr>
+              <w:spacing w:after="20"/>
+            </w:pPr>
+            <w:r>
+              <w:rPr>
+                <w:b/>
+                <w:color w:val="1C3A36"/>
+                <w:sz w:val="17"/>
+              </w:rPr>
+              <w:t>EBITDA margin — output</w:t>
+            </w:r>
+          </w:p>
+        </w:tc>
+        <w:tc>
+          <w:tcPr>
+            <w:tcW w:type="dxa" w:w="1368"/>
+          </w:tcPr>
+          <w:p>
+            <w:pPr>
+              <w:spacing w:after="20"/>
+              <w:jc w:val="right"/>
+            </w:pPr>
+            <w:r>
+              <w:rPr>
+                <w:color w:val="1C3A36"/>
+                <w:sz w:val="17"/>
+              </w:rPr>
+              <w:t>4.5%</w:t>
+            </w:r>
+          </w:p>
+        </w:tc>
+        <w:tc>
+          <w:tcPr>
+            <w:tcW w:type="dxa" w:w="1368"/>
+          </w:tcPr>
+          <w:p>
+            <w:pPr>
+              <w:spacing w:after="20"/>
+              <w:jc w:val="right"/>
+            </w:pPr>
+            <w:r>
+              <w:rPr>
+                <w:color w:val="1C3A36"/>
+                <w:sz w:val="17"/>
+              </w:rPr>
+              <w:t>9.9%</w:t>
+            </w:r>
+          </w:p>
+        </w:tc>
+        <w:tc>
+          <w:tcPr>
+            <w:tcW w:type="dxa" w:w="1368"/>
+          </w:tcPr>
+          <w:p>
+            <w:pPr>
+              <w:spacing w:after="20"/>
+              <w:jc w:val="right"/>
+            </w:pPr>
+            <w:r>
+              <w:rPr>
+                <w:color w:val="1C3A36"/>
+                <w:sz w:val="17"/>
+              </w:rPr>
+              <w:t>12.3%</w:t>
+            </w:r>
+          </w:p>
+        </w:tc>
+        <w:tc>
+          <w:tcPr>
+            <w:tcW w:type="dxa" w:w="1368"/>
+          </w:tcPr>
+          <w:p>
+            <w:pPr>
+              <w:spacing w:after="20"/>
+              <w:jc w:val="right"/>
+            </w:pPr>
+            <w:r>
+              <w:rPr>
+                <w:color w:val="1C3A36"/>
+                <w:sz w:val="17"/>
+              </w:rPr>
+              <w:t>13.3%</w:t>
+            </w:r>
+          </w:p>
+        </w:tc>
+        <w:tc>
+          <w:tcPr>
+            <w:tcW w:type="dxa" w:w="1368"/>
+          </w:tcPr>
+          <w:p>
+            <w:pPr>
+              <w:spacing w:after="20"/>
+              <w:jc w:val="right"/>
+            </w:pPr>
+            <w:r>
+              <w:rPr>
+                <w:color w:val="1C3A36"/>
+                <w:sz w:val="17"/>
+              </w:rPr>
+              <w:t>13.7%</w:t>
+            </w:r>
+          </w:p>
+        </w:tc>
+      </w:tr>
+    </w:tbl>
+    <w:p>
+      <w:pPr>
+        <w:spacing w:after="40"/>
+      </w:pPr>
+    </w:p>
+    <w:p>
+      <w:pPr>
+        <w:spacing w:after="200" w:before="0"/>
+      </w:pPr>
+      <w:r>
+        <w:rPr>
+          <w:b w:val="0"/>
+          <w:i/>
+          <w:color w:val="6E7B77"/>
+          <w:sz w:val="17"/>
+        </w:rPr>
+        <w:t>Volume recovery to 64% utilization by FY30E (EETC’s EGP 45 bn plan, the EU €690 mn package, interconnector follow-on) — still below the FY23–24 near-full prints. Conversion EBITDA/t recovers to 135 k by FY30E: nominally below FY24’s 146 k despite five years of EGP inflation, and, as a share of realized price (13.7%), matching the PRE-windfall 2022 norm (~12%) rather than the devaluation-era 25%. Working capital stays on its intensity glide (112% → 88% of revenue) — copper strength therefore inflates the working capital the model must fund, which is exactly the mechanism the tonnage build exists to price. Every driver above is a stated, sensitized house judgment (§1.9).</w:t>
       </w:r>
     </w:p>
     <w:p>
@@ -6709,7 +8133,7 @@
           <w:color w:val="1C3A36"/>
           <w:sz w:val="21"/>
         </w:rPr>
-        <w:t>Three judgments drive this valuation, in order of size. FIRST, collection. Working capital stands near ~EGP 12.6 bn — 117% of a full year’s revenue — against ~76% a year earlier: copper-inflated inventory plus receivables that grew as revenue shrank, funded by EGP 10.9 bn of disclosed bank facilities. The DCF’s FY26E cash flow is dominated by a ~EGP 2.9 bn assumed release as sales contract; if those receivables do not collect (state-linked customers, dealer credit), the release never happens, debt stays ~EGP 11 bn at 22% money, and the equity rounds to nothing — that is the bear case’s mechanism, not rhetoric. Each 5 points of terminal working-capital intensity is worth roughly EGP 0.15–0.20/share. SECOND, the margin. FY24–25 EBITDA margins near 25% carried devaluation inventory gains; the DISCLOSED 1Q26 lines put the trough on the table — gross margin 5.7%, operating profit zero. The model’s 16–18% mid-cycle is a judgment between the proven trough and the windfall ceiling — each 1.5 points is worth ~EGP 0.35/share (§1.9 grid). THIRD, the rate path: at 22% money, finance expense consumes the operating line; at the terminal 15%, the same business supports a meaningful EPS again. The easing calendar is therefore load-bearing — which is exactly why it is built into the discount schedule rather than averaged away.</w:t>
+        <w:t>Three judgments drive this valuation, in order of size. FIRST, collection. Working capital stands near ~EGP 12.6 bn — 117% of a full year’s revenue — against ~76% a year earlier: copper-inflated inventory plus receivables that grew as revenue shrank, funded by EGP 10.9 bn of disclosed bank facilities. The DCF’s FY26E cash flow is dominated by a ~EGP 2.9 bn assumed release as sales contract; if those receivables do not collect (state-linked customers, dealer credit), the release never happens, debt stays ~EGP 11 bn at 22% money, and the equity rounds to nothing — that is the bear case’s mechanism, not rhetoric. Each 5 points of terminal working-capital intensity is worth roughly EGP 0.15–0.20/share. SECOND, the margin. FY24–25 EBITDA margins near 25% carried devaluation inventory gains; the DISCLOSED 1Q26 lines put the trough on the table — gross margin 5.7%, operating profit zero. The model’s 16–18% mid-cycle is a judgment between the proven trough and the windfall ceiling — each 15% on conversion EBITDA/t is worth roughly EGP 0.25–0.35/share (§1.9 grid). THIRD, the rate path: at 22% money, finance expense consumes the operating line; at the terminal 15%, the same business supports a meaningful EPS again. The easing calendar is therefore load-bearing — which is exactly why it is built into the discount schedule rather than averaged away.</w:t>
       </w:r>
     </w:p>
     <w:p>
@@ -7289,7 +8713,7 @@
                 <w:color w:val="1C3A36"/>
                 <w:sz w:val="17"/>
               </w:rPr>
-              <w:t>Weights E / D</w:t>
+              <w:t>Weights E / D — explicit window</w:t>
             </w:r>
           </w:p>
         </w:tc>
@@ -7513,6 +8937,62 @@
                 <w:color w:val="1C3A36"/>
                 <w:sz w:val="17"/>
               </w:rPr>
+              <w:t>Weights E / D — terminal (normalized)</w:t>
+            </w:r>
+          </w:p>
+        </w:tc>
+        <w:tc>
+          <w:tcPr>
+            <w:tcW w:type="dxa" w:w="1872"/>
+          </w:tcPr>
+          <w:p>
+            <w:pPr>
+              <w:spacing w:after="20"/>
+              <w:jc w:val="right"/>
+            </w:pPr>
+            <w:r>
+              <w:rPr>
+                <w:color w:val="1C3A36"/>
+                <w:sz w:val="17"/>
+              </w:rPr>
+              <w:t>60% / 40%</w:t>
+            </w:r>
+          </w:p>
+        </w:tc>
+        <w:tc>
+          <w:tcPr>
+            <w:tcW w:type="dxa" w:w="4320"/>
+          </w:tcPr>
+          <w:p>
+            <w:pPr>
+              <w:spacing w:after="20"/>
+              <w:jc w:val="right"/>
+            </w:pPr>
+            <w:r>
+              <w:rPr>
+                <w:color w:val="1C3A36"/>
+                <w:sz w:val="17"/>
+              </w:rPr>
+              <w:t>The steady state presupposes deleveraging; today’s ~60% distress weight into perpetuity would be circular (the equity weight depends on the DCF’s own output). Conservative direction: more weight on the dearer equity leg</w:t>
+            </w:r>
+          </w:p>
+        </w:tc>
+      </w:tr>
+      <w:tr>
+        <w:tc>
+          <w:tcPr>
+            <w:tcW w:type="dxa" w:w="3744"/>
+          </w:tcPr>
+          <w:p>
+            <w:pPr>
+              <w:spacing w:after="20"/>
+            </w:pPr>
+            <w:r>
+              <w:rPr>
+                <w:b/>
+                <w:color w:val="1C3A36"/>
+                <w:sz w:val="17"/>
+              </w:rPr>
               <w:t>WACC — terminal</w:t>
             </w:r>
           </w:p>
@@ -7531,7 +9011,7 @@
                 <w:color w:val="1C3A36"/>
                 <w:sz w:val="17"/>
               </w:rPr>
-              <w:t>13.87%</w:t>
+              <w:t>15.00%</w:t>
             </w:r>
           </w:p>
         </w:tc>
@@ -7990,7 +9470,7 @@
                 <w:color w:val="1C3A36"/>
                 <w:sz w:val="17"/>
               </w:rPr>
-              <w:t>19.1%</w:t>
+              <w:t>19.4%</w:t>
             </w:r>
           </w:p>
         </w:tc>
@@ -8008,7 +9488,7 @@
                 <w:color w:val="1C3A36"/>
                 <w:sz w:val="17"/>
               </w:rPr>
-              <w:t>17.4%</w:t>
+              <w:t>18.0%</w:t>
             </w:r>
           </w:p>
         </w:tc>
@@ -8026,7 +9506,7 @@
                 <w:color w:val="1C3A36"/>
                 <w:sz w:val="17"/>
               </w:rPr>
-              <w:t>15.4%</w:t>
+              <w:t>16.3%</w:t>
             </w:r>
           </w:p>
         </w:tc>
@@ -8044,7 +9524,7 @@
                 <w:color w:val="1C3A36"/>
                 <w:sz w:val="17"/>
               </w:rPr>
-              <w:t>13.9%</w:t>
+              <w:t>15.0%</w:t>
             </w:r>
           </w:p>
         </w:tc>
@@ -8100,7 +9580,7 @@
                 <w:color w:val="1C3A36"/>
                 <w:sz w:val="17"/>
               </w:rPr>
-              <w:t>0.692</w:t>
+              <w:t>0.690</w:t>
             </w:r>
           </w:p>
         </w:tc>
@@ -8118,7 +9598,7 @@
                 <w:color w:val="1C3A36"/>
                 <w:sz w:val="17"/>
               </w:rPr>
-              <w:t>0.589</w:t>
+              <w:t>0.585</w:t>
             </w:r>
           </w:p>
         </w:tc>
@@ -8136,7 +9616,7 @@
                 <w:color w:val="1C3A36"/>
                 <w:sz w:val="17"/>
               </w:rPr>
-              <w:t>0.511</w:t>
+              <w:t>0.503</w:t>
             </w:r>
           </w:p>
         </w:tc>
@@ -8154,7 +9634,7 @@
                 <w:color w:val="1C3A36"/>
                 <w:sz w:val="17"/>
               </w:rPr>
-              <w:t>0.448</w:t>
+              <w:t>0.437</w:t>
             </w:r>
           </w:p>
         </w:tc>
@@ -8408,7 +9888,7 @@
                 <w:color w:val="1C3A36"/>
                 <w:sz w:val="18"/>
               </w:rPr>
-              <w:t>11.9%</w:t>
+              <w:t>13.0%</w:t>
             </w:r>
           </w:p>
         </w:tc>
@@ -8426,7 +9906,7 @@
                 <w:color w:val="1C3A36"/>
                 <w:sz w:val="18"/>
               </w:rPr>
-              <w:t>0.49</w:t>
+              <w:t>-0.89</w:t>
             </w:r>
           </w:p>
         </w:tc>
@@ -8444,7 +9924,7 @@
                 <w:color w:val="1C3A36"/>
                 <w:sz w:val="18"/>
               </w:rPr>
-              <w:t>0.57</w:t>
+              <w:t>-0.93</w:t>
             </w:r>
           </w:p>
         </w:tc>
@@ -8462,7 +9942,7 @@
                 <w:color w:val="1C3A36"/>
                 <w:sz w:val="18"/>
               </w:rPr>
-              <w:t>0.66</w:t>
+              <w:t>-1.00</w:t>
             </w:r>
           </w:p>
         </w:tc>
@@ -8480,7 +9960,7 @@
                 <w:color w:val="1C3A36"/>
                 <w:sz w:val="18"/>
               </w:rPr>
-              <w:t>0.77</w:t>
+              <w:t>-1.09</w:t>
             </w:r>
           </w:p>
         </w:tc>
@@ -8498,7 +9978,7 @@
                 <w:color w:val="1C3A36"/>
                 <w:sz w:val="18"/>
               </w:rPr>
-              <w:t>0.93</w:t>
+              <w:t>-1.22</w:t>
             </w:r>
           </w:p>
         </w:tc>
@@ -8518,7 +9998,7 @@
                 <w:color w:val="1C3A36"/>
                 <w:sz w:val="18"/>
               </w:rPr>
-              <w:t>12.9%</w:t>
+              <w:t>14.0%</w:t>
             </w:r>
           </w:p>
         </w:tc>
@@ -8536,7 +10016,7 @@
                 <w:color w:val="1C3A36"/>
                 <w:sz w:val="18"/>
               </w:rPr>
-              <w:t>0.21</w:t>
+              <w:t>-1.06</w:t>
             </w:r>
           </w:p>
         </w:tc>
@@ -8554,7 +10034,7 @@
                 <w:color w:val="1C3A36"/>
                 <w:sz w:val="18"/>
               </w:rPr>
-              <w:t>0.25</w:t>
+              <w:t>-1.12</w:t>
             </w:r>
           </w:p>
         </w:tc>
@@ -8572,7 +10052,7 @@
                 <w:color w:val="1C3A36"/>
                 <w:sz w:val="18"/>
               </w:rPr>
-              <w:t>0.30</w:t>
+              <w:t>-1.19</w:t>
             </w:r>
           </w:p>
         </w:tc>
@@ -8590,7 +10070,7 @@
                 <w:color w:val="1C3A36"/>
                 <w:sz w:val="18"/>
               </w:rPr>
-              <w:t>0.35</w:t>
+              <w:t>-1.28</w:t>
             </w:r>
           </w:p>
         </w:tc>
@@ -8608,7 +10088,7 @@
                 <w:color w:val="1C3A36"/>
                 <w:sz w:val="18"/>
               </w:rPr>
-              <w:t>0.42</w:t>
+              <w:t>-1.41</w:t>
             </w:r>
           </w:p>
         </w:tc>
@@ -8628,7 +10108,7 @@
                 <w:color w:val="1C3A36"/>
                 <w:sz w:val="18"/>
               </w:rPr>
-              <w:t>13.9%</w:t>
+              <w:t>15.0%</w:t>
             </w:r>
           </w:p>
         </w:tc>
@@ -8646,7 +10126,7 @@
                 <w:color w:val="1C3A36"/>
                 <w:sz w:val="18"/>
               </w:rPr>
-              <w:t>-0.01</w:t>
+              <w:t>-1.20</w:t>
             </w:r>
           </w:p>
         </w:tc>
@@ -8664,7 +10144,7 @@
                 <w:color w:val="1C3A36"/>
                 <w:sz w:val="18"/>
               </w:rPr>
-              <w:t>0.01</w:t>
+              <w:t>-1.26</w:t>
             </w:r>
           </w:p>
         </w:tc>
@@ -8682,7 +10162,7 @@
                 <w:color w:val="1C3A36"/>
                 <w:sz w:val="18"/>
               </w:rPr>
-              <w:t>0.02</w:t>
+              <w:t>-1.34</w:t>
             </w:r>
           </w:p>
         </w:tc>
@@ -8700,7 +10180,7 @@
                 <w:color w:val="1C3A36"/>
                 <w:sz w:val="18"/>
               </w:rPr>
-              <w:t>0.04</w:t>
+              <w:t>-1.44</w:t>
             </w:r>
           </w:p>
         </w:tc>
@@ -8718,7 +10198,7 @@
                 <w:color w:val="1C3A36"/>
                 <w:sz w:val="18"/>
               </w:rPr>
-              <w:t>0.06</w:t>
+              <w:t>-1.56</w:t>
             </w:r>
           </w:p>
         </w:tc>
@@ -8738,7 +10218,7 @@
                 <w:color w:val="1C3A36"/>
                 <w:sz w:val="18"/>
               </w:rPr>
-              <w:t>14.9%</w:t>
+              <w:t>16.0%</w:t>
             </w:r>
           </w:p>
         </w:tc>
@@ -8756,7 +10236,7 @@
                 <w:color w:val="1C3A36"/>
                 <w:sz w:val="18"/>
               </w:rPr>
-              <w:t>-0.20</w:t>
+              <w:t>-1.33</w:t>
             </w:r>
           </w:p>
         </w:tc>
@@ -8774,7 +10254,7 @@
                 <w:color w:val="1C3A36"/>
                 <w:sz w:val="18"/>
               </w:rPr>
-              <w:t>-0.20</w:t>
+              <w:t>-1.39</w:t>
             </w:r>
           </w:p>
         </w:tc>
@@ -8792,7 +10272,7 @@
                 <w:color w:val="1C3A36"/>
                 <w:sz w:val="18"/>
               </w:rPr>
-              <w:t>-0.20</w:t>
+              <w:t>-1.46</w:t>
             </w:r>
           </w:p>
         </w:tc>
@@ -8810,7 +10290,7 @@
                 <w:color w:val="1C3A36"/>
                 <w:sz w:val="18"/>
               </w:rPr>
-              <w:t>-0.20</w:t>
+              <w:t>-1.56</w:t>
             </w:r>
           </w:p>
         </w:tc>
@@ -8828,7 +10308,7 @@
                 <w:color w:val="1C3A36"/>
                 <w:sz w:val="18"/>
               </w:rPr>
-              <w:t>-0.21</w:t>
+              <w:t>-1.68</w:t>
             </w:r>
           </w:p>
         </w:tc>
@@ -8848,7 +10328,7 @@
                 <w:color w:val="1C3A36"/>
                 <w:sz w:val="18"/>
               </w:rPr>
-              <w:t>15.9%</w:t>
+              <w:t>17.0%</w:t>
             </w:r>
           </w:p>
         </w:tc>
@@ -8866,7 +10346,7 @@
                 <w:color w:val="1C3A36"/>
                 <w:sz w:val="18"/>
               </w:rPr>
-              <w:t>-0.36</w:t>
+              <w:t>-1.43</w:t>
             </w:r>
           </w:p>
         </w:tc>
@@ -8884,7 +10364,7 @@
                 <w:color w:val="1C3A36"/>
                 <w:sz w:val="18"/>
               </w:rPr>
-              <w:t>-0.37</w:t>
+              <w:t>-1.49</w:t>
             </w:r>
           </w:p>
         </w:tc>
@@ -8902,7 +10382,7 @@
                 <w:color w:val="1C3A36"/>
                 <w:sz w:val="18"/>
               </w:rPr>
-              <w:t>-0.38</w:t>
+              <w:t>-1.56</w:t>
             </w:r>
           </w:p>
         </w:tc>
@@ -8920,7 +10400,7 @@
                 <w:color w:val="1C3A36"/>
                 <w:sz w:val="18"/>
               </w:rPr>
-              <w:t>-0.40</w:t>
+              <w:t>-1.66</w:t>
             </w:r>
           </w:p>
         </w:tc>
@@ -8938,7 +10418,7 @@
                 <w:color w:val="1C3A36"/>
                 <w:sz w:val="18"/>
               </w:rPr>
-              <w:t>-0.42</w:t>
+              <w:t>-1.77</w:t>
             </w:r>
           </w:p>
         </w:tc>
@@ -8960,7 +10440,7 @@
           <w:color w:val="6E7B77"/>
           <w:sz w:val="17"/>
         </w:rPr>
-        <w:t>DCF fair value (EGP/share) across terminal WACC × terminal growth. Base cell 13.9% × 5% = 0.02. Even the friendliest cell (11.9% × 7%) stays below spot.</w:t>
+        <w:t>DCF fair value (EGP/share) across terminal WACC × terminal growth. Base cell 15.0% × 5% = 0.01 (equity floored at zero — the base EV does not cover the net debt). Note the g-gradient runs the UNUSUAL way — more growth, less value — because the terminal return on capital (10.3%) sits below the terminal cost of capital (15.0%): growth that earns less than it costs subtracts value. This is the construction working correctly, not an error.</w:t>
       </w:r>
     </w:p>
     <w:tbl>
@@ -9028,7 +10508,7 @@
                 <w:color w:val="1C3A36"/>
                 <w:sz w:val="18"/>
               </w:rPr>
-              <w:t>11.9%</w:t>
+              <w:t>13.0%</w:t>
             </w:r>
           </w:p>
         </w:tc>
@@ -9047,7 +10527,7 @@
                 <w:color w:val="1C3A36"/>
                 <w:sz w:val="18"/>
               </w:rPr>
-              <w:t>12.9%</w:t>
+              <w:t>14.0%</w:t>
             </w:r>
           </w:p>
         </w:tc>
@@ -9066,7 +10546,7 @@
                 <w:color w:val="1C3A36"/>
                 <w:sz w:val="18"/>
               </w:rPr>
-              <w:t>13.9%</w:t>
+              <w:t>15.0%</w:t>
             </w:r>
           </w:p>
         </w:tc>
@@ -9085,7 +10565,7 @@
                 <w:color w:val="1C3A36"/>
                 <w:sz w:val="18"/>
               </w:rPr>
-              <w:t>14.9%</w:t>
+              <w:t>16.0%</w:t>
             </w:r>
           </w:p>
         </w:tc>
@@ -9104,7 +10584,7 @@
                 <w:color w:val="1C3A36"/>
                 <w:sz w:val="18"/>
               </w:rPr>
-              <w:t>15.9%</w:t>
+              <w:t>17.0%</w:t>
             </w:r>
           </w:p>
         </w:tc>
@@ -9142,7 +10622,7 @@
                 <w:color w:val="1C3A36"/>
                 <w:sz w:val="18"/>
               </w:rPr>
-              <w:t>0.79</w:t>
+              <w:t>-0.93</w:t>
             </w:r>
           </w:p>
         </w:tc>
@@ -9160,7 +10640,7 @@
                 <w:color w:val="1C3A36"/>
                 <w:sz w:val="18"/>
               </w:rPr>
-              <w:t>0.42</w:t>
+              <w:t>-1.12</w:t>
             </w:r>
           </w:p>
         </w:tc>
@@ -9178,7 +10658,7 @@
                 <w:color w:val="1C3A36"/>
                 <w:sz w:val="18"/>
               </w:rPr>
-              <w:t>0.13</w:t>
+              <w:t>-1.28</w:t>
             </w:r>
           </w:p>
         </w:tc>
@@ -9196,7 +10676,7 @@
                 <w:color w:val="1C3A36"/>
                 <w:sz w:val="18"/>
               </w:rPr>
-              <w:t>-0.10</w:t>
+              <w:t>-1.41</w:t>
             </w:r>
           </w:p>
         </w:tc>
@@ -9214,7 +10694,7 @@
                 <w:color w:val="1C3A36"/>
                 <w:sz w:val="18"/>
               </w:rPr>
-              <w:t>-0.29</w:t>
+              <w:t>-1.52</w:t>
             </w:r>
           </w:p>
         </w:tc>
@@ -9252,7 +10732,7 @@
                 <w:color w:val="1C3A36"/>
                 <w:sz w:val="18"/>
               </w:rPr>
-              <w:t>0.72</w:t>
+              <w:t>-0.96</w:t>
             </w:r>
           </w:p>
         </w:tc>
@@ -9270,7 +10750,7 @@
                 <w:color w:val="1C3A36"/>
                 <w:sz w:val="18"/>
               </w:rPr>
-              <w:t>0.36</w:t>
+              <w:t>-1.16</w:t>
             </w:r>
           </w:p>
         </w:tc>
@@ -9288,7 +10768,7 @@
                 <w:color w:val="1C3A36"/>
                 <w:sz w:val="18"/>
               </w:rPr>
-              <w:t>0.08</w:t>
+              <w:t>-1.31</w:t>
             </w:r>
           </w:p>
         </w:tc>
@@ -9306,7 +10786,7 @@
                 <w:color w:val="1C3A36"/>
                 <w:sz w:val="18"/>
               </w:rPr>
-              <w:t>-0.15</w:t>
+              <w:t>-1.44</w:t>
             </w:r>
           </w:p>
         </w:tc>
@@ -9324,7 +10804,7 @@
                 <w:color w:val="1C3A36"/>
                 <w:sz w:val="18"/>
               </w:rPr>
-              <w:t>-0.33</w:t>
+              <w:t>-1.54</w:t>
             </w:r>
           </w:p>
         </w:tc>
@@ -9362,7 +10842,7 @@
                 <w:color w:val="1C3A36"/>
                 <w:sz w:val="18"/>
               </w:rPr>
-              <w:t>0.66</w:t>
+              <w:t>-1.00</w:t>
             </w:r>
           </w:p>
         </w:tc>
@@ -9380,7 +10860,7 @@
                 <w:color w:val="1C3A36"/>
                 <w:sz w:val="18"/>
               </w:rPr>
-              <w:t>0.30</w:t>
+              <w:t>-1.19</w:t>
             </w:r>
           </w:p>
         </w:tc>
@@ -9398,7 +10878,7 @@
                 <w:color w:val="1C3A36"/>
                 <w:sz w:val="18"/>
               </w:rPr>
-              <w:t>0.02</w:t>
+              <w:t>-1.34</w:t>
             </w:r>
           </w:p>
         </w:tc>
@@ -9416,7 +10896,7 @@
                 <w:color w:val="1C3A36"/>
                 <w:sz w:val="18"/>
               </w:rPr>
-              <w:t>-0.20</w:t>
+              <w:t>-1.46</w:t>
             </w:r>
           </w:p>
         </w:tc>
@@ -9434,7 +10914,7 @@
                 <w:color w:val="1C3A36"/>
                 <w:sz w:val="18"/>
               </w:rPr>
-              <w:t>-0.38</w:t>
+              <w:t>-1.56</w:t>
             </w:r>
           </w:p>
         </w:tc>
@@ -9472,7 +10952,7 @@
                 <w:color w:val="1C3A36"/>
                 <w:sz w:val="18"/>
               </w:rPr>
-              <w:t>0.59</w:t>
+              <w:t>-1.03</w:t>
             </w:r>
           </w:p>
         </w:tc>
@@ -9490,7 +10970,7 @@
                 <w:color w:val="1C3A36"/>
                 <w:sz w:val="18"/>
               </w:rPr>
-              <w:t>0.24</w:t>
+              <w:t>-1.22</w:t>
             </w:r>
           </w:p>
         </w:tc>
@@ -9508,7 +10988,7 @@
                 <w:color w:val="1C3A36"/>
                 <w:sz w:val="18"/>
               </w:rPr>
-              <w:t>-0.03</w:t>
+              <w:t>-1.37</w:t>
             </w:r>
           </w:p>
         </w:tc>
@@ -9526,7 +11006,7 @@
                 <w:color w:val="1C3A36"/>
                 <w:sz w:val="18"/>
               </w:rPr>
-              <w:t>-0.24</w:t>
+              <w:t>-1.49</w:t>
             </w:r>
           </w:p>
         </w:tc>
@@ -9544,7 +11024,7 @@
                 <w:color w:val="1C3A36"/>
                 <w:sz w:val="18"/>
               </w:rPr>
-              <w:t>-0.42</w:t>
+              <w:t>-1.59</w:t>
             </w:r>
           </w:p>
         </w:tc>
@@ -9582,7 +11062,7 @@
                 <w:color w:val="1C3A36"/>
                 <w:sz w:val="18"/>
               </w:rPr>
-              <w:t>0.53</w:t>
+              <w:t>-1.07</w:t>
             </w:r>
           </w:p>
         </w:tc>
@@ -9600,7 +11080,7 @@
                 <w:color w:val="1C3A36"/>
                 <w:sz w:val="18"/>
               </w:rPr>
-              <w:t>0.19</w:t>
+              <w:t>-1.25</w:t>
             </w:r>
           </w:p>
         </w:tc>
@@ -9618,7 +11098,7 @@
                 <w:color w:val="1C3A36"/>
                 <w:sz w:val="18"/>
               </w:rPr>
-              <w:t>-0.08</w:t>
+              <w:t>-1.39</w:t>
             </w:r>
           </w:p>
         </w:tc>
@@ -9636,7 +11116,7 @@
                 <w:color w:val="1C3A36"/>
                 <w:sz w:val="18"/>
               </w:rPr>
-              <w:t>-0.29</w:t>
+              <w:t>-1.51</w:t>
             </w:r>
           </w:p>
         </w:tc>
@@ -9654,7 +11134,7 @@
                 <w:color w:val="1C3A36"/>
                 <w:sz w:val="18"/>
               </w:rPr>
-              <w:t>-0.46</w:t>
+              <w:t>-1.61</w:t>
             </w:r>
           </w:p>
         </w:tc>
@@ -9725,7 +11205,7 @@
                 <w:color w:val="1C3A36"/>
                 <w:sz w:val="17"/>
               </w:rPr>
-              <w:t>EBITDA-margin shift \ terminal NWC %</w:t>
+              <w:t>Conversion-EBITDA/t shift \ terminal NWC %</w:t>
             </w:r>
           </w:p>
         </w:tc>
@@ -9840,7 +11320,7 @@
                 <w:color w:val="1C3A36"/>
                 <w:sz w:val="17"/>
               </w:rPr>
-              <w:t>-3.0pp</w:t>
+              <w:t>-30%</w:t>
             </w:r>
           </w:p>
         </w:tc>
@@ -9858,7 +11338,7 @@
                 <w:color w:val="1C3A36"/>
                 <w:sz w:val="17"/>
               </w:rPr>
-              <w:t>-1.08</w:t>
+              <w:t>-2.74</w:t>
             </w:r>
           </w:p>
         </w:tc>
@@ -9876,7 +11356,7 @@
                 <w:color w:val="1C3A36"/>
                 <w:sz w:val="17"/>
               </w:rPr>
-              <w:t>-0.89</w:t>
+              <w:t>-2.52</w:t>
             </w:r>
           </w:p>
         </w:tc>
@@ -9894,7 +11374,7 @@
                 <w:color w:val="1C3A36"/>
                 <w:sz w:val="17"/>
               </w:rPr>
-              <w:t>-0.70</w:t>
+              <w:t>-2.31</w:t>
             </w:r>
           </w:p>
         </w:tc>
@@ -9912,7 +11392,7 @@
                 <w:color w:val="1C3A36"/>
                 <w:sz w:val="17"/>
               </w:rPr>
-              <w:t>-0.50</w:t>
+              <w:t>-2.09</w:t>
             </w:r>
           </w:p>
         </w:tc>
@@ -9930,7 +11410,7 @@
                 <w:color w:val="1C3A36"/>
                 <w:sz w:val="17"/>
               </w:rPr>
-              <w:t>-0.31</w:t>
+              <w:t>-1.87</w:t>
             </w:r>
           </w:p>
         </w:tc>
@@ -9950,7 +11430,7 @@
                 <w:color w:val="1C3A36"/>
                 <w:sz w:val="17"/>
               </w:rPr>
-              <w:t>-1.5pp</w:t>
+              <w:t>-15%</w:t>
             </w:r>
           </w:p>
         </w:tc>
@@ -9968,7 +11448,7 @@
                 <w:color w:val="1C3A36"/>
                 <w:sz w:val="17"/>
               </w:rPr>
-              <w:t>-0.72</w:t>
+              <w:t>-2.26</w:t>
             </w:r>
           </w:p>
         </w:tc>
@@ -9986,7 +11466,7 @@
                 <w:color w:val="1C3A36"/>
                 <w:sz w:val="17"/>
               </w:rPr>
-              <w:t>-0.53</w:t>
+              <w:t>-2.04</w:t>
             </w:r>
           </w:p>
         </w:tc>
@@ -10004,7 +11484,7 @@
                 <w:color w:val="1C3A36"/>
                 <w:sz w:val="17"/>
               </w:rPr>
-              <w:t>-0.34</w:t>
+              <w:t>-1.82</w:t>
             </w:r>
           </w:p>
         </w:tc>
@@ -10022,7 +11502,7 @@
                 <w:color w:val="1C3A36"/>
                 <w:sz w:val="17"/>
               </w:rPr>
-              <w:t>-0.14</w:t>
+              <w:t>-1.61</w:t>
             </w:r>
           </w:p>
         </w:tc>
@@ -10040,7 +11520,7 @@
                 <w:color w:val="1C3A36"/>
                 <w:sz w:val="17"/>
               </w:rPr>
-              <w:t>0.05</w:t>
+              <w:t>-1.39</w:t>
             </w:r>
           </w:p>
         </w:tc>
@@ -10060,7 +11540,7 @@
                 <w:color w:val="1C3A36"/>
                 <w:sz w:val="17"/>
               </w:rPr>
-              <w:t>+0.0pp</w:t>
+              <w:t>+0%</w:t>
             </w:r>
           </w:p>
         </w:tc>
@@ -10078,7 +11558,7 @@
                 <w:color w:val="1C3A36"/>
                 <w:sz w:val="17"/>
               </w:rPr>
-              <w:t>-0.36</w:t>
+              <w:t>-1.77</w:t>
             </w:r>
           </w:p>
         </w:tc>
@@ -10096,7 +11576,7 @@
                 <w:color w:val="1C3A36"/>
                 <w:sz w:val="17"/>
               </w:rPr>
-              <w:t>-0.17</w:t>
+              <w:t>-1.56</w:t>
             </w:r>
           </w:p>
         </w:tc>
@@ -10114,7 +11594,7 @@
                 <w:color w:val="1C3A36"/>
                 <w:sz w:val="17"/>
               </w:rPr>
-              <w:t>0.02</w:t>
+              <w:t>-1.34</w:t>
             </w:r>
           </w:p>
         </w:tc>
@@ -10132,7 +11612,7 @@
                 <w:color w:val="1C3A36"/>
                 <w:sz w:val="17"/>
               </w:rPr>
-              <w:t>0.22</w:t>
+              <w:t>-1.12</w:t>
             </w:r>
           </w:p>
         </w:tc>
@@ -10150,7 +11630,7 @@
                 <w:color w:val="1C3A36"/>
                 <w:sz w:val="17"/>
               </w:rPr>
-              <w:t>0.41</w:t>
+              <w:t>-0.90</w:t>
             </w:r>
           </w:p>
         </w:tc>
@@ -10170,7 +11650,7 @@
                 <w:color w:val="1C3A36"/>
                 <w:sz w:val="17"/>
               </w:rPr>
-              <w:t>+1.5pp</w:t>
+              <w:t>+15%</w:t>
             </w:r>
           </w:p>
         </w:tc>
@@ -10188,7 +11668,7 @@
                 <w:color w:val="1C3A36"/>
                 <w:sz w:val="17"/>
               </w:rPr>
-              <w:t>-0.00</w:t>
+              <w:t>-1.29</w:t>
             </w:r>
           </w:p>
         </w:tc>
@@ -10206,7 +11686,7 @@
                 <w:color w:val="1C3A36"/>
                 <w:sz w:val="17"/>
               </w:rPr>
-              <w:t>0.19</w:t>
+              <w:t>-1.07</w:t>
             </w:r>
           </w:p>
         </w:tc>
@@ -10224,7 +11704,7 @@
                 <w:color w:val="1C3A36"/>
                 <w:sz w:val="17"/>
               </w:rPr>
-              <w:t>0.38</w:t>
+              <w:t>-0.86</w:t>
             </w:r>
           </w:p>
         </w:tc>
@@ -10242,7 +11722,7 @@
                 <w:color w:val="1C3A36"/>
                 <w:sz w:val="17"/>
               </w:rPr>
-              <w:t>0.58</w:t>
+              <w:t>-0.64</w:t>
             </w:r>
           </w:p>
         </w:tc>
@@ -10260,7 +11740,7 @@
                 <w:color w:val="1C3A36"/>
                 <w:sz w:val="17"/>
               </w:rPr>
-              <w:t>0.77</w:t>
+              <w:t>-0.42</w:t>
             </w:r>
           </w:p>
         </w:tc>
@@ -10280,7 +11760,7 @@
                 <w:color w:val="1C3A36"/>
                 <w:sz w:val="17"/>
               </w:rPr>
-              <w:t>+3.0pp</w:t>
+              <w:t>+30%</w:t>
             </w:r>
           </w:p>
         </w:tc>
@@ -10298,7 +11778,7 @@
                 <w:color w:val="1C3A36"/>
                 <w:sz w:val="17"/>
               </w:rPr>
-              <w:t>0.36</w:t>
+              <w:t>-0.81</w:t>
             </w:r>
           </w:p>
         </w:tc>
@@ -10316,7 +11796,7 @@
                 <w:color w:val="1C3A36"/>
                 <w:sz w:val="17"/>
               </w:rPr>
-              <w:t>0.55</w:t>
+              <w:t>-0.59</w:t>
             </w:r>
           </w:p>
         </w:tc>
@@ -10334,7 +11814,7 @@
                 <w:color w:val="1C3A36"/>
                 <w:sz w:val="17"/>
               </w:rPr>
-              <w:t>0.74</w:t>
+              <w:t>-0.37</w:t>
             </w:r>
           </w:p>
         </w:tc>
@@ -10352,7 +11832,7 @@
                 <w:color w:val="1C3A36"/>
                 <w:sz w:val="17"/>
               </w:rPr>
-              <w:t>0.94</w:t>
+              <w:t>-0.15</w:t>
             </w:r>
           </w:p>
         </w:tc>
@@ -10370,7 +11850,7 @@
                 <w:color w:val="1C3A36"/>
                 <w:sz w:val="17"/>
               </w:rPr>
-              <w:t>1.13</w:t>
+              <w:t>0.06</w:t>
             </w:r>
           </w:p>
         </w:tc>
@@ -10392,7 +11872,7 @@
           <w:color w:val="6E7B77"/>
           <w:sz w:val="17"/>
         </w:rPr>
-        <w:t>The company grid: margin recovery × working-capital collection. Spot (2.19) requires roughly the top-right corner — +3pp margins AND collection back to ~76% intensity — simultaneously.</w:t>
+        <w:t>The company grid: conversion economics × working-capital collection. +30% on conversion EBITDA/t (≈175 k EGP/t — a partial return of the windfall) AND collection back toward FY24’s ~76% intensity still does not reach spot on this lens alone; the market price needs the bull case on every axis at once, including the cost of capital.</w:t>
       </w:r>
     </w:p>
     <w:tbl>
@@ -10590,7 +12070,7 @@
                 <w:color w:val="1C3A36"/>
                 <w:sz w:val="17"/>
               </w:rPr>
-              <w:t>12.9%</w:t>
+              <w:t>13.5%</w:t>
             </w:r>
           </w:p>
         </w:tc>
@@ -10608,7 +12088,7 @@
                 <w:color w:val="1C3A36"/>
                 <w:sz w:val="17"/>
               </w:rPr>
-              <w:t>0.31</w:t>
+              <w:t>-1.09</w:t>
             </w:r>
           </w:p>
         </w:tc>
@@ -10682,7 +12162,7 @@
                 <w:color w:val="1C3A36"/>
                 <w:sz w:val="17"/>
               </w:rPr>
-              <w:t>13.4%</w:t>
+              <w:t>14.2%</w:t>
             </w:r>
           </w:p>
         </w:tc>
@@ -10700,7 +12180,7 @@
                 <w:color w:val="1C3A36"/>
                 <w:sz w:val="17"/>
               </w:rPr>
-              <w:t>0.16</w:t>
+              <w:t>-1.23</w:t>
             </w:r>
           </w:p>
         </w:tc>
@@ -10774,7 +12254,7 @@
                 <w:color w:val="1C3A36"/>
                 <w:sz w:val="17"/>
               </w:rPr>
-              <w:t>13.4%</w:t>
+              <w:t>14.3%</w:t>
             </w:r>
           </w:p>
         </w:tc>
@@ -10792,7 +12272,7 @@
                 <w:color w:val="1C3A36"/>
                 <w:sz w:val="17"/>
               </w:rPr>
-              <w:t>0.14</w:t>
+              <w:t>-1.24</w:t>
             </w:r>
           </w:p>
         </w:tc>
@@ -10866,7 +12346,7 @@
                 <w:color w:val="1C3A36"/>
                 <w:sz w:val="17"/>
               </w:rPr>
-              <w:t>13.9%</w:t>
+              <w:t>15.0%</w:t>
             </w:r>
           </w:p>
         </w:tc>
@@ -10884,7 +12364,7 @@
                 <w:color w:val="1C3A36"/>
                 <w:sz w:val="17"/>
               </w:rPr>
-              <w:t>0.02</w:t>
+              <w:t>-1.34</w:t>
             </w:r>
           </w:p>
         </w:tc>
@@ -10958,7 +12438,7 @@
                 <w:color w:val="1C3A36"/>
                 <w:sz w:val="17"/>
               </w:rPr>
-              <w:t>14.0%</w:t>
+              <w:t>15.2%</w:t>
             </w:r>
           </w:p>
         </w:tc>
@@ -10976,7 +12456,7 @@
                 <w:color w:val="1C3A36"/>
                 <w:sz w:val="17"/>
               </w:rPr>
-              <w:t>-0.00</w:t>
+              <w:t>-1.36</w:t>
             </w:r>
           </w:p>
         </w:tc>
@@ -11050,7 +12530,7 @@
                 <w:color w:val="1C3A36"/>
                 <w:sz w:val="17"/>
               </w:rPr>
-              <w:t>14.4%</w:t>
+              <w:t>15.8%</w:t>
             </w:r>
           </w:p>
         </w:tc>
@@ -11068,7 +12548,7 @@
                 <w:color w:val="1C3A36"/>
                 <w:sz w:val="17"/>
               </w:rPr>
-              <w:t>-0.10</w:t>
+              <w:t>-1.44</w:t>
             </w:r>
           </w:p>
         </w:tc>
@@ -11142,7 +12622,7 @@
                 <w:color w:val="1C3A36"/>
                 <w:sz w:val="17"/>
               </w:rPr>
-              <w:t>14.8%</w:t>
+              <w:t>16.4%</w:t>
             </w:r>
           </w:p>
         </w:tc>
@@ -11160,7 +12640,7 @@
                 <w:color w:val="1C3A36"/>
                 <w:sz w:val="17"/>
               </w:rPr>
-              <w:t>-0.19</w:t>
+              <w:t>-1.51</w:t>
             </w:r>
           </w:p>
         </w:tc>
@@ -13956,7 +15436,7 @@
           <w:color w:val="1C3A36"/>
           <w:sz w:val="21"/>
         </w:rPr>
-        <w:t>Three readings sit side by side, and they genuinely disagree. The fundamental lenses cluster at EGP 0.05–1.11 with a central of 0.42 — roughly 81% below the market. The technical picture is neutral: a basing chart inside a larger downtrend, no strong signal. The probabilistic map's median (2.29) sits slightly ABOVE spot — but read it for what it is: the engine anchors drift on the 19.5% cost of Egyptian money and prices the stock's own path; it does not know what the business is worth. The fundamental work says the price needs the bull scenario to be right; the tape says the market is not currently walking away from that bet; the simulation says a quarter is too short for the gap to close by drift alone.</w:t>
+        <w:t>Three readings sit side by side, and they genuinely disagree. The fundamental lenses cluster at EGP 0.05–0.73 with a central of 0.34 — roughly 84% below the market. The technical picture is neutral: a basing chart inside a larger downtrend, no strong signal. The probabilistic map's median (2.29) sits slightly ABOVE spot — but read it for what it is: the engine anchors drift on the 19.5% cost of Egyptian money and prices the stock's own path; it does not know what the business is worth. The fundamental work says the price needs the bull scenario to be right; the tape says the market is not currently walking away from that bet; the simulation says a quarter is too short for the gap to close by drift alone.</w:t>
       </w:r>
     </w:p>
     <w:tbl>
@@ -14096,7 +15576,7 @@
                 <w:color w:val="1C3A36"/>
                 <w:sz w:val="18"/>
               </w:rPr>
-              <w:t>EGP 0.42 (-81%)</w:t>
+              <w:t>EGP 0.34 (-84%)</w:t>
             </w:r>
           </w:p>
         </w:tc>
@@ -14239,7 +15719,7 @@
           <w:color w:val="1C3A36"/>
           <w:sz w:val="21"/>
         </w:rPr>
-        <w:t>ELEC reads meaningfully overvalued on fundamentals (-81% to the central estimate). The read rests on three legs, each checkable: the earnings the market is capitalising were devaluation-era windfalls the company itself has stopped printing (a loss in 1Q26); the balance sheet ties up more than a full year's revenue in working capital funded at 23% money; and the owners with the best information — the controlling group — have been sellers at EGP 2.00–2.21 throughout 2026. What would change the read is equally specific: evidence of collection (receivables down, operating cash flow positive), an H1-2026 print showing margins holding near 17%+ without devaluation help, or the easing cycle accelerating past the modelled path. The bear–bull span (EGP 0.25–1.62) is wide enough to demand humility — the bull edge does reach the price — but a valuation that requires the best corner of every grid at once is a description of hope, not of value. We publish the distribution, not a target.</w:t>
+        <w:t>ELEC reads severely overvalued on fundamentals (-84% to the central estimate), and the bottom-up build sharpens the statement: at record copper and pre-windfall conversion economics, the enterprise is worth less than its disclosed EGP 10.9 bn of bank debt — the base-case equity is an option, not a claim — and the modelled equity P&amp;L path breaches book solvency by FY29E unless margins or volumes outrun the base case. Three checkable legs carry the read: the earnings the market capitalises were devaluation-era windfalls the company has stopped printing (1Q26: gross margin 5.7%, operating profit zero); implied volumes have fallen to ~38% of capacity while working capital of ~117% of revenue is funded at 22% money; and the controlling group has been selling at EGP 2.00–2.21 throughout 2026. What would change the read is equally specific: an H1-2026 print showing conversion EBITDA per tonne back above ~100,000 EGP without currency help, receivables actually collecting (operating cash flow positive, debt falling), or a step-devaluation — the one event that genuinely reruns the windfall. Even then, note the ceiling: the modelled bull central is 1.19. The bear–bull span (EGP 0.19–1.19) is wide, humility is warranted on the derived lines, and the tonnage build rests on a single-sourced capacity figure — but no reading of the disclosed numbers we can construct supports the current price. We publish the distribution, not a target.</w:t>
       </w:r>
     </w:p>
     <w:p>
@@ -14994,6 +16474,27 @@
           <w:color w:val="1C3A36"/>
           <w:sz w:val="21"/>
         </w:rPr>
+        <w:t xml:space="preserve">The base-case equity P&amp;L path raises a genuine solvency question. </w:t>
+      </w:r>
+      <w:r>
+        <w:rPr>
+          <w:color w:val="1C3A36"/>
+          <w:sz w:val="21"/>
+        </w:rPr>
+        <w:t>Charging 22%-gliding-to-15% money on the disclosed debt against recovering-but-thin conversion economics, the modelled book equity erodes from ~EGP 4.1 bn to below zero by FY29E, with net debt rising toward EGP 17 bn. This is a modelled path on derived lines, not an audit opinion — but it is what the disclosed numbers imply if nothing improves, and it explains why the DCF equity is an option rather than a claim. The exits are named in §4: collection, conversion recovery above ~100k EGP/t, a step-devaluation, or a controlling-group recapitalisation.</w:t>
+      </w:r>
+    </w:p>
+    <w:p>
+      <w:pPr>
+        <w:pStyle w:val="ListBullet"/>
+        <w:spacing w:after="60"/>
+      </w:pPr>
+      <w:r>
+        <w:rPr>
+          <w:b/>
+          <w:color w:val="1C3A36"/>
+          <w:sz w:val="21"/>
+        </w:rPr>
         <w:t xml:space="preserve">The working-capital release is an assumption, not a fact. </w:t>
       </w:r>
       <w:r>
@@ -15043,7 +16544,7 @@
           <w:color w:val="1C3A36"/>
           <w:sz w:val="21"/>
         </w:rPr>
-        <w:t>57% of the EV is terminal value at a 9.1-pt terminal spread; the study is partly a bet on Egyptian normalisation arriving on the central bank’s own schedule.</w:t>
+        <w:t>62% of the EV is terminal value at a 9.1-pt terminal spread; the study is partly a bet on Egyptian normalisation arriving on the central bank’s own schedule.</w:t>
       </w:r>
     </w:p>
     <w:p>
@@ -15465,7 +16966,7 @@
                 <w:color w:val="1C3A36"/>
                 <w:sz w:val="16"/>
               </w:rPr>
-              <w:t>8,698</w:t>
+              <w:t>9,160</w:t>
             </w:r>
           </w:p>
         </w:tc>
@@ -15483,7 +16984,7 @@
                 <w:color w:val="1C3A36"/>
                 <w:sz w:val="16"/>
               </w:rPr>
-              <w:t>9,916</w:t>
+              <w:t>10,814</w:t>
             </w:r>
           </w:p>
         </w:tc>
@@ -15501,7 +17002,7 @@
                 <w:color w:val="1C3A36"/>
                 <w:sz w:val="16"/>
               </w:rPr>
-              <w:t>11,106</w:t>
+              <w:t>12,529</w:t>
             </w:r>
           </w:p>
         </w:tc>
@@ -15519,7 +17020,7 @@
                 <w:color w:val="1C3A36"/>
                 <w:sz w:val="16"/>
               </w:rPr>
-              <w:t>12,217</w:t>
+              <w:t>14,226</w:t>
             </w:r>
           </w:p>
         </w:tc>
@@ -15537,7 +17038,7 @@
                 <w:color w:val="1C3A36"/>
                 <w:sz w:val="16"/>
               </w:rPr>
-              <w:t>13,194</w:t>
+              <w:t>15,798</w:t>
             </w:r>
           </w:p>
         </w:tc>
@@ -15629,7 +17130,7 @@
                 <w:color w:val="1C3A36"/>
                 <w:sz w:val="16"/>
               </w:rPr>
-              <w:t>652</w:t>
+              <w:t>416</w:t>
             </w:r>
           </w:p>
         </w:tc>
@@ -15647,7 +17148,7 @@
                 <w:color w:val="1C3A36"/>
                 <w:sz w:val="16"/>
               </w:rPr>
-              <w:t>1,388</w:t>
+              <w:t>1,071</w:t>
             </w:r>
           </w:p>
         </w:tc>
@@ -15665,7 +17166,7 @@
                 <w:color w:val="1C3A36"/>
                 <w:sz w:val="16"/>
               </w:rPr>
-              <w:t>1,777</w:t>
+              <w:t>1,541</w:t>
             </w:r>
           </w:p>
         </w:tc>
@@ -15683,7 +17184,7 @@
                 <w:color w:val="1C3A36"/>
                 <w:sz w:val="16"/>
               </w:rPr>
-              <w:t>2,138</w:t>
+              <w:t>1,894</w:t>
             </w:r>
           </w:p>
         </w:tc>
@@ -15701,7 +17202,7 @@
                 <w:color w:val="1C3A36"/>
                 <w:sz w:val="16"/>
               </w:rPr>
-              <w:t>2,375</w:t>
+              <w:t>2,160</w:t>
             </w:r>
           </w:p>
         </w:tc>
@@ -15793,7 +17294,7 @@
                 <w:color w:val="1C3A36"/>
                 <w:sz w:val="16"/>
               </w:rPr>
-              <w:t>7.5%</w:t>
+              <w:t>4.5%</w:t>
             </w:r>
           </w:p>
         </w:tc>
@@ -15811,7 +17312,7 @@
                 <w:color w:val="1C3A36"/>
                 <w:sz w:val="16"/>
               </w:rPr>
-              <w:t>14.0%</w:t>
+              <w:t>9.9%</w:t>
             </w:r>
           </w:p>
         </w:tc>
@@ -15829,7 +17330,7 @@
                 <w:color w:val="1C3A36"/>
                 <w:sz w:val="16"/>
               </w:rPr>
-              <w:t>16.0%</w:t>
+              <w:t>12.3%</w:t>
             </w:r>
           </w:p>
         </w:tc>
@@ -15847,7 +17348,7 @@
                 <w:color w:val="1C3A36"/>
                 <w:sz w:val="16"/>
               </w:rPr>
-              <w:t>17.5%</w:t>
+              <w:t>13.3%</w:t>
             </w:r>
           </w:p>
         </w:tc>
@@ -15865,7 +17366,7 @@
                 <w:color w:val="1C3A36"/>
                 <w:sz w:val="16"/>
               </w:rPr>
-              <w:t>18.0%</w:t>
+              <w:t>13.7%</w:t>
             </w:r>
           </w:p>
         </w:tc>
@@ -15957,7 +17458,7 @@
                 <w:color w:val="1C3A36"/>
                 <w:sz w:val="16"/>
               </w:rPr>
-              <w:t>(113)</w:t>
+              <w:t>(119)</w:t>
             </w:r>
           </w:p>
         </w:tc>
@@ -15975,7 +17476,7 @@
                 <w:color w:val="1C3A36"/>
                 <w:sz w:val="16"/>
               </w:rPr>
-              <w:t>(129)</w:t>
+              <w:t>(141)</w:t>
             </w:r>
           </w:p>
         </w:tc>
@@ -15993,7 +17494,7 @@
                 <w:color w:val="1C3A36"/>
                 <w:sz w:val="16"/>
               </w:rPr>
-              <w:t>(144)</w:t>
+              <w:t>(163)</w:t>
             </w:r>
           </w:p>
         </w:tc>
@@ -16011,7 +17512,7 @@
                 <w:color w:val="1C3A36"/>
                 <w:sz w:val="16"/>
               </w:rPr>
-              <w:t>(159)</w:t>
+              <w:t>(185)</w:t>
             </w:r>
           </w:p>
         </w:tc>
@@ -16029,7 +17530,7 @@
                 <w:color w:val="1C3A36"/>
                 <w:sz w:val="16"/>
               </w:rPr>
-              <w:t>(172)</w:t>
+              <w:t>(205)</w:t>
             </w:r>
           </w:p>
         </w:tc>
@@ -16121,7 +17622,7 @@
                 <w:color w:val="1C3A36"/>
                 <w:sz w:val="16"/>
               </w:rPr>
-              <w:t>539</w:t>
+              <w:t>297</w:t>
             </w:r>
           </w:p>
         </w:tc>
@@ -16139,7 +17640,7 @@
                 <w:color w:val="1C3A36"/>
                 <w:sz w:val="16"/>
               </w:rPr>
-              <w:t>1,259</w:t>
+              <w:t>930</w:t>
             </w:r>
           </w:p>
         </w:tc>
@@ -16157,7 +17658,7 @@
                 <w:color w:val="1C3A36"/>
                 <w:sz w:val="16"/>
               </w:rPr>
-              <w:t>1,633</w:t>
+              <w:t>1,378</w:t>
             </w:r>
           </w:p>
         </w:tc>
@@ -16175,7 +17676,7 @@
                 <w:color w:val="1C3A36"/>
                 <w:sz w:val="16"/>
               </w:rPr>
-              <w:t>1,979</w:t>
+              <w:t>1,709</w:t>
             </w:r>
           </w:p>
         </w:tc>
@@ -16193,7 +17694,7 @@
                 <w:color w:val="1C3A36"/>
                 <w:sz w:val="16"/>
               </w:rPr>
-              <w:t>2,203</w:t>
+              <w:t>1,955</w:t>
             </w:r>
           </w:p>
         </w:tc>
@@ -16303,7 +17804,7 @@
                 <w:color w:val="1C3A36"/>
                 <w:sz w:val="16"/>
               </w:rPr>
-              <w:t>(1,807)</w:t>
+              <w:t>(1,975)</w:t>
             </w:r>
           </w:p>
         </w:tc>
@@ -16321,7 +17822,7 @@
                 <w:color w:val="1C3A36"/>
                 <w:sz w:val="16"/>
               </w:rPr>
-              <w:t>(1,920)</w:t>
+              <w:t>(2,261)</w:t>
             </w:r>
           </w:p>
         </w:tc>
@@ -16339,7 +17840,7 @@
                 <w:color w:val="1C3A36"/>
                 <w:sz w:val="16"/>
               </w:rPr>
-              <w:t>(1,898)</w:t>
+              <w:t>(2,397)</w:t>
             </w:r>
           </w:p>
         </w:tc>
@@ -16357,7 +17858,7 @@
                 <w:color w:val="1C3A36"/>
                 <w:sz w:val="16"/>
               </w:rPr>
-              <w:t>(1,802)</w:t>
+              <w:t>(2,464)</w:t>
             </w:r>
           </w:p>
         </w:tc>
@@ -16449,7 +17950,7 @@
                 <w:color w:val="1C3A36"/>
                 <w:sz w:val="16"/>
               </w:rPr>
-              <w:t>(1,705)</w:t>
+              <w:t>(1,947)</w:t>
             </w:r>
           </w:p>
         </w:tc>
@@ -16467,7 +17968,7 @@
                 <w:color w:val="1C3A36"/>
                 <w:sz w:val="16"/>
               </w:rPr>
-              <w:t>(547)</w:t>
+              <w:t>(1,044)</w:t>
             </w:r>
           </w:p>
         </w:tc>
@@ -16485,7 +17986,7 @@
                 <w:color w:val="1C3A36"/>
                 <w:sz w:val="16"/>
               </w:rPr>
-              <w:t>(288)</w:t>
+              <w:t>(883)</w:t>
             </w:r>
           </w:p>
         </w:tc>
@@ -16503,7 +18004,7 @@
                 <w:color w:val="1C3A36"/>
                 <w:sz w:val="16"/>
               </w:rPr>
-              <w:t>82</w:t>
+              <w:t>(688)</w:t>
             </w:r>
           </w:p>
         </w:tc>
@@ -16521,7 +18022,7 @@
                 <w:color w:val="1C3A36"/>
                 <w:sz w:val="16"/>
               </w:rPr>
-              <w:t>401</w:t>
+              <w:t>(510)</w:t>
             </w:r>
           </w:p>
         </w:tc>
@@ -16777,7 +18278,7 @@
                 <w:color w:val="1C3A36"/>
                 <w:sz w:val="16"/>
               </w:rPr>
-              <w:t>(1,705)</w:t>
+              <w:t>(1,947)</w:t>
             </w:r>
           </w:p>
         </w:tc>
@@ -16795,7 +18296,7 @@
                 <w:color w:val="1C3A36"/>
                 <w:sz w:val="16"/>
               </w:rPr>
-              <w:t>(547)</w:t>
+              <w:t>(1,044)</w:t>
             </w:r>
           </w:p>
         </w:tc>
@@ -16813,7 +18314,7 @@
                 <w:color w:val="1C3A36"/>
                 <w:sz w:val="16"/>
               </w:rPr>
-              <w:t>(288)</w:t>
+              <w:t>(883)</w:t>
             </w:r>
           </w:p>
         </w:tc>
@@ -16831,7 +18332,7 @@
                 <w:color w:val="1C3A36"/>
                 <w:sz w:val="16"/>
               </w:rPr>
-              <w:t>82</w:t>
+              <w:t>(688)</w:t>
             </w:r>
           </w:p>
         </w:tc>
@@ -16849,7 +18350,7 @@
                 <w:color w:val="1C3A36"/>
                 <w:sz w:val="16"/>
               </w:rPr>
-              <w:t>401</w:t>
+              <w:t>(510)</w:t>
             </w:r>
           </w:p>
         </w:tc>
@@ -16941,7 +18442,7 @@
                 <w:color w:val="1C3A36"/>
                 <w:sz w:val="16"/>
               </w:rPr>
-              <w:t>(0.51)</w:t>
+              <w:t>(0.59)</w:t>
             </w:r>
           </w:p>
         </w:tc>
@@ -16959,7 +18460,7 @@
                 <w:color w:val="1C3A36"/>
                 <w:sz w:val="16"/>
               </w:rPr>
-              <w:t>(0.17)</w:t>
+              <w:t>(0.32)</w:t>
             </w:r>
           </w:p>
         </w:tc>
@@ -16977,7 +18478,7 @@
                 <w:color w:val="1C3A36"/>
                 <w:sz w:val="16"/>
               </w:rPr>
-              <w:t>(0.09)</w:t>
+              <w:t>(0.27)</w:t>
             </w:r>
           </w:p>
         </w:tc>
@@ -16995,7 +18496,7 @@
                 <w:color w:val="1C3A36"/>
                 <w:sz w:val="16"/>
               </w:rPr>
-              <w:t>0.02</w:t>
+              <w:t>(0.21)</w:t>
             </w:r>
           </w:p>
         </w:tc>
@@ -17013,7 +18514,7 @@
                 <w:color w:val="1C3A36"/>
                 <w:sz w:val="16"/>
               </w:rPr>
-              <w:t>0.12</w:t>
+              <w:t>(0.15)</w:t>
             </w:r>
           </w:p>
         </w:tc>
@@ -17323,7 +18824,7 @@
                 <w:color w:val="1C3A36"/>
                 <w:sz w:val="16"/>
               </w:rPr>
-              <w:t>12,891</w:t>
+              <w:t>13,843</w:t>
             </w:r>
           </w:p>
         </w:tc>
@@ -17341,7 +18842,7 @@
                 <w:color w:val="1C3A36"/>
                 <w:sz w:val="16"/>
               </w:rPr>
-              <w:t>13,991</w:t>
+              <w:t>16,283</w:t>
             </w:r>
           </w:p>
         </w:tc>
@@ -17451,7 +18952,7 @@
                 <w:color w:val="1C3A36"/>
                 <w:sz w:val="16"/>
               </w:rPr>
-              <w:t>10,511</w:t>
+              <w:t>11,463</w:t>
             </w:r>
           </w:p>
         </w:tc>
@@ -17469,7 +18970,7 @@
                 <w:color w:val="1C3A36"/>
                 <w:sz w:val="16"/>
               </w:rPr>
-              <w:t>11,611</w:t>
+              <w:t>13,903</w:t>
             </w:r>
           </w:p>
         </w:tc>
@@ -17579,7 +19080,7 @@
                 <w:color w:val="1C3A36"/>
                 <w:sz w:val="16"/>
               </w:rPr>
-              <w:t>10,379</w:t>
+              <w:t>12,223</w:t>
             </w:r>
           </w:p>
         </w:tc>
@@ -17597,7 +19098,7 @@
                 <w:color w:val="1C3A36"/>
                 <w:sz w:val="16"/>
               </w:rPr>
-              <w:t>11,393</w:t>
+              <w:t>17,041</w:t>
             </w:r>
           </w:p>
         </w:tc>
@@ -17707,7 +19208,7 @@
                 <w:color w:val="1C3A36"/>
                 <w:sz w:val="16"/>
               </w:rPr>
-              <w:t>1,848</w:t>
+              <w:t>1,109</w:t>
             </w:r>
           </w:p>
         </w:tc>
@@ -17725,7 +19226,7 @@
                 <w:color w:val="1C3A36"/>
                 <w:sz w:val="16"/>
               </w:rPr>
-              <w:t>2,043</w:t>
+              <w:t>-972</w:t>
             </w:r>
           </w:p>
         </w:tc>
@@ -17835,7 +19336,7 @@
                 <w:color w:val="1C3A36"/>
                 <w:sz w:val="16"/>
               </w:rPr>
-              <w:t>562%</w:t>
+              <w:t>1102%</w:t>
             </w:r>
           </w:p>
         </w:tc>
@@ -17853,7 +19354,7 @@
                 <w:color w:val="1C3A36"/>
                 <w:sz w:val="16"/>
               </w:rPr>
-              <w:t>558%</w:t>
+              <w:t>-1753%</w:t>
             </w:r>
           </w:p>
         </w:tc>
@@ -17875,7 +19376,7 @@
           <w:color w:val="6E7B77"/>
           <w:sz w:val="17"/>
         </w:rPr>
-        <w:t>(e) = estimate bounded by disclosed prints; (d) = derived from disclosed totals (construction in §1.6). FY22/FY24/FY25 total assets and the FY24 debt/cash/equity set are sourced; the FY23 year-end balance sheet was never found (flagged gap). Forecast columns are the model’s clean-surplus roll-forward.</w:t>
+        <w:t>(e) = estimate bounded by disclosed prints; (d) = derived from disclosed totals (construction in §1.6). FY22/FY24/FY25 total assets, the FY24 debt/cash/equity set and the FY25 facilities are sourced; the FY23 year-end balance sheet was never found (flagged gap). Forecast columns are the model’s clean-surplus roll-forward — and they are the honest bad news: on the base case, book equity erodes toward zero by FY29–30E while net debt compounds. See §7, first two caveats.</w:t>
       </w:r>
     </w:p>
     <w:p>
@@ -18105,7 +19606,7 @@
                 <w:color w:val="1C3A36"/>
                 <w:sz w:val="17"/>
               </w:rPr>
-              <w:t>+3,429 (release)</w:t>
+              <w:t>+2,730 (release)</w:t>
             </w:r>
           </w:p>
         </w:tc>
@@ -18289,7 +19790,7 @@
                 <w:color w:val="1C3A36"/>
                 <w:sz w:val="17"/>
               </w:rPr>
-              <w:t>139</w:t>
+              <w:t>225</w:t>
             </w:r>
           </w:p>
         </w:tc>
@@ -21501,7 +23002,7 @@
                 <w:color w:val="1C3A36"/>
                 <w:sz w:val="18"/>
               </w:rPr>
-              <w:t>11,106</w:t>
+              <w:t>12,529</w:t>
             </w:r>
           </w:p>
         </w:tc>
@@ -21577,7 +23078,7 @@
                 <w:color w:val="1C3A36"/>
                 <w:sz w:val="18"/>
               </w:rPr>
-              <w:t>568</w:t>
+              <w:t>371</w:t>
             </w:r>
           </w:p>
         </w:tc>
@@ -21615,7 +23116,7 @@
                 <w:color w:val="1C3A36"/>
                 <w:sz w:val="18"/>
               </w:rPr>
-              <w:t>0.17</w:t>
+              <w:t>0.11</w:t>
             </w:r>
           </w:p>
         </w:tc>
@@ -21691,7 +23192,7 @@
                 <w:color w:val="1C3A36"/>
                 <w:sz w:val="18"/>
               </w:rPr>
-              <w:t>→ EGP 1.11</w:t>
+              <w:t>→ EGP 0.73</w:t>
             </w:r>
           </w:p>
         </w:tc>
@@ -21713,7 +23214,7 @@
           <w:color w:val="1C3A36"/>
           <w:sz w:val="19"/>
         </w:rPr>
-        <w:t>Sensitivity (swing = the margin and the multiple): at 8× on the same earnings, 1.92; at 5.5× on bear-margin earnings, 0.55. Falsified by two consecutive halves of EBITDA margin above ~20% without currency help — that would prove the windfall margins were partly structural.</w:t>
+        <w:t>Sensitivity (swing = the margin and the multiple): at 8× on the same earnings, 1.40; at 5.5× on bear-margin earnings, 0.26. Falsified by two consecutive halves of EBITDA margin above ~20% without currency help — that would prove the windfall margins were partly structural.</w:t>
       </w:r>
     </w:p>
     <w:p>
@@ -21971,7 +23472,7 @@
                 <w:color w:val="1C3A36"/>
                 <w:sz w:val="18"/>
               </w:rPr>
-              <w:t>~-424/yr + partial credit for normalisation</w:t>
+              <w:t>~-809/yr + partial credit for normalisation</w:t>
             </w:r>
           </w:p>
         </w:tc>
@@ -22213,7 +23714,7 @@
                 <w:color w:val="1C3A36"/>
                 <w:sz w:val="18"/>
               </w:rPr>
-              <w:t>12,271</w:t>
+              <w:t>14,693</w:t>
             </w:r>
           </w:p>
         </w:tc>
@@ -22251,7 +23752,7 @@
                 <w:color w:val="1C3A36"/>
                 <w:sz w:val="18"/>
               </w:rPr>
-              <w:t>13.9%</w:t>
+              <w:t>10.3%</w:t>
             </w:r>
           </w:p>
         </w:tc>
@@ -22327,7 +23828,7 @@
                 <w:color w:val="1C3A36"/>
                 <w:sz w:val="18"/>
               </w:rPr>
-              <w:t>9,764</w:t>
+              <w:t>5,475</w:t>
             </w:r>
           </w:p>
         </w:tc>
@@ -22425,7 +23926,7 @@
           <w:color w:val="1C3A36"/>
           <w:sz w:val="19"/>
         </w:rPr>
-        <w:t>Sensitivity: ±EGP 500 mn on the EV or the debt anchor moves him ±0.15/share — his range (0.05–0.33) is the leverage talking, not the method. Falsified by ROIC printing above the falling WACC earlier than modelled — collection would do it, since it shrinks the denominator and the debt at once.</w:t>
+        <w:t>Sensitivity: ±EGP 500 mn on the EV or the debt anchor moves him ±0.15/share — his range (0.05–0.20) is the leverage talking, not the method. Falsified by ROIC printing above the falling WACC earlier than modelled — collection would do it, since it shrinks the denominator and the debt at once.</w:t>
       </w:r>
     </w:p>
     <w:p>
@@ -22481,7 +23982,7 @@
           <w:color w:val="1C3A36"/>
           <w:sz w:val="19"/>
         </w:rPr>
-        <w:t>Expert 3 to both: “You are arguing about the numerator. The economics are simpler: this business earns ~15% on its capital and pays ~23% for it, and will for two more years. A negative spread at 2.5× leverage is value destruction on a schedule — the only question is whether the easing cycle arrives before the balance sheet does.”</w:t>
+        <w:t>Expert 3 to both: “You are arguing about the numerator. The economics are simpler: this business earns ~10% on its capital at the terminal and pays 22% for money today, 15% even in the normalized state. A negative spread at this leverage is value destruction on a schedule — the only question is whether the easing cycle arrives before the balance sheet does.”</w:t>
       </w:r>
     </w:p>
     <w:p>
@@ -22509,7 +24010,7 @@
           <w:color w:val="1C3A36"/>
           <w:sz w:val="19"/>
         </w:rPr>
-        <w:t>Where they agree is more striking than where they differ: all three land below EGP 1.11 — the most generous number in the room is still ~37% under the market. They disagree on mechanism, not direction: Expert 1 prices a recovery that has not printed, Expert 2 refuses to pay for cash that has not appeared, Expert 3 counts the cost of waiting for either. Each names the same two exhibits as decisive: the H1-2026 statements (margin and receivables) and any audited cash-flow disclosure.</w:t>
+        <w:t>Where they agree is more striking than where they differ: all three land below EGP 0.73 — the most generous number in the room is still ~37% under the market. They disagree on mechanism, not direction: Expert 1 prices a recovery that has not printed, Expert 2 refuses to pay for cash that has not appeared, Expert 3 counts the cost of waiting for either. Each names the same two exhibits as decisive: the H1-2026 statements (margin and receivables) and any audited cash-flow disclosure.</w:t>
       </w:r>
     </w:p>
     <w:p>
@@ -22755,7 +24256,7 @@
                 <w:color w:val="1C3A36"/>
                 <w:sz w:val="18"/>
               </w:rPr>
-              <w:t>EGP 1.11</w:t>
+              <w:t>EGP 0.73</w:t>
             </w:r>
           </w:p>
         </w:tc>
@@ -22925,7 +24426,7 @@
           <w:color w:val="1C3A36"/>
           <w:sz w:val="19"/>
         </w:rPr>
-        <w:t>The spread — 0.10 to 1.11 at base — is wide in ratio terms but narrow in message: no method that starts from the company’s own disclosed numbers reaches the market price without assuming the best corner of the scenario space. The panel’s centre sits close to the study’s weighted central (EGP 0.42), which is the reassuring kind of agreement: three different roads, one neighbourhood.</w:t>
+        <w:t>The spread — 0.10 to 0.73 at base — is wide in ratio terms but narrow in message: no method that starts from the company’s own disclosed numbers reaches the market price without assuming the best corner of the scenario space. The panel’s centre sits close to the study’s weighted central (EGP 0.34), which is the reassuring kind of agreement: three different roads, one neighbourhood.</w:t>
       </w:r>
     </w:p>
     <w:p>

--- a/engine/elec_study/ELEC_Valuation_Study_05-08-2026_public.docx
+++ b/engine/elec_study/ELEC_Valuation_Study_05-08-2026_public.docx
@@ -9214,7 +9214,7 @@
                 <w:color w:val="1C3A36"/>
                 <w:sz w:val="17"/>
               </w:rPr>
-              <w:t>Forward Kd path</w:t>
+              <w:t>Forward Kd path (pre-tax)</w:t>
             </w:r>
           </w:p>
         </w:tc>
@@ -9305,6 +9305,116 @@
                 <w:sz w:val="17"/>
               </w:rPr>
               <w:t>15.5%</w:t>
+            </w:r>
+          </w:p>
+        </w:tc>
+      </w:tr>
+      <w:tr>
+        <w:tc>
+          <w:tcPr>
+            <w:tcW w:type="dxa" w:w="3024"/>
+          </w:tcPr>
+          <w:p>
+            <w:pPr>
+              <w:spacing w:after="20"/>
+            </w:pPr>
+            <w:r>
+              <w:rPr>
+                <w:b/>
+                <w:color w:val="1C3A36"/>
+                <w:sz w:val="17"/>
+              </w:rPr>
+              <w:t>Forward Ke (same easing calendar)</w:t>
+            </w:r>
+          </w:p>
+        </w:tc>
+        <w:tc>
+          <w:tcPr>
+            <w:tcW w:type="dxa" w:w="1440"/>
+          </w:tcPr>
+          <w:p>
+            <w:pPr>
+              <w:spacing w:after="20"/>
+              <w:jc w:val="right"/>
+            </w:pPr>
+            <w:r>
+              <w:rPr>
+                <w:color w:val="1C3A36"/>
+                <w:sz w:val="17"/>
+              </w:rPr>
+              <w:t>28.0%</w:t>
+            </w:r>
+          </w:p>
+        </w:tc>
+        <w:tc>
+          <w:tcPr>
+            <w:tcW w:type="dxa" w:w="1440"/>
+          </w:tcPr>
+          <w:p>
+            <w:pPr>
+              <w:spacing w:after="20"/>
+              <w:jc w:val="right"/>
+            </w:pPr>
+            <w:r>
+              <w:rPr>
+                <w:color w:val="1C3A36"/>
+                <w:sz w:val="17"/>
+              </w:rPr>
+              <w:t>24.7%</w:t>
+            </w:r>
+          </w:p>
+        </w:tc>
+        <w:tc>
+          <w:tcPr>
+            <w:tcW w:type="dxa" w:w="1440"/>
+          </w:tcPr>
+          <w:p>
+            <w:pPr>
+              <w:spacing w:after="20"/>
+              <w:jc w:val="right"/>
+            </w:pPr>
+            <w:r>
+              <w:rPr>
+                <w:color w:val="1C3A36"/>
+                <w:sz w:val="17"/>
+              </w:rPr>
+              <w:t>22.2%</w:t>
+            </w:r>
+          </w:p>
+        </w:tc>
+        <w:tc>
+          <w:tcPr>
+            <w:tcW w:type="dxa" w:w="1440"/>
+          </w:tcPr>
+          <w:p>
+            <w:pPr>
+              <w:spacing w:after="20"/>
+              <w:jc w:val="right"/>
+            </w:pPr>
+            <w:r>
+              <w:rPr>
+                <w:color w:val="1C3A36"/>
+                <w:sz w:val="17"/>
+              </w:rPr>
+              <w:t>19.4%</w:t>
+            </w:r>
+          </w:p>
+        </w:tc>
+        <w:tc>
+          <w:tcPr>
+            <w:tcW w:type="dxa" w:w="1440"/>
+          </w:tcPr>
+          <w:p>
+            <w:pPr>
+              <w:spacing w:after="20"/>
+              <w:jc w:val="right"/>
+            </w:pPr>
+            <w:r>
+              <w:rPr>
+                <w:color w:val="1C3A36"/>
+                <w:sz w:val="17"/>
+              </w:rPr>
+              <w:t>17.2%</w:t>
             </w:r>
           </w:p>
         </w:tc>

--- a/engine/elec_study/ELEC_Valuation_Study_05-08-2026_public.docx
+++ b/engine/elec_study/ELEC_Valuation_Study_05-08-2026_public.docx
@@ -243,7 +243,7 @@
           <w:color w:val="1C3A36"/>
           <w:sz w:val="21"/>
         </w:rPr>
-        <w:t>At EGP 2.19 the shares sit roughly 84% above our weighted central estimate of EGP 0.34 (range 0.19–1.19). The arithmetic of the last three years explains why. FY2023–24 were windfall years: revenue rose 52% then 59% and net profit reached EGP 1.25–1.33 bn as devaluation repriced copper-linked cable prices through a pound-denominated cost base and inventory. FY2025 took the windfall back — revenue −21.5%, net profit −62% to EGP 500 mn — and 1Q2026 swung to a consolidated net LOSS of EGP 242 mn on sales down 44%. The disclosed 1Q26 lines are blunt: gross margin 5.7% (vs 33.1% a year earlier) and operating profit of EGP 1.4 mn — effectively zero. Meanwhile the balance sheet carries EGP 10.9 bn of drawn bank facilities (disclosed; up from 8.96 bn a year earlier) against EGP ~4 bn of equity, working capital has swollen to ~117% of annual revenue (receivables and copper-inflated inventory), and operating cash flow has been negative — at ~22% funding costs, finance expense alone consumes the entire operating line in a soft year. The valuation is built bottom-up from tonnage: implied volumes fell from ~24,000 t (96% of capacity, FY23–24) to ~9,500 t annualized in 1Q26 (~38%), and conversion EBITDA collapsed from ~146,000 to ~11,000 EGP per tonne. On that build, discounted at a rate schedule following the central bank's own easing path (21.4% gliding to 15.0% terminal, normalized capital structure), the enterprise is worth LESS than its disclosed EGP 10.9 bn of bank debt — the intrinsic equity is negative and is floored at zero only by limited liability. The normalized-earnings and book lenses (0.73 and 0.91) assume the balance sheet gets fixed first; even the bull scenario (1.19 central) sits 46% below today's price. Technically the tape is neutral-to-firm — above the short averages, below the falling 200-day, RSI mid-50s — and the three-month simulation, which prices the stock's own path rather than its value, puts the 5th–95th percentile band at EGP 1.71–3.07 with a median near 2.29. The gap between that tape-anchored map and the fundamental work is the study's central tension, examined in §4.</w:t>
+        <w:t>At EGP 2.19 the shares sit roughly 84% above our weighted central estimate of EGP 0.34 (range 0.19–1.19). The arithmetic of the last three years explains why. FY2023–24 were windfall years: revenue rose 52% then 59% and net profit reached EGP 1.25–1.33 bn as devaluation repriced copper-linked cable prices through a pound-denominated cost base and inventory. FY2025 took the windfall back — revenue −21.5%, net profit −62% to EGP 500 mn — and 1Q2026 swung to a consolidated net LOSS of EGP 242 mn on sales down 44%. The disclosed 1Q26 lines are blunt: gross margin 5.7% (vs 33.1% a year earlier) and operating profit of EGP 1.4 mn — effectively zero. Meanwhile the balance sheet carries ~EGP 10.5 bn of bank debt (triangulated from the disclosed FY25 totals; facilities disclosed at 10.9 bn, up from 8.96 bn a year earlier) against EGP ~4 bn of equity, working capital has swollen to ~113% of annual revenue (receivables and copper-inflated inventory), and operating cash flow has been negative — at ~22% funding costs, finance expense alone consumes the entire operating line in a soft year. The valuation is built bottom-up from tonnage: implied volumes fell from ~24,000 t (96% of capacity, FY23–24) to ~9,500 t annualized in 1Q26 (~38%), and conversion EBITDA collapsed from ~146,000 to ~11,000 EGP per tonne. On that build, discounted at a rate schedule following the central bank's own easing path (21.5% gliding to 15.0% terminal, normalized capital structure), the enterprise is worth LESS than its ~EGP 9.8 bn net debt — the intrinsic equity is negative and is floored at zero only by limited liability. The normalized-earnings and book lenses (0.73 and 0.91) assume the balance sheet gets fixed first; even the bull scenario (1.19 central) sits 46% below today's price. Technically the tape is neutral-to-firm — above the short averages, below the falling 200-day, RSI mid-50s — and the three-month simulation, which prices the stock's own path rather than its value, puts the 5th–95th percentile band at EGP 1.71–3.07 with a median near 2.29. The gap between that tape-anchored map and the fundamental work is the study's central tension, examined in §4.</w:t>
       </w:r>
     </w:p>
     <w:p>
@@ -2011,7 +2011,7 @@
                 <w:color w:val="1C3A36"/>
                 <w:sz w:val="18"/>
               </w:rPr>
-              <w:t>FY25: assets EGP 16.5 bn · drawn bank facilities EGP 10.9 bn (disclosed; 8.96 bn FY24) · equity ~EGP 4.1 bn · ND/E &gt;240%</w:t>
+              <w:t>FY25: assets EGP 16.5 bn · bank debt ~EGP 10.5 bn triangulated (facilities disclosed 10.9 bn; 8.96 bn FY24) · equity ~EGP 4.1 bn · ND/E ~240%</w:t>
             </w:r>
           </w:p>
         </w:tc>
@@ -3193,7 +3193,7 @@
                 <w:color w:val="1C3A36"/>
                 <w:sz w:val="17"/>
               </w:rPr>
-              <w:t>2,380</w:t>
+              <w:t>1,985</w:t>
             </w:r>
           </w:p>
         </w:tc>
@@ -3303,7 +3303,7 @@
                 <w:color w:val="1C3A36"/>
                 <w:sz w:val="17"/>
               </w:rPr>
-              <w:t>2,505</w:t>
+              <w:t>2,110</w:t>
             </w:r>
           </w:p>
         </w:tc>
@@ -3413,7 +3413,7 @@
                 <w:color w:val="1C3A36"/>
                 <w:sz w:val="17"/>
               </w:rPr>
-              <w:t>21.4%</w:t>
+              <w:t>21.5%</w:t>
             </w:r>
           </w:p>
         </w:tc>
@@ -3431,7 +3431,7 @@
                 <w:color w:val="1C3A36"/>
                 <w:sz w:val="17"/>
               </w:rPr>
-              <w:t>19.4%</w:t>
+              <w:t>19.5%</w:t>
             </w:r>
           </w:p>
         </w:tc>
@@ -3523,7 +3523,7 @@
                 <w:color w:val="1C3A36"/>
                 <w:sz w:val="17"/>
               </w:rPr>
-              <w:t>0.824</w:t>
+              <w:t>0.823</w:t>
             </w:r>
           </w:p>
         </w:tc>
@@ -3541,7 +3541,7 @@
                 <w:color w:val="1C3A36"/>
                 <w:sz w:val="17"/>
               </w:rPr>
-              <w:t>0.690</w:t>
+              <w:t>0.688</w:t>
             </w:r>
           </w:p>
         </w:tc>
@@ -3559,7 +3559,7 @@
                 <w:color w:val="1C3A36"/>
                 <w:sz w:val="17"/>
               </w:rPr>
-              <w:t>0.585</w:t>
+              <w:t>0.583</w:t>
             </w:r>
           </w:p>
         </w:tc>
@@ -3577,7 +3577,7 @@
                 <w:color w:val="1C3A36"/>
                 <w:sz w:val="17"/>
               </w:rPr>
-              <w:t>0.503</w:t>
+              <w:t>0.502</w:t>
             </w:r>
           </w:p>
         </w:tc>
@@ -3595,7 +3595,7 @@
                 <w:color w:val="1C3A36"/>
                 <w:sz w:val="17"/>
               </w:rPr>
-              <w:t>0.437</w:t>
+              <w:t>0.436</w:t>
             </w:r>
           </w:p>
         </w:tc>
@@ -3633,7 +3633,7 @@
                 <w:color w:val="1C3A36"/>
                 <w:sz w:val="17"/>
               </w:rPr>
-              <w:t>2,063</w:t>
+              <w:t>1,736</w:t>
             </w:r>
           </w:p>
         </w:tc>
@@ -3687,7 +3687,7 @@
                 <w:color w:val="1C3A36"/>
                 <w:sz w:val="17"/>
               </w:rPr>
-              <w:t>193</w:t>
+              <w:t>192</w:t>
             </w:r>
           </w:p>
         </w:tc>
@@ -3705,7 +3705,7 @@
                 <w:color w:val="1C3A36"/>
                 <w:sz w:val="17"/>
               </w:rPr>
-              <w:t>386</w:t>
+              <w:t>385</w:t>
             </w:r>
           </w:p>
         </w:tc>
@@ -3829,7 +3829,7 @@
                 <w:color w:val="1C3A36"/>
                 <w:sz w:val="18"/>
               </w:rPr>
-              <w:t>2,182</w:t>
+              <w:t>1,855</w:t>
             </w:r>
           </w:p>
         </w:tc>
@@ -3905,7 +3905,7 @@
                 <w:color w:val="1C3A36"/>
                 <w:sz w:val="18"/>
               </w:rPr>
-              <w:t>3,581</w:t>
+              <w:t>3,574</w:t>
             </w:r>
           </w:p>
         </w:tc>
@@ -3943,7 +3943,7 @@
                 <w:color w:val="1C3A36"/>
                 <w:sz w:val="18"/>
               </w:rPr>
-              <w:t>5,763</w:t>
+              <w:t>5,428</w:t>
             </w:r>
           </w:p>
         </w:tc>
@@ -3981,7 +3981,7 @@
                 <w:color w:val="1C3A36"/>
                 <w:sz w:val="18"/>
               </w:rPr>
-              <w:t>62%</w:t>
+              <w:t>66%</w:t>
             </w:r>
           </w:p>
         </w:tc>
@@ -4001,7 +4001,7 @@
                 <w:color w:val="1C3A36"/>
                 <w:sz w:val="18"/>
               </w:rPr>
-              <w:t>less: net debt (FY25: disclosed facilities − est. cash)</w:t>
+              <w:t>less: net debt (FY25: triangulated — see §1.6 roll-forward)</w:t>
             </w:r>
           </w:p>
         </w:tc>
@@ -4019,7 +4019,7 @@
                 <w:color w:val="1C3A36"/>
                 <w:sz w:val="18"/>
               </w:rPr>
-              <w:t>(10,200)</w:t>
+              <w:t>(9,805)</w:t>
             </w:r>
           </w:p>
         </w:tc>
@@ -4095,7 +4095,7 @@
                 <w:color w:val="1C3A36"/>
                 <w:sz w:val="18"/>
               </w:rPr>
-              <w:t>(4,437)</w:t>
+              <w:t>(4,377)</w:t>
             </w:r>
           </w:p>
         </w:tc>
@@ -4193,7 +4193,7 @@
           <w:color w:val="1C3A36"/>
           <w:sz w:val="19"/>
         </w:rPr>
-        <w:t>Four honesty notes, and they carry the study. First, the base-case DCF says the enterprise is worth EGP 4.4 bn LESS than its net debt: at record copper (which inflates the working capital the business must carry) and pre-windfall conversion economics, the discounted cash flows do not cover the disclosed EGP 10.9 bn facilities. A share cannot be worth less than zero — limited liability floors the equity — so what a holder owns at the base case is an option on the bull scenario, not a claim on current cash flows. Second, 62% of the EV sits in the terminal value, which is why §1.9 grids the terminal rate and the this-year rate independently. Third, the terminal is ROIC-consistent and the arithmetic cuts AGAINST the company: at a terminal return on capital of 10.3% versus a 15.0% terminal cost of capital, growth SUBTRACTS value — funding 5% growth absorbs 48% of NOPAT to earn less than the capital costs, so the g-sensitivity gradient runs the unusual way (more growth, less value) by construction, not by error. Fourth, every 1 bn of EV is worth ~EGP 0.30/share, which is why the bear–bull span (0.01–1.53) is so wide: the bull case is not a tweak — it requires windfall conversion economics to partially return.</w:t>
+        <w:t>Four honesty notes, and they carry the study. First, the base-case DCF says the enterprise is worth EGP 4.4 bn LESS than its net debt: at record copper (which inflates the working capital the business must carry) and pre-windfall conversion economics, the discounted cash flows do not cover the ~EGP 9.8 bn triangulated net debt. A share cannot be worth less than zero — limited liability floors the equity — so what a holder owns at the base case is an option on the bull scenario, not a claim on current cash flows. Second, 66% of the EV sits in the terminal value, which is why §1.9 grids the terminal rate and the this-year rate independently. Third, the terminal is ROIC-consistent and the arithmetic cuts AGAINST the company: at a terminal return on capital of 10.3% versus a 15.0% terminal cost of capital, growth SUBTRACTS value — funding 5% growth absorbs 48% of NOPAT to earn less than the capital costs, so the g-sensitivity gradient runs the unusual way (more growth, less value) by construction, not by error. Fourth, every 1 bn of EV is worth ~EGP 0.30/share, which is why the bear–bull span (0.01–1.54) is so wide: the bull case is not a tweak — it requires windfall conversion economics to partially return.</w:t>
       </w:r>
     </w:p>
     <w:p>
@@ -4873,7 +4873,7 @@
                 <w:color w:val="1C3A36"/>
                 <w:sz w:val="18"/>
               </w:rPr>
-              <w:t>(9,873)</w:t>
+              <w:t>(9,786)</w:t>
             </w:r>
           </w:p>
         </w:tc>
@@ -4891,7 +4891,7 @@
                 <w:color w:val="1C3A36"/>
                 <w:sz w:val="18"/>
               </w:rPr>
-              <w:t>(9,873)</w:t>
+              <w:t>(9,786)</w:t>
             </w:r>
           </w:p>
         </w:tc>
@@ -4909,7 +4909,7 @@
                 <w:color w:val="1C3A36"/>
                 <w:sz w:val="18"/>
               </w:rPr>
-              <w:t>(9,873)</w:t>
+              <w:t>(9,786)</w:t>
             </w:r>
           </w:p>
         </w:tc>
@@ -5620,7 +5620,7 @@
                 <w:color w:val="1C3A36"/>
                 <w:sz w:val="18"/>
               </w:rPr>
-              <w:t>1.53</w:t>
+              <w:t>1.54</w:t>
             </w:r>
           </w:p>
         </w:tc>
@@ -8110,6 +8110,439 @@
     </w:p>
     <w:p>
       <w:pPr>
+        <w:spacing w:after="120" w:before="0"/>
+      </w:pPr>
+      <w:r>
+        <w:rPr>
+          <w:b w:val="0"/>
+          <w:i w:val="0"/>
+          <w:color w:val="1C3A36"/>
+          <w:sz w:val="21"/>
+        </w:rPr>
+        <w:t>The net-debt anchor — triangulated, not read off one sentence. The FY25 filing coverage says the company “obtained credit facilities of EGP 10.9 bn during 2025” — ambiguous between the drawn balance and limits granted. Rather than lean on that sentence, the anchor is rolled forward from the FY24 audited comparatives (assets 14,970 · debt 8,960 · cash 828 · equity 3,600) through the four hard disclosed FY25 points: total assets 16,460, net profit 500.3, revenue 10,819, and no dividend.</w:t>
+      </w:r>
+    </w:p>
+    <w:tbl>
+      <w:tblPr>
+        <w:tblW w:type="auto" w:w="0"/>
+        <w:jc w:val="center"/>
+        <w:tblLook w:firstColumn="1" w:firstRow="1" w:lastColumn="0" w:lastRow="0" w:noHBand="0" w:noVBand="1" w:val="04A0"/>
+        <w:tblLayout w:type="fixed"/>
+        <w:tblCellMar>
+          <w:top w:w="40" w:type="dxa"/>
+          <w:left w:w="90" w:type="dxa"/>
+          <w:bottom w:w="40" w:type="dxa"/>
+          <w:right w:w="90" w:type="dxa"/>
+        </w:tblCellMar>
+        <w:tblBorders>
+          <w:top w:val="single" w:sz="4" w:space="0" w:color="C9D4D1"/>
+          <w:left w:val="single" w:sz="4" w:space="0" w:color="C9D4D1"/>
+          <w:bottom w:val="single" w:sz="4" w:space="0" w:color="C9D4D1"/>
+          <w:right w:val="single" w:sz="4" w:space="0" w:color="C9D4D1"/>
+          <w:insideH w:val="single" w:sz="4" w:space="0" w:color="C9D4D1"/>
+          <w:insideV w:val="single" w:sz="4" w:space="0" w:color="C9D4D1"/>
+        </w:tblBorders>
+        <w:tblLayout w:type="fixed"/>
+      </w:tblPr>
+      <w:tblGrid>
+        <w:gridCol w:w="7200"/>
+        <w:gridCol w:w="2016"/>
+      </w:tblGrid>
+      <w:tr>
+        <w:tc>
+          <w:tcPr>
+            <w:tcW w:type="dxa" w:w="7200"/>
+            <w:shd w:val="clear" w:color="auto" w:fill="EAF0EE"/>
+          </w:tcPr>
+          <w:p>
+            <w:pPr>
+              <w:spacing w:after="20"/>
+            </w:pPr>
+            <w:r>
+              <w:rPr>
+                <w:b/>
+                <w:color w:val="1C3A36"/>
+                <w:sz w:val="17"/>
+              </w:rPr>
+              <w:t>Step</w:t>
+            </w:r>
+          </w:p>
+        </w:tc>
+        <w:tc>
+          <w:tcPr>
+            <w:tcW w:type="dxa" w:w="2016"/>
+            <w:shd w:val="clear" w:color="auto" w:fill="EAF0EE"/>
+          </w:tcPr>
+          <w:p>
+            <w:pPr>
+              <w:spacing w:after="20"/>
+            </w:pPr>
+            <w:r>
+              <w:rPr>
+                <w:b/>
+                <w:color w:val="1C3A36"/>
+                <w:sz w:val="17"/>
+              </w:rPr>
+              <w:t>EGP mn</w:t>
+            </w:r>
+          </w:p>
+        </w:tc>
+      </w:tr>
+      <w:tr>
+        <w:tc>
+          <w:tcPr>
+            <w:tcW w:type="dxa" w:w="7200"/>
+          </w:tcPr>
+          <w:p>
+            <w:pPr>
+              <w:spacing w:after="20"/>
+            </w:pPr>
+            <w:r>
+              <w:rPr>
+                <w:color w:val="1C3A36"/>
+                <w:sz w:val="17"/>
+              </w:rPr>
+              <w:t>FY25 equity, rolled (3,600 + 500.3, no dividend, no revaluation history)</w:t>
+            </w:r>
+          </w:p>
+        </w:tc>
+        <w:tc>
+          <w:tcPr>
+            <w:tcW w:type="dxa" w:w="2016"/>
+          </w:tcPr>
+          <w:p>
+            <w:pPr>
+              <w:spacing w:after="20"/>
+              <w:jc w:val="right"/>
+            </w:pPr>
+            <w:r>
+              <w:rPr>
+                <w:color w:val="1C3A36"/>
+                <w:sz w:val="17"/>
+              </w:rPr>
+              <w:t>≈ 4,100</w:t>
+            </w:r>
+          </w:p>
+        </w:tc>
+      </w:tr>
+      <w:tr>
+        <w:tc>
+          <w:tcPr>
+            <w:tcW w:type="dxa" w:w="7200"/>
+          </w:tcPr>
+          <w:p>
+            <w:pPr>
+              <w:spacing w:after="20"/>
+            </w:pPr>
+            <w:r>
+              <w:rPr>
+                <w:color w:val="1C3A36"/>
+                <w:sz w:val="17"/>
+              </w:rPr>
+              <w:t>FY25 total liabilities (disclosed assets 16,460 − equity)</w:t>
+            </w:r>
+          </w:p>
+        </w:tc>
+        <w:tc>
+          <w:tcPr>
+            <w:tcW w:type="dxa" w:w="2016"/>
+          </w:tcPr>
+          <w:p>
+            <w:pPr>
+              <w:spacing w:after="20"/>
+              <w:jc w:val="right"/>
+            </w:pPr>
+            <w:r>
+              <w:rPr>
+                <w:color w:val="1C3A36"/>
+                <w:sz w:val="17"/>
+              </w:rPr>
+              <w:t>12,360</w:t>
+            </w:r>
+          </w:p>
+        </w:tc>
+      </w:tr>
+      <w:tr>
+        <w:tc>
+          <w:tcPr>
+            <w:tcW w:type="dxa" w:w="7200"/>
+          </w:tcPr>
+          <w:p>
+            <w:pPr>
+              <w:spacing w:after="20"/>
+            </w:pPr>
+            <w:r>
+              <w:rPr>
+                <w:color w:val="1C3A36"/>
+                <w:sz w:val="17"/>
+              </w:rPr>
+              <w:t>less non-debt liabilities (FY24’s 2,410 scaled with purchase value, −21.5%)</w:t>
+            </w:r>
+          </w:p>
+        </w:tc>
+        <w:tc>
+          <w:tcPr>
+            <w:tcW w:type="dxa" w:w="2016"/>
+          </w:tcPr>
+          <w:p>
+            <w:pPr>
+              <w:spacing w:after="20"/>
+              <w:jc w:val="right"/>
+            </w:pPr>
+            <w:r>
+              <w:rPr>
+                <w:color w:val="1C3A36"/>
+                <w:sz w:val="17"/>
+              </w:rPr>
+              <w:t>(≈ 1,890)</w:t>
+            </w:r>
+          </w:p>
+        </w:tc>
+      </w:tr>
+      <w:tr>
+        <w:tc>
+          <w:tcPr>
+            <w:tcW w:type="dxa" w:w="7200"/>
+          </w:tcPr>
+          <w:p>
+            <w:pPr>
+              <w:spacing w:after="20"/>
+            </w:pPr>
+            <w:r>
+              <w:rPr>
+                <w:color w:val="1C3A36"/>
+                <w:sz w:val="17"/>
+              </w:rPr>
+              <w:t>= drawn debt, balance-sheet residual</w:t>
+            </w:r>
+          </w:p>
+        </w:tc>
+        <w:tc>
+          <w:tcPr>
+            <w:tcW w:type="dxa" w:w="2016"/>
+          </w:tcPr>
+          <w:p>
+            <w:pPr>
+              <w:spacing w:after="20"/>
+              <w:jc w:val="right"/>
+            </w:pPr>
+            <w:r>
+              <w:rPr>
+                <w:color w:val="1C3A36"/>
+                <w:sz w:val="17"/>
+              </w:rPr>
+              <w:t>≈ 10,465</w:t>
+            </w:r>
+          </w:p>
+        </w:tc>
+      </w:tr>
+      <w:tr>
+        <w:tc>
+          <w:tcPr>
+            <w:tcW w:type="dxa" w:w="7200"/>
+          </w:tcPr>
+          <w:p>
+            <w:pPr>
+              <w:spacing w:after="20"/>
+            </w:pPr>
+            <w:r>
+              <w:rPr>
+                <w:color w:val="1C3A36"/>
+                <w:sz w:val="17"/>
+              </w:rPr>
+              <w:t>less cash (estimated: 500 stress floor – 830 FY24-flat, midpoint)</w:t>
+            </w:r>
+          </w:p>
+        </w:tc>
+        <w:tc>
+          <w:tcPr>
+            <w:tcW w:type="dxa" w:w="2016"/>
+          </w:tcPr>
+          <w:p>
+            <w:pPr>
+              <w:spacing w:after="20"/>
+              <w:jc w:val="right"/>
+            </w:pPr>
+            <w:r>
+              <w:rPr>
+                <w:color w:val="1C3A36"/>
+                <w:sz w:val="17"/>
+              </w:rPr>
+              <w:t>(≈ 665)</w:t>
+            </w:r>
+          </w:p>
+        </w:tc>
+      </w:tr>
+      <w:tr>
+        <w:tc>
+          <w:tcPr>
+            <w:tcW w:type="dxa" w:w="7200"/>
+          </w:tcPr>
+          <w:p>
+            <w:pPr>
+              <w:spacing w:after="20"/>
+            </w:pPr>
+            <w:r>
+              <w:rPr>
+                <w:color w:val="1C3A36"/>
+                <w:sz w:val="17"/>
+              </w:rPr>
+              <w:t>= net debt, method A</w:t>
+            </w:r>
+          </w:p>
+        </w:tc>
+        <w:tc>
+          <w:tcPr>
+            <w:tcW w:type="dxa" w:w="2016"/>
+          </w:tcPr>
+          <w:p>
+            <w:pPr>
+              <w:spacing w:after="20"/>
+              <w:jc w:val="right"/>
+            </w:pPr>
+            <w:r>
+              <w:rPr>
+                <w:color w:val="1C3A36"/>
+                <w:sz w:val="17"/>
+              </w:rPr>
+              <w:t>≈ 9,800</w:t>
+            </w:r>
+          </w:p>
+        </w:tc>
+      </w:tr>
+      <w:tr>
+        <w:tc>
+          <w:tcPr>
+            <w:tcW w:type="dxa" w:w="7200"/>
+          </w:tcPr>
+          <w:p>
+            <w:pPr>
+              <w:spacing w:after="20"/>
+            </w:pPr>
+            <w:r>
+              <w:rPr>
+                <w:color w:val="1C3A36"/>
+                <w:sz w:val="17"/>
+              </w:rPr>
+              <w:t>Cross-check B — cash-flow roll-forward: FY24 net debt 8,132 + interest 2,150 + tax 145 + capex 210 + working-capital build ~2,036 − EBITDA 2,871</w:t>
+            </w:r>
+          </w:p>
+        </w:tc>
+        <w:tc>
+          <w:tcPr>
+            <w:tcW w:type="dxa" w:w="2016"/>
+          </w:tcPr>
+          <w:p>
+            <w:pPr>
+              <w:spacing w:after="20"/>
+              <w:jc w:val="right"/>
+            </w:pPr>
+            <w:r>
+              <w:rPr>
+                <w:color w:val="1C3A36"/>
+                <w:sz w:val="17"/>
+              </w:rPr>
+              <w:t>≈ 9,800</w:t>
+            </w:r>
+          </w:p>
+        </w:tc>
+      </w:tr>
+      <w:tr>
+        <w:tc>
+          <w:tcPr>
+            <w:tcW w:type="dxa" w:w="7200"/>
+          </w:tcPr>
+          <w:p>
+            <w:pPr>
+              <w:spacing w:after="20"/>
+            </w:pPr>
+            <w:r>
+              <w:rPr>
+                <w:color w:val="1C3A36"/>
+                <w:sz w:val="17"/>
+              </w:rPr>
+              <w:t>Cross-check C — the facilities sentence read as fully drawn, less cash</w:t>
+            </w:r>
+          </w:p>
+        </w:tc>
+        <w:tc>
+          <w:tcPr>
+            <w:tcW w:type="dxa" w:w="2016"/>
+          </w:tcPr>
+          <w:p>
+            <w:pPr>
+              <w:spacing w:after="20"/>
+              <w:jc w:val="right"/>
+            </w:pPr>
+            <w:r>
+              <w:rPr>
+                <w:color w:val="1C3A36"/>
+                <w:sz w:val="17"/>
+              </w:rPr>
+              <w:t>≈ 10,235</w:t>
+            </w:r>
+          </w:p>
+        </w:tc>
+      </w:tr>
+      <w:tr>
+        <w:tc>
+          <w:tcPr>
+            <w:tcW w:type="dxa" w:w="7200"/>
+          </w:tcPr>
+          <w:p>
+            <w:pPr>
+              <w:spacing w:after="20"/>
+            </w:pPr>
+            <w:r>
+              <w:rPr>
+                <w:color w:val="1C3A36"/>
+                <w:sz w:val="17"/>
+              </w:rPr>
+              <w:t>Anchor carried in the model (A/B central; range 9,120–10,360 in sensitivity)</w:t>
+            </w:r>
+          </w:p>
+        </w:tc>
+        <w:tc>
+          <w:tcPr>
+            <w:tcW w:type="dxa" w:w="2016"/>
+          </w:tcPr>
+          <w:p>
+            <w:pPr>
+              <w:spacing w:after="20"/>
+              <w:jc w:val="right"/>
+            </w:pPr>
+            <w:r>
+              <w:rPr>
+                <w:color w:val="1C3A36"/>
+                <w:sz w:val="17"/>
+              </w:rPr>
+              <w:t>9,805</w:t>
+            </w:r>
+          </w:p>
+        </w:tc>
+      </w:tr>
+    </w:tbl>
+    <w:p>
+      <w:pPr>
+        <w:spacing w:after="40"/>
+      </w:pPr>
+    </w:p>
+    <w:p>
+      <w:pPr>
+        <w:spacing w:after="200" w:before="0"/>
+      </w:pPr>
+      <w:r>
+        <w:rPr>
+          <w:b w:val="0"/>
+          <w:i/>
+          <w:color w:val="6E7B77"/>
+          <w:sz w:val="17"/>
+        </w:rPr>
+        <w:t>Methods A and B share the balance-sheet decomposition of the working-capital build, so their agreement is consistency, not full independence; C is the upper cross-check — the triangulated drawn debt sits at 96% of the disclosed facilities, consistent with the 10.9 bn being near-fully-drawn limits. The reverse test rejects holding debt at the FY24 level (net debt ~8.2 bn): that would force non-debt liabilities up 41% in a year when purchase value fell 21%. The range is worth ~±EGP 0.19/share; the audited FY2025 borrowings note is the named falsifier.</w:t>
+      </w:r>
+    </w:p>
+    <w:p>
+      <w:pPr>
         <w:spacing w:after="80" w:before="200"/>
       </w:pPr>
       <w:r>
@@ -8133,7 +8566,7 @@
           <w:color w:val="1C3A36"/>
           <w:sz w:val="21"/>
         </w:rPr>
-        <w:t>Three judgments drive this valuation, in order of size. FIRST, collection. Working capital stands near ~EGP 12.6 bn — 117% of a full year’s revenue — against ~76% a year earlier: copper-inflated inventory plus receivables that grew as revenue shrank, funded by EGP 10.9 bn of disclosed bank facilities. The DCF’s FY26E cash flow is dominated by a ~EGP 2.9 bn assumed release as sales contract; if those receivables do not collect (state-linked customers, dealer credit), the release never happens, debt stays ~EGP 11 bn at 22% money, and the equity rounds to nothing — that is the bear case’s mechanism, not rhetoric. Each 5 points of terminal working-capital intensity is worth roughly EGP 0.15–0.20/share. SECOND, the margin. FY24–25 EBITDA margins near 25% carried devaluation inventory gains; the DISCLOSED 1Q26 lines put the trough on the table — gross margin 5.7%, operating profit zero. The model’s 16–18% mid-cycle is a judgment between the proven trough and the windfall ceiling — each 15% on conversion EBITDA/t is worth roughly EGP 0.25–0.35/share (§1.9 grid). THIRD, the rate path: at 22% money, finance expense consumes the operating line; at the terminal 15%, the same business supports a meaningful EPS again. The easing calendar is therefore load-bearing — which is exactly why it is built into the discount schedule rather than averaged away.</w:t>
+        <w:t>Three judgments drive this valuation, in order of size. FIRST, collection. Working capital stands near ~EGP 12.2 bn — 113% of a full year’s revenue — against ~76% a year earlier: copper-inflated inventory plus receivables that grew as revenue shrank, funded by ~EGP 10.5 bn of bank debt (facilities disclosed at 10.9 bn). The DCF’s FY26E cash flow is dominated by a ~EGP 2.9 bn assumed release as sales contract; if those receivables do not collect (state-linked customers, dealer credit), the release never happens, debt stays ~EGP 11 bn at 22% money, and the equity rounds to nothing — that is the bear case’s mechanism, not rhetoric. Each 5 points of terminal working-capital intensity is worth roughly EGP 0.15–0.20/share. SECOND, the margin. FY24–25 EBITDA margins near 25% carried devaluation inventory gains; the DISCLOSED 1Q26 lines put the trough on the table — gross margin 5.7%, operating profit zero. The model’s 16–18% mid-cycle is a judgment between the proven trough and the windfall ceiling — each 15% on conversion EBITDA/t is worth roughly EGP 0.25–0.35/share (§1.9 grid). THIRD, the rate path: at 22% money, finance expense consumes the operating line; at the terminal 15%, the same business supports a meaningful EPS again. The easing calendar is therefore load-bearing — which is exactly why it is built into the discount schedule rather than averaged away.</w:t>
       </w:r>
     </w:p>
     <w:p>
@@ -8637,7 +9070,7 @@
                 <w:color w:val="1C3A36"/>
                 <w:sz w:val="17"/>
               </w:rPr>
-              <w:t>Corridor + credit margin; checked against effective rates 23.5% (FY24) and 21.7% (FY25, on the disclosed debt path) — inside 150bp</w:t>
+              <w:t>Corridor + credit margin; checked against effective rates 23.5% (FY24) and 22.1% (FY25, on the triangulated debt path) — inside 150bp</w:t>
             </w:r>
           </w:p>
         </w:tc>
@@ -8731,7 +9164,7 @@
                 <w:color w:val="1C3A36"/>
                 <w:sz w:val="17"/>
               </w:rPr>
-              <w:t>40% / 60%</w:t>
+              <w:t>41% / 59%</w:t>
             </w:r>
           </w:p>
         </w:tc>
@@ -8749,7 +9182,7 @@
                 <w:color w:val="1C3A36"/>
                 <w:sz w:val="17"/>
               </w:rPr>
-              <w:t>Market cap 7.26 bn vs disclosed FY25 bank facilities 10.9 bn</w:t>
+              <w:t>Market cap 7.26 bn vs triangulated FY25 drawn debt 10.5 bn</w:t>
             </w:r>
           </w:p>
         </w:tc>
@@ -8787,7 +9220,7 @@
                 <w:color w:val="1C3A36"/>
                 <w:sz w:val="17"/>
               </w:rPr>
-              <w:t>21.42%</w:t>
+              <w:t>21.53%</w:t>
             </w:r>
           </w:p>
         </w:tc>
@@ -9562,7 +9995,7 @@
                 <w:color w:val="1C3A36"/>
                 <w:sz w:val="17"/>
               </w:rPr>
-              <w:t>21.4%</w:t>
+              <w:t>21.5%</w:t>
             </w:r>
           </w:p>
         </w:tc>
@@ -9580,7 +10013,7 @@
                 <w:color w:val="1C3A36"/>
                 <w:sz w:val="17"/>
               </w:rPr>
-              <w:t>19.4%</w:t>
+              <w:t>19.5%</w:t>
             </w:r>
           </w:p>
         </w:tc>
@@ -9672,7 +10105,7 @@
                 <w:color w:val="1C3A36"/>
                 <w:sz w:val="17"/>
               </w:rPr>
-              <w:t>0.824</w:t>
+              <w:t>0.823</w:t>
             </w:r>
           </w:p>
         </w:tc>
@@ -9690,7 +10123,7 @@
                 <w:color w:val="1C3A36"/>
                 <w:sz w:val="17"/>
               </w:rPr>
-              <w:t>0.690</w:t>
+              <w:t>0.688</w:t>
             </w:r>
           </w:p>
         </w:tc>
@@ -9708,7 +10141,7 @@
                 <w:color w:val="1C3A36"/>
                 <w:sz w:val="17"/>
               </w:rPr>
-              <w:t>0.585</w:t>
+              <w:t>0.583</w:t>
             </w:r>
           </w:p>
         </w:tc>
@@ -9726,7 +10159,7 @@
                 <w:color w:val="1C3A36"/>
                 <w:sz w:val="17"/>
               </w:rPr>
-              <w:t>0.503</w:t>
+              <w:t>0.502</w:t>
             </w:r>
           </w:p>
         </w:tc>
@@ -9744,7 +10177,7 @@
                 <w:color w:val="1C3A36"/>
                 <w:sz w:val="17"/>
               </w:rPr>
-              <w:t>0.437</w:t>
+              <w:t>0.436</w:t>
             </w:r>
           </w:p>
         </w:tc>
@@ -10016,7 +10449,7 @@
                 <w:color w:val="1C3A36"/>
                 <w:sz w:val="18"/>
               </w:rPr>
-              <w:t>-0.89</w:t>
+              <w:t>-0.87</w:t>
             </w:r>
           </w:p>
         </w:tc>
@@ -10034,7 +10467,7 @@
                 <w:color w:val="1C3A36"/>
                 <w:sz w:val="18"/>
               </w:rPr>
-              <w:t>-0.93</w:t>
+              <w:t>-0.92</w:t>
             </w:r>
           </w:p>
         </w:tc>
@@ -10052,7 +10485,7 @@
                 <w:color w:val="1C3A36"/>
                 <w:sz w:val="18"/>
               </w:rPr>
-              <w:t>-1.00</w:t>
+              <w:t>-0.98</w:t>
             </w:r>
           </w:p>
         </w:tc>
@@ -10070,7 +10503,7 @@
                 <w:color w:val="1C3A36"/>
                 <w:sz w:val="18"/>
               </w:rPr>
-              <w:t>-1.09</w:t>
+              <w:t>-1.07</w:t>
             </w:r>
           </w:p>
         </w:tc>
@@ -10088,7 +10521,7 @@
                 <w:color w:val="1C3A36"/>
                 <w:sz w:val="18"/>
               </w:rPr>
-              <w:t>-1.22</w:t>
+              <w:t>-1.20</w:t>
             </w:r>
           </w:p>
         </w:tc>
@@ -10126,7 +10559,7 @@
                 <w:color w:val="1C3A36"/>
                 <w:sz w:val="18"/>
               </w:rPr>
-              <w:t>-1.06</w:t>
+              <w:t>-1.04</w:t>
             </w:r>
           </w:p>
         </w:tc>
@@ -10144,7 +10577,7 @@
                 <w:color w:val="1C3A36"/>
                 <w:sz w:val="18"/>
               </w:rPr>
-              <w:t>-1.12</w:t>
+              <w:t>-1.10</w:t>
             </w:r>
           </w:p>
         </w:tc>
@@ -10162,7 +10595,7 @@
                 <w:color w:val="1C3A36"/>
                 <w:sz w:val="18"/>
               </w:rPr>
-              <w:t>-1.19</w:t>
+              <w:t>-1.17</w:t>
             </w:r>
           </w:p>
         </w:tc>
@@ -10180,7 +10613,7 @@
                 <w:color w:val="1C3A36"/>
                 <w:sz w:val="18"/>
               </w:rPr>
-              <w:t>-1.28</w:t>
+              <w:t>-1.27</w:t>
             </w:r>
           </w:p>
         </w:tc>
@@ -10198,7 +10631,7 @@
                 <w:color w:val="1C3A36"/>
                 <w:sz w:val="18"/>
               </w:rPr>
-              <w:t>-1.41</w:t>
+              <w:t>-1.39</w:t>
             </w:r>
           </w:p>
         </w:tc>
@@ -10236,7 +10669,7 @@
                 <w:color w:val="1C3A36"/>
                 <w:sz w:val="18"/>
               </w:rPr>
-              <w:t>-1.20</w:t>
+              <w:t>-1.19</w:t>
             </w:r>
           </w:p>
         </w:tc>
@@ -10254,7 +10687,7 @@
                 <w:color w:val="1C3A36"/>
                 <w:sz w:val="18"/>
               </w:rPr>
-              <w:t>-1.26</w:t>
+              <w:t>-1.25</w:t>
             </w:r>
           </w:p>
         </w:tc>
@@ -10272,7 +10705,7 @@
                 <w:color w:val="1C3A36"/>
                 <w:sz w:val="18"/>
               </w:rPr>
-              <w:t>-1.34</w:t>
+              <w:t>-1.32</w:t>
             </w:r>
           </w:p>
         </w:tc>
@@ -10290,7 +10723,7 @@
                 <w:color w:val="1C3A36"/>
                 <w:sz w:val="18"/>
               </w:rPr>
-              <w:t>-1.44</w:t>
+              <w:t>-1.42</w:t>
             </w:r>
           </w:p>
         </w:tc>
@@ -10308,7 +10741,7 @@
                 <w:color w:val="1C3A36"/>
                 <w:sz w:val="18"/>
               </w:rPr>
-              <w:t>-1.56</w:t>
+              <w:t>-1.54</w:t>
             </w:r>
           </w:p>
         </w:tc>
@@ -10346,7 +10779,7 @@
                 <w:color w:val="1C3A36"/>
                 <w:sz w:val="18"/>
               </w:rPr>
-              <w:t>-1.33</w:t>
+              <w:t>-1.31</w:t>
             </w:r>
           </w:p>
         </w:tc>
@@ -10364,7 +10797,7 @@
                 <w:color w:val="1C3A36"/>
                 <w:sz w:val="18"/>
               </w:rPr>
-              <w:t>-1.39</w:t>
+              <w:t>-1.37</w:t>
             </w:r>
           </w:p>
         </w:tc>
@@ -10382,7 +10815,7 @@
                 <w:color w:val="1C3A36"/>
                 <w:sz w:val="18"/>
               </w:rPr>
-              <w:t>-1.46</w:t>
+              <w:t>-1.44</w:t>
             </w:r>
           </w:p>
         </w:tc>
@@ -10400,7 +10833,7 @@
                 <w:color w:val="1C3A36"/>
                 <w:sz w:val="18"/>
               </w:rPr>
-              <w:t>-1.56</w:t>
+              <w:t>-1.54</w:t>
             </w:r>
           </w:p>
         </w:tc>
@@ -10418,7 +10851,7 @@
                 <w:color w:val="1C3A36"/>
                 <w:sz w:val="18"/>
               </w:rPr>
-              <w:t>-1.68</w:t>
+              <w:t>-1.66</w:t>
             </w:r>
           </w:p>
         </w:tc>
@@ -10456,7 +10889,7 @@
                 <w:color w:val="1C3A36"/>
                 <w:sz w:val="18"/>
               </w:rPr>
-              <w:t>-1.43</w:t>
+              <w:t>-1.41</w:t>
             </w:r>
           </w:p>
         </w:tc>
@@ -10474,7 +10907,7 @@
                 <w:color w:val="1C3A36"/>
                 <w:sz w:val="18"/>
               </w:rPr>
-              <w:t>-1.49</w:t>
+              <w:t>-1.47</w:t>
             </w:r>
           </w:p>
         </w:tc>
@@ -10492,7 +10925,7 @@
                 <w:color w:val="1C3A36"/>
                 <w:sz w:val="18"/>
               </w:rPr>
-              <w:t>-1.56</w:t>
+              <w:t>-1.55</w:t>
             </w:r>
           </w:p>
         </w:tc>
@@ -10510,7 +10943,7 @@
                 <w:color w:val="1C3A36"/>
                 <w:sz w:val="18"/>
               </w:rPr>
-              <w:t>-1.66</w:t>
+              <w:t>-1.64</w:t>
             </w:r>
           </w:p>
         </w:tc>
@@ -10528,7 +10961,7 @@
                 <w:color w:val="1C3A36"/>
                 <w:sz w:val="18"/>
               </w:rPr>
-              <w:t>-1.77</w:t>
+              <w:t>-1.75</w:t>
             </w:r>
           </w:p>
         </w:tc>
@@ -10714,7 +11147,7 @@
                 <w:color w:val="1C3A36"/>
                 <w:sz w:val="18"/>
               </w:rPr>
-              <w:t>19.4%</w:t>
+              <w:t>19.5%</w:t>
             </w:r>
           </w:p>
         </w:tc>
@@ -10732,7 +11165,7 @@
                 <w:color w:val="1C3A36"/>
                 <w:sz w:val="18"/>
               </w:rPr>
-              <w:t>-0.93</w:t>
+              <w:t>-0.91</w:t>
             </w:r>
           </w:p>
         </w:tc>
@@ -10750,7 +11183,7 @@
                 <w:color w:val="1C3A36"/>
                 <w:sz w:val="18"/>
               </w:rPr>
-              <w:t>-1.12</w:t>
+              <w:t>-1.11</w:t>
             </w:r>
           </w:p>
         </w:tc>
@@ -10768,7 +11201,7 @@
                 <w:color w:val="1C3A36"/>
                 <w:sz w:val="18"/>
               </w:rPr>
-              <w:t>-1.28</w:t>
+              <w:t>-1.27</w:t>
             </w:r>
           </w:p>
         </w:tc>
@@ -10786,7 +11219,7 @@
                 <w:color w:val="1C3A36"/>
                 <w:sz w:val="18"/>
               </w:rPr>
-              <w:t>-1.41</w:t>
+              <w:t>-1.39</w:t>
             </w:r>
           </w:p>
         </w:tc>
@@ -10804,7 +11237,7 @@
                 <w:color w:val="1C3A36"/>
                 <w:sz w:val="18"/>
               </w:rPr>
-              <w:t>-1.52</w:t>
+              <w:t>-1.50</w:t>
             </w:r>
           </w:p>
         </w:tc>
@@ -10824,7 +11257,7 @@
                 <w:color w:val="1C3A36"/>
                 <w:sz w:val="18"/>
               </w:rPr>
-              <w:t>20.4%</w:t>
+              <w:t>20.5%</w:t>
             </w:r>
           </w:p>
         </w:tc>
@@ -10842,7 +11275,7 @@
                 <w:color w:val="1C3A36"/>
                 <w:sz w:val="18"/>
               </w:rPr>
-              <w:t>-0.96</w:t>
+              <w:t>-0.95</w:t>
             </w:r>
           </w:p>
         </w:tc>
@@ -10860,7 +11293,7 @@
                 <w:color w:val="1C3A36"/>
                 <w:sz w:val="18"/>
               </w:rPr>
-              <w:t>-1.16</w:t>
+              <w:t>-1.14</w:t>
             </w:r>
           </w:p>
         </w:tc>
@@ -10878,7 +11311,7 @@
                 <w:color w:val="1C3A36"/>
                 <w:sz w:val="18"/>
               </w:rPr>
-              <w:t>-1.31</w:t>
+              <w:t>-1.29</w:t>
             </w:r>
           </w:p>
         </w:tc>
@@ -10896,7 +11329,7 @@
                 <w:color w:val="1C3A36"/>
                 <w:sz w:val="18"/>
               </w:rPr>
-              <w:t>-1.44</w:t>
+              <w:t>-1.42</w:t>
             </w:r>
           </w:p>
         </w:tc>
@@ -10914,7 +11347,7 @@
                 <w:color w:val="1C3A36"/>
                 <w:sz w:val="18"/>
               </w:rPr>
-              <w:t>-1.54</w:t>
+              <w:t>-1.52</w:t>
             </w:r>
           </w:p>
         </w:tc>
@@ -10934,7 +11367,7 @@
                 <w:color w:val="1C3A36"/>
                 <w:sz w:val="18"/>
               </w:rPr>
-              <w:t>21.4%</w:t>
+              <w:t>21.5%</w:t>
             </w:r>
           </w:p>
         </w:tc>
@@ -10952,7 +11385,7 @@
                 <w:color w:val="1C3A36"/>
                 <w:sz w:val="18"/>
               </w:rPr>
-              <w:t>-1.00</w:t>
+              <w:t>-0.98</w:t>
             </w:r>
           </w:p>
         </w:tc>
@@ -10970,7 +11403,7 @@
                 <w:color w:val="1C3A36"/>
                 <w:sz w:val="18"/>
               </w:rPr>
-              <w:t>-1.19</w:t>
+              <w:t>-1.17</w:t>
             </w:r>
           </w:p>
         </w:tc>
@@ -10988,7 +11421,7 @@
                 <w:color w:val="1C3A36"/>
                 <w:sz w:val="18"/>
               </w:rPr>
-              <w:t>-1.34</w:t>
+              <w:t>-1.32</w:t>
             </w:r>
           </w:p>
         </w:tc>
@@ -11006,7 +11439,7 @@
                 <w:color w:val="1C3A36"/>
                 <w:sz w:val="18"/>
               </w:rPr>
-              <w:t>-1.46</w:t>
+              <w:t>-1.44</w:t>
             </w:r>
           </w:p>
         </w:tc>
@@ -11024,7 +11457,7 @@
                 <w:color w:val="1C3A36"/>
                 <w:sz w:val="18"/>
               </w:rPr>
-              <w:t>-1.56</w:t>
+              <w:t>-1.55</w:t>
             </w:r>
           </w:p>
         </w:tc>
@@ -11044,7 +11477,7 @@
                 <w:color w:val="1C3A36"/>
                 <w:sz w:val="18"/>
               </w:rPr>
-              <w:t>22.4%</w:t>
+              <w:t>22.5%</w:t>
             </w:r>
           </w:p>
         </w:tc>
@@ -11062,7 +11495,7 @@
                 <w:color w:val="1C3A36"/>
                 <w:sz w:val="18"/>
               </w:rPr>
-              <w:t>-1.03</w:t>
+              <w:t>-1.02</w:t>
             </w:r>
           </w:p>
         </w:tc>
@@ -11080,7 +11513,7 @@
                 <w:color w:val="1C3A36"/>
                 <w:sz w:val="18"/>
               </w:rPr>
-              <w:t>-1.22</w:t>
+              <w:t>-1.20</w:t>
             </w:r>
           </w:p>
         </w:tc>
@@ -11098,7 +11531,7 @@
                 <w:color w:val="1C3A36"/>
                 <w:sz w:val="18"/>
               </w:rPr>
-              <w:t>-1.37</w:t>
+              <w:t>-1.35</w:t>
             </w:r>
           </w:p>
         </w:tc>
@@ -11116,7 +11549,7 @@
                 <w:color w:val="1C3A36"/>
                 <w:sz w:val="18"/>
               </w:rPr>
-              <w:t>-1.49</w:t>
+              <w:t>-1.47</w:t>
             </w:r>
           </w:p>
         </w:tc>
@@ -11134,7 +11567,7 @@
                 <w:color w:val="1C3A36"/>
                 <w:sz w:val="18"/>
               </w:rPr>
-              <w:t>-1.59</w:t>
+              <w:t>-1.57</w:t>
             </w:r>
           </w:p>
         </w:tc>
@@ -11154,7 +11587,7 @@
                 <w:color w:val="1C3A36"/>
                 <w:sz w:val="18"/>
               </w:rPr>
-              <w:t>23.4%</w:t>
+              <w:t>23.5%</w:t>
             </w:r>
           </w:p>
         </w:tc>
@@ -11172,7 +11605,7 @@
                 <w:color w:val="1C3A36"/>
                 <w:sz w:val="18"/>
               </w:rPr>
-              <w:t>-1.07</w:t>
+              <w:t>-1.05</w:t>
             </w:r>
           </w:p>
         </w:tc>
@@ -11190,7 +11623,7 @@
                 <w:color w:val="1C3A36"/>
                 <w:sz w:val="18"/>
               </w:rPr>
-              <w:t>-1.25</w:t>
+              <w:t>-1.23</w:t>
             </w:r>
           </w:p>
         </w:tc>
@@ -11208,7 +11641,7 @@
                 <w:color w:val="1C3A36"/>
                 <w:sz w:val="18"/>
               </w:rPr>
-              <w:t>-1.39</w:t>
+              <w:t>-1.37</w:t>
             </w:r>
           </w:p>
         </w:tc>
@@ -11226,7 +11659,7 @@
                 <w:color w:val="1C3A36"/>
                 <w:sz w:val="18"/>
               </w:rPr>
-              <w:t>-1.51</w:t>
+              <w:t>-1.49</w:t>
             </w:r>
           </w:p>
         </w:tc>
@@ -11244,7 +11677,7 @@
                 <w:color w:val="1C3A36"/>
                 <w:sz w:val="18"/>
               </w:rPr>
-              <w:t>-1.61</w:t>
+              <w:t>-1.59</w:t>
             </w:r>
           </w:p>
         </w:tc>
@@ -11448,7 +11881,7 @@
                 <w:color w:val="1C3A36"/>
                 <w:sz w:val="17"/>
               </w:rPr>
-              <w:t>-2.74</w:t>
+              <w:t>-2.72</w:t>
             </w:r>
           </w:p>
         </w:tc>
@@ -11466,7 +11899,7 @@
                 <w:color w:val="1C3A36"/>
                 <w:sz w:val="17"/>
               </w:rPr>
-              <w:t>-2.52</w:t>
+              <w:t>-2.50</w:t>
             </w:r>
           </w:p>
         </w:tc>
@@ -11484,7 +11917,7 @@
                 <w:color w:val="1C3A36"/>
                 <w:sz w:val="17"/>
               </w:rPr>
-              <w:t>-2.31</w:t>
+              <w:t>-2.29</w:t>
             </w:r>
           </w:p>
         </w:tc>
@@ -11502,7 +11935,7 @@
                 <w:color w:val="1C3A36"/>
                 <w:sz w:val="17"/>
               </w:rPr>
-              <w:t>-2.09</w:t>
+              <w:t>-2.07</w:t>
             </w:r>
           </w:p>
         </w:tc>
@@ -11520,7 +11953,7 @@
                 <w:color w:val="1C3A36"/>
                 <w:sz w:val="17"/>
               </w:rPr>
-              <w:t>-1.87</w:t>
+              <w:t>-1.85</w:t>
             </w:r>
           </w:p>
         </w:tc>
@@ -11558,7 +11991,7 @@
                 <w:color w:val="1C3A36"/>
                 <w:sz w:val="17"/>
               </w:rPr>
-              <w:t>-2.26</w:t>
+              <w:t>-2.24</w:t>
             </w:r>
           </w:p>
         </w:tc>
@@ -11576,7 +12009,7 @@
                 <w:color w:val="1C3A36"/>
                 <w:sz w:val="17"/>
               </w:rPr>
-              <w:t>-2.04</w:t>
+              <w:t>-2.02</w:t>
             </w:r>
           </w:p>
         </w:tc>
@@ -11594,7 +12027,7 @@
                 <w:color w:val="1C3A36"/>
                 <w:sz w:val="17"/>
               </w:rPr>
-              <w:t>-1.82</w:t>
+              <w:t>-1.80</w:t>
             </w:r>
           </w:p>
         </w:tc>
@@ -11612,7 +12045,7 @@
                 <w:color w:val="1C3A36"/>
                 <w:sz w:val="17"/>
               </w:rPr>
-              <w:t>-1.61</w:t>
+              <w:t>-1.59</w:t>
             </w:r>
           </w:p>
         </w:tc>
@@ -11630,7 +12063,7 @@
                 <w:color w:val="1C3A36"/>
                 <w:sz w:val="17"/>
               </w:rPr>
-              <w:t>-1.39</w:t>
+              <w:t>-1.37</w:t>
             </w:r>
           </w:p>
         </w:tc>
@@ -11668,7 +12101,7 @@
                 <w:color w:val="1C3A36"/>
                 <w:sz w:val="17"/>
               </w:rPr>
-              <w:t>-1.77</w:t>
+              <w:t>-1.76</w:t>
             </w:r>
           </w:p>
         </w:tc>
@@ -11686,7 +12119,7 @@
                 <w:color w:val="1C3A36"/>
                 <w:sz w:val="17"/>
               </w:rPr>
-              <w:t>-1.56</w:t>
+              <w:t>-1.54</w:t>
             </w:r>
           </w:p>
         </w:tc>
@@ -11704,7 +12137,7 @@
                 <w:color w:val="1C3A36"/>
                 <w:sz w:val="17"/>
               </w:rPr>
-              <w:t>-1.34</w:t>
+              <w:t>-1.32</w:t>
             </w:r>
           </w:p>
         </w:tc>
@@ -11722,7 +12155,7 @@
                 <w:color w:val="1C3A36"/>
                 <w:sz w:val="17"/>
               </w:rPr>
-              <w:t>-1.12</w:t>
+              <w:t>-1.10</w:t>
             </w:r>
           </w:p>
         </w:tc>
@@ -11740,7 +12173,7 @@
                 <w:color w:val="1C3A36"/>
                 <w:sz w:val="17"/>
               </w:rPr>
-              <w:t>-0.90</w:t>
+              <w:t>-0.89</w:t>
             </w:r>
           </w:p>
         </w:tc>
@@ -11778,7 +12211,7 @@
                 <w:color w:val="1C3A36"/>
                 <w:sz w:val="17"/>
               </w:rPr>
-              <w:t>-1.29</w:t>
+              <w:t>-1.27</w:t>
             </w:r>
           </w:p>
         </w:tc>
@@ -11796,7 +12229,7 @@
                 <w:color w:val="1C3A36"/>
                 <w:sz w:val="17"/>
               </w:rPr>
-              <w:t>-1.07</w:t>
+              <w:t>-1.06</w:t>
             </w:r>
           </w:p>
         </w:tc>
@@ -11814,7 +12247,7 @@
                 <w:color w:val="1C3A36"/>
                 <w:sz w:val="17"/>
               </w:rPr>
-              <w:t>-0.86</w:t>
+              <w:t>-0.84</w:t>
             </w:r>
           </w:p>
         </w:tc>
@@ -11832,7 +12265,7 @@
                 <w:color w:val="1C3A36"/>
                 <w:sz w:val="17"/>
               </w:rPr>
-              <w:t>-0.64</w:t>
+              <w:t>-0.62</w:t>
             </w:r>
           </w:p>
         </w:tc>
@@ -11850,7 +12283,7 @@
                 <w:color w:val="1C3A36"/>
                 <w:sz w:val="17"/>
               </w:rPr>
-              <w:t>-0.42</w:t>
+              <w:t>-0.40</w:t>
             </w:r>
           </w:p>
         </w:tc>
@@ -11888,7 +12321,7 @@
                 <w:color w:val="1C3A36"/>
                 <w:sz w:val="17"/>
               </w:rPr>
-              <w:t>-0.81</w:t>
+              <w:t>-0.79</w:t>
             </w:r>
           </w:p>
         </w:tc>
@@ -11906,7 +12339,7 @@
                 <w:color w:val="1C3A36"/>
                 <w:sz w:val="17"/>
               </w:rPr>
-              <w:t>-0.59</w:t>
+              <w:t>-0.57</w:t>
             </w:r>
           </w:p>
         </w:tc>
@@ -11924,7 +12357,7 @@
                 <w:color w:val="1C3A36"/>
                 <w:sz w:val="17"/>
               </w:rPr>
-              <w:t>-0.37</w:t>
+              <w:t>-0.35</w:t>
             </w:r>
           </w:p>
         </w:tc>
@@ -11942,7 +12375,7 @@
                 <w:color w:val="1C3A36"/>
                 <w:sz w:val="17"/>
               </w:rPr>
-              <w:t>-0.15</w:t>
+              <w:t>-0.14</w:t>
             </w:r>
           </w:p>
         </w:tc>
@@ -11960,7 +12393,7 @@
                 <w:color w:val="1C3A36"/>
                 <w:sz w:val="17"/>
               </w:rPr>
-              <w:t>0.06</w:t>
+              <w:t>0.08</w:t>
             </w:r>
           </w:p>
         </w:tc>
@@ -12162,7 +12595,7 @@
                 <w:color w:val="1C3A36"/>
                 <w:sz w:val="17"/>
               </w:rPr>
-              <w:t>20.0%</w:t>
+              <w:t>20.1%</w:t>
             </w:r>
           </w:p>
         </w:tc>
@@ -12198,7 +12631,7 @@
                 <w:color w:val="1C3A36"/>
                 <w:sz w:val="17"/>
               </w:rPr>
-              <w:t>-1.09</w:t>
+              <w:t>-1.08</w:t>
             </w:r>
           </w:p>
         </w:tc>
@@ -12254,7 +12687,7 @@
                 <w:color w:val="1C3A36"/>
                 <w:sz w:val="17"/>
               </w:rPr>
-              <w:t>20.7%</w:t>
+              <w:t>20.8%</w:t>
             </w:r>
           </w:p>
         </w:tc>
@@ -12290,7 +12723,7 @@
                 <w:color w:val="1C3A36"/>
                 <w:sz w:val="17"/>
               </w:rPr>
-              <w:t>-1.23</w:t>
+              <w:t>-1.21</w:t>
             </w:r>
           </w:p>
         </w:tc>
@@ -12346,7 +12779,7 @@
                 <w:color w:val="1C3A36"/>
                 <w:sz w:val="17"/>
               </w:rPr>
-              <w:t>20.8%</w:t>
+              <w:t>20.9%</w:t>
             </w:r>
           </w:p>
         </w:tc>
@@ -12382,7 +12815,7 @@
                 <w:color w:val="1C3A36"/>
                 <w:sz w:val="17"/>
               </w:rPr>
-              <w:t>-1.24</w:t>
+              <w:t>-1.22</w:t>
             </w:r>
           </w:p>
         </w:tc>
@@ -12438,7 +12871,7 @@
                 <w:color w:val="1C3A36"/>
                 <w:sz w:val="17"/>
               </w:rPr>
-              <w:t>21.4%</w:t>
+              <w:t>21.5%</w:t>
             </w:r>
           </w:p>
         </w:tc>
@@ -12474,7 +12907,7 @@
                 <w:color w:val="1C3A36"/>
                 <w:sz w:val="17"/>
               </w:rPr>
-              <w:t>-1.34</w:t>
+              <w:t>-1.32</w:t>
             </w:r>
           </w:p>
         </w:tc>
@@ -12530,7 +12963,7 @@
                 <w:color w:val="1C3A36"/>
                 <w:sz w:val="17"/>
               </w:rPr>
-              <w:t>21.6%</w:t>
+              <w:t>21.7%</w:t>
             </w:r>
           </w:p>
         </w:tc>
@@ -12566,7 +12999,7 @@
                 <w:color w:val="1C3A36"/>
                 <w:sz w:val="17"/>
               </w:rPr>
-              <w:t>-1.36</w:t>
+              <w:t>-1.34</w:t>
             </w:r>
           </w:p>
         </w:tc>
@@ -12622,7 +13055,7 @@
                 <w:color w:val="1C3A36"/>
                 <w:sz w:val="17"/>
               </w:rPr>
-              <w:t>22.1%</w:t>
+              <w:t>22.2%</w:t>
             </w:r>
           </w:p>
         </w:tc>
@@ -12658,7 +13091,7 @@
                 <w:color w:val="1C3A36"/>
                 <w:sz w:val="17"/>
               </w:rPr>
-              <w:t>-1.44</w:t>
+              <w:t>-1.42</w:t>
             </w:r>
           </w:p>
         </w:tc>
@@ -12714,7 +13147,7 @@
                 <w:color w:val="1C3A36"/>
                 <w:sz w:val="17"/>
               </w:rPr>
-              <w:t>22.7%</w:t>
+              <w:t>22.8%</w:t>
             </w:r>
           </w:p>
         </w:tc>
@@ -12750,7 +13183,7 @@
                 <w:color w:val="1C3A36"/>
                 <w:sz w:val="17"/>
               </w:rPr>
-              <w:t>-1.51</w:t>
+              <w:t>-1.49</w:t>
             </w:r>
           </w:p>
         </w:tc>
@@ -15829,7 +16262,7 @@
           <w:color w:val="1C3A36"/>
           <w:sz w:val="21"/>
         </w:rPr>
-        <w:t>ELEC reads severely overvalued on fundamentals (-84% to the central estimate), and the bottom-up build sharpens the statement: at record copper and pre-windfall conversion economics, the enterprise is worth less than its disclosed EGP 10.9 bn of bank debt — the base-case equity is an option, not a claim — and the modelled equity P&amp;L path breaches book solvency by FY29E unless margins or volumes outrun the base case. Three checkable legs carry the read: the earnings the market capitalises were devaluation-era windfalls the company has stopped printing (1Q26: gross margin 5.7%, operating profit zero); implied volumes have fallen to ~38% of capacity while working capital of ~117% of revenue is funded at 22% money; and the controlling group has been selling at EGP 2.00–2.21 throughout 2026. What would change the read is equally specific: an H1-2026 print showing conversion EBITDA per tonne back above ~100,000 EGP without currency help, receivables actually collecting (operating cash flow positive, debt falling), or a step-devaluation — the one event that genuinely reruns the windfall. Even then, note the ceiling: the modelled bull central is 1.19. The bear–bull span (EGP 0.19–1.19) is wide, humility is warranted on the derived lines, and the tonnage build rests on a single-sourced capacity figure — but no reading of the disclosed numbers we can construct supports the current price. We publish the distribution, not a target.</w:t>
+        <w:t>ELEC reads severely overvalued on fundamentals (-84% to the central estimate), and the bottom-up build sharpens the statement: at record copper and pre-windfall conversion economics, the enterprise is worth less than its ~EGP 9.8 bn net debt — the base-case equity is an option, not a claim — and the modelled equity P&amp;L path breaches book solvency by FY29E unless margins or volumes outrun the base case. Three checkable legs carry the read: the earnings the market capitalises were devaluation-era windfalls the company has stopped printing (1Q26: gross margin 5.7%, operating profit zero); implied volumes have fallen to ~38% of capacity while working capital of ~113% of revenue is funded at 22% money; and the controlling group has been selling at EGP 2.00–2.21 throughout 2026. What would change the read is equally specific: an H1-2026 print showing conversion EBITDA per tonne back above ~100,000 EGP without currency help, receivables actually collecting (operating cash flow positive, debt falling), or a step-devaluation — the one event that genuinely reruns the windfall. Even then, note the ceiling: the modelled bull central is 1.19. The bear–bull span (EGP 0.19–1.19) is wide, humility is warranted on the derived lines, and the tonnage build rests on a single-sourced capacity figure — but no reading of the disclosed numbers we can construct supports the current price. We publish the distribution, not a target.</w:t>
       </w:r>
     </w:p>
     <w:p>
@@ -16570,7 +17003,7 @@
           <w:color w:val="1C3A36"/>
           <w:sz w:val="21"/>
         </w:rPr>
-        <w:t>The Q1-2026 income-statement lines and the FY25/FY24 bank-facilities balances ARE disclosed (recovered from press coverage of the EGX filings); interest expense, capex, the working-capital split and facility-level terms remain DERIVED. The FY24 triangulation closing within 0.8% earns the derivations a place in the model, but a single audited disclosure could move the net-debt anchor by ±1 bn — worth ±EGP 0.30/share. Every derived line is flagged in §1.6 and the Source Register.</w:t>
+        <w:t>The Q1-2026 income-statement lines, the FY25 totals (assets, profit, no dividend) and the FY25/FY24 facilities figures ARE disclosed (recovered from press coverage of the EGX filings); interest expense, capex, the working-capital split and facility-level terms remain DERIVED. The FY24 triangulation closing within 0.8% earns the derivations a place in the model, and the net-debt anchor is now triangulated three ways off the FY24 audited comparatives rather than read from the ambiguous facilities sentence (§1.6) — but the honest range is still EGP 9.1–10.4 bn, worth ~±EGP 0.19/share. The audited FY2025 borrowings note is the one document that would settle it. Every derived line is flagged in §1.6 and the Source Register.</w:t>
       </w:r>
     </w:p>
     <w:p>
@@ -16591,7 +17024,7 @@
           <w:color w:val="1C3A36"/>
           <w:sz w:val="21"/>
         </w:rPr>
-        <w:t>Charging 22%-gliding-to-15% money on the disclosed debt against recovering-but-thin conversion economics, the modelled book equity erodes from ~EGP 4.1 bn to below zero by FY29E, with net debt rising toward EGP 17 bn. This is a modelled path on derived lines, not an audit opinion — but it is what the disclosed numbers imply if nothing improves, and it explains why the DCF equity is an option rather than a claim. The exits are named in §4: collection, conversion recovery above ~100k EGP/t, a step-devaluation, or a controlling-group recapitalisation.</w:t>
+        <w:t>Charging 22%-gliding-to-15% money on the triangulated debt against recovering-but-thin conversion economics, the modelled book equity erodes from ~EGP 4.1 bn to below zero by FY29E, with net debt rising toward EGP 17 bn. This is a modelled path on derived lines, not an audit opinion — but it is what the disclosed numbers imply if nothing improves, and it explains why the DCF equity is an option rather than a claim. The exits are named in §4: collection, conversion recovery above ~100k EGP/t, a step-devaluation, or a controlling-group recapitalisation.</w:t>
       </w:r>
     </w:p>
     <w:p>
@@ -16654,7 +17087,7 @@
           <w:color w:val="1C3A36"/>
           <w:sz w:val="21"/>
         </w:rPr>
-        <w:t>62% of the EV is terminal value at a 9.1-pt terminal spread; the study is partly a bet on Egyptian normalisation arriving on the central bank’s own schedule.</w:t>
+        <w:t>66% of the EV is terminal value at a 9.1-pt terminal spread; the study is partly a bet on Egyptian normalisation arriving on the central bank’s own schedule.</w:t>
       </w:r>
     </w:p>
     <w:p>
@@ -17896,7 +18329,7 @@
                 <w:color w:val="1C3A36"/>
                 <w:sz w:val="16"/>
               </w:rPr>
-              <w:t>(2,244)</w:t>
+              <w:t>(2,157)</w:t>
             </w:r>
           </w:p>
         </w:tc>
@@ -17914,7 +18347,7 @@
                 <w:color w:val="1C3A36"/>
                 <w:sz w:val="16"/>
               </w:rPr>
-              <w:t>(1,975)</w:t>
+              <w:t>(1,957)</w:t>
             </w:r>
           </w:p>
         </w:tc>
@@ -17932,7 +18365,7 @@
                 <w:color w:val="1C3A36"/>
                 <w:sz w:val="16"/>
               </w:rPr>
-              <w:t>(2,261)</w:t>
+              <w:t>(2,242)</w:t>
             </w:r>
           </w:p>
         </w:tc>
@@ -17950,7 +18383,7 @@
                 <w:color w:val="1C3A36"/>
                 <w:sz w:val="16"/>
               </w:rPr>
-              <w:t>(2,397)</w:t>
+              <w:t>(2,377)</w:t>
             </w:r>
           </w:p>
         </w:tc>
@@ -17968,7 +18401,7 @@
                 <w:color w:val="1C3A36"/>
                 <w:sz w:val="16"/>
               </w:rPr>
-              <w:t>(2,464)</w:t>
+              <w:t>(2,442)</w:t>
             </w:r>
           </w:p>
         </w:tc>
@@ -18060,7 +18493,7 @@
                 <w:color w:val="1C3A36"/>
                 <w:sz w:val="16"/>
               </w:rPr>
-              <w:t>(1,947)</w:t>
+              <w:t>(1,860)</w:t>
             </w:r>
           </w:p>
         </w:tc>
@@ -18078,7 +18511,7 @@
                 <w:color w:val="1C3A36"/>
                 <w:sz w:val="16"/>
               </w:rPr>
-              <w:t>(1,044)</w:t>
+              <w:t>(1,027)</w:t>
             </w:r>
           </w:p>
         </w:tc>
@@ -18096,7 +18529,7 @@
                 <w:color w:val="1C3A36"/>
                 <w:sz w:val="16"/>
               </w:rPr>
-              <w:t>(883)</w:t>
+              <w:t>(864)</w:t>
             </w:r>
           </w:p>
         </w:tc>
@@ -18114,7 +18547,7 @@
                 <w:color w:val="1C3A36"/>
                 <w:sz w:val="16"/>
               </w:rPr>
-              <w:t>(688)</w:t>
+              <w:t>(667)</w:t>
             </w:r>
           </w:p>
         </w:tc>
@@ -18132,7 +18565,7 @@
                 <w:color w:val="1C3A36"/>
                 <w:sz w:val="16"/>
               </w:rPr>
-              <w:t>(510)</w:t>
+              <w:t>(487)</w:t>
             </w:r>
           </w:p>
         </w:tc>
@@ -18388,7 +18821,7 @@
                 <w:color w:val="1C3A36"/>
                 <w:sz w:val="16"/>
               </w:rPr>
-              <w:t>(1,947)</w:t>
+              <w:t>(1,860)</w:t>
             </w:r>
           </w:p>
         </w:tc>
@@ -18406,7 +18839,7 @@
                 <w:color w:val="1C3A36"/>
                 <w:sz w:val="16"/>
               </w:rPr>
-              <w:t>(1,044)</w:t>
+              <w:t>(1,027)</w:t>
             </w:r>
           </w:p>
         </w:tc>
@@ -18424,7 +18857,7 @@
                 <w:color w:val="1C3A36"/>
                 <w:sz w:val="16"/>
               </w:rPr>
-              <w:t>(883)</w:t>
+              <w:t>(864)</w:t>
             </w:r>
           </w:p>
         </w:tc>
@@ -18442,7 +18875,7 @@
                 <w:color w:val="1C3A36"/>
                 <w:sz w:val="16"/>
               </w:rPr>
-              <w:t>(688)</w:t>
+              <w:t>(667)</w:t>
             </w:r>
           </w:p>
         </w:tc>
@@ -18460,7 +18893,7 @@
                 <w:color w:val="1C3A36"/>
                 <w:sz w:val="16"/>
               </w:rPr>
-              <w:t>(510)</w:t>
+              <w:t>(487)</w:t>
             </w:r>
           </w:p>
         </w:tc>
@@ -18552,7 +18985,7 @@
                 <w:color w:val="1C3A36"/>
                 <w:sz w:val="16"/>
               </w:rPr>
-              <w:t>(0.59)</w:t>
+              <w:t>(0.56)</w:t>
             </w:r>
           </w:p>
         </w:tc>
@@ -18570,7 +19003,7 @@
                 <w:color w:val="1C3A36"/>
                 <w:sz w:val="16"/>
               </w:rPr>
-              <w:t>(0.32)</w:t>
+              <w:t>(0.31)</w:t>
             </w:r>
           </w:p>
         </w:tc>
@@ -18588,7 +19021,7 @@
                 <w:color w:val="1C3A36"/>
                 <w:sz w:val="16"/>
               </w:rPr>
-              <w:t>(0.27)</w:t>
+              <w:t>(0.26)</w:t>
             </w:r>
           </w:p>
         </w:tc>
@@ -18606,7 +19039,7 @@
                 <w:color w:val="1C3A36"/>
                 <w:sz w:val="16"/>
               </w:rPr>
-              <w:t>(0.21)</w:t>
+              <w:t>(0.20)</w:t>
             </w:r>
           </w:p>
         </w:tc>
@@ -19044,7 +19477,7 @@
                 <w:color w:val="1C3A36"/>
                 <w:sz w:val="16"/>
               </w:rPr>
-              <w:t>12,640 (d)</w:t>
+              <w:t>12,245 (d)</w:t>
             </w:r>
           </w:p>
         </w:tc>
@@ -19172,7 +19605,7 @@
                 <w:color w:val="1C3A36"/>
                 <w:sz w:val="16"/>
               </w:rPr>
-              <w:t>10,200 (d)</w:t>
+              <w:t>9,805 (d)</w:t>
             </w:r>
           </w:p>
         </w:tc>
@@ -19190,7 +19623,7 @@
                 <w:color w:val="1C3A36"/>
                 <w:sz w:val="16"/>
               </w:rPr>
-              <w:t>12,223</w:t>
+              <w:t>12,118</w:t>
             </w:r>
           </w:p>
         </w:tc>
@@ -19208,7 +19641,7 @@
                 <w:color w:val="1C3A36"/>
                 <w:sz w:val="16"/>
               </w:rPr>
-              <w:t>17,041</w:t>
+              <w:t>16,874</w:t>
             </w:r>
           </w:p>
         </w:tc>
@@ -19318,7 +19751,7 @@
                 <w:color w:val="1C3A36"/>
                 <w:sz w:val="16"/>
               </w:rPr>
-              <w:t>1,109</w:t>
+              <w:t>1,213</w:t>
             </w:r>
           </w:p>
         </w:tc>
@@ -19336,7 +19769,7 @@
                 <w:color w:val="1C3A36"/>
                 <w:sz w:val="16"/>
               </w:rPr>
-              <w:t>-972</w:t>
+              <w:t>-805</w:t>
             </w:r>
           </w:p>
         </w:tc>
@@ -19428,7 +19861,7 @@
                 <w:color w:val="1C3A36"/>
                 <w:sz w:val="16"/>
               </w:rPr>
-              <w:t>249% (d)</w:t>
+              <w:t>239% (d)</w:t>
             </w:r>
           </w:p>
         </w:tc>
@@ -19446,7 +19879,7 @@
                 <w:color w:val="1C3A36"/>
                 <w:sz w:val="16"/>
               </w:rPr>
-              <w:t>1102%</w:t>
+              <w:t>999%</w:t>
             </w:r>
           </w:p>
         </w:tc>
@@ -19464,7 +19897,7 @@
                 <w:color w:val="1C3A36"/>
                 <w:sz w:val="16"/>
               </w:rPr>
-              <w:t>-1753%</w:t>
+              <w:t>-2095%</w:t>
             </w:r>
           </w:p>
         </w:tc>
@@ -19486,7 +19919,7 @@
           <w:color w:val="6E7B77"/>
           <w:sz w:val="17"/>
         </w:rPr>
-        <w:t>(e) = estimate bounded by disclosed prints; (d) = derived from disclosed totals (construction in §1.6). FY22/FY24/FY25 total assets, the FY24 debt/cash/equity set and the FY25 facilities are sourced; the FY23 year-end balance sheet was never found (flagged gap). Forecast columns are the model’s clean-surplus roll-forward — and they are the honest bad news: on the base case, book equity erodes toward zero by FY29–30E while net debt compounds. See §7, first two caveats.</w:t>
+        <w:t>(e) = estimate bounded by disclosed prints; (d) = derived from disclosed totals (construction in §1.6). FY22/FY24/FY25 total assets, the FY24 debt/cash/equity set and the FY25 facilities are sourced; the FY25 debt/cash/net-debt set is triangulated from them (roll-forward table, §1.6); the FY23 year-end balance sheet was never found (flagged gap). Forecast columns are the model’s clean-surplus roll-forward — and they are the honest bad news: on the base case, book equity erodes toward zero by FY29–30E while net debt compounds. See §7, first two caveats.</w:t>
       </w:r>
     </w:p>
     <w:p>
@@ -19716,7 +20149,7 @@
                 <w:color w:val="1C3A36"/>
                 <w:sz w:val="17"/>
               </w:rPr>
-              <w:t>+2,730 (release)</w:t>
+              <w:t>+2,335 (release)</w:t>
             </w:r>
           </w:p>
         </w:tc>
@@ -19790,7 +20223,7 @@
                 <w:color w:val="1C3A36"/>
                 <w:sz w:val="17"/>
               </w:rPr>
-              <w:t>~117% (d)</w:t>
+              <w:t>~113% (d)</w:t>
             </w:r>
           </w:p>
         </w:tc>
@@ -23544,7 +23977,7 @@
                 <w:color w:val="1C3A36"/>
                 <w:sz w:val="18"/>
               </w:rPr>
-              <w:t>Receivables + inventory, funded by EGP 10.9bn of disclosed bank facilities at 20%+ money</w:t>
+              <w:t>Receivables + inventory, funded by ~EGP 10.5bn of bank debt at 20%+ money</w:t>
             </w:r>
           </w:p>
         </w:tc>
@@ -23582,7 +24015,7 @@
                 <w:color w:val="1C3A36"/>
                 <w:sz w:val="18"/>
               </w:rPr>
-              <w:t>~-809/yr + partial credit for normalisation</w:t>
+              <w:t>~-796/yr + partial credit for normalisation</w:t>
             </w:r>
           </w:p>
         </w:tc>
@@ -23938,7 +24371,7 @@
                 <w:color w:val="1C3A36"/>
                 <w:sz w:val="18"/>
               </w:rPr>
-              <w:t>5,475</w:t>
+              <w:t>5,157</w:t>
             </w:r>
           </w:p>
         </w:tc>
@@ -23976,7 +24409,7 @@
                 <w:color w:val="1C3A36"/>
                 <w:sz w:val="18"/>
               </w:rPr>
-              <w:t>(10,200)</w:t>
+              <w:t>(9,805)</w:t>
             </w:r>
           </w:p>
         </w:tc>

--- a/engine/elec_study/ELEC_Valuation_Study_05-08-2026_public.docx
+++ b/engine/elec_study/ELEC_Valuation_Study_05-08-2026_public.docx
@@ -490,7 +490,7 @@
                 <w:color w:val="1C3A36"/>
                 <w:sz w:val="17"/>
               </w:rPr>
-              <w:t>Cash flow on the easing-cycle discount schedule</w:t>
+              <w:t>Cash flow on the easing-cycle discount schedule — 66% of the EV comes from the terminal value (§1.1, §1.9)</w:t>
             </w:r>
           </w:p>
         </w:tc>

--- a/engine/elec_study/ELEC_Valuation_Study_05-08-2026_public.docx
+++ b/engine/elec_study/ELEC_Valuation_Study_05-08-2026_public.docx
@@ -109,7 +109,7 @@
           <w:color w:val="1C3A36"/>
           <w:sz w:val="19"/>
         </w:rPr>
-        <w:t xml:space="preserve">EGP 2.19 (5 Aug 2026 close) · 3,313.5 mn shares · mkt cap ~EGP 7.3 bn · Egypt's oldest cable maker (founded 1954, Mostorod plant, ~25,000 t/yr), listed on the EGX since 1995, majority-held by the </w:t>
+        <w:t xml:space="preserve">EGP 2.19 (5 Aug 2026 close) · 3,313.5 mn shares · mkt cap ~EGP 7.3 bn · Egypt's oldest cable maker (founded 1954; parent Mostorod plant ~25,000 t/yr, plus Giza Power Industry's 81,745 sqm Abu Rawash plant, capacity undisclosed), listed on the EGX since 1995, majority-held by the </w:t>
       </w:r>
       <w:r>
         <w:rPr>
@@ -118,7 +118,7 @@
           <w:color w:val="1C3A36"/>
           <w:sz w:val="19"/>
         </w:rPr>
-        <w:t>Gadwa / Pioneers group</w:t>
+        <w:t>Gadwa-led related-party group</w:t>
       </w:r>
       <w:r>
         <w:rPr>
@@ -127,7 +127,7 @@
           <w:color w:val="1C3A36"/>
           <w:sz w:val="19"/>
         </w:rPr>
-        <w:t xml:space="preserve"> (~78–81%, free float ~20%), consolidating Giza Power Industry and two smaller subsidiaries · products: low/medium/high-voltage power cables, enameled wire, overhead conductors, telephone cable · prices and probabilities computed 5 Aug 2026 from the attached daily history · primary lens: a free-cash-flow DCF on a forward discount-rate schedule that follows the Egyptian easing cycle down · the two swing factors are working-capital collection and where cable margins settle after the devaluation-era windfall.</w:t>
+        <w:t xml:space="preserve"> (66.72% as of 5-Jul-2026, down from 81.2% in Mar-2025 through sustained block sales; free float ~33%), consolidating Giza Power Industry and two smaller subsidiaries · products: low/medium/high-voltage power cables, enameled wire, overhead conductors, telephone cable · prices and probabilities computed 5 Aug 2026 from the attached daily history · primary lens: a free-cash-flow DCF on a forward discount-rate schedule that follows the Egyptian easing cycle down · the two swing factors are working-capital collection and where cable margins settle after the devaluation-era windfall.</w:t>
       </w:r>
     </w:p>
     <w:tbl>
@@ -198,7 +198,7 @@
                 <w:color w:val="1C3A36"/>
                 <w:sz w:val="19"/>
               </w:rPr>
-              <w:t>A sourcing note specific to this company, stated up front rather than buried: Electro Cable Egypt’s full audited statements were not reachable through the channels available for this study — headline revenue, profit and total assets are multiply-sourced from bourse-disclosure reporting services, but several line items (interest expense, capex, the working-capital split, facility-level debt) are DERIVED and are labelled as such wherever they appear. The one fully-triangulated year, FY2024, closes to the reported net profit within 0.8% using the derived lines, which is why the derivations are considered usable. The companion Source Register document lists every input, its source and its date. Consult a licensed financial advisor before any investment decision.</w:t>
+              <w:t>A sourcing note specific to this company, stated up front rather than buried: Electro Cable Egypt’s full audited statements were not reachable through the channels available for this study — headline revenue, profit and total assets are multiply-sourced from bourse-disclosure reporting services, but several line items (interest expense, capex, the working-capital split, facility-level debt) are DERIVED and are labelled as such wherever they appear. What the FY2024 closure check (reported net profit reproduced within 0.8% from disclosed EBIT, interest coverage and the statutory tax rate) validates is the finance-cost and tax chain — no more; the capex and working-capital derivations rest on their own stated constructions and carry their own stated ranges. Where a fair value per share appears in this study it is an intrinsic-value estimate under stated assumptions, not a broker price target (a forecast of where the market price goes); the study carries no rating and no trade recommendation. The companion Source Register document lists every input, its source and its date. Consult a licensed financial advisor before any investment decision.</w:t>
             </w:r>
           </w:p>
         </w:tc>
@@ -243,7 +243,7 @@
           <w:color w:val="1C3A36"/>
           <w:sz w:val="21"/>
         </w:rPr>
-        <w:t>At EGP 2.19 the shares sit roughly 84% above our weighted central estimate of EGP 0.34 (range 0.19–1.19). The arithmetic of the last three years explains why. FY2023–24 were windfall years: revenue rose 52% then 59% and net profit reached EGP 1.25–1.33 bn as devaluation repriced copper-linked cable prices through a pound-denominated cost base and inventory. FY2025 took the windfall back — revenue −21.5%, net profit −62% to EGP 500 mn — and 1Q2026 swung to a consolidated net LOSS of EGP 242 mn on sales down 44%. The disclosed 1Q26 lines are blunt: gross margin 5.7% (vs 33.1% a year earlier) and operating profit of EGP 1.4 mn — effectively zero. Meanwhile the balance sheet carries ~EGP 10.5 bn of bank debt (triangulated from the disclosed FY25 totals; facilities disclosed at 10.9 bn, up from 8.96 bn a year earlier) against EGP ~4 bn of equity, working capital has swollen to ~113% of annual revenue (receivables and copper-inflated inventory), and operating cash flow has been negative — at ~22% funding costs, finance expense alone consumes the entire operating line in a soft year. The valuation is built bottom-up from tonnage: implied volumes fell from ~24,000 t (96% of capacity, FY23–24) to ~9,500 t annualized in 1Q26 (~38%), and conversion EBITDA collapsed from ~146,000 to ~11,000 EGP per tonne. On that build, discounted at a rate schedule following the central bank's own easing path (21.5% gliding to 15.0% terminal, normalized capital structure), the enterprise is worth LESS than its ~EGP 9.8 bn net debt — the intrinsic equity is negative and is floored at zero only by limited liability. The normalized-earnings and book lenses (0.73 and 0.91) assume the balance sheet gets fixed first; even the bull scenario (1.19 central) sits 46% below today's price. Technically the tape is neutral-to-firm — above the short averages, below the falling 200-day, RSI mid-50s — and the three-month simulation, which prices the stock's own path rather than its value, puts the 5th–95th percentile band at EGP 1.71–3.07 with a median near 2.29. The gap between that tape-anchored map and the fundamental work is the study's central tension, examined in §4.</w:t>
+        <w:t>At EGP 2.19, our weighted central estimate sits roughly 85% below the price of EGP 0.34 (range 0.18–0.95). The arithmetic of the last three years explains why. FY2023–24 were windfall years: revenue rose 52% then 59% and net profit reached EGP 1.25–1.33 bn as devaluation repriced copper-linked cable prices through a pound-denominated cost base and inventory. FY2025 took the windfall back — revenue −21.5%, net profit −62% to EGP 500 mn — and 1Q2026 swung to a consolidated net LOSS of EGP 242 mn on sales down 44%. The disclosed 1Q26 lines are blunt: gross margin 5.7% (vs 33.1% a year earlier) and operating profit of EGP 1.4 mn — effectively zero. Meanwhile the balance sheet carries ~EGP 10.5 bn of bank debt (triangulated from the disclosed FY25 totals; facilities disclosed at 10.9 bn, up from 8.96 bn a year earlier) against EGP ~4 bn of equity, working capital has swollen to ~113% of annual revenue (receivables and copper-inflated inventory), and operating cash flow has been negative — at ~22% funding costs, finance expense alone consumes the entire operating line in a soft year. The valuation is built bottom-up from tonnage: implied volumes fell from ~24,000 t (96% of capacity, FY23–24) to ~9,300 t annualized in 1Q26 (~37%), and conversion EBITDA went ~146,000 → ~182,000 (FY25, inflated by copper inventory gains) → ~11,000 EGP per tonne. On that build, discounted at a rate schedule following the central bank's own easing path (21.5% gliding to 15.0% terminal, normalized capital structure), the enterprise is worth LESS than its ~EGP 9.8 bn net debt — the intrinsic equity is negative and is floored at zero only by limited liability. The normalized-earnings and book lenses (0.70 and 0.91) assume the balance sheet gets fixed first; even the bull scenario (0.95 central) sits 57% below today's price. Technically the tape is neutral-to-firm — above the short averages, below the falling 200-day, RSI mid-50s — and the three-month simulation, which prices the stock's own path rather than its value, puts the 5th–95th percentile band at EGP 1.71–3.07 with a median near 2.29. The gap between that tape-anchored map and the fundamental work is the study's central tension, examined in §4.</w:t>
       </w:r>
     </w:p>
     <w:p>
@@ -490,7 +490,7 @@
                 <w:color w:val="1C3A36"/>
                 <w:sz w:val="17"/>
               </w:rPr>
-              <w:t>Cash flow on the easing-cycle discount schedule — 66% of the EV comes from the terminal value (§1.1, §1.9)</w:t>
+              <w:t>Cash flow on the easing-cycle discount schedule — 82% of the EV comes from the terminal value (§1.1, §1.9)</w:t>
             </w:r>
           </w:p>
         </w:tc>
@@ -654,7 +654,7 @@
                 <w:color w:val="1C3A36"/>
                 <w:sz w:val="17"/>
               </w:rPr>
-              <w:t>EGP 0.73</w:t>
+              <w:t>EGP 0.70</w:t>
             </w:r>
           </w:p>
         </w:tc>
@@ -672,7 +672,7 @@
                 <w:color w:val="1C3A36"/>
                 <w:sz w:val="17"/>
               </w:rPr>
-              <w:t>-67%</w:t>
+              <w:t>-68%</w:t>
             </w:r>
           </w:p>
         </w:tc>
@@ -818,7 +818,7 @@
                 <w:color w:val="1C3A36"/>
                 <w:sz w:val="17"/>
               </w:rPr>
-              <w:t>-84% vs EGP 2.19</w:t>
+              <w:t>-85% vs EGP 2.19</w:t>
             </w:r>
           </w:p>
         </w:tc>
@@ -1399,7 +1399,7 @@
                 <w:color w:val="1C3A36"/>
                 <w:sz w:val="17"/>
               </w:rPr>
-              <w:t>EGP 0.73</w:t>
+              <w:t>EGP 0.70</w:t>
             </w:r>
           </w:p>
         </w:tc>
@@ -1618,7 +1618,7 @@
                 <w:color w:val="1C3A36"/>
                 <w:sz w:val="17"/>
               </w:rPr>
-              <w:t>EGP 0.10–0.73</w:t>
+              <w:t>EGP 0.10–0.70</w:t>
             </w:r>
           </w:p>
         </w:tc>
@@ -1667,7 +1667,7 @@
           <w:color w:val="1C3A36"/>
           <w:sz w:val="19"/>
         </w:rPr>
-        <w:t>Every fundamental lens, and every one of the three expert methods, lands below the market price — the most generous read (0.73, normalized earnings power) still sits 67% under spot, and the cash-flow-based reads sit far lower. On the bottom-up tonnage build there is NO fundamental path to EGP 2.19 inside the modelled scenario space: even the bull case — conversion economics recovering to ~175,000 EGP/tonne, volumes near 70% utilization, full collection, an easing overshoot — centres at 1.19, still 46% below the market. Reaching spot requires the devaluation windfall itself to return. The market may also simply be pricing ELEC as a small-cap trading vehicle — the stock trades actively on the EGX70 rotation, and the controlling group has been a steady seller into that liquidity (block sales at EGP 2.00–2.21 through 2026). The probabilistic map's median (2.29) is above spot only because it prices the stock's own path — the carry on Egyptian money is 19.5% a year and the simulation is anchored on it; it is not a statement about value.</w:t>
+        <w:t>Every fundamental lens, and every one of the three expert methods, lands below the market price — the most generous read (0.70, normalized earnings power) still sits 68% under spot, and the cash-flow-based reads sit far lower. On the bottom-up tonnage build there is NO fundamental path to EGP 2.19 inside the modelled scenario space: even the bull case — conversion economics recovering to ~175,000 EGP/tonne, volumes near 70% utilization, full collection, an easing overshoot — centres at 0.95, still 57% below the market. Reaching spot requires the devaluation windfall itself to return. The market may also simply be pricing ELEC as a small-cap trading vehicle — the stock trades actively on the EGX70 rotation, and the controlling group has been a steady seller into that liquidity (block sales at EGP 2.00–2.21 through 2026). The probabilistic map's median (2.29) is above spot only because it prices the stock's own path — the carry on Egyptian money is 19.5% a year and the simulation is anchored on it; it is not a statement about value.</w:t>
       </w:r>
     </w:p>
     <w:p>
@@ -1973,7 +1973,7 @@
                 <w:color w:val="1C3A36"/>
                 <w:sz w:val="18"/>
               </w:rPr>
-              <w:t>EGP 2,094 mn (−43.8%) · gross margin 5.7% (vs 33.1%) · net LOSS EGP 241.7 mn (vs +451.4 mn)</w:t>
+              <w:t>EGP 2,094 mn (−43.8%) · gross margin 5.7% (vs 33.1%) · net LOSS EGP 241.6 mn (vs +451.7 mn)</w:t>
             </w:r>
           </w:p>
         </w:tc>
@@ -2087,7 +2087,7 @@
                 <w:color w:val="1C3A36"/>
                 <w:sz w:val="18"/>
               </w:rPr>
-              <w:t>Gadwa for Industrial Development + Pioneers-group related parties ~78–81%, distributing down via 2026 block sales; free float ~20% ±3pp</w:t>
+              <w:t>Gadwa-led related-party group 66.72% (5-Jul-26 disclosure: Gadwa 25.31% · Sumu 21.05% · Alhsn 19.86% · two minors) — down from 81.2% Mar-25 via block sales; free float ~33%</w:t>
             </w:r>
           </w:p>
         </w:tc>
@@ -2125,7 +2125,7 @@
                 <w:color w:val="1C3A36"/>
                 <w:sz w:val="18"/>
               </w:rPr>
-              <w:t>None — the company has never paid a dividend</w:t>
+              <w:t>None in the disclosed record (FY23–FY25 confirmed carried forward; no earlier distribution found)</w:t>
             </w:r>
           </w:p>
         </w:tc>
@@ -2163,7 +2163,7 @@
                 <w:color w:val="1C3A36"/>
                 <w:sz w:val="18"/>
               </w:rPr>
-              <w:t>Alhsn block sale 88 mn sh @ EGP 2.00 (1-Jul-26) · Mashareq exit @ 2.21 (Feb-26) · H1-2026 results due ~mid-Aug-2026</w:t>
+              <w:t>Alhsn block sale 88 mn sh @ EGP 2.00 (1-Jul-26) · Mashareq partial reductions @ 2.21–2.33 (Feb-26, still holds ~0.8%) · H1-2026 results due ~mid-Aug-2026</w:t>
             </w:r>
           </w:p>
         </w:tc>
@@ -2241,7 +2241,7 @@
           <w:color w:val="1C3A36"/>
           <w:sz w:val="19"/>
         </w:rPr>
-        <w:t>The build below shows every step from revenue to present value: EBITDA → D&amp;A → EBIT → NOPAT (EBIT × (1 − 22.5%)) → + D&amp;A → − capex → − Δ working capital → free cash flow to firm → that year’s own forward discount rate → PV. Note the discount-factor row: each year is discounted at its own forward WACC, gliding from 22.6% (this year’s money) to 14.1% (terminal money), with the glide shape taken from the same forward cost-of-debt path used in the interest forecast — one assumed easing calendar, used everywhere, never two. The terminal value is capitalised at the terminal WACC and discounted at the same year-5 cumulative factor as the year-5 cash flow: one date, one price of time.</w:t>
+        <w:t>The build below shows every step from revenue to present value: EBITDA → D&amp;A → EBIT → NOPAT (EBIT × (1 − 22.5%)) → + D&amp;A → − capex → − Δ working capital → free cash flow to firm → that year’s own forward discount rate → PV. Note the discount-factor row: each year is discounted at its own forward WACC, gliding from 21.5% (this year’s money) to 15.0% (terminal money), with the glide shape taken from the same forward cost-of-debt path used in the interest forecast — one assumed easing calendar, used everywhere, never two. The terminal value is capitalised at the terminal WACC and discounted at the same year-5 cumulative factor as the year-5 cash flow: one date, one price of time.</w:t>
       </w:r>
     </w:p>
     <w:tbl>
@@ -2423,7 +2423,7 @@
                 <w:color w:val="1C3A36"/>
                 <w:sz w:val="17"/>
               </w:rPr>
-              <w:t>9,160</w:t>
+              <w:t>10,178</w:t>
             </w:r>
           </w:p>
         </w:tc>
@@ -2441,7 +2441,7 @@
                 <w:color w:val="1C3A36"/>
                 <w:sz w:val="17"/>
               </w:rPr>
-              <w:t>10,814</w:t>
+              <w:t>12,016</w:t>
             </w:r>
           </w:p>
         </w:tc>
@@ -2459,7 +2459,7 @@
                 <w:color w:val="1C3A36"/>
                 <w:sz w:val="17"/>
               </w:rPr>
-              <w:t>12,529</w:t>
+              <w:t>13,921</w:t>
             </w:r>
           </w:p>
         </w:tc>
@@ -2477,7 +2477,7 @@
                 <w:color w:val="1C3A36"/>
                 <w:sz w:val="17"/>
               </w:rPr>
-              <w:t>14,226</w:t>
+              <w:t>15,806</w:t>
             </w:r>
           </w:p>
         </w:tc>
@@ -2495,7 +2495,7 @@
                 <w:color w:val="1C3A36"/>
                 <w:sz w:val="17"/>
               </w:rPr>
-              <w:t>15,798</w:t>
+              <w:t>17,554</w:t>
             </w:r>
           </w:p>
         </w:tc>
@@ -2643,7 +2643,7 @@
                 <w:color w:val="1C3A36"/>
                 <w:sz w:val="17"/>
               </w:rPr>
-              <w:t>(119)</w:t>
+              <w:t>(132)</w:t>
             </w:r>
           </w:p>
         </w:tc>
@@ -2661,7 +2661,7 @@
                 <w:color w:val="1C3A36"/>
                 <w:sz w:val="17"/>
               </w:rPr>
-              <w:t>(141)</w:t>
+              <w:t>(156)</w:t>
             </w:r>
           </w:p>
         </w:tc>
@@ -2679,7 +2679,7 @@
                 <w:color w:val="1C3A36"/>
                 <w:sz w:val="17"/>
               </w:rPr>
-              <w:t>(163)</w:t>
+              <w:t>(181)</w:t>
             </w:r>
           </w:p>
         </w:tc>
@@ -2697,7 +2697,7 @@
                 <w:color w:val="1C3A36"/>
                 <w:sz w:val="17"/>
               </w:rPr>
-              <w:t>(185)</w:t>
+              <w:t>(205)</w:t>
             </w:r>
           </w:p>
         </w:tc>
@@ -2715,7 +2715,7 @@
                 <w:color w:val="1C3A36"/>
                 <w:sz w:val="17"/>
               </w:rPr>
-              <w:t>(205)</w:t>
+              <w:t>(228)</w:t>
             </w:r>
           </w:p>
         </w:tc>
@@ -2753,7 +2753,7 @@
                 <w:color w:val="1C3A36"/>
                 <w:sz w:val="17"/>
               </w:rPr>
-              <w:t>297</w:t>
+              <w:t>284</w:t>
             </w:r>
           </w:p>
         </w:tc>
@@ -2771,7 +2771,7 @@
                 <w:color w:val="1C3A36"/>
                 <w:sz w:val="17"/>
               </w:rPr>
-              <w:t>930</w:t>
+              <w:t>915</w:t>
             </w:r>
           </w:p>
         </w:tc>
@@ -2789,7 +2789,7 @@
                 <w:color w:val="1C3A36"/>
                 <w:sz w:val="17"/>
               </w:rPr>
-              <w:t>1,378</w:t>
+              <w:t>1,360</w:t>
             </w:r>
           </w:p>
         </w:tc>
@@ -2807,7 +2807,7 @@
                 <w:color w:val="1C3A36"/>
                 <w:sz w:val="17"/>
               </w:rPr>
-              <w:t>1,709</w:t>
+              <w:t>1,689</w:t>
             </w:r>
           </w:p>
         </w:tc>
@@ -2825,7 +2825,7 @@
                 <w:color w:val="1C3A36"/>
                 <w:sz w:val="17"/>
               </w:rPr>
-              <w:t>1,955</w:t>
+              <w:t>1,932</w:t>
             </w:r>
           </w:p>
         </w:tc>
@@ -2863,7 +2863,7 @@
                 <w:color w:val="1C3A36"/>
                 <w:sz w:val="17"/>
               </w:rPr>
-              <w:t>230</w:t>
+              <w:t>220</w:t>
             </w:r>
           </w:p>
         </w:tc>
@@ -2881,7 +2881,7 @@
                 <w:color w:val="1C3A36"/>
                 <w:sz w:val="17"/>
               </w:rPr>
-              <w:t>721</w:t>
+              <w:t>709</w:t>
             </w:r>
           </w:p>
         </w:tc>
@@ -2899,7 +2899,7 @@
                 <w:color w:val="1C3A36"/>
                 <w:sz w:val="17"/>
               </w:rPr>
-              <w:t>1,068</w:t>
+              <w:t>1,054</w:t>
             </w:r>
           </w:p>
         </w:tc>
@@ -2917,7 +2917,7 @@
                 <w:color w:val="1C3A36"/>
                 <w:sz w:val="17"/>
               </w:rPr>
-              <w:t>1,325</w:t>
+              <w:t>1,309</w:t>
             </w:r>
           </w:p>
         </w:tc>
@@ -2935,7 +2935,7 @@
                 <w:color w:val="1C3A36"/>
                 <w:sz w:val="17"/>
               </w:rPr>
-              <w:t>1,515</w:t>
+              <w:t>1,497</w:t>
             </w:r>
           </w:p>
         </w:tc>
@@ -2973,7 +2973,7 @@
                 <w:color w:val="1C3A36"/>
                 <w:sz w:val="17"/>
               </w:rPr>
-              <w:t>119</w:t>
+              <w:t>132</w:t>
             </w:r>
           </w:p>
         </w:tc>
@@ -2991,7 +2991,7 @@
                 <w:color w:val="1C3A36"/>
                 <w:sz w:val="17"/>
               </w:rPr>
-              <w:t>141</w:t>
+              <w:t>156</w:t>
             </w:r>
           </w:p>
         </w:tc>
@@ -3009,7 +3009,7 @@
                 <w:color w:val="1C3A36"/>
                 <w:sz w:val="17"/>
               </w:rPr>
-              <w:t>163</w:t>
+              <w:t>181</w:t>
             </w:r>
           </w:p>
         </w:tc>
@@ -3027,7 +3027,7 @@
                 <w:color w:val="1C3A36"/>
                 <w:sz w:val="17"/>
               </w:rPr>
-              <w:t>185</w:t>
+              <w:t>205</w:t>
             </w:r>
           </w:p>
         </w:tc>
@@ -3045,7 +3045,7 @@
                 <w:color w:val="1C3A36"/>
                 <w:sz w:val="17"/>
               </w:rPr>
-              <w:t>205</w:t>
+              <w:t>228</w:t>
             </w:r>
           </w:p>
         </w:tc>
@@ -3193,7 +3193,7 @@
                 <w:color w:val="1C3A36"/>
                 <w:sz w:val="17"/>
               </w:rPr>
-              <w:t>1,985</w:t>
+              <w:t>845</w:t>
             </w:r>
           </w:p>
         </w:tc>
@@ -3211,7 +3211,7 @@
                 <w:color w:val="1C3A36"/>
                 <w:sz w:val="17"/>
               </w:rPr>
-              <w:t>(1,204)</w:t>
+              <w:t>(1,337)</w:t>
             </w:r>
           </w:p>
         </w:tc>
@@ -3229,7 +3229,7 @@
                 <w:color w:val="1C3A36"/>
                 <w:sz w:val="17"/>
               </w:rPr>
-              <w:t>(1,066)</w:t>
+              <w:t>(1,184)</w:t>
             </w:r>
           </w:p>
         </w:tc>
@@ -3247,7 +3247,7 @@
                 <w:color w:val="1C3A36"/>
                 <w:sz w:val="17"/>
               </w:rPr>
-              <w:t>(843)</w:t>
+              <w:t>(937)</w:t>
             </w:r>
           </w:p>
         </w:tc>
@@ -3265,7 +3265,7 @@
                 <w:color w:val="1C3A36"/>
                 <w:sz w:val="17"/>
               </w:rPr>
-              <w:t>(531)</w:t>
+              <w:t>(590)</w:t>
             </w:r>
           </w:p>
         </w:tc>
@@ -3303,7 +3303,7 @@
                 <w:color w:val="1C3A36"/>
                 <w:sz w:val="17"/>
               </w:rPr>
-              <w:t>2,110</w:t>
+              <w:t>973</w:t>
             </w:r>
           </w:p>
         </w:tc>
@@ -3321,7 +3321,7 @@
                 <w:color w:val="1C3A36"/>
                 <w:sz w:val="17"/>
               </w:rPr>
-              <w:t>-585</w:t>
+              <w:t>-715</w:t>
             </w:r>
           </w:p>
         </w:tc>
@@ -3339,7 +3339,7 @@
                 <w:color w:val="1C3A36"/>
                 <w:sz w:val="17"/>
               </w:rPr>
-              <w:t>-97</w:t>
+              <w:t>-211</w:t>
             </w:r>
           </w:p>
         </w:tc>
@@ -3357,7 +3357,7 @@
                 <w:color w:val="1C3A36"/>
                 <w:sz w:val="17"/>
               </w:rPr>
-              <w:t>383</w:t>
+              <w:t>294</w:t>
             </w:r>
           </w:p>
         </w:tc>
@@ -3375,7 +3375,7 @@
                 <w:color w:val="1C3A36"/>
                 <w:sz w:val="17"/>
               </w:rPr>
-              <w:t>884</w:t>
+              <w:t>830</w:t>
             </w:r>
           </w:p>
         </w:tc>
@@ -3633,7 +3633,7 @@
                 <w:color w:val="1C3A36"/>
                 <w:sz w:val="17"/>
               </w:rPr>
-              <w:t>1,736</w:t>
+              <w:t>800</w:t>
             </w:r>
           </w:p>
         </w:tc>
@@ -3651,7 +3651,7 @@
                 <w:color w:val="1C3A36"/>
                 <w:sz w:val="17"/>
               </w:rPr>
-              <w:t>-403</w:t>
+              <w:t>-492</w:t>
             </w:r>
           </w:p>
         </w:tc>
@@ -3669,7 +3669,7 @@
                 <w:color w:val="1C3A36"/>
                 <w:sz w:val="17"/>
               </w:rPr>
-              <w:t>-56</w:t>
+              <w:t>-123</w:t>
             </w:r>
           </w:p>
         </w:tc>
@@ -3687,7 +3687,7 @@
                 <w:color w:val="1C3A36"/>
                 <w:sz w:val="17"/>
               </w:rPr>
-              <w:t>192</w:t>
+              <w:t>148</w:t>
             </w:r>
           </w:p>
         </w:tc>
@@ -3705,7 +3705,7 @@
                 <w:color w:val="1C3A36"/>
                 <w:sz w:val="17"/>
               </w:rPr>
-              <w:t>385</w:t>
+              <w:t>362</w:t>
             </w:r>
           </w:p>
         </w:tc>
@@ -3829,7 +3829,7 @@
                 <w:color w:val="1C3A36"/>
                 <w:sz w:val="18"/>
               </w:rPr>
-              <w:t>1,855</w:t>
+              <w:t>695</w:t>
             </w:r>
           </w:p>
         </w:tc>
@@ -3849,7 +3849,7 @@
                 <w:color w:val="1C3A36"/>
                 <w:sz w:val="18"/>
               </w:rPr>
-              <w:t>Terminal value (g = 5.0%, ROIC-consistent: 10.3% ROIC × 48% reinvestment)</w:t>
+              <w:t>Terminal value (g = 5.0%, ROIC-consistent: 9.2% ROIC × 55% reinvestment)</w:t>
             </w:r>
           </w:p>
         </w:tc>
@@ -3867,7 +3867,7 @@
                 <w:color w:val="1C3A36"/>
                 <w:sz w:val="18"/>
               </w:rPr>
-              <w:t>8,193</w:t>
+              <w:t>7,150</w:t>
             </w:r>
           </w:p>
         </w:tc>
@@ -3905,7 +3905,7 @@
                 <w:color w:val="1C3A36"/>
                 <w:sz w:val="18"/>
               </w:rPr>
-              <w:t>3,574</w:t>
+              <w:t>3,119</w:t>
             </w:r>
           </w:p>
         </w:tc>
@@ -3943,7 +3943,7 @@
                 <w:color w:val="1C3A36"/>
                 <w:sz w:val="18"/>
               </w:rPr>
-              <w:t>5,428</w:t>
+              <w:t>3,813</w:t>
             </w:r>
           </w:p>
         </w:tc>
@@ -3981,7 +3981,7 @@
                 <w:color w:val="1C3A36"/>
                 <w:sz w:val="18"/>
               </w:rPr>
-              <w:t>66%</w:t>
+              <w:t>82%</w:t>
             </w:r>
           </w:p>
         </w:tc>
@@ -4095,7 +4095,7 @@
                 <w:color w:val="1C3A36"/>
                 <w:sz w:val="18"/>
               </w:rPr>
-              <w:t>(4,377)</w:t>
+              <w:t>(5,992)</w:t>
             </w:r>
           </w:p>
         </w:tc>
@@ -4193,7 +4193,7 @@
           <w:color w:val="1C3A36"/>
           <w:sz w:val="19"/>
         </w:rPr>
-        <w:t>Four honesty notes, and they carry the study. First, the base-case DCF says the enterprise is worth EGP 4.4 bn LESS than its net debt: at record copper (which inflates the working capital the business must carry) and pre-windfall conversion economics, the discounted cash flows do not cover the ~EGP 9.8 bn triangulated net debt. A share cannot be worth less than zero — limited liability floors the equity — so what a holder owns at the base case is an option on the bull scenario, not a claim on current cash flows. Second, 66% of the EV sits in the terminal value, which is why §1.9 grids the terminal rate and the this-year rate independently. Third, the terminal is ROIC-consistent and the arithmetic cuts AGAINST the company: at a terminal return on capital of 10.3% versus a 15.0% terminal cost of capital, growth SUBTRACTS value — funding 5% growth absorbs 48% of NOPAT to earn less than the capital costs, so the g-sensitivity gradient runs the unusual way (more growth, less value) by construction, not by error. Fourth, every 1 bn of EV is worth ~EGP 0.30/share, which is why the bear–bull span (0.01–1.54) is so wide: the bull case is not a tweak — it requires windfall conversion economics to partially return.</w:t>
+        <w:t>Four honesty notes, and they carry the study. First, the base-case DCF says the enterprise is worth EGP 6.0 bn LESS than its net debt: at record copper (which inflates the working capital the business must carry) and pre-windfall conversion economics, the discounted cash flows do not cover the ~EGP 9.8 bn triangulated net debt. A share cannot be worth less than zero — limited liability floors the equity — so what a holder owns at the base case is an option on the bull scenario, not a claim on current cash flows. Second, 82% of the EV sits in the terminal value, which is why §1.9 grids the terminal rate and the this-year rate independently. Third, the terminal is ROIC-consistent and the arithmetic cuts AGAINST the company: at a terminal return on capital of 9.2% versus a 15.0% terminal cost of capital, growth SUBTRACTS value — funding 5% growth absorbs 55% of NOPAT to earn less than the capital costs, so the g-sensitivity gradient runs the unusual way (more growth, less value) by construction, not by error. Fourth, every 1 bn of EV is worth ~EGP 0.30/share, which is why the bear–bull span (0.01–1.01) is so wide: the bull case is not a tweak — it requires windfall conversion economics to partially return.</w:t>
       </w:r>
     </w:p>
     <w:p>
@@ -4221,7 +4221,7 @@
           <w:color w:val="1C3A36"/>
           <w:sz w:val="21"/>
         </w:rPr>
-        <w:t>ELEC has never paid a dividend, so a dividend lens is unavailable; the asset lens takes its place. Book equity is ~EGP 4.1 bn (FY24 disclosed ~3.6 bn plus FY25 profit, nothing paid out), i.e. book value per share ≈ EGP 1.24. What justifies a premium or discount to book is the return the book earns: at a sustainable ~14% ROE (normalized profit ~EGP 600–750 mn on a growing book — well below the 35%+ devaluation-era prints) against a ~17.3% normalised cost of equity and 5% growth, the justified multiple is (ROE−g)/(Ke−g) ≈ 0.73× book → EGP 0.91/share. The market pays ~1.8× book today — a multiple that needs ROE near 27% to justify, a level the company only ever reached with devaluation at its back.</w:t>
+        <w:t>ELEC has no dividend in its disclosed record (none FY23–FY25; no earlier distribution found), so a dividend lens is unavailable; the asset lens takes its place. Book equity is ~EGP 4.1 bn (FY24 disclosed ~3.6 bn plus FY25 profit, nothing paid out), i.e. book value per share ≈ EGP 1.24. What justifies a premium or discount to book is the return the book earns: at a sustainable ~14% ROE (normalized profit ~EGP 600–750 mn on a growing book — well below the 35%+ devaluation-era prints) against a ~17.3% normalised cost of equity and 5% growth, the justified multiple is (ROE−g)/(Ke−g) ≈ 0.73× book → EGP 0.91/share. The market pays ~1.8× book today — a multiple that needs ROE near 27% to justify, a level the company only ever reached with devaluation at its back.</w:t>
       </w:r>
     </w:p>
     <w:tbl>
@@ -4547,7 +4547,7 @@
                 <w:color w:val="1C3A36"/>
                 <w:sz w:val="18"/>
               </w:rPr>
-              <w:t>1.43</w:t>
+              <w:t>1.31</w:t>
             </w:r>
           </w:p>
         </w:tc>
@@ -4583,7 +4583,7 @@
           <w:color w:val="1C3A36"/>
           <w:sz w:val="21"/>
         </w:rPr>
-        <w:t>The only listed pure-play comparable in the market is El Sewedy Electric — forty times ELEC’s revenue, export-hedged, moderately levered — trading at ~10.4× trailing earnings and ~6× EV/EBITDA. Riyadh Cables (Tadawul) trades far richer (18× / 15×) in a different market with 0.27× D/E and 39% ROE. ELEC merits a clear discount to Elsewedy’s multiple: 2.5× levered, domestically concentrated, no dividend record, and currently loss-making. We mark the lens on mid-cycle FY27E EBITDA at 4.5–6.5× EV/EBITDA, net of the debt remaining after the FY26E working-capital release.</w:t>
+        <w:t>The closest listed comparable is El Sewedy Electric — a diversified cables-plus-EPC group (wires &amp; cables ~55% of FY25 revenue, engineering &amp; construction ~31%), twenty-six times ELEC’s revenue, export-hedged, moderately levered. Computed from its own FY25 filing at the latest dated market print, SWDY trades at ~11.3× trailing earnings and ~7.1× EV/EBITDA (the 10.4×/6.0× aggregator prints previously carried here did not reproduce from the filing and have been replaced). Riyadh Cables (Tadawul) trades richer (~14.3× at SAR 102.70, 30-Jul-26) in a different market. ELEC merits a clear discount to Elsewedy’s multiple — 2.5× levered, domestically concentrated, no dividend record, currently loss-making, and Elsewedy’s multiple is partly an EPC multiple, not a pure cable read. We mark the lens on FY27E EBITDA (the first recovery year — deliberately below the build’s FY28E mid-cycle) at 4.5–6.5× EV/EBITDA, a 8–36% discount to the computed peer 7.1×, net of the debt remaining after the FY26E working-capital release.</w:t>
       </w:r>
     </w:p>
     <w:tbl>
@@ -4873,7 +4873,7 @@
                 <w:color w:val="1C3A36"/>
                 <w:sz w:val="18"/>
               </w:rPr>
-              <w:t>(9,786)</w:t>
+              <w:t>(10,926)</w:t>
             </w:r>
           </w:p>
         </w:tc>
@@ -4891,7 +4891,7 @@
                 <w:color w:val="1C3A36"/>
                 <w:sz w:val="18"/>
               </w:rPr>
-              <w:t>(9,786)</w:t>
+              <w:t>(10,926)</w:t>
             </w:r>
           </w:p>
         </w:tc>
@@ -4909,7 +4909,7 @@
                 <w:color w:val="1C3A36"/>
                 <w:sz w:val="18"/>
               </w:rPr>
-              <w:t>(9,786)</w:t>
+              <w:t>(10,926)</w:t>
             </w:r>
           </w:p>
         </w:tc>
@@ -5042,7 +5042,7 @@
           <w:color w:val="1C3A36"/>
           <w:sz w:val="21"/>
         </w:rPr>
-        <w:t>Cycle position first: FY2023–24 were the top — devaluation repriced the finished-goods book faster than the cost base, and net margin hit 14.4% then 9.6%. FY2025–26 is the washout: revenue −21.5% then −44% in 1Q26, a net loss, and margin compression as stable-pound competition returned. Mid-cycle is neither: we take FY28E-scale operations from the tonnage build (13.4 kt at 54% utilization, revenue ~EGP 12.5 bn, EBITDA ~12%) with a normalised funding cost (15% on net debt CONDITIONALLY reduced to ~EGP 6 bn — i.e. this lens assumes the balance sheet has already been fixed, which the base-case cash flows do not achieve) → normalized net profit ≈ EGP 371 mn, EPS ≈ 0.11. At a justified through-cycle 6.5× (a deep discount to Elsewedy’s 10.4× for leverage, concentration and float), the lens lands at EGP 0.73.</w:t>
+        <w:t>Cycle position first: FY2023–24 were the top — devaluation repriced the finished-goods book faster than the cost base, and net margin hit 14.4% then 9.6%. FY2025–26 is the washout: revenue −21.5% then −44% in 1Q26, a net loss, and margin compression as stable-pound competition returned. Mid-cycle is neither: we take FY28E-scale operations from the tonnage build — the build's mid-cycle year — (13.4 kt at 54% utilization, revenue ~EGP 13.9 bn, EBITDA margin 11.1% as the build outputs it) with a normalised funding cost (15% on net debt CONDITIONALLY reduced to ~EGP 6 bn — i.e. this lens assumes the balance sheet has already been fixed, which the base-case cash flows do not achieve) → normalized net profit ≈ EGP 357 mn, EPS ≈ 0.11. At a justified through-cycle 6.5× — a ~42% discount to Elsewedy’s computed 11.3× trailing, held deliberately deep for leverage, concentration and the uncovered float — the lens lands at EGP 0.70. (Rebasing to the same relative discount the prior aggregator print implied, ~7–8×, would lift this lens toward 0.8–0.9 and the weighted central by ~0.01–0.04 — inside the stated range; we keep 6.5× as the conservative documented judgment.)</w:t>
       </w:r>
     </w:p>
     <w:tbl>
@@ -5184,7 +5184,7 @@
                 <w:color w:val="1C3A36"/>
                 <w:sz w:val="18"/>
               </w:rPr>
-              <w:t>155</w:t>
+              <w:t>143</w:t>
             </w:r>
           </w:p>
         </w:tc>
@@ -5202,7 +5202,7 @@
                 <w:color w:val="1C3A36"/>
                 <w:sz w:val="18"/>
               </w:rPr>
-              <w:t>371</w:t>
+              <w:t>357</w:t>
             </w:r>
           </w:p>
         </w:tc>
@@ -5220,7 +5220,7 @@
                 <w:color w:val="1C3A36"/>
                 <w:sz w:val="18"/>
               </w:rPr>
-              <w:t>578</w:t>
+              <w:t>563</w:t>
             </w:r>
           </w:p>
         </w:tc>
@@ -5332,7 +5332,7 @@
                 <w:color w:val="1C3A36"/>
                 <w:sz w:val="18"/>
               </w:rPr>
-              <w:t>0.26</w:t>
+              <w:t>0.24</w:t>
             </w:r>
           </w:p>
         </w:tc>
@@ -5350,7 +5350,7 @@
                 <w:color w:val="1C3A36"/>
                 <w:sz w:val="18"/>
               </w:rPr>
-              <w:t>0.73</w:t>
+              <w:t>0.70</w:t>
             </w:r>
           </w:p>
         </w:tc>
@@ -5368,7 +5368,7 @@
                 <w:color w:val="1C3A36"/>
                 <w:sz w:val="18"/>
               </w:rPr>
-              <w:t>1.40</w:t>
+              <w:t>1.36</w:t>
             </w:r>
           </w:p>
         </w:tc>
@@ -5620,7 +5620,7 @@
                 <w:color w:val="1C3A36"/>
                 <w:sz w:val="18"/>
               </w:rPr>
-              <w:t>1.54</w:t>
+              <w:t>1.01</w:t>
             </w:r>
           </w:p>
         </w:tc>
@@ -5768,7 +5768,7 @@
                 <w:color w:val="1C3A36"/>
                 <w:sz w:val="18"/>
               </w:rPr>
-              <w:t>0.26</w:t>
+              <w:t>0.24</w:t>
             </w:r>
           </w:p>
         </w:tc>
@@ -5786,7 +5786,7 @@
                 <w:color w:val="1C3A36"/>
                 <w:sz w:val="18"/>
               </w:rPr>
-              <w:t>0.73</w:t>
+              <w:t>0.70</w:t>
             </w:r>
           </w:p>
         </w:tc>
@@ -5804,7 +5804,7 @@
                 <w:color w:val="1C3A36"/>
                 <w:sz w:val="18"/>
               </w:rPr>
-              <w:t>1.40</w:t>
+              <w:t>1.36</w:t>
             </w:r>
           </w:p>
         </w:tc>
@@ -5896,7 +5896,7 @@
                 <w:color w:val="1C3A36"/>
                 <w:sz w:val="18"/>
               </w:rPr>
-              <w:t>1.43</w:t>
+              <w:t>1.31</w:t>
             </w:r>
           </w:p>
         </w:tc>
@@ -5956,7 +5956,7 @@
                 <w:color w:val="1C3A36"/>
                 <w:sz w:val="18"/>
               </w:rPr>
-              <w:t>0.19</w:t>
+              <w:t>0.18</w:t>
             </w:r>
           </w:p>
         </w:tc>
@@ -5996,7 +5996,7 @@
                 <w:color w:val="1C3A36"/>
                 <w:sz w:val="18"/>
               </w:rPr>
-              <w:t>1.19</w:t>
+              <w:t>0.95</w:t>
             </w:r>
           </w:p>
         </w:tc>
@@ -6006,6 +6006,1107 @@
       <w:pPr>
         <w:spacing w:after="40"/>
       </w:pPr>
+    </w:p>
+    <w:p>
+      <w:pPr>
+        <w:spacing w:after="120" w:before="0"/>
+      </w:pPr>
+      <w:r>
+        <w:rPr>
+          <w:b w:val="0"/>
+          <w:i w:val="0"/>
+          <w:color w:val="1C3A36"/>
+          <w:sz w:val="19"/>
+        </w:rPr>
+        <w:t>What the DCF scenario columns actually assume, and their full bridges — every knob and every output shown, so the bear and bull are checkable the same way the base is:</w:t>
+      </w:r>
+    </w:p>
+    <w:tbl>
+      <w:tblPr>
+        <w:tblW w:type="auto" w:w="0"/>
+        <w:jc w:val="center"/>
+        <w:tblLook w:firstColumn="1" w:firstRow="1" w:lastColumn="0" w:lastRow="0" w:noHBand="0" w:noVBand="1" w:val="04A0"/>
+        <w:tblLayout w:type="fixed"/>
+        <w:tblCellMar>
+          <w:top w:w="40" w:type="dxa"/>
+          <w:left w:w="90" w:type="dxa"/>
+          <w:bottom w:w="40" w:type="dxa"/>
+          <w:right w:w="90" w:type="dxa"/>
+        </w:tblCellMar>
+        <w:tblBorders>
+          <w:top w:val="single" w:sz="4" w:space="0" w:color="C9D4D1"/>
+          <w:left w:val="single" w:sz="4" w:space="0" w:color="C9D4D1"/>
+          <w:bottom w:val="single" w:sz="4" w:space="0" w:color="C9D4D1"/>
+          <w:right w:val="single" w:sz="4" w:space="0" w:color="C9D4D1"/>
+          <w:insideH w:val="single" w:sz="4" w:space="0" w:color="C9D4D1"/>
+          <w:insideV w:val="single" w:sz="4" w:space="0" w:color="C9D4D1"/>
+        </w:tblBorders>
+        <w:tblLayout w:type="fixed"/>
+      </w:tblPr>
+      <w:tblGrid>
+        <w:gridCol w:w="3600"/>
+        <w:gridCol w:w="1872"/>
+        <w:gridCol w:w="1728"/>
+        <w:gridCol w:w="2736"/>
+      </w:tblGrid>
+      <w:tr>
+        <w:tc>
+          <w:tcPr>
+            <w:tcW w:type="dxa" w:w="3600"/>
+            <w:shd w:val="clear" w:color="auto" w:fill="EAF0EE"/>
+          </w:tcPr>
+          <w:p>
+            <w:pPr>
+              <w:spacing w:after="20"/>
+            </w:pPr>
+            <w:r>
+              <w:rPr>
+                <w:b/>
+                <w:color w:val="1C3A36"/>
+                <w:sz w:val="17"/>
+              </w:rPr>
+            </w:r>
+          </w:p>
+        </w:tc>
+        <w:tc>
+          <w:tcPr>
+            <w:tcW w:type="dxa" w:w="1872"/>
+            <w:shd w:val="clear" w:color="auto" w:fill="EAF0EE"/>
+          </w:tcPr>
+          <w:p>
+            <w:pPr>
+              <w:spacing w:after="20"/>
+            </w:pPr>
+            <w:r>
+              <w:rPr>
+                <w:b/>
+                <w:color w:val="1C3A36"/>
+                <w:sz w:val="17"/>
+              </w:rPr>
+              <w:t>Bear</w:t>
+            </w:r>
+          </w:p>
+        </w:tc>
+        <w:tc>
+          <w:tcPr>
+            <w:tcW w:type="dxa" w:w="1728"/>
+            <w:shd w:val="clear" w:color="auto" w:fill="EAF0EE"/>
+          </w:tcPr>
+          <w:p>
+            <w:pPr>
+              <w:spacing w:after="20"/>
+            </w:pPr>
+            <w:r>
+              <w:rPr>
+                <w:b/>
+                <w:color w:val="1C3A36"/>
+                <w:sz w:val="17"/>
+              </w:rPr>
+              <w:t>Base</w:t>
+            </w:r>
+          </w:p>
+        </w:tc>
+        <w:tc>
+          <w:tcPr>
+            <w:tcW w:type="dxa" w:w="2736"/>
+            <w:shd w:val="clear" w:color="auto" w:fill="EAF0EE"/>
+          </w:tcPr>
+          <w:p>
+            <w:pPr>
+              <w:spacing w:after="20"/>
+            </w:pPr>
+            <w:r>
+              <w:rPr>
+                <w:b/>
+                <w:color w:val="1C3A36"/>
+                <w:sz w:val="17"/>
+              </w:rPr>
+              <w:t>Bull</w:t>
+            </w:r>
+          </w:p>
+        </w:tc>
+      </w:tr>
+      <w:tr>
+        <w:tc>
+          <w:tcPr>
+            <w:tcW w:type="dxa" w:w="3600"/>
+          </w:tcPr>
+          <w:p>
+            <w:pPr>
+              <w:spacing w:after="20"/>
+            </w:pPr>
+            <w:r>
+              <w:rPr>
+                <w:b/>
+                <w:color w:val="1C3A36"/>
+                <w:sz w:val="17"/>
+              </w:rPr>
+              <w:t>Conversion EBITDA/t shift</w:t>
+            </w:r>
+          </w:p>
+        </w:tc>
+        <w:tc>
+          <w:tcPr>
+            <w:tcW w:type="dxa" w:w="1872"/>
+          </w:tcPr>
+          <w:p>
+            <w:pPr>
+              <w:spacing w:after="20"/>
+              <w:jc w:val="right"/>
+            </w:pPr>
+            <w:r>
+              <w:rPr>
+                <w:color w:val="1C3A36"/>
+                <w:sz w:val="17"/>
+              </w:rPr>
+              <w:t>−30%</w:t>
+            </w:r>
+          </w:p>
+        </w:tc>
+        <w:tc>
+          <w:tcPr>
+            <w:tcW w:type="dxa" w:w="1728"/>
+          </w:tcPr>
+          <w:p>
+            <w:pPr>
+              <w:spacing w:after="20"/>
+              <w:jc w:val="right"/>
+            </w:pPr>
+            <w:r>
+              <w:rPr>
+                <w:color w:val="1C3A36"/>
+                <w:sz w:val="17"/>
+              </w:rPr>
+              <w:t>0%</w:t>
+            </w:r>
+          </w:p>
+        </w:tc>
+        <w:tc>
+          <w:tcPr>
+            <w:tcW w:type="dxa" w:w="2736"/>
+          </w:tcPr>
+          <w:p>
+            <w:pPr>
+              <w:spacing w:after="20"/>
+              <w:jc w:val="right"/>
+            </w:pPr>
+            <w:r>
+              <w:rPr>
+                <w:color w:val="1C3A36"/>
+                <w:sz w:val="17"/>
+              </w:rPr>
+              <w:t>+30% (≈175 k EGP/t)</w:t>
+            </w:r>
+          </w:p>
+        </w:tc>
+      </w:tr>
+      <w:tr>
+        <w:tc>
+          <w:tcPr>
+            <w:tcW w:type="dxa" w:w="3600"/>
+          </w:tcPr>
+          <w:p>
+            <w:pPr>
+              <w:spacing w:after="20"/>
+            </w:pPr>
+            <w:r>
+              <w:rPr>
+                <w:b/>
+                <w:color w:val="1C3A36"/>
+                <w:sz w:val="17"/>
+              </w:rPr>
+              <w:t>Volume shift</w:t>
+            </w:r>
+          </w:p>
+        </w:tc>
+        <w:tc>
+          <w:tcPr>
+            <w:tcW w:type="dxa" w:w="1872"/>
+          </w:tcPr>
+          <w:p>
+            <w:pPr>
+              <w:spacing w:after="20"/>
+              <w:jc w:val="right"/>
+            </w:pPr>
+            <w:r>
+              <w:rPr>
+                <w:color w:val="1C3A36"/>
+                <w:sz w:val="17"/>
+              </w:rPr>
+              <w:t>−10%</w:t>
+            </w:r>
+          </w:p>
+        </w:tc>
+        <w:tc>
+          <w:tcPr>
+            <w:tcW w:type="dxa" w:w="1728"/>
+          </w:tcPr>
+          <w:p>
+            <w:pPr>
+              <w:spacing w:after="20"/>
+              <w:jc w:val="right"/>
+            </w:pPr>
+            <w:r>
+              <w:rPr>
+                <w:color w:val="1C3A36"/>
+                <w:sz w:val="17"/>
+              </w:rPr>
+              <w:t>0%</w:t>
+            </w:r>
+          </w:p>
+        </w:tc>
+        <w:tc>
+          <w:tcPr>
+            <w:tcW w:type="dxa" w:w="2736"/>
+          </w:tcPr>
+          <w:p>
+            <w:pPr>
+              <w:spacing w:after="20"/>
+              <w:jc w:val="right"/>
+            </w:pPr>
+            <w:r>
+              <w:rPr>
+                <w:color w:val="1C3A36"/>
+                <w:sz w:val="17"/>
+              </w:rPr>
+              <w:t>+15%</w:t>
+            </w:r>
+          </w:p>
+        </w:tc>
+      </w:tr>
+      <w:tr>
+        <w:tc>
+          <w:tcPr>
+            <w:tcW w:type="dxa" w:w="3600"/>
+          </w:tcPr>
+          <w:p>
+            <w:pPr>
+              <w:spacing w:after="20"/>
+            </w:pPr>
+            <w:r>
+              <w:rPr>
+                <w:b/>
+                <w:color w:val="1C3A36"/>
+                <w:sz w:val="17"/>
+              </w:rPr>
+              <w:t>LME copper shift</w:t>
+            </w:r>
+          </w:p>
+        </w:tc>
+        <w:tc>
+          <w:tcPr>
+            <w:tcW w:type="dxa" w:w="1872"/>
+          </w:tcPr>
+          <w:p>
+            <w:pPr>
+              <w:spacing w:after="20"/>
+              <w:jc w:val="right"/>
+            </w:pPr>
+            <w:r>
+              <w:rPr>
+                <w:color w:val="1C3A36"/>
+                <w:sz w:val="17"/>
+              </w:rPr>
+              <w:t>0%</w:t>
+            </w:r>
+          </w:p>
+        </w:tc>
+        <w:tc>
+          <w:tcPr>
+            <w:tcW w:type="dxa" w:w="1728"/>
+          </w:tcPr>
+          <w:p>
+            <w:pPr>
+              <w:spacing w:after="20"/>
+              <w:jc w:val="right"/>
+            </w:pPr>
+            <w:r>
+              <w:rPr>
+                <w:color w:val="1C3A36"/>
+                <w:sz w:val="17"/>
+              </w:rPr>
+              <w:t>0%</w:t>
+            </w:r>
+          </w:p>
+        </w:tc>
+        <w:tc>
+          <w:tcPr>
+            <w:tcW w:type="dxa" w:w="2736"/>
+          </w:tcPr>
+          <w:p>
+            <w:pPr>
+              <w:spacing w:after="20"/>
+              <w:jc w:val="right"/>
+            </w:pPr>
+            <w:r>
+              <w:rPr>
+                <w:color w:val="1C3A36"/>
+                <w:sz w:val="17"/>
+              </w:rPr>
+              <w:t>−10% (softer copper eases the WC burden)</w:t>
+            </w:r>
+          </w:p>
+        </w:tc>
+      </w:tr>
+      <w:tr>
+        <w:tc>
+          <w:tcPr>
+            <w:tcW w:type="dxa" w:w="3600"/>
+          </w:tcPr>
+          <w:p>
+            <w:pPr>
+              <w:spacing w:after="20"/>
+            </w:pPr>
+            <w:r>
+              <w:rPr>
+                <w:b/>
+                <w:color w:val="1C3A36"/>
+                <w:sz w:val="17"/>
+              </w:rPr>
+              <w:t>Terminal NWC intensity</w:t>
+            </w:r>
+          </w:p>
+        </w:tc>
+        <w:tc>
+          <w:tcPr>
+            <w:tcW w:type="dxa" w:w="1872"/>
+          </w:tcPr>
+          <w:p>
+            <w:pPr>
+              <w:spacing w:after="20"/>
+              <w:jc w:val="right"/>
+            </w:pPr>
+            <w:r>
+              <w:rPr>
+                <w:color w:val="1C3A36"/>
+                <w:sz w:val="17"/>
+              </w:rPr>
+              <w:t>105% of revenue</w:t>
+            </w:r>
+          </w:p>
+        </w:tc>
+        <w:tc>
+          <w:tcPr>
+            <w:tcW w:type="dxa" w:w="1728"/>
+          </w:tcPr>
+          <w:p>
+            <w:pPr>
+              <w:spacing w:after="20"/>
+              <w:jc w:val="right"/>
+            </w:pPr>
+            <w:r>
+              <w:rPr>
+                <w:color w:val="1C3A36"/>
+                <w:sz w:val="17"/>
+              </w:rPr>
+              <w:t>88%</w:t>
+            </w:r>
+          </w:p>
+        </w:tc>
+        <w:tc>
+          <w:tcPr>
+            <w:tcW w:type="dxa" w:w="2736"/>
+          </w:tcPr>
+          <w:p>
+            <w:pPr>
+              <w:spacing w:after="20"/>
+              <w:jc w:val="right"/>
+            </w:pPr>
+            <w:r>
+              <w:rPr>
+                <w:color w:val="1C3A36"/>
+                <w:sz w:val="17"/>
+              </w:rPr>
+              <w:t>76% (back to FY24)</w:t>
+            </w:r>
+          </w:p>
+        </w:tc>
+      </w:tr>
+      <w:tr>
+        <w:tc>
+          <w:tcPr>
+            <w:tcW w:type="dxa" w:w="3600"/>
+          </w:tcPr>
+          <w:p>
+            <w:pPr>
+              <w:spacing w:after="20"/>
+            </w:pPr>
+            <w:r>
+              <w:rPr>
+                <w:b/>
+                <w:color w:val="1C3A36"/>
+                <w:sz w:val="17"/>
+              </w:rPr>
+              <w:t>Terminal WACC</w:t>
+            </w:r>
+          </w:p>
+        </w:tc>
+        <w:tc>
+          <w:tcPr>
+            <w:tcW w:type="dxa" w:w="1872"/>
+          </w:tcPr>
+          <w:p>
+            <w:pPr>
+              <w:spacing w:after="20"/>
+              <w:jc w:val="right"/>
+            </w:pPr>
+            <w:r>
+              <w:rPr>
+                <w:color w:val="1C3A36"/>
+                <w:sz w:val="17"/>
+              </w:rPr>
+              <w:t>17.0%</w:t>
+            </w:r>
+          </w:p>
+        </w:tc>
+        <w:tc>
+          <w:tcPr>
+            <w:tcW w:type="dxa" w:w="1728"/>
+          </w:tcPr>
+          <w:p>
+            <w:pPr>
+              <w:spacing w:after="20"/>
+              <w:jc w:val="right"/>
+            </w:pPr>
+            <w:r>
+              <w:rPr>
+                <w:color w:val="1C3A36"/>
+                <w:sz w:val="17"/>
+              </w:rPr>
+              <w:t>15.0%</w:t>
+            </w:r>
+          </w:p>
+        </w:tc>
+        <w:tc>
+          <w:tcPr>
+            <w:tcW w:type="dxa" w:w="2736"/>
+          </w:tcPr>
+          <w:p>
+            <w:pPr>
+              <w:spacing w:after="20"/>
+              <w:jc w:val="right"/>
+            </w:pPr>
+            <w:r>
+              <w:rPr>
+                <w:color w:val="1C3A36"/>
+                <w:sz w:val="17"/>
+              </w:rPr>
+              <w:t>13.5%</w:t>
+            </w:r>
+          </w:p>
+        </w:tc>
+      </w:tr>
+      <w:tr>
+        <w:tc>
+          <w:tcPr>
+            <w:tcW w:type="dxa" w:w="3600"/>
+          </w:tcPr>
+          <w:p>
+            <w:pPr>
+              <w:spacing w:after="20"/>
+            </w:pPr>
+            <w:r>
+              <w:rPr>
+                <w:b/>
+                <w:color w:val="1C3A36"/>
+                <w:sz w:val="17"/>
+              </w:rPr>
+              <w:t>Terminal growth g</w:t>
+            </w:r>
+          </w:p>
+        </w:tc>
+        <w:tc>
+          <w:tcPr>
+            <w:tcW w:type="dxa" w:w="1872"/>
+          </w:tcPr>
+          <w:p>
+            <w:pPr>
+              <w:spacing w:after="20"/>
+              <w:jc w:val="right"/>
+            </w:pPr>
+            <w:r>
+              <w:rPr>
+                <w:color w:val="1C3A36"/>
+                <w:sz w:val="17"/>
+              </w:rPr>
+              <w:t>4%</w:t>
+            </w:r>
+          </w:p>
+        </w:tc>
+        <w:tc>
+          <w:tcPr>
+            <w:tcW w:type="dxa" w:w="1728"/>
+          </w:tcPr>
+          <w:p>
+            <w:pPr>
+              <w:spacing w:after="20"/>
+              <w:jc w:val="right"/>
+            </w:pPr>
+            <w:r>
+              <w:rPr>
+                <w:color w:val="1C3A36"/>
+                <w:sz w:val="17"/>
+              </w:rPr>
+              <w:t>5%</w:t>
+            </w:r>
+          </w:p>
+        </w:tc>
+        <w:tc>
+          <w:tcPr>
+            <w:tcW w:type="dxa" w:w="2736"/>
+          </w:tcPr>
+          <w:p>
+            <w:pPr>
+              <w:spacing w:after="20"/>
+              <w:jc w:val="right"/>
+            </w:pPr>
+            <w:r>
+              <w:rPr>
+                <w:color w:val="1C3A36"/>
+                <w:sz w:val="17"/>
+              </w:rPr>
+              <w:t>6%</w:t>
+            </w:r>
+          </w:p>
+        </w:tc>
+      </w:tr>
+      <w:tr>
+        <w:tc>
+          <w:tcPr>
+            <w:tcW w:type="dxa" w:w="3600"/>
+          </w:tcPr>
+          <w:p>
+            <w:pPr>
+              <w:spacing w:after="20"/>
+            </w:pPr>
+            <w:r>
+              <w:rPr>
+                <w:b/>
+                <w:color w:val="1C3A36"/>
+                <w:sz w:val="17"/>
+              </w:rPr>
+              <w:t>Net debt anchor</w:t>
+            </w:r>
+          </w:p>
+        </w:tc>
+        <w:tc>
+          <w:tcPr>
+            <w:tcW w:type="dxa" w:w="1872"/>
+          </w:tcPr>
+          <w:p>
+            <w:pPr>
+              <w:spacing w:after="20"/>
+              <w:jc w:val="right"/>
+            </w:pPr>
+            <w:r>
+              <w:rPr>
+                <w:color w:val="1C3A36"/>
+                <w:sz w:val="17"/>
+              </w:rPr>
+              <w:t>10,805</w:t>
+            </w:r>
+          </w:p>
+        </w:tc>
+        <w:tc>
+          <w:tcPr>
+            <w:tcW w:type="dxa" w:w="1728"/>
+          </w:tcPr>
+          <w:p>
+            <w:pPr>
+              <w:spacing w:after="20"/>
+              <w:jc w:val="right"/>
+            </w:pPr>
+            <w:r>
+              <w:rPr>
+                <w:color w:val="1C3A36"/>
+                <w:sz w:val="17"/>
+              </w:rPr>
+              <w:t>9,805</w:t>
+            </w:r>
+          </w:p>
+        </w:tc>
+        <w:tc>
+          <w:tcPr>
+            <w:tcW w:type="dxa" w:w="2736"/>
+          </w:tcPr>
+          <w:p>
+            <w:pPr>
+              <w:spacing w:after="20"/>
+              <w:jc w:val="right"/>
+            </w:pPr>
+            <w:r>
+              <w:rPr>
+                <w:color w:val="1C3A36"/>
+                <w:sz w:val="17"/>
+              </w:rPr>
+              <w:t>8,805</w:t>
+            </w:r>
+          </w:p>
+        </w:tc>
+      </w:tr>
+      <w:tr>
+        <w:tc>
+          <w:tcPr>
+            <w:tcW w:type="dxa" w:w="3600"/>
+          </w:tcPr>
+          <w:p>
+            <w:pPr>
+              <w:spacing w:after="20"/>
+            </w:pPr>
+            <w:r>
+              <w:rPr>
+                <w:b/>
+                <w:color w:val="1C3A36"/>
+                <w:sz w:val="17"/>
+              </w:rPr>
+              <w:t>Terminal ROIC (recomputed under the shifts)</w:t>
+            </w:r>
+          </w:p>
+        </w:tc>
+        <w:tc>
+          <w:tcPr>
+            <w:tcW w:type="dxa" w:w="1872"/>
+          </w:tcPr>
+          <w:p>
+            <w:pPr>
+              <w:spacing w:after="20"/>
+              <w:jc w:val="right"/>
+            </w:pPr>
+            <w:r>
+              <w:rPr>
+                <w:color w:val="1C3A36"/>
+                <w:sz w:val="17"/>
+              </w:rPr>
+              <w:t>5.2%</w:t>
+            </w:r>
+          </w:p>
+        </w:tc>
+        <w:tc>
+          <w:tcPr>
+            <w:tcW w:type="dxa" w:w="1728"/>
+          </w:tcPr>
+          <w:p>
+            <w:pPr>
+              <w:spacing w:after="20"/>
+              <w:jc w:val="right"/>
+            </w:pPr>
+            <w:r>
+              <w:rPr>
+                <w:color w:val="1C3A36"/>
+                <w:sz w:val="17"/>
+              </w:rPr>
+              <w:t>9.2%</w:t>
+            </w:r>
+          </w:p>
+        </w:tc>
+        <w:tc>
+          <w:tcPr>
+            <w:tcW w:type="dxa" w:w="2736"/>
+          </w:tcPr>
+          <w:p>
+            <w:pPr>
+              <w:spacing w:after="20"/>
+              <w:jc w:val="right"/>
+            </w:pPr>
+            <w:r>
+              <w:rPr>
+                <w:color w:val="1C3A36"/>
+                <w:sz w:val="17"/>
+              </w:rPr>
+              <w:t>15.8%</w:t>
+            </w:r>
+          </w:p>
+        </w:tc>
+      </w:tr>
+      <w:tr>
+        <w:tc>
+          <w:tcPr>
+            <w:tcW w:type="dxa" w:w="3600"/>
+          </w:tcPr>
+          <w:p>
+            <w:pPr>
+              <w:spacing w:after="20"/>
+            </w:pPr>
+            <w:r>
+              <w:rPr>
+                <w:b/>
+                <w:color w:val="1C3A36"/>
+                <w:sz w:val="17"/>
+              </w:rPr>
+              <w:t>PV of explicit FCFF (EGP mn)</w:t>
+            </w:r>
+          </w:p>
+        </w:tc>
+        <w:tc>
+          <w:tcPr>
+            <w:tcW w:type="dxa" w:w="1872"/>
+          </w:tcPr>
+          <w:p>
+            <w:pPr>
+              <w:spacing w:after="20"/>
+              <w:jc w:val="right"/>
+            </w:pPr>
+            <w:r>
+              <w:rPr>
+                <w:color w:val="1C3A36"/>
+                <w:sz w:val="17"/>
+              </w:rPr>
+              <w:t>-643</w:t>
+            </w:r>
+          </w:p>
+        </w:tc>
+        <w:tc>
+          <w:tcPr>
+            <w:tcW w:type="dxa" w:w="1728"/>
+          </w:tcPr>
+          <w:p>
+            <w:pPr>
+              <w:spacing w:after="20"/>
+              <w:jc w:val="right"/>
+            </w:pPr>
+            <w:r>
+              <w:rPr>
+                <w:color w:val="1C3A36"/>
+                <w:sz w:val="17"/>
+              </w:rPr>
+              <w:t>695</w:t>
+            </w:r>
+          </w:p>
+        </w:tc>
+        <w:tc>
+          <w:tcPr>
+            <w:tcW w:type="dxa" w:w="2736"/>
+          </w:tcPr>
+          <w:p>
+            <w:pPr>
+              <w:spacing w:after="20"/>
+              <w:jc w:val="right"/>
+            </w:pPr>
+            <w:r>
+              <w:rPr>
+                <w:color w:val="1C3A36"/>
+                <w:sz w:val="17"/>
+              </w:rPr>
+              <w:t>2,989</w:t>
+            </w:r>
+          </w:p>
+        </w:tc>
+      </w:tr>
+      <w:tr>
+        <w:tc>
+          <w:tcPr>
+            <w:tcW w:type="dxa" w:w="3600"/>
+          </w:tcPr>
+          <w:p>
+            <w:pPr>
+              <w:spacing w:after="20"/>
+            </w:pPr>
+            <w:r>
+              <w:rPr>
+                <w:b/>
+                <w:color w:val="1C3A36"/>
+                <w:sz w:val="17"/>
+              </w:rPr>
+              <w:t>PV of terminal value</w:t>
+            </w:r>
+          </w:p>
+        </w:tc>
+        <w:tc>
+          <w:tcPr>
+            <w:tcW w:type="dxa" w:w="1872"/>
+          </w:tcPr>
+          <w:p>
+            <w:pPr>
+              <w:spacing w:after="20"/>
+              <w:jc w:val="right"/>
+            </w:pPr>
+            <w:r>
+              <w:rPr>
+                <w:color w:val="1C3A36"/>
+                <w:sz w:val="17"/>
+              </w:rPr>
+              <w:t>668</w:t>
+            </w:r>
+          </w:p>
+        </w:tc>
+        <w:tc>
+          <w:tcPr>
+            <w:tcW w:type="dxa" w:w="1728"/>
+          </w:tcPr>
+          <w:p>
+            <w:pPr>
+              <w:spacing w:after="20"/>
+              <w:jc w:val="right"/>
+            </w:pPr>
+            <w:r>
+              <w:rPr>
+                <w:color w:val="1C3A36"/>
+                <w:sz w:val="17"/>
+              </w:rPr>
+              <w:t>3,119</w:t>
+            </w:r>
+          </w:p>
+        </w:tc>
+        <w:tc>
+          <w:tcPr>
+            <w:tcW w:type="dxa" w:w="2736"/>
+          </w:tcPr>
+          <w:p>
+            <w:pPr>
+              <w:spacing w:after="20"/>
+              <w:jc w:val="right"/>
+            </w:pPr>
+            <w:r>
+              <w:rPr>
+                <w:color w:val="1C3A36"/>
+                <w:sz w:val="17"/>
+              </w:rPr>
+              <w:t>9,167</w:t>
+            </w:r>
+          </w:p>
+        </w:tc>
+      </w:tr>
+      <w:tr>
+        <w:tc>
+          <w:tcPr>
+            <w:tcW w:type="dxa" w:w="3600"/>
+          </w:tcPr>
+          <w:p>
+            <w:pPr>
+              <w:spacing w:after="20"/>
+            </w:pPr>
+            <w:r>
+              <w:rPr>
+                <w:b/>
+                <w:color w:val="1C3A36"/>
+                <w:sz w:val="17"/>
+              </w:rPr>
+              <w:t>Enterprise value</w:t>
+            </w:r>
+          </w:p>
+        </w:tc>
+        <w:tc>
+          <w:tcPr>
+            <w:tcW w:type="dxa" w:w="1872"/>
+          </w:tcPr>
+          <w:p>
+            <w:pPr>
+              <w:spacing w:after="20"/>
+              <w:jc w:val="right"/>
+            </w:pPr>
+            <w:r>
+              <w:rPr>
+                <w:color w:val="1C3A36"/>
+                <w:sz w:val="17"/>
+              </w:rPr>
+              <w:t>26</w:t>
+            </w:r>
+          </w:p>
+        </w:tc>
+        <w:tc>
+          <w:tcPr>
+            <w:tcW w:type="dxa" w:w="1728"/>
+          </w:tcPr>
+          <w:p>
+            <w:pPr>
+              <w:spacing w:after="20"/>
+              <w:jc w:val="right"/>
+            </w:pPr>
+            <w:r>
+              <w:rPr>
+                <w:color w:val="1C3A36"/>
+                <w:sz w:val="17"/>
+              </w:rPr>
+              <w:t>3,813</w:t>
+            </w:r>
+          </w:p>
+        </w:tc>
+        <w:tc>
+          <w:tcPr>
+            <w:tcW w:type="dxa" w:w="2736"/>
+          </w:tcPr>
+          <w:p>
+            <w:pPr>
+              <w:spacing w:after="20"/>
+              <w:jc w:val="right"/>
+            </w:pPr>
+            <w:r>
+              <w:rPr>
+                <w:color w:val="1C3A36"/>
+                <w:sz w:val="17"/>
+              </w:rPr>
+              <w:t>12,155</w:t>
+            </w:r>
+          </w:p>
+        </w:tc>
+      </w:tr>
+      <w:tr>
+        <w:tc>
+          <w:tcPr>
+            <w:tcW w:type="dxa" w:w="3600"/>
+          </w:tcPr>
+          <w:p>
+            <w:pPr>
+              <w:spacing w:after="20"/>
+            </w:pPr>
+            <w:r>
+              <w:rPr>
+                <w:b/>
+                <w:color w:val="1C3A36"/>
+                <w:sz w:val="17"/>
+              </w:rPr>
+              <w:t>Equity (EV − net debt), intrinsic</w:t>
+            </w:r>
+          </w:p>
+        </w:tc>
+        <w:tc>
+          <w:tcPr>
+            <w:tcW w:type="dxa" w:w="1872"/>
+          </w:tcPr>
+          <w:p>
+            <w:pPr>
+              <w:spacing w:after="20"/>
+              <w:jc w:val="right"/>
+            </w:pPr>
+            <w:r>
+              <w:rPr>
+                <w:color w:val="1C3A36"/>
+                <w:sz w:val="17"/>
+              </w:rPr>
+              <w:t>-10,779</w:t>
+            </w:r>
+          </w:p>
+        </w:tc>
+        <w:tc>
+          <w:tcPr>
+            <w:tcW w:type="dxa" w:w="1728"/>
+          </w:tcPr>
+          <w:p>
+            <w:pPr>
+              <w:spacing w:after="20"/>
+              <w:jc w:val="right"/>
+            </w:pPr>
+            <w:r>
+              <w:rPr>
+                <w:color w:val="1C3A36"/>
+                <w:sz w:val="17"/>
+              </w:rPr>
+              <w:t>-5,992</w:t>
+            </w:r>
+          </w:p>
+        </w:tc>
+        <w:tc>
+          <w:tcPr>
+            <w:tcW w:type="dxa" w:w="2736"/>
+          </w:tcPr>
+          <w:p>
+            <w:pPr>
+              <w:spacing w:after="20"/>
+              <w:jc w:val="right"/>
+            </w:pPr>
+            <w:r>
+              <w:rPr>
+                <w:color w:val="1C3A36"/>
+                <w:sz w:val="17"/>
+              </w:rPr>
+              <w:t>3,350</w:t>
+            </w:r>
+          </w:p>
+        </w:tc>
+      </w:tr>
+      <w:tr>
+        <w:tc>
+          <w:tcPr>
+            <w:tcW w:type="dxa" w:w="3600"/>
+          </w:tcPr>
+          <w:p>
+            <w:pPr>
+              <w:spacing w:after="20"/>
+            </w:pPr>
+            <w:r>
+              <w:rPr>
+                <w:b/>
+                <w:color w:val="1C3A36"/>
+                <w:sz w:val="17"/>
+              </w:rPr>
+              <w:t>Per share (floored at zero where negative)</w:t>
+            </w:r>
+          </w:p>
+        </w:tc>
+        <w:tc>
+          <w:tcPr>
+            <w:tcW w:type="dxa" w:w="1872"/>
+          </w:tcPr>
+          <w:p>
+            <w:pPr>
+              <w:spacing w:after="20"/>
+              <w:jc w:val="right"/>
+            </w:pPr>
+            <w:r>
+              <w:rPr>
+                <w:color w:val="1C3A36"/>
+                <w:sz w:val="17"/>
+              </w:rPr>
+              <w:t>0.01</w:t>
+            </w:r>
+          </w:p>
+        </w:tc>
+        <w:tc>
+          <w:tcPr>
+            <w:tcW w:type="dxa" w:w="1728"/>
+          </w:tcPr>
+          <w:p>
+            <w:pPr>
+              <w:spacing w:after="20"/>
+              <w:jc w:val="right"/>
+            </w:pPr>
+            <w:r>
+              <w:rPr>
+                <w:color w:val="1C3A36"/>
+                <w:sz w:val="17"/>
+              </w:rPr>
+              <w:t>0.01</w:t>
+            </w:r>
+          </w:p>
+        </w:tc>
+        <w:tc>
+          <w:tcPr>
+            <w:tcW w:type="dxa" w:w="2736"/>
+          </w:tcPr>
+          <w:p>
+            <w:pPr>
+              <w:spacing w:after="20"/>
+              <w:jc w:val="right"/>
+            </w:pPr>
+            <w:r>
+              <w:rPr>
+                <w:color w:val="1C3A36"/>
+                <w:sz w:val="17"/>
+              </w:rPr>
+              <w:t>1.01</w:t>
+            </w:r>
+          </w:p>
+        </w:tc>
+      </w:tr>
+    </w:tbl>
+    <w:p>
+      <w:pPr>
+        <w:spacing w:after="40"/>
+      </w:pPr>
+    </w:p>
+    <w:p>
+      <w:pPr>
+        <w:spacing w:after="200" w:before="0"/>
+      </w:pPr>
+      <w:r>
+        <w:rPr>
+          <w:b w:val="0"/>
+          <w:i/>
+          <w:color w:val="6E7B77"/>
+          <w:sz w:val="17"/>
+        </w:rPr>
+        <w:t>The bull is not the base grid’s corner: it moves volumes, copper, the collection glide, the terminal rate, growth and the debt anchor together, and the terminal return on capital is recomputed under the shifted margins (15.8% bull vs 9.2% base) — which is why its terminal value is a multiple of the base’s. That is the scenario’s construction, disclosed here in full; whether that much goes right at once is exactly what the bear–bull span prices.</w:t>
+      </w:r>
     </w:p>
     <w:p>
       <w:pPr>
@@ -6081,7 +7182,7 @@
           <w:color w:val="1C3A36"/>
           <w:sz w:val="21"/>
         </w:rPr>
-        <w:t>, 84% below spot. Note what the field is saying: the four lenses AGREE — 0.05 to 0.73 at base — and spot sits outside the whole cluster, at the far edge of the bull span. The disagreement in this study is not between the lenses; it is between all of them and the price.</w:t>
+        <w:t>, 85% below spot. Note what the field is saying: the four base cases span 0.01 (DCF, floored) to 0.91 (book) — a wide span in ratio terms, but every lens lands far below the price, and spot sits outside the whole cluster at the far edge of the bull span. The agreement is on direction: the disagreement in this study is not between the lenses; it is between all of them and the price.</w:t>
       </w:r>
     </w:p>
     <w:p>
@@ -6823,7 +7924,7 @@
                 <w:color w:val="1C3A36"/>
                 <w:sz w:val="16"/>
               </w:rPr>
-              <w:t>12,600</w:t>
+              <w:t>12,852</w:t>
             </w:r>
           </w:p>
         </w:tc>
@@ -6859,7 +7960,7 @@
                 <w:color w:val="1C3A36"/>
                 <w:sz w:val="16"/>
               </w:rPr>
-              <w:t>881</w:t>
+              <w:t>898</w:t>
             </w:r>
           </w:p>
         </w:tc>
@@ -6877,7 +7978,7 @@
                 <w:color w:val="1C3A36"/>
                 <w:sz w:val="16"/>
               </w:rPr>
-              <w:t>9.5</w:t>
+              <w:t>9.3</w:t>
             </w:r>
           </w:p>
         </w:tc>
@@ -6895,7 +7996,7 @@
                 <w:color w:val="1C3A36"/>
                 <w:sz w:val="16"/>
               </w:rPr>
-              <w:t>38%</w:t>
+              <w:t>37%</w:t>
             </w:r>
           </w:p>
         </w:tc>
@@ -7333,7 +8434,7 @@
                 <w:color w:val="1C3A36"/>
                 <w:sz w:val="17"/>
               </w:rPr>
-              <w:t>LME copper ($/t) — flat, no house view</w:t>
+              <w:t>LME copper ($/t) — flat at the current market level</w:t>
             </w:r>
           </w:p>
         </w:tc>
@@ -7351,7 +8452,7 @@
                 <w:color w:val="1C3A36"/>
                 <w:sz w:val="17"/>
               </w:rPr>
-              <w:t>12,600</w:t>
+              <w:t>14,000</w:t>
             </w:r>
           </w:p>
         </w:tc>
@@ -7369,7 +8470,7 @@
                 <w:color w:val="1C3A36"/>
                 <w:sz w:val="17"/>
               </w:rPr>
-              <w:t>12,600</w:t>
+              <w:t>14,000</w:t>
             </w:r>
           </w:p>
         </w:tc>
@@ -7387,7 +8488,7 @@
                 <w:color w:val="1C3A36"/>
                 <w:sz w:val="17"/>
               </w:rPr>
-              <w:t>12,600</w:t>
+              <w:t>14,000</w:t>
             </w:r>
           </w:p>
         </w:tc>
@@ -7405,7 +8506,7 @@
                 <w:color w:val="1C3A36"/>
                 <w:sz w:val="17"/>
               </w:rPr>
-              <w:t>12,600</w:t>
+              <w:t>14,000</w:t>
             </w:r>
           </w:p>
         </w:tc>
@@ -7423,7 +8524,7 @@
                 <w:color w:val="1C3A36"/>
                 <w:sz w:val="17"/>
               </w:rPr>
-              <w:t>12,600</w:t>
+              <w:t>14,000</w:t>
             </w:r>
           </w:p>
         </w:tc>
@@ -7571,7 +8672,7 @@
                 <w:color w:val="1C3A36"/>
                 <w:sz w:val="17"/>
               </w:rPr>
-              <w:t>881</w:t>
+              <w:t>979</w:t>
             </w:r>
           </w:p>
         </w:tc>
@@ -7589,7 +8690,7 @@
                 <w:color w:val="1C3A36"/>
                 <w:sz w:val="17"/>
               </w:rPr>
-              <w:t>909</w:t>
+              <w:t>1,010</w:t>
             </w:r>
           </w:p>
         </w:tc>
@@ -7607,7 +8708,7 @@
                 <w:color w:val="1C3A36"/>
                 <w:sz w:val="17"/>
               </w:rPr>
-              <w:t>935</w:t>
+              <w:t>1,039</w:t>
             </w:r>
           </w:p>
         </w:tc>
@@ -7625,7 +8726,7 @@
                 <w:color w:val="1C3A36"/>
                 <w:sz w:val="17"/>
               </w:rPr>
-              <w:t>961</w:t>
+              <w:t>1,068</w:t>
             </w:r>
           </w:p>
         </w:tc>
@@ -7643,7 +8744,7 @@
                 <w:color w:val="1C3A36"/>
                 <w:sz w:val="17"/>
               </w:rPr>
-              <w:t>987</w:t>
+              <w:t>1,097</w:t>
             </w:r>
           </w:p>
         </w:tc>
@@ -7681,7 +8782,7 @@
                 <w:color w:val="1C3A36"/>
                 <w:sz w:val="17"/>
               </w:rPr>
-              <w:t>9,160</w:t>
+              <w:t>10,178</w:t>
             </w:r>
           </w:p>
         </w:tc>
@@ -7699,7 +8800,7 @@
                 <w:color w:val="1C3A36"/>
                 <w:sz w:val="17"/>
               </w:rPr>
-              <w:t>10,814</w:t>
+              <w:t>12,016</w:t>
             </w:r>
           </w:p>
         </w:tc>
@@ -7717,7 +8818,7 @@
                 <w:color w:val="1C3A36"/>
                 <w:sz w:val="17"/>
               </w:rPr>
-              <w:t>12,529</w:t>
+              <w:t>13,921</w:t>
             </w:r>
           </w:p>
         </w:tc>
@@ -7735,7 +8836,7 @@
                 <w:color w:val="1C3A36"/>
                 <w:sz w:val="17"/>
               </w:rPr>
-              <w:t>14,226</w:t>
+              <w:t>15,806</w:t>
             </w:r>
           </w:p>
         </w:tc>
@@ -7753,7 +8854,7 @@
                 <w:color w:val="1C3A36"/>
                 <w:sz w:val="17"/>
               </w:rPr>
-              <w:t>15,798</w:t>
+              <w:t>17,554</w:t>
             </w:r>
           </w:p>
         </w:tc>
@@ -8011,7 +9112,7 @@
                 <w:color w:val="1C3A36"/>
                 <w:sz w:val="17"/>
               </w:rPr>
-              <w:t>4.5%</w:t>
+              <w:t>4.1%</w:t>
             </w:r>
           </w:p>
         </w:tc>
@@ -8029,7 +9130,7 @@
                 <w:color w:val="1C3A36"/>
                 <w:sz w:val="17"/>
               </w:rPr>
-              <w:t>9.9%</w:t>
+              <w:t>8.9%</w:t>
             </w:r>
           </w:p>
         </w:tc>
@@ -8047,43 +9148,43 @@
                 <w:color w:val="1C3A36"/>
                 <w:sz w:val="17"/>
               </w:rPr>
+              <w:t>11.1%</w:t>
+            </w:r>
+          </w:p>
+        </w:tc>
+        <w:tc>
+          <w:tcPr>
+            <w:tcW w:type="dxa" w:w="1368"/>
+          </w:tcPr>
+          <w:p>
+            <w:pPr>
+              <w:spacing w:after="20"/>
+              <w:jc w:val="right"/>
+            </w:pPr>
+            <w:r>
+              <w:rPr>
+                <w:color w:val="1C3A36"/>
+                <w:sz w:val="17"/>
+              </w:rPr>
+              <w:t>12.0%</w:t>
+            </w:r>
+          </w:p>
+        </w:tc>
+        <w:tc>
+          <w:tcPr>
+            <w:tcW w:type="dxa" w:w="1368"/>
+          </w:tcPr>
+          <w:p>
+            <w:pPr>
+              <w:spacing w:after="20"/>
+              <w:jc w:val="right"/>
+            </w:pPr>
+            <w:r>
+              <w:rPr>
+                <w:color w:val="1C3A36"/>
+                <w:sz w:val="17"/>
+              </w:rPr>
               <w:t>12.3%</w:t>
-            </w:r>
-          </w:p>
-        </w:tc>
-        <w:tc>
-          <w:tcPr>
-            <w:tcW w:type="dxa" w:w="1368"/>
-          </w:tcPr>
-          <w:p>
-            <w:pPr>
-              <w:spacing w:after="20"/>
-              <w:jc w:val="right"/>
-            </w:pPr>
-            <w:r>
-              <w:rPr>
-                <w:color w:val="1C3A36"/>
-                <w:sz w:val="17"/>
-              </w:rPr>
-              <w:t>13.3%</w:t>
-            </w:r>
-          </w:p>
-        </w:tc>
-        <w:tc>
-          <w:tcPr>
-            <w:tcW w:type="dxa" w:w="1368"/>
-          </w:tcPr>
-          <w:p>
-            <w:pPr>
-              <w:spacing w:after="20"/>
-              <w:jc w:val="right"/>
-            </w:pPr>
-            <w:r>
-              <w:rPr>
-                <w:color w:val="1C3A36"/>
-                <w:sz w:val="17"/>
-              </w:rPr>
-              <w:t>13.7%</w:t>
             </w:r>
           </w:p>
         </w:tc>
@@ -8105,7 +9206,7 @@
           <w:color w:val="6E7B77"/>
           <w:sz w:val="17"/>
         </w:rPr>
-        <w:t>Volume recovery to 64% utilization by FY30E (EETC’s EGP 45 bn plan, the EU €690 mn package, interconnector follow-on) — still below the FY23–24 near-full prints. Conversion EBITDA/t recovers to 135 k by FY30E: nominally below FY24’s 146 k despite five years of EGP inflation, and, as a share of realized price (13.7%), matching the PRE-windfall 2022 norm (~12%) rather than the devaluation-era 25%. Working capital stays on its intensity glide (112% → 88% of revenue) — copper strength therefore inflates the working capital the model must fund, which is exactly the mechanism the tonnage build exists to price. Every driver above is a stated, sensitized house judgment (§1.9).</w:t>
+        <w:t>Volume recovery to 64% utilization by FY30E (EETC’s EGP 45 bn plan, the EU €690 mn package, interconnector follow-on) — still below the FY23–24 near-full prints. Conversion EBITDA/t recovers to 135 k by FY30E: nominally below FY24’s 146 k despite five years of EGP inflation, and, as a share of realized price at the $14k copper anchor (12.3%), matching the PRE-windfall 2022 norm (~12%) rather than the devaluation-era 25%. Copper is anchored FLAT AT THE CURRENT MARKET (~$14,000/t, 3–4 Aug LME cash) — a “no view” forecast must anchor on the tape, and the −10% sensitivity column (=$12.6k, the consensus print this study previously anchored on) carries the mean-reversion case. Working capital stays on its intensity glide (112% → 88% of revenue) — copper strength therefore inflates the working capital the model must fund, which is exactly the mechanism the tonnage build exists to price. Note the FY26E within-year ramp this implies: Q1 ran ~11k EGP/t conversion at 37% utilization, so the FY26E average of 40k requires Q2–Q4 near ~50k as utilization recovers — the H1-2026 statements (due ~mid-Aug) are the first checkpoint on that ramp. One capacity caveat: the 25 kt denominator is the PARENT’s Mostorod plant; the consolidated Giza Power Industry plant at Abu Rawash (81,745 sqm, range up to 220 kV per the company) adds undisclosed tonnage, so every utilization percentage here is an upper bound — volumes themselves are revenue-implied and unaffected. Every driver above is a stated, sensitized house judgment (§1.9).</w:t>
       </w:r>
     </w:p>
     <w:p>
@@ -8566,7 +9667,7 @@
           <w:color w:val="1C3A36"/>
           <w:sz w:val="21"/>
         </w:rPr>
-        <w:t>Three judgments drive this valuation, in order of size. FIRST, collection. Working capital stands near ~EGP 12.2 bn — 113% of a full year’s revenue — against ~76% a year earlier: copper-inflated inventory plus receivables that grew as revenue shrank, funded by ~EGP 10.5 bn of bank debt (facilities disclosed at 10.9 bn). The DCF’s FY26E cash flow is dominated by a ~EGP 2.9 bn assumed release as sales contract; if those receivables do not collect (state-linked customers, dealer credit), the release never happens, debt stays ~EGP 11 bn at 22% money, and the equity rounds to nothing — that is the bear case’s mechanism, not rhetoric. Each 5 points of terminal working-capital intensity is worth roughly EGP 0.15–0.20/share. SECOND, the margin. FY24–25 EBITDA margins near 25% carried devaluation inventory gains; the DISCLOSED 1Q26 lines put the trough on the table — gross margin 5.7%, operating profit zero. The model’s 16–18% mid-cycle is a judgment between the proven trough and the windfall ceiling — each 15% on conversion EBITDA/t is worth roughly EGP 0.25–0.35/share (§1.9 grid). THIRD, the rate path: at 22% money, finance expense consumes the operating line; at the terminal 15%, the same business supports a meaningful EPS again. The easing calendar is therefore load-bearing — which is exactly why it is built into the discount schedule rather than averaged away.</w:t>
+        <w:t>Three judgments drive this valuation, in order of size. FIRST, collection. Working capital stands near ~EGP 12.2 bn — 113% of a full year’s revenue — against ~76% a year earlier: copper-inflated inventory plus receivables that grew as revenue shrank, funded by ~EGP 10.5 bn of bank debt (facilities disclosed at 10.9 bn). The DCF’s FY26E cash flow is dominated by a ~EGP 845 mn assumed release as sales contract; if those receivables do not collect (state-linked customers, dealer credit), the release never happens, debt stays ~EGP 11 bn at 22% money, and the equity rounds to nothing — that is the bear case’s mechanism, not rhetoric. Each 5 points of terminal working-capital intensity is worth roughly EGP 0.15–0.20/share. SECOND, the margin. FY24–25 EBITDA margins near 25% carried devaluation inventory gains; the DISCLOSED 1Q26 lines put the trough on the table — gross margin 5.7%, operating profit zero. The model’s mid-cycle EBITDA margin is an OUTPUT of the tonnage build: 11.1% by FY28E, 12.3% terminal — a judgment between the proven trough and the windfall ceiling — and each 15% shift on conversion EBITDA/t is worth roughly EGP 0.48/share on the unfloored DCF (§1.9 grid). THIRD, the rate path: at 22% money, finance expense consumes the operating line; at the terminal 15%, the same business supports a meaningful EPS again. The easing calendar is therefore load-bearing — which is exactly why it is built into the discount schedule rather than averaged away.</w:t>
       </w:r>
     </w:p>
     <w:p>
@@ -8594,7 +9695,7 @@
           <w:color w:val="1C3A36"/>
           <w:sz w:val="21"/>
         </w:rPr>
-        <w:t>Egypt held its policy corridor at 19.00/20.00% in July 2026 (third consecutive hold, after 825bp of cuts Apr-25→Feb-26) with inflation at 14.3% and a 7%±2pp target for late-2026, 5%±2pp for 2028. The pound has been range-bound (47–52/USD) since the March-2024 float — two years of nominal stability against 14–28% inflation is a large REAL appreciation, which is precisely what un-winds windfall cable margins: copper is fully imported and USD-priced (up ~51% y/y), sales are domestic and EGP-priced. The demand side is genuinely strong — EETC’s EGP 45 bn transmission plan, the EU’s €690 mn grid package, the 95%-complete Egypt–Saudi interconnector — but pass-through pricing means volume recovers before margin does. Every cost-of-capital input below is sourced (full provenance in the Source Register):</w:t>
+        <w:t>Egypt held its policy corridor at 19.00/20.00% in July 2026 (third consecutive hold, after 825bp of cuts Apr-25→Feb-26) with inflation at 14.3% and a 7%±2pp target for late-2026, 5%±2pp for 2028. The pound has round-tripped since the March-2024 float — 46.8 at the strong side (Feb-26) to ~54.7 at the war spike (Apr-26), back to ~49.8 today. The path was NOT placid, but the destination is: two years of roughly flat nominal EGP against 14–28% cumulative inflation is a large REAL appreciation, which is precisely what un-winds windfall cable margins: copper is fully imported and USD-priced (up ~51% y/y), sales are domestic and EGP-priced. The demand side is genuinely strong — EETC’s EGP 45 bn transmission plan, the EU’s €690 mn grid package, the Egypt–Saudi interconnector (tested; commercial operation now targeted end-2026) — but pass-through pricing means volume recovers before margin does. Every cost-of-capital input below is sourced (full provenance in the Source Register):</w:t>
       </w:r>
     </w:p>
     <w:tbl>
@@ -10199,7 +11300,7 @@
           <w:color w:val="6E7B77"/>
           <w:sz w:val="17"/>
         </w:rPr>
-        <w:t>A pound arriving 31-Dec-2030 carries the same 0.437 discount factor whether it arrives as a forecast cash flow or inside the terminal value — the common sell-side construction that discounts the terminal alone at a lower rate manufactures value by relabelling, and is not used here.</w:t>
+        <w:t>A pound arriving 31-Dec-2030 carries the same 0.436 discount factor whether it arrives as a forecast cash flow or inside the terminal value — the common sell-side construction that discounts the terminal alone at a lower rate manufactures value by relabelling, and is not used here.</w:t>
       </w:r>
     </w:p>
     <w:p>
@@ -10449,7 +11550,7 @@
                 <w:color w:val="1C3A36"/>
                 <w:sz w:val="18"/>
               </w:rPr>
-              <w:t>-0.87</w:t>
+              <w:t>-1.31</w:t>
             </w:r>
           </w:p>
         </w:tc>
@@ -10467,7 +11568,7 @@
                 <w:color w:val="1C3A36"/>
                 <w:sz w:val="18"/>
               </w:rPr>
-              <w:t>-0.92</w:t>
+              <w:t>-1.40</w:t>
             </w:r>
           </w:p>
         </w:tc>
@@ -10485,7 +11586,7 @@
                 <w:color w:val="1C3A36"/>
                 <w:sz w:val="18"/>
               </w:rPr>
-              <w:t>-0.98</w:t>
+              <w:t>-1.51</w:t>
             </w:r>
           </w:p>
         </w:tc>
@@ -10503,7 +11604,7 @@
                 <w:color w:val="1C3A36"/>
                 <w:sz w:val="18"/>
               </w:rPr>
-              <w:t>-1.07</w:t>
+              <w:t>-1.66</w:t>
             </w:r>
           </w:p>
         </w:tc>
@@ -10521,7 +11622,7 @@
                 <w:color w:val="1C3A36"/>
                 <w:sz w:val="18"/>
               </w:rPr>
-              <w:t>-1.20</w:t>
+              <w:t>-1.87</w:t>
             </w:r>
           </w:p>
         </w:tc>
@@ -10559,7 +11660,7 @@
                 <w:color w:val="1C3A36"/>
                 <w:sz w:val="18"/>
               </w:rPr>
-              <w:t>-1.04</w:t>
+              <w:t>-1.48</w:t>
             </w:r>
           </w:p>
         </w:tc>
@@ -10577,7 +11678,7 @@
                 <w:color w:val="1C3A36"/>
                 <w:sz w:val="18"/>
               </w:rPr>
-              <w:t>-1.10</w:t>
+              <w:t>-1.56</w:t>
             </w:r>
           </w:p>
         </w:tc>
@@ -10595,7 +11696,7 @@
                 <w:color w:val="1C3A36"/>
                 <w:sz w:val="18"/>
               </w:rPr>
-              <w:t>-1.17</w:t>
+              <w:t>-1.68</w:t>
             </w:r>
           </w:p>
         </w:tc>
@@ -10613,7 +11714,7 @@
                 <w:color w:val="1C3A36"/>
                 <w:sz w:val="18"/>
               </w:rPr>
-              <w:t>-1.27</w:t>
+              <w:t>-1.82</w:t>
             </w:r>
           </w:p>
         </w:tc>
@@ -10631,7 +11732,7 @@
                 <w:color w:val="1C3A36"/>
                 <w:sz w:val="18"/>
               </w:rPr>
-              <w:t>-1.39</w:t>
+              <w:t>-2.02</w:t>
             </w:r>
           </w:p>
         </w:tc>
@@ -10669,7 +11770,7 @@
                 <w:color w:val="1C3A36"/>
                 <w:sz w:val="18"/>
               </w:rPr>
-              <w:t>-1.19</w:t>
+              <w:t>-1.61</w:t>
             </w:r>
           </w:p>
         </w:tc>
@@ -10687,7 +11788,7 @@
                 <w:color w:val="1C3A36"/>
                 <w:sz w:val="18"/>
               </w:rPr>
-              <w:t>-1.25</w:t>
+              <w:t>-1.70</w:t>
             </w:r>
           </w:p>
         </w:tc>
@@ -10705,7 +11806,7 @@
                 <w:color w:val="1C3A36"/>
                 <w:sz w:val="18"/>
               </w:rPr>
-              <w:t>-1.32</w:t>
+              <w:t>-1.81</w:t>
             </w:r>
           </w:p>
         </w:tc>
@@ -10723,7 +11824,7 @@
                 <w:color w:val="1C3A36"/>
                 <w:sz w:val="18"/>
               </w:rPr>
-              <w:t>-1.42</w:t>
+              <w:t>-1.95</w:t>
             </w:r>
           </w:p>
         </w:tc>
@@ -10741,7 +11842,7 @@
                 <w:color w:val="1C3A36"/>
                 <w:sz w:val="18"/>
               </w:rPr>
-              <w:t>-1.54</w:t>
+              <w:t>-2.13</w:t>
             </w:r>
           </w:p>
         </w:tc>
@@ -10779,7 +11880,7 @@
                 <w:color w:val="1C3A36"/>
                 <w:sz w:val="18"/>
               </w:rPr>
-              <w:t>-1.31</w:t>
+              <w:t>-1.72</w:t>
             </w:r>
           </w:p>
         </w:tc>
@@ -10797,7 +11898,7 @@
                 <w:color w:val="1C3A36"/>
                 <w:sz w:val="18"/>
               </w:rPr>
-              <w:t>-1.37</w:t>
+              <w:t>-1.81</w:t>
             </w:r>
           </w:p>
         </w:tc>
@@ -10815,7 +11916,7 @@
                 <w:color w:val="1C3A36"/>
                 <w:sz w:val="18"/>
               </w:rPr>
-              <w:t>-1.44</w:t>
+              <w:t>-1.92</w:t>
             </w:r>
           </w:p>
         </w:tc>
@@ -10833,7 +11934,7 @@
                 <w:color w:val="1C3A36"/>
                 <w:sz w:val="18"/>
               </w:rPr>
-              <w:t>-1.54</w:t>
+              <w:t>-2.05</w:t>
             </w:r>
           </w:p>
         </w:tc>
@@ -10851,7 +11952,7 @@
                 <w:color w:val="1C3A36"/>
                 <w:sz w:val="18"/>
               </w:rPr>
-              <w:t>-1.66</w:t>
+              <w:t>-2.21</w:t>
             </w:r>
           </w:p>
         </w:tc>
@@ -10889,7 +11990,7 @@
                 <w:color w:val="1C3A36"/>
                 <w:sz w:val="18"/>
               </w:rPr>
-              <w:t>-1.41</w:t>
+              <w:t>-1.82</w:t>
             </w:r>
           </w:p>
         </w:tc>
@@ -10907,7 +12008,7 @@
                 <w:color w:val="1C3A36"/>
                 <w:sz w:val="18"/>
               </w:rPr>
-              <w:t>-1.47</w:t>
+              <w:t>-1.90</w:t>
             </w:r>
           </w:p>
         </w:tc>
@@ -10925,7 +12026,7 @@
                 <w:color w:val="1C3A36"/>
                 <w:sz w:val="18"/>
               </w:rPr>
-              <w:t>-1.55</w:t>
+              <w:t>-2.00</w:t>
             </w:r>
           </w:p>
         </w:tc>
@@ -10943,7 +12044,7 @@
                 <w:color w:val="1C3A36"/>
                 <w:sz w:val="18"/>
               </w:rPr>
-              <w:t>-1.64</w:t>
+              <w:t>-2.13</w:t>
             </w:r>
           </w:p>
         </w:tc>
@@ -10961,7 +12062,7 @@
                 <w:color w:val="1C3A36"/>
                 <w:sz w:val="18"/>
               </w:rPr>
-              <w:t>-1.75</w:t>
+              <w:t>-2.28</w:t>
             </w:r>
           </w:p>
         </w:tc>
@@ -11165,7 +12266,7 @@
                 <w:color w:val="1C3A36"/>
                 <w:sz w:val="18"/>
               </w:rPr>
-              <w:t>-0.91</w:t>
+              <w:t>-1.46</w:t>
             </w:r>
           </w:p>
         </w:tc>
@@ -11183,7 +12284,7 @@
                 <w:color w:val="1C3A36"/>
                 <w:sz w:val="18"/>
               </w:rPr>
-              <w:t>-1.11</w:t>
+              <w:t>-1.63</w:t>
             </w:r>
           </w:p>
         </w:tc>
@@ -11201,7 +12302,7 @@
                 <w:color w:val="1C3A36"/>
                 <w:sz w:val="18"/>
               </w:rPr>
-              <w:t>-1.27</w:t>
+              <w:t>-1.77</w:t>
             </w:r>
           </w:p>
         </w:tc>
@@ -11219,7 +12320,7 @@
                 <w:color w:val="1C3A36"/>
                 <w:sz w:val="18"/>
               </w:rPr>
-              <w:t>-1.39</w:t>
+              <w:t>-1.88</w:t>
             </w:r>
           </w:p>
         </w:tc>
@@ -11237,7 +12338,7 @@
                 <w:color w:val="1C3A36"/>
                 <w:sz w:val="18"/>
               </w:rPr>
-              <w:t>-1.50</w:t>
+              <w:t>-1.97</w:t>
             </w:r>
           </w:p>
         </w:tc>
@@ -11275,7 +12376,7 @@
                 <w:color w:val="1C3A36"/>
                 <w:sz w:val="18"/>
               </w:rPr>
-              <w:t>-0.95</w:t>
+              <w:t>-1.49</w:t>
             </w:r>
           </w:p>
         </w:tc>
@@ -11293,7 +12394,7 @@
                 <w:color w:val="1C3A36"/>
                 <w:sz w:val="18"/>
               </w:rPr>
-              <w:t>-1.14</w:t>
+              <w:t>-1.65</w:t>
             </w:r>
           </w:p>
         </w:tc>
@@ -11311,7 +12412,7 @@
                 <w:color w:val="1C3A36"/>
                 <w:sz w:val="18"/>
               </w:rPr>
-              <w:t>-1.29</w:t>
+              <w:t>-1.79</w:t>
             </w:r>
           </w:p>
         </w:tc>
@@ -11329,7 +12430,7 @@
                 <w:color w:val="1C3A36"/>
                 <w:sz w:val="18"/>
               </w:rPr>
-              <w:t>-1.42</w:t>
+              <w:t>-1.90</w:t>
             </w:r>
           </w:p>
         </w:tc>
@@ -11347,7 +12448,7 @@
                 <w:color w:val="1C3A36"/>
                 <w:sz w:val="18"/>
               </w:rPr>
-              <w:t>-1.52</w:t>
+              <w:t>-1.99</w:t>
             </w:r>
           </w:p>
         </w:tc>
@@ -11385,7 +12486,7 @@
                 <w:color w:val="1C3A36"/>
                 <w:sz w:val="18"/>
               </w:rPr>
-              <w:t>-0.98</w:t>
+              <w:t>-1.51</w:t>
             </w:r>
           </w:p>
         </w:tc>
@@ -11403,7 +12504,7 @@
                 <w:color w:val="1C3A36"/>
                 <w:sz w:val="18"/>
               </w:rPr>
-              <w:t>-1.17</w:t>
+              <w:t>-1.68</w:t>
             </w:r>
           </w:p>
         </w:tc>
@@ -11421,7 +12522,7 @@
                 <w:color w:val="1C3A36"/>
                 <w:sz w:val="18"/>
               </w:rPr>
-              <w:t>-1.32</w:t>
+              <w:t>-1.81</w:t>
             </w:r>
           </w:p>
         </w:tc>
@@ -11439,7 +12540,7 @@
                 <w:color w:val="1C3A36"/>
                 <w:sz w:val="18"/>
               </w:rPr>
-              <w:t>-1.44</w:t>
+              <w:t>-1.92</w:t>
             </w:r>
           </w:p>
         </w:tc>
@@ -11457,7 +12558,7 @@
                 <w:color w:val="1C3A36"/>
                 <w:sz w:val="18"/>
               </w:rPr>
-              <w:t>-1.55</w:t>
+              <w:t>-2.00</w:t>
             </w:r>
           </w:p>
         </w:tc>
@@ -11495,7 +12596,7 @@
                 <w:color w:val="1C3A36"/>
                 <w:sz w:val="18"/>
               </w:rPr>
-              <w:t>-1.02</w:t>
+              <w:t>-1.54</w:t>
             </w:r>
           </w:p>
         </w:tc>
@@ -11513,7 +12614,7 @@
                 <w:color w:val="1C3A36"/>
                 <w:sz w:val="18"/>
               </w:rPr>
-              <w:t>-1.20</w:t>
+              <w:t>-1.70</w:t>
             </w:r>
           </w:p>
         </w:tc>
@@ -11531,7 +12632,7 @@
                 <w:color w:val="1C3A36"/>
                 <w:sz w:val="18"/>
               </w:rPr>
-              <w:t>-1.35</w:t>
+              <w:t>-1.83</w:t>
             </w:r>
           </w:p>
         </w:tc>
@@ -11549,7 +12650,7 @@
                 <w:color w:val="1C3A36"/>
                 <w:sz w:val="18"/>
               </w:rPr>
-              <w:t>-1.47</w:t>
+              <w:t>-1.93</w:t>
             </w:r>
           </w:p>
         </w:tc>
@@ -11567,7 +12668,7 @@
                 <w:color w:val="1C3A36"/>
                 <w:sz w:val="18"/>
               </w:rPr>
-              <w:t>-1.57</w:t>
+              <w:t>-2.02</w:t>
             </w:r>
           </w:p>
         </w:tc>
@@ -11605,7 +12706,7 @@
                 <w:color w:val="1C3A36"/>
                 <w:sz w:val="18"/>
               </w:rPr>
-              <w:t>-1.05</w:t>
+              <w:t>-1.56</w:t>
             </w:r>
           </w:p>
         </w:tc>
@@ -11623,7 +12724,7 @@
                 <w:color w:val="1C3A36"/>
                 <w:sz w:val="18"/>
               </w:rPr>
-              <w:t>-1.23</w:t>
+              <w:t>-1.72</w:t>
             </w:r>
           </w:p>
         </w:tc>
@@ -11641,7 +12742,7 @@
                 <w:color w:val="1C3A36"/>
                 <w:sz w:val="18"/>
               </w:rPr>
-              <w:t>-1.37</w:t>
+              <w:t>-1.85</w:t>
             </w:r>
           </w:p>
         </w:tc>
@@ -11659,7 +12760,7 @@
                 <w:color w:val="1C3A36"/>
                 <w:sz w:val="18"/>
               </w:rPr>
-              <w:t>-1.49</w:t>
+              <w:t>-1.95</w:t>
             </w:r>
           </w:p>
         </w:tc>
@@ -11677,7 +12778,7 @@
                 <w:color w:val="1C3A36"/>
                 <w:sz w:val="18"/>
               </w:rPr>
-              <w:t>-1.59</w:t>
+              <w:t>-2.04</w:t>
             </w:r>
           </w:p>
         </w:tc>
@@ -11881,7 +12982,7 @@
                 <w:color w:val="1C3A36"/>
                 <w:sz w:val="17"/>
               </w:rPr>
-              <w:t>-2.72</w:t>
+              <w:t>-3.26</w:t>
             </w:r>
           </w:p>
         </w:tc>
@@ -11899,7 +13000,7 @@
                 <w:color w:val="1C3A36"/>
                 <w:sz w:val="17"/>
               </w:rPr>
-              <w:t>-2.50</w:t>
+              <w:t>-3.02</w:t>
             </w:r>
           </w:p>
         </w:tc>
@@ -11917,43 +13018,43 @@
                 <w:color w:val="1C3A36"/>
                 <w:sz w:val="17"/>
               </w:rPr>
+              <w:t>-2.77</w:t>
+            </w:r>
+          </w:p>
+        </w:tc>
+        <w:tc>
+          <w:tcPr>
+            <w:tcW w:type="dxa" w:w="1368"/>
+          </w:tcPr>
+          <w:p>
+            <w:pPr>
+              <w:spacing w:after="20"/>
+              <w:jc w:val="right"/>
+            </w:pPr>
+            <w:r>
+              <w:rPr>
+                <w:color w:val="1C3A36"/>
+                <w:sz w:val="17"/>
+              </w:rPr>
+              <w:t>-2.53</w:t>
+            </w:r>
+          </w:p>
+        </w:tc>
+        <w:tc>
+          <w:tcPr>
+            <w:tcW w:type="dxa" w:w="1368"/>
+          </w:tcPr>
+          <w:p>
+            <w:pPr>
+              <w:spacing w:after="20"/>
+              <w:jc w:val="right"/>
+            </w:pPr>
+            <w:r>
+              <w:rPr>
+                <w:color w:val="1C3A36"/>
+                <w:sz w:val="17"/>
+              </w:rPr>
               <w:t>-2.29</w:t>
-            </w:r>
-          </w:p>
-        </w:tc>
-        <w:tc>
-          <w:tcPr>
-            <w:tcW w:type="dxa" w:w="1368"/>
-          </w:tcPr>
-          <w:p>
-            <w:pPr>
-              <w:spacing w:after="20"/>
-              <w:jc w:val="right"/>
-            </w:pPr>
-            <w:r>
-              <w:rPr>
-                <w:color w:val="1C3A36"/>
-                <w:sz w:val="17"/>
-              </w:rPr>
-              <w:t>-2.07</w:t>
-            </w:r>
-          </w:p>
-        </w:tc>
-        <w:tc>
-          <w:tcPr>
-            <w:tcW w:type="dxa" w:w="1368"/>
-          </w:tcPr>
-          <w:p>
-            <w:pPr>
-              <w:spacing w:after="20"/>
-              <w:jc w:val="right"/>
-            </w:pPr>
-            <w:r>
-              <w:rPr>
-                <w:color w:val="1C3A36"/>
-                <w:sz w:val="17"/>
-              </w:rPr>
-              <w:t>-1.85</w:t>
             </w:r>
           </w:p>
         </w:tc>
@@ -11991,7 +13092,7 @@
                 <w:color w:val="1C3A36"/>
                 <w:sz w:val="17"/>
               </w:rPr>
-              <w:t>-2.24</w:t>
+              <w:t>-2.77</w:t>
             </w:r>
           </w:p>
         </w:tc>
@@ -12009,7 +13110,7 @@
                 <w:color w:val="1C3A36"/>
                 <w:sz w:val="17"/>
               </w:rPr>
-              <w:t>-2.02</w:t>
+              <w:t>-2.53</w:t>
             </w:r>
           </w:p>
         </w:tc>
@@ -12027,7 +13128,7 @@
                 <w:color w:val="1C3A36"/>
                 <w:sz w:val="17"/>
               </w:rPr>
-              <w:t>-1.80</w:t>
+              <w:t>-2.29</w:t>
             </w:r>
           </w:p>
         </w:tc>
@@ -12045,7 +13146,7 @@
                 <w:color w:val="1C3A36"/>
                 <w:sz w:val="17"/>
               </w:rPr>
-              <w:t>-1.59</w:t>
+              <w:t>-2.05</w:t>
             </w:r>
           </w:p>
         </w:tc>
@@ -12063,7 +13164,7 @@
                 <w:color w:val="1C3A36"/>
                 <w:sz w:val="17"/>
               </w:rPr>
-              <w:t>-1.37</w:t>
+              <w:t>-1.81</w:t>
             </w:r>
           </w:p>
         </w:tc>
@@ -12101,7 +13202,7 @@
                 <w:color w:val="1C3A36"/>
                 <w:sz w:val="17"/>
               </w:rPr>
-              <w:t>-1.76</w:t>
+              <w:t>-2.29</w:t>
             </w:r>
           </w:p>
         </w:tc>
@@ -12119,7 +13220,7 @@
                 <w:color w:val="1C3A36"/>
                 <w:sz w:val="17"/>
               </w:rPr>
-              <w:t>-1.54</w:t>
+              <w:t>-2.05</w:t>
             </w:r>
           </w:p>
         </w:tc>
@@ -12137,7 +13238,7 @@
                 <w:color w:val="1C3A36"/>
                 <w:sz w:val="17"/>
               </w:rPr>
-              <w:t>-1.32</w:t>
+              <w:t>-1.81</w:t>
             </w:r>
           </w:p>
         </w:tc>
@@ -12155,7 +13256,7 @@
                 <w:color w:val="1C3A36"/>
                 <w:sz w:val="17"/>
               </w:rPr>
-              <w:t>-1.10</w:t>
+              <w:t>-1.57</w:t>
             </w:r>
           </w:p>
         </w:tc>
@@ -12173,7 +13274,7 @@
                 <w:color w:val="1C3A36"/>
                 <w:sz w:val="17"/>
               </w:rPr>
-              <w:t>-0.89</w:t>
+              <w:t>-1.33</w:t>
             </w:r>
           </w:p>
         </w:tc>
@@ -12211,7 +13312,7 @@
                 <w:color w:val="1C3A36"/>
                 <w:sz w:val="17"/>
               </w:rPr>
-              <w:t>-1.27</w:t>
+              <w:t>-1.81</w:t>
             </w:r>
           </w:p>
         </w:tc>
@@ -12229,7 +13330,7 @@
                 <w:color w:val="1C3A36"/>
                 <w:sz w:val="17"/>
               </w:rPr>
-              <w:t>-1.06</w:t>
+              <w:t>-1.57</w:t>
             </w:r>
           </w:p>
         </w:tc>
@@ -12247,43 +13348,43 @@
                 <w:color w:val="1C3A36"/>
                 <w:sz w:val="17"/>
               </w:rPr>
+              <w:t>-1.33</w:t>
+            </w:r>
+          </w:p>
+        </w:tc>
+        <w:tc>
+          <w:tcPr>
+            <w:tcW w:type="dxa" w:w="1368"/>
+          </w:tcPr>
+          <w:p>
+            <w:pPr>
+              <w:spacing w:after="20"/>
+              <w:jc w:val="right"/>
+            </w:pPr>
+            <w:r>
+              <w:rPr>
+                <w:color w:val="1C3A36"/>
+                <w:sz w:val="17"/>
+              </w:rPr>
+              <w:t>-1.08</w:t>
+            </w:r>
+          </w:p>
+        </w:tc>
+        <w:tc>
+          <w:tcPr>
+            <w:tcW w:type="dxa" w:w="1368"/>
+          </w:tcPr>
+          <w:p>
+            <w:pPr>
+              <w:spacing w:after="20"/>
+              <w:jc w:val="right"/>
+            </w:pPr>
+            <w:r>
+              <w:rPr>
+                <w:color w:val="1C3A36"/>
+                <w:sz w:val="17"/>
+              </w:rPr>
               <w:t>-0.84</w:t>
-            </w:r>
-          </w:p>
-        </w:tc>
-        <w:tc>
-          <w:tcPr>
-            <w:tcW w:type="dxa" w:w="1368"/>
-          </w:tcPr>
-          <w:p>
-            <w:pPr>
-              <w:spacing w:after="20"/>
-              <w:jc w:val="right"/>
-            </w:pPr>
-            <w:r>
-              <w:rPr>
-                <w:color w:val="1C3A36"/>
-                <w:sz w:val="17"/>
-              </w:rPr>
-              <w:t>-0.62</w:t>
-            </w:r>
-          </w:p>
-        </w:tc>
-        <w:tc>
-          <w:tcPr>
-            <w:tcW w:type="dxa" w:w="1368"/>
-          </w:tcPr>
-          <w:p>
-            <w:pPr>
-              <w:spacing w:after="20"/>
-              <w:jc w:val="right"/>
-            </w:pPr>
-            <w:r>
-              <w:rPr>
-                <w:color w:val="1C3A36"/>
-                <w:sz w:val="17"/>
-              </w:rPr>
-              <w:t>-0.40</w:t>
             </w:r>
           </w:p>
         </w:tc>
@@ -12321,7 +13422,7 @@
                 <w:color w:val="1C3A36"/>
                 <w:sz w:val="17"/>
               </w:rPr>
-              <w:t>-0.79</w:t>
+              <w:t>-1.33</w:t>
             </w:r>
           </w:p>
         </w:tc>
@@ -12339,7 +13440,7 @@
                 <w:color w:val="1C3A36"/>
                 <w:sz w:val="17"/>
               </w:rPr>
-              <w:t>-0.57</w:t>
+              <w:t>-1.08</w:t>
             </w:r>
           </w:p>
         </w:tc>
@@ -12357,7 +13458,7 @@
                 <w:color w:val="1C3A36"/>
                 <w:sz w:val="17"/>
               </w:rPr>
-              <w:t>-0.35</w:t>
+              <w:t>-0.84</w:t>
             </w:r>
           </w:p>
         </w:tc>
@@ -12375,7 +13476,7 @@
                 <w:color w:val="1C3A36"/>
                 <w:sz w:val="17"/>
               </w:rPr>
-              <w:t>-0.14</w:t>
+              <w:t>-0.60</w:t>
             </w:r>
           </w:p>
         </w:tc>
@@ -12393,7 +13494,7 @@
                 <w:color w:val="1C3A36"/>
                 <w:sz w:val="17"/>
               </w:rPr>
-              <w:t>0.08</w:t>
+              <w:t>-0.36</w:t>
             </w:r>
           </w:p>
         </w:tc>
@@ -12415,7 +13516,503 @@
           <w:color w:val="6E7B77"/>
           <w:sz w:val="17"/>
         </w:rPr>
-        <w:t>The company grid: conversion economics × working-capital collection. +30% on conversion EBITDA/t (≈175 k EGP/t — a partial return of the windfall) AND collection back toward FY24’s ~76% intensity still does not reach spot on this lens alone; the market price needs the bull case on every axis at once, including the cost of capital.</w:t>
+        <w:t>The company grid: conversion economics × working-capital collection. Terminal ROIC is RECOMPUTED in every cell (shifted NOPAT over shifted invested capital), so margin shifts carry through to the terminal economics — the grid’s stated specification. +30% on conversion EBITDA/t (≈175 k EGP/t — a partial return of the windfall) AND collection back toward FY24’s ~76% intensity still does not reach spot on this lens alone; the market price needs the bull case on every axis at once, including the cost of capital.</w:t>
+      </w:r>
+    </w:p>
+    <w:tbl>
+      <w:tblPr>
+        <w:tblW w:type="auto" w:w="0"/>
+        <w:jc w:val="center"/>
+        <w:tblLook w:firstColumn="1" w:firstRow="1" w:lastColumn="0" w:lastRow="0" w:noHBand="0" w:noVBand="1" w:val="04A0"/>
+        <w:tblLayout w:type="fixed"/>
+        <w:tblCellMar>
+          <w:top w:w="40" w:type="dxa"/>
+          <w:left w:w="90" w:type="dxa"/>
+          <w:bottom w:w="40" w:type="dxa"/>
+          <w:right w:w="90" w:type="dxa"/>
+        </w:tblCellMar>
+        <w:tblBorders>
+          <w:top w:val="single" w:sz="4" w:space="0" w:color="C9D4D1"/>
+          <w:left w:val="single" w:sz="4" w:space="0" w:color="C9D4D1"/>
+          <w:bottom w:val="single" w:sz="4" w:space="0" w:color="C9D4D1"/>
+          <w:right w:val="single" w:sz="4" w:space="0" w:color="C9D4D1"/>
+          <w:insideH w:val="single" w:sz="4" w:space="0" w:color="C9D4D1"/>
+          <w:insideV w:val="single" w:sz="4" w:space="0" w:color="C9D4D1"/>
+        </w:tblBorders>
+        <w:tblLayout w:type="fixed"/>
+      </w:tblPr>
+      <w:tblGrid>
+        <w:gridCol w:w="2304"/>
+        <w:gridCol w:w="2880"/>
+        <w:gridCol w:w="2304"/>
+        <w:gridCol w:w="2304"/>
+      </w:tblGrid>
+      <w:tr>
+        <w:tc>
+          <w:tcPr>
+            <w:tcW w:type="dxa" w:w="2304"/>
+            <w:shd w:val="clear" w:color="auto" w:fill="EAF0EE"/>
+          </w:tcPr>
+          <w:p>
+            <w:pPr>
+              <w:spacing w:after="20"/>
+            </w:pPr>
+            <w:r>
+              <w:rPr>
+                <w:b/>
+                <w:color w:val="1C3A36"/>
+                <w:sz w:val="17"/>
+              </w:rPr>
+              <w:t>Terminal ROIC</w:t>
+            </w:r>
+          </w:p>
+        </w:tc>
+        <w:tc>
+          <w:tcPr>
+            <w:tcW w:type="dxa" w:w="2880"/>
+            <w:shd w:val="clear" w:color="auto" w:fill="EAF0EE"/>
+          </w:tcPr>
+          <w:p>
+            <w:pPr>
+              <w:spacing w:after="20"/>
+            </w:pPr>
+            <w:r>
+              <w:rPr>
+                <w:b/>
+                <w:color w:val="1C3A36"/>
+                <w:sz w:val="17"/>
+              </w:rPr>
+              <w:t>Reinvestment needed for g = 5%</w:t>
+            </w:r>
+          </w:p>
+        </w:tc>
+        <w:tc>
+          <w:tcPr>
+            <w:tcW w:type="dxa" w:w="2304"/>
+            <w:shd w:val="clear" w:color="auto" w:fill="EAF0EE"/>
+          </w:tcPr>
+          <w:p>
+            <w:pPr>
+              <w:spacing w:after="20"/>
+            </w:pPr>
+            <w:r>
+              <w:rPr>
+                <w:b/>
+                <w:color w:val="1C3A36"/>
+                <w:sz w:val="17"/>
+              </w:rPr>
+              <w:t>Terminal value (EGP mn)</w:t>
+            </w:r>
+          </w:p>
+        </w:tc>
+        <w:tc>
+          <w:tcPr>
+            <w:tcW w:type="dxa" w:w="2304"/>
+            <w:shd w:val="clear" w:color="auto" w:fill="EAF0EE"/>
+          </w:tcPr>
+          <w:p>
+            <w:pPr>
+              <w:spacing w:after="20"/>
+            </w:pPr>
+            <w:r>
+              <w:rPr>
+                <w:b/>
+                <w:color w:val="1C3A36"/>
+                <w:sz w:val="17"/>
+              </w:rPr>
+              <w:t>DCF (EGP/sh, unfloored)</w:t>
+            </w:r>
+          </w:p>
+        </w:tc>
+      </w:tr>
+      <w:tr>
+        <w:tc>
+          <w:tcPr>
+            <w:tcW w:type="dxa" w:w="2304"/>
+          </w:tcPr>
+          <w:p>
+            <w:pPr>
+              <w:spacing w:after="20"/>
+            </w:pPr>
+            <w:r>
+              <w:rPr>
+                <w:b/>
+                <w:color w:val="1C3A36"/>
+                <w:sz w:val="17"/>
+              </w:rPr>
+              <w:t>7.7%</w:t>
+            </w:r>
+          </w:p>
+        </w:tc>
+        <w:tc>
+          <w:tcPr>
+            <w:tcW w:type="dxa" w:w="2880"/>
+          </w:tcPr>
+          <w:p>
+            <w:pPr>
+              <w:spacing w:after="20"/>
+              <w:jc w:val="right"/>
+            </w:pPr>
+            <w:r>
+              <w:rPr>
+                <w:color w:val="1C3A36"/>
+                <w:sz w:val="17"/>
+              </w:rPr>
+              <w:t>65%</w:t>
+            </w:r>
+          </w:p>
+        </w:tc>
+        <w:tc>
+          <w:tcPr>
+            <w:tcW w:type="dxa" w:w="2304"/>
+          </w:tcPr>
+          <w:p>
+            <w:pPr>
+              <w:spacing w:after="20"/>
+              <w:jc w:val="right"/>
+            </w:pPr>
+            <w:r>
+              <w:rPr>
+                <w:color w:val="1C3A36"/>
+                <w:sz w:val="17"/>
+              </w:rPr>
+              <w:t>5,513</w:t>
+            </w:r>
+          </w:p>
+        </w:tc>
+        <w:tc>
+          <w:tcPr>
+            <w:tcW w:type="dxa" w:w="2304"/>
+          </w:tcPr>
+          <w:p>
+            <w:pPr>
+              <w:spacing w:after="20"/>
+              <w:jc w:val="right"/>
+            </w:pPr>
+            <w:r>
+              <w:rPr>
+                <w:color w:val="1C3A36"/>
+                <w:sz w:val="17"/>
+              </w:rPr>
+              <w:t>-2.02</w:t>
+            </w:r>
+          </w:p>
+        </w:tc>
+      </w:tr>
+      <w:tr>
+        <w:tc>
+          <w:tcPr>
+            <w:tcW w:type="dxa" w:w="2304"/>
+          </w:tcPr>
+          <w:p>
+            <w:pPr>
+              <w:spacing w:after="20"/>
+            </w:pPr>
+            <w:r>
+              <w:rPr>
+                <w:b/>
+                <w:color w:val="1C3A36"/>
+                <w:sz w:val="17"/>
+              </w:rPr>
+              <w:t>8.5%</w:t>
+            </w:r>
+          </w:p>
+        </w:tc>
+        <w:tc>
+          <w:tcPr>
+            <w:tcW w:type="dxa" w:w="2880"/>
+          </w:tcPr>
+          <w:p>
+            <w:pPr>
+              <w:spacing w:after="20"/>
+              <w:jc w:val="right"/>
+            </w:pPr>
+            <w:r>
+              <w:rPr>
+                <w:color w:val="1C3A36"/>
+                <w:sz w:val="17"/>
+              </w:rPr>
+              <w:t>59%</w:t>
+            </w:r>
+          </w:p>
+        </w:tc>
+        <w:tc>
+          <w:tcPr>
+            <w:tcW w:type="dxa" w:w="2304"/>
+          </w:tcPr>
+          <w:p>
+            <w:pPr>
+              <w:spacing w:after="20"/>
+              <w:jc w:val="right"/>
+            </w:pPr>
+            <w:r>
+              <w:rPr>
+                <w:color w:val="1C3A36"/>
+                <w:sz w:val="17"/>
+              </w:rPr>
+              <w:t>6,474</w:t>
+            </w:r>
+          </w:p>
+        </w:tc>
+        <w:tc>
+          <w:tcPr>
+            <w:tcW w:type="dxa" w:w="2304"/>
+          </w:tcPr>
+          <w:p>
+            <w:pPr>
+              <w:spacing w:after="20"/>
+              <w:jc w:val="right"/>
+            </w:pPr>
+            <w:r>
+              <w:rPr>
+                <w:color w:val="1C3A36"/>
+                <w:sz w:val="17"/>
+              </w:rPr>
+              <w:t>-1.90</w:t>
+            </w:r>
+          </w:p>
+        </w:tc>
+      </w:tr>
+      <w:tr>
+        <w:tc>
+          <w:tcPr>
+            <w:tcW w:type="dxa" w:w="2304"/>
+          </w:tcPr>
+          <w:p>
+            <w:pPr>
+              <w:spacing w:after="20"/>
+            </w:pPr>
+            <w:r>
+              <w:rPr>
+                <w:b/>
+                <w:color w:val="1C3A36"/>
+                <w:sz w:val="17"/>
+              </w:rPr>
+              <w:t>9.2% ← used</w:t>
+            </w:r>
+          </w:p>
+        </w:tc>
+        <w:tc>
+          <w:tcPr>
+            <w:tcW w:type="dxa" w:w="2880"/>
+          </w:tcPr>
+          <w:p>
+            <w:pPr>
+              <w:spacing w:after="20"/>
+              <w:jc w:val="right"/>
+            </w:pPr>
+            <w:r>
+              <w:rPr>
+                <w:color w:val="1C3A36"/>
+                <w:sz w:val="17"/>
+              </w:rPr>
+              <w:t>55%</w:t>
+            </w:r>
+          </w:p>
+        </w:tc>
+        <w:tc>
+          <w:tcPr>
+            <w:tcW w:type="dxa" w:w="2304"/>
+          </w:tcPr>
+          <w:p>
+            <w:pPr>
+              <w:spacing w:after="20"/>
+              <w:jc w:val="right"/>
+            </w:pPr>
+            <w:r>
+              <w:rPr>
+                <w:color w:val="1C3A36"/>
+                <w:sz w:val="17"/>
+              </w:rPr>
+              <w:t>7,150</w:t>
+            </w:r>
+          </w:p>
+        </w:tc>
+        <w:tc>
+          <w:tcPr>
+            <w:tcW w:type="dxa" w:w="2304"/>
+          </w:tcPr>
+          <w:p>
+            <w:pPr>
+              <w:spacing w:after="20"/>
+              <w:jc w:val="right"/>
+            </w:pPr>
+            <w:r>
+              <w:rPr>
+                <w:color w:val="1C3A36"/>
+                <w:sz w:val="17"/>
+              </w:rPr>
+              <w:t>-1.81</w:t>
+            </w:r>
+          </w:p>
+        </w:tc>
+      </w:tr>
+      <w:tr>
+        <w:tc>
+          <w:tcPr>
+            <w:tcW w:type="dxa" w:w="2304"/>
+          </w:tcPr>
+          <w:p>
+            <w:pPr>
+              <w:spacing w:after="20"/>
+            </w:pPr>
+            <w:r>
+              <w:rPr>
+                <w:b/>
+                <w:color w:val="1C3A36"/>
+                <w:sz w:val="17"/>
+              </w:rPr>
+              <w:t>12.0%</w:t>
+            </w:r>
+          </w:p>
+        </w:tc>
+        <w:tc>
+          <w:tcPr>
+            <w:tcW w:type="dxa" w:w="2880"/>
+          </w:tcPr>
+          <w:p>
+            <w:pPr>
+              <w:spacing w:after="20"/>
+              <w:jc w:val="right"/>
+            </w:pPr>
+            <w:r>
+              <w:rPr>
+                <w:color w:val="1C3A36"/>
+                <w:sz w:val="17"/>
+              </w:rPr>
+              <w:t>42%</w:t>
+            </w:r>
+          </w:p>
+        </w:tc>
+        <w:tc>
+          <w:tcPr>
+            <w:tcW w:type="dxa" w:w="2304"/>
+          </w:tcPr>
+          <w:p>
+            <w:pPr>
+              <w:spacing w:after="20"/>
+              <w:jc w:val="right"/>
+            </w:pPr>
+            <w:r>
+              <w:rPr>
+                <w:color w:val="1C3A36"/>
+                <w:sz w:val="17"/>
+              </w:rPr>
+              <w:t>9,171</w:t>
+            </w:r>
+          </w:p>
+        </w:tc>
+        <w:tc>
+          <w:tcPr>
+            <w:tcW w:type="dxa" w:w="2304"/>
+          </w:tcPr>
+          <w:p>
+            <w:pPr>
+              <w:spacing w:after="20"/>
+              <w:jc w:val="right"/>
+            </w:pPr>
+            <w:r>
+              <w:rPr>
+                <w:color w:val="1C3A36"/>
+                <w:sz w:val="17"/>
+              </w:rPr>
+              <w:t>-1.54</w:t>
+            </w:r>
+          </w:p>
+        </w:tc>
+      </w:tr>
+      <w:tr>
+        <w:tc>
+          <w:tcPr>
+            <w:tcW w:type="dxa" w:w="2304"/>
+          </w:tcPr>
+          <w:p>
+            <w:pPr>
+              <w:spacing w:after="20"/>
+            </w:pPr>
+            <w:r>
+              <w:rPr>
+                <w:b/>
+                <w:color w:val="1C3A36"/>
+                <w:sz w:val="17"/>
+              </w:rPr>
+              <w:t>15.0% ← = terminal WACC</w:t>
+            </w:r>
+          </w:p>
+        </w:tc>
+        <w:tc>
+          <w:tcPr>
+            <w:tcW w:type="dxa" w:w="2880"/>
+          </w:tcPr>
+          <w:p>
+            <w:pPr>
+              <w:spacing w:after="20"/>
+              <w:jc w:val="right"/>
+            </w:pPr>
+            <w:r>
+              <w:rPr>
+                <w:color w:val="1C3A36"/>
+                <w:sz w:val="17"/>
+              </w:rPr>
+              <w:t>33%</w:t>
+            </w:r>
+          </w:p>
+        </w:tc>
+        <w:tc>
+          <w:tcPr>
+            <w:tcW w:type="dxa" w:w="2304"/>
+          </w:tcPr>
+          <w:p>
+            <w:pPr>
+              <w:spacing w:after="20"/>
+              <w:jc w:val="right"/>
+            </w:pPr>
+            <w:r>
+              <w:rPr>
+                <w:color w:val="1C3A36"/>
+                <w:sz w:val="17"/>
+              </w:rPr>
+              <w:t>10,481</w:t>
+            </w:r>
+          </w:p>
+        </w:tc>
+        <w:tc>
+          <w:tcPr>
+            <w:tcW w:type="dxa" w:w="2304"/>
+          </w:tcPr>
+          <w:p>
+            <w:pPr>
+              <w:spacing w:after="20"/>
+              <w:jc w:val="right"/>
+            </w:pPr>
+            <w:r>
+              <w:rPr>
+                <w:color w:val="1C3A36"/>
+                <w:sz w:val="17"/>
+              </w:rPr>
+              <w:t>-1.37</w:t>
+            </w:r>
+          </w:p>
+        </w:tc>
+      </w:tr>
+    </w:tbl>
+    <w:p>
+      <w:pPr>
+        <w:spacing w:after="40"/>
+      </w:pPr>
+    </w:p>
+    <w:p>
+      <w:pPr>
+        <w:spacing w:after="200" w:before="0"/>
+      </w:pPr>
+      <w:r>
+        <w:rPr>
+          <w:b w:val="0"/>
+          <w:i/>
+          <w:color w:val="6E7B77"/>
+          <w:sz w:val="17"/>
+        </w:rPr>
+        <w:t>Terminal return on capital, varied alone. This is the input that sets the reinvestment burden (RR = g ÷ ROIC) and drives the inverted growth gradient; its swing across this range (~±EGP 0.3/share unfloored) is larger than the entire beta grid’s — which is why it is gridded here alongside the rates. Even at ROIC equal to the terminal cost of capital, the enterprise still does not cover the net debt.</w:t>
       </w:r>
     </w:p>
     <w:tbl>
@@ -12631,7 +14228,7 @@
                 <w:color w:val="1C3A36"/>
                 <w:sz w:val="17"/>
               </w:rPr>
-              <w:t>-1.08</w:t>
+              <w:t>-1.59</w:t>
             </w:r>
           </w:p>
         </w:tc>
@@ -12723,7 +14320,7 @@
                 <w:color w:val="1C3A36"/>
                 <w:sz w:val="17"/>
               </w:rPr>
-              <w:t>-1.21</w:t>
+              <w:t>-1.71</w:t>
             </w:r>
           </w:p>
         </w:tc>
@@ -12815,7 +14412,7 @@
                 <w:color w:val="1C3A36"/>
                 <w:sz w:val="17"/>
               </w:rPr>
-              <w:t>-1.22</w:t>
+              <w:t>-1.72</w:t>
             </w:r>
           </w:p>
         </w:tc>
@@ -12907,7 +14504,7 @@
                 <w:color w:val="1C3A36"/>
                 <w:sz w:val="17"/>
               </w:rPr>
-              <w:t>-1.32</w:t>
+              <w:t>-1.81</w:t>
             </w:r>
           </w:p>
         </w:tc>
@@ -12999,7 +14596,7 @@
                 <w:color w:val="1C3A36"/>
                 <w:sz w:val="17"/>
               </w:rPr>
-              <w:t>-1.34</w:t>
+              <w:t>-1.83</w:t>
             </w:r>
           </w:p>
         </w:tc>
@@ -13091,7 +14688,7 @@
                 <w:color w:val="1C3A36"/>
                 <w:sz w:val="17"/>
               </w:rPr>
-              <w:t>-1.42</w:t>
+              <w:t>-1.89</w:t>
             </w:r>
           </w:p>
         </w:tc>
@@ -13183,7 +14780,7 @@
                 <w:color w:val="1C3A36"/>
                 <w:sz w:val="17"/>
               </w:rPr>
-              <w:t>-1.49</w:t>
+              <w:t>-1.95</w:t>
             </w:r>
           </w:p>
         </w:tc>
@@ -14144,7 +15741,7 @@
           <w:color w:val="1C3A36"/>
           <w:sz w:val="21"/>
         </w:rPr>
-        <w:t>We simulate 50,000 three-month price paths with the house engine, exactly as fitted on the 30-name Egyptian panel: width from a gap-aware Yang–Zhang variance forecast (annualised ≈ 40% at this anchor), Student-t(6) tails calibrated on the panel, and drift anchored on the cost of carrying Egyptian money (the 19.50% policy-corridor rate) — deliberately nothing else. No margin view, no fair-value gap, no analyst judgment enters the drift: the same configuration was walk-forward tested on this stock's own history at seventeen non-overlapping quarterly origins and beat a random-walk benchmark with correct interval coverage, which is the only reason it is published. The upward median is the price of time in a 19.5% currency, not a view that the stock should rise.</w:t>
+        <w:t>We simulate 50,000 three-month price paths with the house engine, exactly as fitted on the 30-name Egyptian panel: width from a gap-aware Yang–Zhang variance forecast (annualised ≈ 40% at this anchor; the panel's width-calibration factor 0.951 scales the applied cone to ≈37% effective — both numbers stated so the cone reconciles to its label), Student-t(6) tails calibrated on the panel, and drift anchored on the cost of carrying Egyptian money (the 19.50% policy-corridor rate) — deliberately nothing else. No margin view, no fair-value gap, no analyst judgment enters the drift: the same configuration was walk-forward tested on this stock's own history at seventeen non-overlapping quarterly origins (the full valid span after Egypt's March-2022 structural break), where it beat a carry-anchored random-walk benchmark by a scale-normalized skill of +0.09 with statistically uniform interval coverage (χ² p ≈ 0.4) — which is the only reason it is published. The upward median is the price of time in a 19.5% currency, not a view that the stock should rise.</w:t>
       </w:r>
     </w:p>
     <w:p>
@@ -15979,7 +17576,7 @@
           <w:color w:val="1C3A36"/>
           <w:sz w:val="21"/>
         </w:rPr>
-        <w:t>Three readings sit side by side, and they genuinely disagree. The fundamental lenses cluster at EGP 0.05–0.73 with a central of 0.34 — roughly 84% below the market. The technical picture is neutral: a basing chart inside a larger downtrend, no strong signal. The probabilistic map's median (2.29) sits slightly ABOVE spot — but read it for what it is: the engine anchors drift on the 19.5% cost of Egyptian money and prices the stock's own path; it does not know what the business is worth. The fundamental work says the price needs the bull scenario to be right; the tape says the market is not currently walking away from that bet; the simulation says a quarter is too short for the gap to close by drift alone.</w:t>
+        <w:t>Three readings sit side by side, and they genuinely disagree. The fundamental lenses cluster at EGP 0.05–0.70 with a central of 0.34 — roughly 85% below the market. The technical picture is neutral: a basing chart inside a larger downtrend, no strong signal. The probabilistic map's median (2.29) sits slightly ABOVE spot — but read it for what it is: the engine anchors drift on the 19.5% cost of Egyptian money and prices the stock's own path; it does not know what the business is worth. The fundamental work says the price needs the bull scenario to be right; the tape says the market is not currently walking away from that bet; the simulation says a quarter is too short for the gap to close by drift alone.</w:t>
       </w:r>
     </w:p>
     <w:tbl>
@@ -16119,7 +17716,7 @@
                 <w:color w:val="1C3A36"/>
                 <w:sz w:val="18"/>
               </w:rPr>
-              <w:t>EGP 0.34 (-84%)</w:t>
+              <w:t>EGP 0.34 (-85%)</w:t>
             </w:r>
           </w:p>
         </w:tc>
@@ -16262,7 +17859,7 @@
           <w:color w:val="1C3A36"/>
           <w:sz w:val="21"/>
         </w:rPr>
-        <w:t>ELEC reads severely overvalued on fundamentals (-84% to the central estimate), and the bottom-up build sharpens the statement: at record copper and pre-windfall conversion economics, the enterprise is worth less than its ~EGP 9.8 bn net debt — the base-case equity is an option, not a claim — and the modelled equity P&amp;L path breaches book solvency by FY29E unless margins or volumes outrun the base case. Three checkable legs carry the read: the earnings the market capitalises were devaluation-era windfalls the company has stopped printing (1Q26: gross margin 5.7%, operating profit zero); implied volumes have fallen to ~38% of capacity while working capital of ~113% of revenue is funded at 22% money; and the controlling group has been selling at EGP 2.00–2.21 throughout 2026. What would change the read is equally specific: an H1-2026 print showing conversion EBITDA per tonne back above ~100,000 EGP without currency help, receivables actually collecting (operating cash flow positive, debt falling), or a step-devaluation — the one event that genuinely reruns the windfall. Even then, note the ceiling: the modelled bull central is 1.19. The bear–bull span (EGP 0.19–1.19) is wide, humility is warranted on the derived lines, and the tonnage build rests on a single-sourced capacity figure — but no reading of the disclosed numbers we can construct supports the current price. We publish the distribution, not a target.</w:t>
+        <w:t>ELEC reads severely overvalued on fundamentals (-85% to the central estimate), and the bottom-up build sharpens the statement: at record copper and pre-windfall conversion economics, the enterprise is worth less than its ~EGP 9.8 bn net debt — the base-case equity is an option, not a claim — and the modelled equity P&amp;L path breaches book solvency by FY29E unless margins or volumes outrun the base case. Three checkable legs carry the read: the earnings the market capitalises were devaluation-era windfalls the company has stopped printing (1Q26: gross margin 5.7%, operating profit zero); implied volumes have fallen to ~38% of capacity while working capital of ~113% of revenue is funded at 22% money; and the controlling group has been selling at EGP 2.00–2.21 throughout 2026. What would change the read is equally specific: an H1-2026 print showing conversion EBITDA per tonne back above ~100,000 EGP without currency help, receivables actually collecting (operating cash flow positive, debt falling), or a step-devaluation — the one event that genuinely reruns the windfall. Even then, note the ceiling: the modelled bull central is 0.95. The bear–bull span (EGP 0.18–0.95) is wide, humility is warranted on the derived lines, and the tonnage build rests on a single-sourced capacity figure — but no reading of the disclosed numbers we can construct supports the current price. We publish the distribution, not a target.</w:t>
       </w:r>
     </w:p>
     <w:p>
@@ -16360,7 +17957,7 @@
           <w:color w:val="1C3A36"/>
           <w:sz w:val="21"/>
         </w:rPr>
-        <w:t>In final testing since Feb-2026; commissioning validates the HV build-out cycle and pulls forward follow-on grid spending.</w:t>
+        <w:t>Entered final testing Feb-2026; commercial operation was postponed in June to end-2026 (summer peak loads). Commissioning validates the HV build-out cycle and pulls forward follow-on grid spending.</w:t>
       </w:r>
     </w:p>
     <w:p>
@@ -16381,7 +17978,7 @@
           <w:color w:val="1C3A36"/>
           <w:sz w:val="21"/>
         </w:rPr>
-        <w:t>At records (+51% y/y) with Goldman scenarios above $14,000/t: every leg higher inflates ELEC’s working capital and funding need; a copper break lower would be a quiet balance-sheet relief.</w:t>
+        <w:t>AT records — LME cash ~$14,000/t (3–4 Aug-26; all-time high $14.5k Jan-26), and the model now anchors its flat forecast there: every leg higher inflates ELEC’s working capital and funding need; a copper break lower (the −10% grid column = $12.6k) would be a quiet balance-sheet relief.</w:t>
       </w:r>
     </w:p>
     <w:p>
@@ -17003,7 +18600,7 @@
           <w:color w:val="1C3A36"/>
           <w:sz w:val="21"/>
         </w:rPr>
-        <w:t>The Q1-2026 income-statement lines, the FY25 totals (assets, profit, no dividend) and the FY25/FY24 facilities figures ARE disclosed (recovered from press coverage of the EGX filings); interest expense, capex, the working-capital split and facility-level terms remain DERIVED. The FY24 triangulation closing within 0.8% earns the derivations a place in the model, and the net-debt anchor is now triangulated three ways off the FY24 audited comparatives rather than read from the ambiguous facilities sentence (§1.6) — but the honest range is still EGP 9.1–10.4 bn, worth ~±EGP 0.19/share. The audited FY2025 borrowings note is the one document that would settle it. Every derived line is flagged in §1.6 and the Source Register.</w:t>
+        <w:t>The Q1-2026 income-statement lines, the FY25 totals (assets, profit, no dividend) and the FY25/FY24 facilities figures ARE disclosed (recovered from press coverage of the EGX filings); interest expense, capex, the working-capital split and facility-level terms remain DERIVED. The FY24 triangulation closing within 0.8% earns the derivations a place in the model, and the net-debt anchor is now triangulated three ways off the FY24 audited comparatives rather than read from the ambiguous facilities sentence (§1.6) — but the honest range is still EGP 9.1–10.4 bn, worth ~±EGP 0.19/share, and the residual risk is SKEWED ADVERSE: the two readings the triangulation could not use both sit at or above the top of the range (facilities-as-drawn 10.2 bn; an unverifiable aggregator debt/equity print implying ~10.4 bn net). At that challenged 10.4 bn reading the unfloored DCF moves to -1.98/share — deeper underwater, same floored conclusion. The audited FY2025 borrowings note is the one document that would settle it. Every derived line is flagged in §1.6 and the Source Register.</w:t>
       </w:r>
     </w:p>
     <w:p>
@@ -17045,7 +18642,7 @@
           <w:color w:val="1C3A36"/>
           <w:sz w:val="21"/>
         </w:rPr>
-        <w:t>FY26E’s cash flow leans on ~EGP 2.6 bn of collection as revenue contracts. Receivables from state-linked customers can age for years; if intensity stays above ~100% of revenue, the bear case is the base case.</w:t>
+        <w:t>FY26E’s cash flow leans on ~EGP 845 mn of collection as revenue contracts (smaller than in earlier drafts because copper is now anchored at the $14k market level, which keeps more capital trapped). Receivables from state-linked customers can age for years; if intensity stays above ~100% of revenue, the bear case is the base case.</w:t>
       </w:r>
     </w:p>
     <w:p>
@@ -17066,7 +18663,7 @@
           <w:color w:val="1C3A36"/>
           <w:sz w:val="21"/>
         </w:rPr>
-        <w:t>Nobody outside the company knows whether 25% EBITDA margins were entirely windfall; the 17.5–19% mid-cycle here is argued, sensitized, and could be wrong in either direction. The §1.9 company grid is the honest statement of how much this matters.</w:t>
+        <w:t>Nobody outside the company knows whether 25% EBITDA margins were entirely windfall; the build’s ~11–12% mid-cycle-to-terminal output is argued, sensitized, and could be wrong in either direction. The §1.9 company grid is the honest statement of how much this matters.</w:t>
       </w:r>
     </w:p>
     <w:p>
@@ -17087,7 +18684,7 @@
           <w:color w:val="1C3A36"/>
           <w:sz w:val="21"/>
         </w:rPr>
-        <w:t>66% of the EV is terminal value at a 9.1-pt terminal spread; the study is partly a bet on Egyptian normalisation arriving on the central bank’s own schedule.</w:t>
+        <w:t>82% of the EV is terminal value at a 5.8-pt negative terminal spread — HIGH, and stated prominently per house rule: the explicit years are working-capital-suppressed, so most of the modelled worth arrives after them; the study is partly a bet on Egyptian normalisation arriving on the central bank’s own schedule.</w:t>
       </w:r>
     </w:p>
     <w:p>
@@ -17129,7 +18726,7 @@
           <w:color w:val="1C3A36"/>
           <w:sz w:val="21"/>
         </w:rPr>
-        <w:t>A 20%-float EGX70 name in a retail rotation can stay away from fundamental value for a long time; overvaluation is a statement about the destination, never the timetable.</w:t>
+        <w:t>A ~33%-float EGX70 name in a retail rotation can stay away from fundamental value for a long time; overvaluation is a statement about the destination, never the timetable.</w:t>
       </w:r>
     </w:p>
     <w:p>
@@ -17150,7 +18747,7 @@
           <w:color w:val="1C3A36"/>
           <w:sz w:val="21"/>
         </w:rPr>
-        <w:t>The ~80% controlling group has been selling — but it could equally take the company private, restructure the debt, or inject assets; control events are not in the model.</w:t>
+        <w:t>The related-party group has sold down hard — 81.2% (Mar-25) to 66.72% (Jul-26) — which both widens the float and underlines the insider read; but the group could equally take the company private, restructure the debt, or inject assets; control events are not in the model.</w:t>
       </w:r>
     </w:p>
     <w:p>
@@ -17509,7 +19106,7 @@
                 <w:color w:val="1C3A36"/>
                 <w:sz w:val="16"/>
               </w:rPr>
-              <w:t>9,160</w:t>
+              <w:t>10,178</w:t>
             </w:r>
           </w:p>
         </w:tc>
@@ -17527,7 +19124,7 @@
                 <w:color w:val="1C3A36"/>
                 <w:sz w:val="16"/>
               </w:rPr>
-              <w:t>10,814</w:t>
+              <w:t>12,016</w:t>
             </w:r>
           </w:p>
         </w:tc>
@@ -17545,7 +19142,7 @@
                 <w:color w:val="1C3A36"/>
                 <w:sz w:val="16"/>
               </w:rPr>
-              <w:t>12,529</w:t>
+              <w:t>13,921</w:t>
             </w:r>
           </w:p>
         </w:tc>
@@ -17563,7 +19160,7 @@
                 <w:color w:val="1C3A36"/>
                 <w:sz w:val="16"/>
               </w:rPr>
-              <w:t>14,226</w:t>
+              <w:t>15,806</w:t>
             </w:r>
           </w:p>
         </w:tc>
@@ -17581,7 +19178,7 @@
                 <w:color w:val="1C3A36"/>
                 <w:sz w:val="16"/>
               </w:rPr>
-              <w:t>15,798</w:t>
+              <w:t>17,554</w:t>
             </w:r>
           </w:p>
         </w:tc>
@@ -17637,7 +19234,7 @@
                 <w:color w:val="1C3A36"/>
                 <w:sz w:val="16"/>
               </w:rPr>
-              <w:t>3,490</w:t>
+              <w:t>3,490 (a)</w:t>
             </w:r>
           </w:p>
         </w:tc>
@@ -17837,7 +19434,7 @@
                 <w:color w:val="1C3A36"/>
                 <w:sz w:val="16"/>
               </w:rPr>
-              <w:t>4.5%</w:t>
+              <w:t>4.1%</w:t>
             </w:r>
           </w:p>
         </w:tc>
@@ -17855,7 +19452,7 @@
                 <w:color w:val="1C3A36"/>
                 <w:sz w:val="16"/>
               </w:rPr>
-              <w:t>9.9%</w:t>
+              <w:t>8.9%</w:t>
             </w:r>
           </w:p>
         </w:tc>
@@ -17873,43 +19470,43 @@
                 <w:color w:val="1C3A36"/>
                 <w:sz w:val="16"/>
               </w:rPr>
+              <w:t>11.1%</w:t>
+            </w:r>
+          </w:p>
+        </w:tc>
+        <w:tc>
+          <w:tcPr>
+            <w:tcW w:type="dxa" w:w="900"/>
+          </w:tcPr>
+          <w:p>
+            <w:pPr>
+              <w:spacing w:after="20"/>
+              <w:jc w:val="right"/>
+            </w:pPr>
+            <w:r>
+              <w:rPr>
+                <w:color w:val="1C3A36"/>
+                <w:sz w:val="16"/>
+              </w:rPr>
+              <w:t>12.0%</w:t>
+            </w:r>
+          </w:p>
+        </w:tc>
+        <w:tc>
+          <w:tcPr>
+            <w:tcW w:type="dxa" w:w="900"/>
+          </w:tcPr>
+          <w:p>
+            <w:pPr>
+              <w:spacing w:after="20"/>
+              <w:jc w:val="right"/>
+            </w:pPr>
+            <w:r>
+              <w:rPr>
+                <w:color w:val="1C3A36"/>
+                <w:sz w:val="16"/>
+              </w:rPr>
               <w:t>12.3%</w:t>
-            </w:r>
-          </w:p>
-        </w:tc>
-        <w:tc>
-          <w:tcPr>
-            <w:tcW w:type="dxa" w:w="900"/>
-          </w:tcPr>
-          <w:p>
-            <w:pPr>
-              <w:spacing w:after="20"/>
-              <w:jc w:val="right"/>
-            </w:pPr>
-            <w:r>
-              <w:rPr>
-                <w:color w:val="1C3A36"/>
-                <w:sz w:val="16"/>
-              </w:rPr>
-              <w:t>13.3%</w:t>
-            </w:r>
-          </w:p>
-        </w:tc>
-        <w:tc>
-          <w:tcPr>
-            <w:tcW w:type="dxa" w:w="900"/>
-          </w:tcPr>
-          <w:p>
-            <w:pPr>
-              <w:spacing w:after="20"/>
-              <w:jc w:val="right"/>
-            </w:pPr>
-            <w:r>
-              <w:rPr>
-                <w:color w:val="1C3A36"/>
-                <w:sz w:val="16"/>
-              </w:rPr>
-              <w:t>13.7%</w:t>
             </w:r>
           </w:p>
         </w:tc>
@@ -18001,7 +19598,7 @@
                 <w:color w:val="1C3A36"/>
                 <w:sz w:val="16"/>
               </w:rPr>
-              <w:t>(119)</w:t>
+              <w:t>(132)</w:t>
             </w:r>
           </w:p>
         </w:tc>
@@ -18019,7 +19616,7 @@
                 <w:color w:val="1C3A36"/>
                 <w:sz w:val="16"/>
               </w:rPr>
-              <w:t>(141)</w:t>
+              <w:t>(156)</w:t>
             </w:r>
           </w:p>
         </w:tc>
@@ -18037,7 +19634,7 @@
                 <w:color w:val="1C3A36"/>
                 <w:sz w:val="16"/>
               </w:rPr>
-              <w:t>(163)</w:t>
+              <w:t>(181)</w:t>
             </w:r>
           </w:p>
         </w:tc>
@@ -18055,7 +19652,7 @@
                 <w:color w:val="1C3A36"/>
                 <w:sz w:val="16"/>
               </w:rPr>
-              <w:t>(185)</w:t>
+              <w:t>(205)</w:t>
             </w:r>
           </w:p>
         </w:tc>
@@ -18073,7 +19670,7 @@
                 <w:color w:val="1C3A36"/>
                 <w:sz w:val="16"/>
               </w:rPr>
-              <w:t>(205)</w:t>
+              <w:t>(228)</w:t>
             </w:r>
           </w:p>
         </w:tc>
@@ -18165,7 +19762,7 @@
                 <w:color w:val="1C3A36"/>
                 <w:sz w:val="16"/>
               </w:rPr>
-              <w:t>297</w:t>
+              <w:t>284</w:t>
             </w:r>
           </w:p>
         </w:tc>
@@ -18183,7 +19780,7 @@
                 <w:color w:val="1C3A36"/>
                 <w:sz w:val="16"/>
               </w:rPr>
-              <w:t>930</w:t>
+              <w:t>915</w:t>
             </w:r>
           </w:p>
         </w:tc>
@@ -18201,7 +19798,7 @@
                 <w:color w:val="1C3A36"/>
                 <w:sz w:val="16"/>
               </w:rPr>
-              <w:t>1,378</w:t>
+              <w:t>1,360</w:t>
             </w:r>
           </w:p>
         </w:tc>
@@ -18219,7 +19816,7 @@
                 <w:color w:val="1C3A36"/>
                 <w:sz w:val="16"/>
               </w:rPr>
-              <w:t>1,709</w:t>
+              <w:t>1,689</w:t>
             </w:r>
           </w:p>
         </w:tc>
@@ -18237,7 +19834,7 @@
                 <w:color w:val="1C3A36"/>
                 <w:sz w:val="16"/>
               </w:rPr>
-              <w:t>1,955</w:t>
+              <w:t>1,932</w:t>
             </w:r>
           </w:p>
         </w:tc>
@@ -18347,7 +19944,7 @@
                 <w:color w:val="1C3A36"/>
                 <w:sz w:val="16"/>
               </w:rPr>
-              <w:t>(1,957)</w:t>
+              <w:t>(2,185)</w:t>
             </w:r>
           </w:p>
         </w:tc>
@@ -18365,7 +19962,7 @@
                 <w:color w:val="1C3A36"/>
                 <w:sz w:val="16"/>
               </w:rPr>
-              <w:t>(2,242)</w:t>
+              <w:t>(2,520)</w:t>
             </w:r>
           </w:p>
         </w:tc>
@@ -18383,7 +19980,7 @@
                 <w:color w:val="1C3A36"/>
                 <w:sz w:val="16"/>
               </w:rPr>
-              <w:t>(2,377)</w:t>
+              <w:t>(2,696)</w:t>
             </w:r>
           </w:p>
         </w:tc>
@@ -18401,7 +19998,7 @@
                 <w:color w:val="1C3A36"/>
                 <w:sz w:val="16"/>
               </w:rPr>
-              <w:t>(2,442)</w:t>
+              <w:t>(2,800)</w:t>
             </w:r>
           </w:p>
         </w:tc>
@@ -18493,7 +20090,7 @@
                 <w:color w:val="1C3A36"/>
                 <w:sz w:val="16"/>
               </w:rPr>
-              <w:t>(1,860)</w:t>
+              <w:t>(1,873)</w:t>
             </w:r>
           </w:p>
         </w:tc>
@@ -18511,7 +20108,7 @@
                 <w:color w:val="1C3A36"/>
                 <w:sz w:val="16"/>
               </w:rPr>
-              <w:t>(1,027)</w:t>
+              <w:t>(1,270)</w:t>
             </w:r>
           </w:p>
         </w:tc>
@@ -18529,7 +20126,7 @@
                 <w:color w:val="1C3A36"/>
                 <w:sz w:val="16"/>
               </w:rPr>
-              <w:t>(864)</w:t>
+              <w:t>(1,160)</w:t>
             </w:r>
           </w:p>
         </w:tc>
@@ -18547,7 +20144,7 @@
                 <w:color w:val="1C3A36"/>
                 <w:sz w:val="16"/>
               </w:rPr>
-              <w:t>(667)</w:t>
+              <w:t>(1,007)</w:t>
             </w:r>
           </w:p>
         </w:tc>
@@ -18565,7 +20162,7 @@
                 <w:color w:val="1C3A36"/>
                 <w:sz w:val="16"/>
               </w:rPr>
-              <w:t>(487)</w:t>
+              <w:t>(868)</w:t>
             </w:r>
           </w:p>
         </w:tc>
@@ -18585,7 +20182,7 @@
                 <w:color w:val="1C3A36"/>
                 <w:sz w:val="16"/>
               </w:rPr>
-              <w:t>Income tax (22.5%)</w:t>
+              <w:t>Income tax (effective; statutory 22.5%)</w:t>
             </w:r>
           </w:p>
         </w:tc>
@@ -18821,7 +20418,7 @@
                 <w:color w:val="1C3A36"/>
                 <w:sz w:val="16"/>
               </w:rPr>
-              <w:t>(1,860)</w:t>
+              <w:t>(1,873)</w:t>
             </w:r>
           </w:p>
         </w:tc>
@@ -18839,7 +20436,7 @@
                 <w:color w:val="1C3A36"/>
                 <w:sz w:val="16"/>
               </w:rPr>
-              <w:t>(1,027)</w:t>
+              <w:t>(1,270)</w:t>
             </w:r>
           </w:p>
         </w:tc>
@@ -18857,7 +20454,7 @@
                 <w:color w:val="1C3A36"/>
                 <w:sz w:val="16"/>
               </w:rPr>
-              <w:t>(864)</w:t>
+              <w:t>(1,160)</w:t>
             </w:r>
           </w:p>
         </w:tc>
@@ -18875,7 +20472,7 @@
                 <w:color w:val="1C3A36"/>
                 <w:sz w:val="16"/>
               </w:rPr>
-              <w:t>(667)</w:t>
+              <w:t>(1,007)</w:t>
             </w:r>
           </w:p>
         </w:tc>
@@ -18893,7 +20490,7 @@
                 <w:color w:val="1C3A36"/>
                 <w:sz w:val="16"/>
               </w:rPr>
-              <w:t>(487)</w:t>
+              <w:t>(868)</w:t>
             </w:r>
           </w:p>
         </w:tc>
@@ -18985,7 +20582,7 @@
                 <w:color w:val="1C3A36"/>
                 <w:sz w:val="16"/>
               </w:rPr>
-              <w:t>(0.56)</w:t>
+              <w:t>(0.57)</w:t>
             </w:r>
           </w:p>
         </w:tc>
@@ -19003,7 +20600,7 @@
                 <w:color w:val="1C3A36"/>
                 <w:sz w:val="16"/>
               </w:rPr>
-              <w:t>(0.31)</w:t>
+              <w:t>(0.38)</w:t>
             </w:r>
           </w:p>
         </w:tc>
@@ -19021,43 +20618,43 @@
                 <w:color w:val="1C3A36"/>
                 <w:sz w:val="16"/>
               </w:rPr>
+              <w:t>(0.35)</w:t>
+            </w:r>
+          </w:p>
+        </w:tc>
+        <w:tc>
+          <w:tcPr>
+            <w:tcW w:type="dxa" w:w="900"/>
+          </w:tcPr>
+          <w:p>
+            <w:pPr>
+              <w:spacing w:after="20"/>
+              <w:jc w:val="right"/>
+            </w:pPr>
+            <w:r>
+              <w:rPr>
+                <w:color w:val="1C3A36"/>
+                <w:sz w:val="16"/>
+              </w:rPr>
+              <w:t>(0.30)</w:t>
+            </w:r>
+          </w:p>
+        </w:tc>
+        <w:tc>
+          <w:tcPr>
+            <w:tcW w:type="dxa" w:w="900"/>
+          </w:tcPr>
+          <w:p>
+            <w:pPr>
+              <w:spacing w:after="20"/>
+              <w:jc w:val="right"/>
+            </w:pPr>
+            <w:r>
+              <w:rPr>
+                <w:color w:val="1C3A36"/>
+                <w:sz w:val="16"/>
+              </w:rPr>
               <w:t>(0.26)</w:t>
-            </w:r>
-          </w:p>
-        </w:tc>
-        <w:tc>
-          <w:tcPr>
-            <w:tcW w:type="dxa" w:w="900"/>
-          </w:tcPr>
-          <w:p>
-            <w:pPr>
-              <w:spacing w:after="20"/>
-              <w:jc w:val="right"/>
-            </w:pPr>
-            <w:r>
-              <w:rPr>
-                <w:color w:val="1C3A36"/>
-                <w:sz w:val="16"/>
-              </w:rPr>
-              <w:t>(0.20)</w:t>
-            </w:r>
-          </w:p>
-        </w:tc>
-        <w:tc>
-          <w:tcPr>
-            <w:tcW w:type="dxa" w:w="900"/>
-          </w:tcPr>
-          <w:p>
-            <w:pPr>
-              <w:spacing w:after="20"/>
-              <w:jc w:val="right"/>
-            </w:pPr>
-            <w:r>
-              <w:rPr>
-                <w:color w:val="1C3A36"/>
-                <w:sz w:val="16"/>
-              </w:rPr>
-              <w:t>(0.15)</w:t>
             </w:r>
           </w:p>
         </w:tc>
@@ -19079,7 +20676,7 @@
           <w:color w:val="6E7B77"/>
           <w:sz w:val="17"/>
         </w:rPr>
-        <w:t>Historical revenue/NP/EBT/tax: bourse-reported. (d) = derived (FY24 closes to the reported NP within 0.8% — the triangulation that licenses the method). Forecast net-finance-cost line uses the forward Kd path on the modelled debt schedule; the equity P&amp;L is shown for completeness — the valuation runs on FCFF, which is independent of the financing line.</w:t>
+        <w:t>Historical revenue/NP/EBT/tax: bourse-reported. (d) = derived; (a) = single-aggregator figure (Investing.com), flagged. The FY24 closure (reported NP reproduced within 0.8% from disclosed EBIT, coverage and the statutory rate) validates the finance-cost and tax chain specifically — the capex and working-capital derivations carry their own constructions and ranges. The FY24 tax cell is the effective plug (21.9%) to the reported NP; the statutory rate is 22.5%. Forecast net-finance-cost line uses the forward Kd path on the modelled debt schedule; the equity P&amp;L pays zero cash tax in loss years and uses the 5-year Egyptian loss carryforward, while the FCFF valuation taxes EBIT at the full 22.5% every year (the standard unlevered convention — conservative, since it forgoes the NOL shield worth ~0.1–0.2/share unfloored). That tax-convention difference is also why the net-debt schedule in A.2 runs slightly below net debt rolled from the FCFF line (~66 mn in FY26E): the schedule pays the equity P&amp;L’s actual (zero) tax, the FCFF line pays notional full tax. The valuation runs on FCFF, which is independent of the financing line.</w:t>
       </w:r>
     </w:p>
     <w:p>
@@ -19367,7 +20964,7 @@
                 <w:color w:val="1C3A36"/>
                 <w:sz w:val="16"/>
               </w:rPr>
-              <w:t>13,843</w:t>
+              <w:t>15,117</w:t>
             </w:r>
           </w:p>
         </w:tc>
@@ -19385,7 +20982,7 @@
                 <w:color w:val="1C3A36"/>
                 <w:sz w:val="16"/>
               </w:rPr>
-              <w:t>16,283</w:t>
+              <w:t>17,827</w:t>
             </w:r>
           </w:p>
         </w:tc>
@@ -19495,7 +21092,7 @@
                 <w:color w:val="1C3A36"/>
                 <w:sz w:val="16"/>
               </w:rPr>
-              <w:t>11,463</w:t>
+              <w:t>12,737</w:t>
             </w:r>
           </w:p>
         </w:tc>
@@ -19513,7 +21110,7 @@
                 <w:color w:val="1C3A36"/>
                 <w:sz w:val="16"/>
               </w:rPr>
-              <w:t>13,903</w:t>
+              <w:t>15,447</w:t>
             </w:r>
           </w:p>
         </w:tc>
@@ -19587,7 +21184,7 @@
                 <w:color w:val="1C3A36"/>
                 <w:sz w:val="16"/>
               </w:rPr>
-              <w:t>8,172</w:t>
+              <w:t>8,132</w:t>
             </w:r>
           </w:p>
         </w:tc>
@@ -19623,7 +21220,7 @@
                 <w:color w:val="1C3A36"/>
                 <w:sz w:val="16"/>
               </w:rPr>
-              <w:t>12,118</w:t>
+              <w:t>13,620</w:t>
             </w:r>
           </w:p>
         </w:tc>
@@ -19641,7 +21238,7 @@
                 <w:color w:val="1C3A36"/>
                 <w:sz w:val="16"/>
               </w:rPr>
-              <w:t>16,874</w:t>
+              <w:t>19,602</w:t>
             </w:r>
           </w:p>
         </w:tc>
@@ -19751,7 +21348,7 @@
                 <w:color w:val="1C3A36"/>
                 <w:sz w:val="16"/>
               </w:rPr>
-              <w:t>1,213</w:t>
+              <w:t>956</w:t>
             </w:r>
           </w:p>
         </w:tc>
@@ -19769,7 +21366,7 @@
                 <w:color w:val="1C3A36"/>
                 <w:sz w:val="16"/>
               </w:rPr>
-              <w:t>-805</w:t>
+              <w:t>-2,078</w:t>
             </w:r>
           </w:p>
         </w:tc>
@@ -19843,7 +21440,7 @@
                 <w:color w:val="1C3A36"/>
                 <w:sz w:val="16"/>
               </w:rPr>
-              <w:t>227%</w:t>
+              <w:t>226%</w:t>
             </w:r>
           </w:p>
         </w:tc>
@@ -19879,7 +21476,7 @@
                 <w:color w:val="1C3A36"/>
                 <w:sz w:val="16"/>
               </w:rPr>
-              <w:t>999%</w:t>
+              <w:t>1424%</w:t>
             </w:r>
           </w:p>
         </w:tc>
@@ -19897,7 +21494,7 @@
                 <w:color w:val="1C3A36"/>
                 <w:sz w:val="16"/>
               </w:rPr>
-              <w:t>-2095%</w:t>
+              <w:t>-943%</w:t>
             </w:r>
           </w:p>
         </w:tc>
@@ -20131,7 +21728,7 @@
                 <w:color w:val="1C3A36"/>
                 <w:sz w:val="17"/>
               </w:rPr>
-              <w:t>~breakeven (d)</w:t>
+              <w:t>~+690 pre-finance / ~−1,460 after finance (d)</w:t>
             </w:r>
           </w:p>
         </w:tc>
@@ -20149,7 +21746,7 @@
                 <w:color w:val="1C3A36"/>
                 <w:sz w:val="17"/>
               </w:rPr>
-              <w:t>+2,335 (release)</w:t>
+              <w:t>+1,198 (release)</w:t>
             </w:r>
           </w:p>
         </w:tc>
@@ -20261,7 +21858,7 @@
                 <w:color w:val="1C3A36"/>
                 <w:sz w:val="17"/>
               </w:rPr>
-              <w:t>Capex (derived through D&amp;A)</w:t>
+              <w:t>Capex (derived: maintenance norm ~EGP 8–9k/t of capacity)</w:t>
             </w:r>
           </w:p>
         </w:tc>
@@ -20315,7 +21912,7 @@
                 <w:color w:val="1C3A36"/>
                 <w:sz w:val="17"/>
               </w:rPr>
-              <w:t>~130 (d)</w:t>
+              <w:t>~210 (d)</w:t>
             </w:r>
           </w:p>
         </w:tc>
@@ -20425,7 +22022,7 @@
                 <w:color w:val="1C3A36"/>
                 <w:sz w:val="17"/>
               </w:rPr>
-              <w:t>0 — never paid</w:t>
+              <w:t>0 — none in the disclosed record</w:t>
             </w:r>
           </w:p>
         </w:tc>
@@ -20657,7 +22254,7 @@
                 <w:color w:val="1C3A36"/>
                 <w:sz w:val="17"/>
               </w:rPr>
-              <w:t>EGP 196 bn</w:t>
+              <w:t>EGP 196 bn (21-Jul print; ~205 bn at 27-Jul)</w:t>
             </w:r>
           </w:p>
         </w:tc>
@@ -20675,7 +22272,7 @@
                 <w:color w:val="1C3A36"/>
                 <w:sz w:val="17"/>
               </w:rPr>
-              <w:t>10.4×</w:t>
+              <w:t>11.3× (computed)</w:t>
             </w:r>
           </w:p>
         </w:tc>
@@ -20693,7 +22290,7 @@
                 <w:color w:val="1C3A36"/>
                 <w:sz w:val="17"/>
               </w:rPr>
-              <w:t>~6.0×</w:t>
+              <w:t>~7.1× (computed)</w:t>
             </w:r>
           </w:p>
         </w:tc>
@@ -20729,7 +22326,7 @@
                 <w:color w:val="1C3A36"/>
                 <w:sz w:val="17"/>
               </w:rPr>
-              <w:t>FY25 revenue EGP 281 bn, NP 17.3 bn; W&amp;C segment +66% — the sector’s demand proof</w:t>
+              <w:t>FY25 revenue EGP 281 bn, NP 17.3 bn, EBITDA 30.7 bn, net bank debt 19.8 bn (filed); W&amp;C grew low-teens FY25 — the widely quoted +66% is FY2024</w:t>
             </w:r>
           </w:p>
         </w:tc>
@@ -20767,7 +22364,7 @@
                 <w:color w:val="1C3A36"/>
                 <w:sz w:val="17"/>
               </w:rPr>
-              <w:t>SAR 18.0 bn</w:t>
+              <w:t>SAR 15.4 bn (30-Jul)</w:t>
             </w:r>
           </w:p>
         </w:tc>
@@ -20785,7 +22382,7 @@
                 <w:color w:val="1C3A36"/>
                 <w:sz w:val="17"/>
               </w:rPr>
-              <w:t>18.0×</w:t>
+              <w:t>14.3×</w:t>
             </w:r>
           </w:p>
         </w:tc>
@@ -20803,7 +22400,7 @@
                 <w:color w:val="1C3A36"/>
                 <w:sz w:val="17"/>
               </w:rPr>
-              <w:t>15.0×</w:t>
+              <w:t>~12.5× (derived)</w:t>
             </w:r>
           </w:p>
         </w:tc>
@@ -20821,7 +22418,7 @@
                 <w:color w:val="1C3A36"/>
                 <w:sz w:val="17"/>
               </w:rPr>
-              <w:t>0.27×</w:t>
+              <w:t>~0.5×</w:t>
             </w:r>
           </w:p>
         </w:tc>
@@ -20839,7 +22436,7 @@
                 <w:color w:val="1C3A36"/>
                 <w:sz w:val="17"/>
               </w:rPr>
-              <w:t>What the market pays for the same industry with a clean balance sheet</w:t>
+              <w:t>What the market pays for the same industry with a clean balance sheet; balance-sheet inputs unverified</w:t>
             </w:r>
           </w:p>
         </w:tc>
@@ -20895,7 +22492,7 @@
                 <w:color w:val="1C3A36"/>
                 <w:sz w:val="17"/>
               </w:rPr>
-              <w:t>14.6× trailing</w:t>
+              <w:t>14.5× trailing</w:t>
             </w:r>
           </w:p>
         </w:tc>
@@ -20913,7 +22510,7 @@
                 <w:color w:val="1C3A36"/>
                 <w:sz w:val="17"/>
               </w:rPr>
-              <w:t>~6.1× on FY25e</w:t>
+              <w:t>~5.9× on FY25e</w:t>
             </w:r>
           </w:p>
         </w:tc>
@@ -20969,7 +22566,7 @@
                 <w:color w:val="1C3A36"/>
                 <w:sz w:val="17"/>
               </w:rPr>
-              <w:t>Giza Cables (private)</w:t>
+              <w:t>Giza Cables (private; unrelated to ELEC’s subsidiary Giza Power Industry)</w:t>
             </w:r>
           </w:p>
         </w:tc>
@@ -21627,7 +23224,7 @@
                 <w:color w:val="1C3A36"/>
                 <w:sz w:val="17"/>
               </w:rPr>
-              <w:t>§7 first caveat; ±EGP 0.30/share on the ND anchor</w:t>
+              <w:t>§7 first caveat; ~±EGP 0.19/share on the triangulated ND range</w:t>
             </w:r>
           </w:p>
         </w:tc>
@@ -21843,7 +23440,7 @@
                 <w:color w:val="1C3A36"/>
                 <w:sz w:val="15"/>
               </w:rPr>
-              <w:t>Copper +51.6% y/y to ~$6.63/lb COMEX / ~$12.8k LME avg; US 15% tariff from Jan-27; Goldman &gt;$14k scenario</w:t>
+              <w:t>Copper +51.6% y/y: LME cash ~$14.0k (3-4 Aug-26; ATH $14.5k Jan-26), COMEX $6.63/lb; US refined-copper tariff 15% (Jan-27)/30% (Jan-28) AUTHORIZED but determination pending — 50% duty on semi-finished in force since Aug-25</w:t>
             </w:r>
           </w:p>
         </w:tc>
@@ -21861,7 +23458,7 @@
                 <w:color w:val="1C3A36"/>
                 <w:sz w:val="15"/>
               </w:rPr>
-              <w:t>TradingEconomics; INN; TradingKey</w:t>
+              <w:t>TradingEconomics; INN; Federal Register</w:t>
             </w:r>
           </w:p>
         </w:tc>
@@ -22303,7 +23900,7 @@
                 <w:color w:val="1C3A36"/>
                 <w:sz w:val="15"/>
               </w:rPr>
-              <w:t>Egypt 10Y ~21.3% (May-26 avg); 22.31% print 21-Jul-26; 5Y CDS 270→330bp</w:t>
+              <w:t>Egypt 10Y 22.31% print 21-Jul-26 (May-26 avg 21.3; Jul-26 3Y auction 23.3 — early-Aug band ~22.3–23.0); 5Y CDS 270 (Jan) → ~330 (late-May, war) → ~296 (Jun, retightening)</w:t>
             </w:r>
           </w:p>
         </w:tc>
@@ -22339,7 +23936,7 @@
                 <w:color w:val="1C3A36"/>
                 <w:sz w:val="15"/>
               </w:rPr>
-              <w:t>May–Jul-26</w:t>
+              <w:t>May–Aug-26</w:t>
             </w:r>
           </w:p>
         </w:tc>
@@ -22487,7 +24084,7 @@
                 <w:color w:val="1C3A36"/>
                 <w:sz w:val="15"/>
               </w:rPr>
-              <w:t>EGP ~50.3; range-bound 47–52 since Mar-24 float = large real appreciation</w:t>
+              <w:t>EGP ~49.8 spot; 52-week path 46.8 (Feb-26) → ~54.7 (Apr-26 war spike) → 49.8 — a nominal round-trip that is still a large REAL appreciation given the inflation differential</w:t>
             </w:r>
           </w:p>
         </w:tc>
@@ -22505,7 +24102,7 @@
                 <w:color w:val="1C3A36"/>
                 <w:sz w:val="15"/>
               </w:rPr>
-              <w:t>Bloomberg; The National</w:t>
+              <w:t>Xe; exchangerates.org.uk; Bloomberg</w:t>
             </w:r>
           </w:p>
         </w:tc>
@@ -22671,7 +24268,7 @@
                 <w:color w:val="1C3A36"/>
                 <w:sz w:val="15"/>
               </w:rPr>
-              <w:t>Egypt power-cable market ~6.7% CAGR 2026-32; Elsewedy W&amp;C +66% FY25 proves the demand cycle</w:t>
+              <w:t>Egypt power-cable market ~6.7% CAGR 2026-32; Elsewedy W&amp;C grew low-teens in FY25 (H1 +12.3%; the widely quoted +66% is FY2024) — demand support, not proof</w:t>
             </w:r>
           </w:p>
         </w:tc>
@@ -22689,7 +24286,7 @@
                 <w:color w:val="1C3A36"/>
                 <w:sz w:val="15"/>
               </w:rPr>
-              <w:t>6Wresearch; Elsewedy IR</w:t>
+              <w:t>6Wresearch; Elsewedy releases</w:t>
             </w:r>
           </w:p>
         </w:tc>
@@ -22855,7 +24452,7 @@
                 <w:color w:val="1C3A36"/>
                 <w:sz w:val="15"/>
               </w:rPr>
-              <w:t>Egypt–Saudi $1.8bn/3,000MW interconnector 95% complete, final testing since Feb-26</w:t>
+              <w:t>Egypt–Saudi $1.8bn/3,000MW interconnector: 95% complete (Oct-25), final testing entered Feb-26, commercial operation POSTPONED to end-2026 (Jun-26 announcement)</w:t>
             </w:r>
           </w:p>
         </w:tc>
@@ -22873,7 +24470,7 @@
                 <w:color w:val="1C3A36"/>
                 <w:sz w:val="15"/>
               </w:rPr>
-              <w:t>DNE; Zawya</w:t>
+              <w:t>DNE; Zawya; Shorouk</w:t>
             </w:r>
           </w:p>
         </w:tc>
@@ -22891,7 +24488,7 @@
                 <w:color w:val="1C3A36"/>
                 <w:sz w:val="15"/>
               </w:rPr>
-              <w:t>Feb-26</w:t>
+              <w:t>Oct-25–Jun-26</w:t>
             </w:r>
           </w:p>
         </w:tc>
@@ -23131,7 +24728,7 @@
                 <w:color w:val="1C3A36"/>
                 <w:sz w:val="15"/>
               </w:rPr>
-              <w:t>Controlling-group block sales: Alhsn 88mn sh @2.00 (01-Jul-26); Mashareq exit @2.21 (Feb-26); Gadwa group ~81% (Mar-25)</w:t>
+              <w:t>Related-party group 81.2% (Mar-25) → 66.72% (05-Jul-26): Alhsn 88mn sh @2.00 (01-Jul-26); Mashareq partial cuts @2.21–2.33 (Feb-26, holds ~0.8%)</w:t>
             </w:r>
           </w:p>
         </w:tc>
@@ -23149,7 +24746,7 @@
                 <w:color w:val="1C3A36"/>
                 <w:sz w:val="15"/>
               </w:rPr>
-              <w:t>Arab Finance; Zawya</w:t>
+              <w:t>Hapi Journal; Arab Finance; Forbes ME</w:t>
             </w:r>
           </w:p>
         </w:tc>
@@ -23223,7 +24820,7 @@
                 <w:color w:val="1C3A36"/>
                 <w:sz w:val="15"/>
               </w:rPr>
-              <w:t>No analyst coverage; no dividend ever; no capital increase 2024-26 (negative searches, logged)</w:t>
+              <w:t>No published estimates or targets located (one aggregator claims nominal coverage, zero estimates submitted); no dividend in the disclosed record; no capital increase 2024-26</w:t>
             </w:r>
           </w:p>
         </w:tc>
@@ -23241,7 +24838,7 @@
                 <w:color w:val="1C3A36"/>
                 <w:sz w:val="15"/>
               </w:rPr>
-              <w:t>sweep, negative results</w:t>
+              <w:t>sweep + aggregators</w:t>
             </w:r>
           </w:p>
         </w:tc>
@@ -23545,7 +25142,7 @@
                 <w:color w:val="1C3A36"/>
                 <w:sz w:val="18"/>
               </w:rPr>
-              <w:t>12,529</w:t>
+              <w:t>13,921</w:t>
             </w:r>
           </w:p>
         </w:tc>
@@ -23565,7 +25162,7 @@
                 <w:color w:val="1C3A36"/>
                 <w:sz w:val="18"/>
               </w:rPr>
-              <w:t>Mid-cycle EBITDA margin</w:t>
+              <w:t>Mid-cycle EBITDA margin (the FY28E tonnage-build output)</w:t>
             </w:r>
           </w:p>
         </w:tc>
@@ -23583,7 +25180,7 @@
                 <w:color w:val="1C3A36"/>
                 <w:sz w:val="18"/>
               </w:rPr>
-              <w:t>16%</w:t>
+              <w:t>11.1%</w:t>
             </w:r>
           </w:p>
         </w:tc>
@@ -23621,7 +25218,7 @@
                 <w:color w:val="1C3A36"/>
                 <w:sz w:val="18"/>
               </w:rPr>
-              <w:t>371</w:t>
+              <w:t>357</w:t>
             </w:r>
           </w:p>
         </w:tc>
@@ -23735,7 +25332,7 @@
                 <w:color w:val="1C3A36"/>
                 <w:sz w:val="18"/>
               </w:rPr>
-              <w:t>→ EGP 0.73</w:t>
+              <w:t>→ EGP 0.70</w:t>
             </w:r>
           </w:p>
         </w:tc>
@@ -23757,7 +25354,7 @@
           <w:color w:val="1C3A36"/>
           <w:sz w:val="19"/>
         </w:rPr>
-        <w:t>Sensitivity (swing = the margin and the multiple): at 8× on the same earnings, 1.40; at 5.5× on bear-margin earnings, 0.26. Falsified by two consecutive halves of EBITDA margin above ~20% without currency help — that would prove the windfall margins were partly structural.</w:t>
+        <w:t>Sensitivity (swing = the margin and the multiple): at 8× on the same earnings, 1.36; at 5.5× on bear-margin earnings, 0.24. Falsified by two consecutive halves of EBITDA margin above ~20% without currency help — that would prove the windfall margins were partly structural.</w:t>
       </w:r>
     </w:p>
     <w:p>
@@ -23939,7 +25536,7 @@
                 <w:color w:val="1C3A36"/>
                 <w:sz w:val="18"/>
               </w:rPr>
-              <w:t>≈ nil (OCF negative in FY23/24; ~breakeven FY25)</w:t>
+              <w:t>≈ nil (OCF negative in FY23/24; FY25 ~+690 pre-finance, ~−1,460 after finance costs)</w:t>
             </w:r>
           </w:p>
         </w:tc>
@@ -23997,7 +25594,7 @@
                 <w:color w:val="1C3A36"/>
                 <w:sz w:val="18"/>
               </w:rPr>
-              <w:t>Cash-earnings basis he will pay for (FY27E, actual funding cost)</w:t>
+              <w:t>Cash-earnings basis (FY27E EBIT less actual funding cost, after tax)</w:t>
             </w:r>
           </w:p>
         </w:tc>
@@ -24015,7 +25612,7 @@
                 <w:color w:val="1C3A36"/>
                 <w:sz w:val="18"/>
               </w:rPr>
-              <w:t>~-796/yr + partial credit for normalisation</w:t>
+              <w:t>-985/yr — negative</w:t>
             </w:r>
           </w:p>
         </w:tc>
@@ -24035,7 +25632,7 @@
                 <w:color w:val="1C3A36"/>
                 <w:sz w:val="18"/>
               </w:rPr>
-              <w:t>Multiple on cash earnings</w:t>
+              <w:t>plus 35% credit toward the normalized-earnings figure</w:t>
             </w:r>
           </w:p>
         </w:tc>
@@ -24053,7 +25650,121 @@
                 <w:color w:val="1C3A36"/>
                 <w:sz w:val="18"/>
               </w:rPr>
-              <w:t>6×</w:t>
+              <w:t>+469</w:t>
+            </w:r>
+          </w:p>
+        </w:tc>
+      </w:tr>
+      <w:tr>
+        <w:tc>
+          <w:tcPr>
+            <w:tcW w:type="dxa" w:w="6336"/>
+          </w:tcPr>
+          <w:p>
+            <w:pPr>
+              <w:spacing w:after="20"/>
+            </w:pPr>
+            <w:r>
+              <w:rPr>
+                <w:b/>
+                <w:color w:val="1C3A36"/>
+                <w:sz w:val="18"/>
+              </w:rPr>
+              <w:t>= creditable cash earnings before floor</w:t>
+            </w:r>
+          </w:p>
+        </w:tc>
+        <w:tc>
+          <w:tcPr>
+            <w:tcW w:type="dxa" w:w="2448"/>
+          </w:tcPr>
+          <w:p>
+            <w:pPr>
+              <w:spacing w:after="20"/>
+              <w:jc w:val="right"/>
+            </w:pPr>
+            <w:r>
+              <w:rPr>
+                <w:color w:val="1C3A36"/>
+                <w:sz w:val="18"/>
+              </w:rPr>
+              <w:t>-515 — still negative</w:t>
+            </w:r>
+          </w:p>
+        </w:tc>
+      </w:tr>
+      <w:tr>
+        <w:tc>
+          <w:tcPr>
+            <w:tcW w:type="dxa" w:w="6336"/>
+          </w:tcPr>
+          <w:p>
+            <w:pPr>
+              <w:spacing w:after="20"/>
+            </w:pPr>
+            <w:r>
+              <w:rPr>
+                <w:b/>
+                <w:color w:val="1C3A36"/>
+                <w:sz w:val="18"/>
+              </w:rPr>
+              <w:t>FLOOR applied: nominal residual cash-earnings base (option value, disclosed)</w:t>
+            </w:r>
+          </w:p>
+        </w:tc>
+        <w:tc>
+          <w:tcPr>
+            <w:tcW w:type="dxa" w:w="2448"/>
+          </w:tcPr>
+          <w:p>
+            <w:pPr>
+              <w:spacing w:after="20"/>
+              <w:jc w:val="right"/>
+            </w:pPr>
+            <w:r>
+              <w:rPr>
+                <w:color w:val="1C3A36"/>
+                <w:sz w:val="18"/>
+              </w:rPr>
+              <w:t>60 mn/yr</w:t>
+            </w:r>
+          </w:p>
+        </w:tc>
+      </w:tr>
+      <w:tr>
+        <w:tc>
+          <w:tcPr>
+            <w:tcW w:type="dxa" w:w="6336"/>
+          </w:tcPr>
+          <w:p>
+            <w:pPr>
+              <w:spacing w:after="20"/>
+            </w:pPr>
+            <w:r>
+              <w:rPr>
+                <w:b/>
+                <w:color w:val="1C3A36"/>
+                <w:sz w:val="18"/>
+              </w:rPr>
+              <w:t>Multiple on floored cash earnings</w:t>
+            </w:r>
+          </w:p>
+        </w:tc>
+        <w:tc>
+          <w:tcPr>
+            <w:tcW w:type="dxa" w:w="2448"/>
+          </w:tcPr>
+          <w:p>
+            <w:pPr>
+              <w:spacing w:after="20"/>
+              <w:jc w:val="right"/>
+            </w:pPr>
+            <w:r>
+              <w:rPr>
+                <w:color w:val="1C3A36"/>
+                <w:sz w:val="18"/>
+              </w:rPr>
+              <w:t>6× → equity 360 mn</w:t>
             </w:r>
           </w:p>
         </w:tc>
@@ -24257,7 +25968,7 @@
                 <w:color w:val="1C3A36"/>
                 <w:sz w:val="18"/>
               </w:rPr>
-              <w:t>14,693</w:t>
+              <w:t>16,325</w:t>
             </w:r>
           </w:p>
         </w:tc>
@@ -24295,7 +26006,7 @@
                 <w:color w:val="1C3A36"/>
                 <w:sz w:val="18"/>
               </w:rPr>
-              <w:t>10.3%</w:t>
+              <w:t>9.2%</w:t>
             </w:r>
           </w:p>
         </w:tc>
@@ -24315,7 +26026,7 @@
                 <w:color w:val="1C3A36"/>
                 <w:sz w:val="18"/>
               </w:rPr>
-              <w:t>Cost of capital: 22.6% today → 14.1% terminal</w:t>
+              <w:t>Cost of capital: 21.5% today → 15.0% terminal</w:t>
             </w:r>
           </w:p>
         </w:tc>
@@ -24371,7 +26082,7 @@
                 <w:color w:val="1C3A36"/>
                 <w:sz w:val="18"/>
               </w:rPr>
-              <w:t>5,157</w:t>
+              <w:t>3,623</w:t>
             </w:r>
           </w:p>
         </w:tc>
@@ -24410,6 +26121,82 @@
                 <w:sz w:val="18"/>
               </w:rPr>
               <w:t>(9,805)</w:t>
+            </w:r>
+          </w:p>
+        </w:tc>
+      </w:tr>
+      <w:tr>
+        <w:tc>
+          <w:tcPr>
+            <w:tcW w:type="dxa" w:w="6336"/>
+          </w:tcPr>
+          <w:p>
+            <w:pPr>
+              <w:spacing w:after="20"/>
+            </w:pPr>
+            <w:r>
+              <w:rPr>
+                <w:b/>
+                <w:color w:val="1C3A36"/>
+                <w:sz w:val="18"/>
+              </w:rPr>
+              <w:t>= intrinsic equity per share — negative</w:t>
+            </w:r>
+          </w:p>
+        </w:tc>
+        <w:tc>
+          <w:tcPr>
+            <w:tcW w:type="dxa" w:w="2448"/>
+          </w:tcPr>
+          <w:p>
+            <w:pPr>
+              <w:spacing w:after="20"/>
+              <w:jc w:val="right"/>
+            </w:pPr>
+            <w:r>
+              <w:rPr>
+                <w:color w:val="1C3A36"/>
+                <w:sz w:val="18"/>
+              </w:rPr>
+              <w:t>-1.87</w:t>
+            </w:r>
+          </w:p>
+        </w:tc>
+      </w:tr>
+      <w:tr>
+        <w:tc>
+          <w:tcPr>
+            <w:tcW w:type="dxa" w:w="6336"/>
+          </w:tcPr>
+          <w:p>
+            <w:pPr>
+              <w:spacing w:after="20"/>
+            </w:pPr>
+            <w:r>
+              <w:rPr>
+                <w:b/>
+                <w:color w:val="1C3A36"/>
+                <w:sz w:val="18"/>
+              </w:rPr>
+              <w:t>FLOOR applied: limited-liability option value (same logic as the DCF lens, disclosed)</w:t>
+            </w:r>
+          </w:p>
+        </w:tc>
+        <w:tc>
+          <w:tcPr>
+            <w:tcW w:type="dxa" w:w="2448"/>
+          </w:tcPr>
+          <w:p>
+            <w:pPr>
+              <w:spacing w:after="20"/>
+              <w:jc w:val="right"/>
+            </w:pPr>
+            <w:r>
+              <w:rPr>
+                <w:color w:val="1C3A36"/>
+                <w:sz w:val="18"/>
+              </w:rPr>
+              <w:t>0.10</w:t>
             </w:r>
           </w:p>
         </w:tc>
@@ -24553,7 +26340,7 @@
           <w:color w:val="1C3A36"/>
           <w:sz w:val="19"/>
         </w:rPr>
-        <w:t>Where they agree is more striking than where they differ: all three land below EGP 0.73 — the most generous number in the room is still ~37% under the market. They disagree on mechanism, not direction: Expert 1 prices a recovery that has not printed, Expert 2 refuses to pay for cash that has not appeared, Expert 3 counts the cost of waiting for either. Each names the same two exhibits as decisive: the H1-2026 statements (margin and receivables) and any audited cash-flow disclosure.</w:t>
+        <w:t>Where they agree is more striking than where they differ: all three land below EGP 0.70 — the most generous number in the room is still ~68% under the market. They disagree on mechanism, not direction: Expert 1 prices a recovery that has not printed, Expert 2 refuses to pay for cash that has not appeared, Expert 3 counts the cost of waiting for either. Each names the same two exhibits as decisive: the H1-2026 statements (margin and receivables) and any audited cash-flow disclosure.</w:t>
       </w:r>
     </w:p>
     <w:p>
@@ -24781,7 +26568,7 @@
                 <w:color w:val="1C3A36"/>
                 <w:sz w:val="18"/>
               </w:rPr>
-              <w:t>Mid-cycle EBITDA margin 16%</w:t>
+              <w:t>Mid-cycle EBITDA margin 11.1% (the FY28E build)</w:t>
             </w:r>
           </w:p>
         </w:tc>
@@ -24799,7 +26586,7 @@
                 <w:color w:val="1C3A36"/>
                 <w:sz w:val="18"/>
               </w:rPr>
-              <w:t>EGP 0.73</w:t>
+              <w:t>EGP 0.70</w:t>
             </w:r>
           </w:p>
         </w:tc>
@@ -24969,7 +26756,7 @@
           <w:color w:val="1C3A36"/>
           <w:sz w:val="19"/>
         </w:rPr>
-        <w:t>The spread — 0.10 to 0.73 at base — is wide in ratio terms but narrow in message: no method that starts from the company’s own disclosed numbers reaches the market price without assuming the best corner of the scenario space. The panel’s centre sits close to the study’s weighted central (EGP 0.34), which is the reassuring kind of agreement: three different roads, one neighbourhood.</w:t>
+        <w:t>The spread — 0.10 to 0.70 at base — is wide in ratio terms but narrow in message: no method that starts from the company’s own disclosed numbers reaches the market price without assuming the best corner of the scenario space. The panel’s centre sits close to the study’s weighted central (EGP 0.34), which is the reassuring kind of agreement: three different roads, one neighbourhood.</w:t>
       </w:r>
     </w:p>
     <w:p>

--- a/engine/elec_study/ELEC_Valuation_Study_05-08-2026_public.docx
+++ b/engine/elec_study/ELEC_Valuation_Study_05-08-2026_public.docx
@@ -109,7 +109,7 @@
           <w:color w:val="1C3A36"/>
           <w:sz w:val="19"/>
         </w:rPr>
-        <w:t xml:space="preserve">EGP 2.19 (5 Aug 2026 close) · 3,313.5 mn shares · mkt cap ~EGP 7.3 bn · Egypt's oldest cable maker (founded 1954; parent Mostorod plant ~25,000 t/yr, plus Giza Power Industry's 81,745 sqm Abu Rawash plant, capacity undisclosed), listed on the EGX since 1995, majority-held by the </w:t>
+        <w:t xml:space="preserve">EGP 2.08 (5 Aug 2026 close) · 3,313.5 mn shares · mkt cap ~EGP 6.9 bn · Egypt's oldest cable maker (founded 1954; parent Mostorod plant ~25,000 t/yr, plus Giza Power Industry's 81,745 sqm Abu Rawash plant, capacity undisclosed), listed on the EGX since 1995, majority-held by the </w:t>
       </w:r>
       <w:r>
         <w:rPr>
@@ -243,7 +243,7 @@
           <w:color w:val="1C3A36"/>
           <w:sz w:val="21"/>
         </w:rPr>
-        <w:t>At EGP 2.19, our weighted central estimate sits roughly 85% below the price of EGP 0.34 (range 0.18–0.95). The arithmetic of the last three years explains why. FY2023–24 were windfall years: revenue rose 52% then 59% and net profit reached EGP 1.25–1.33 bn as devaluation repriced copper-linked cable prices through a pound-denominated cost base and inventory. FY2025 took the windfall back — revenue −21.5%, net profit −62% to EGP 500 mn — and 1Q2026 swung to a consolidated net LOSS of EGP 242 mn on sales down 44%. The disclosed 1Q26 lines are blunt: gross margin 5.7% (vs 33.1% a year earlier) and operating profit of EGP 1.4 mn — effectively zero. Meanwhile the balance sheet carries ~EGP 10.5 bn of bank debt (triangulated from the disclosed FY25 totals; facilities disclosed at 10.9 bn, up from 8.96 bn a year earlier) against EGP ~4 bn of equity, working capital has swollen to ~113% of annual revenue (receivables and copper-inflated inventory), and operating cash flow has been negative — at ~22% funding costs, finance expense alone consumes the entire operating line in a soft year. The valuation is built bottom-up from tonnage: implied volumes fell from ~24,000 t (96% of capacity, FY23–24) to ~9,300 t annualized in 1Q26 (~37%), and conversion EBITDA went ~146,000 → ~182,000 (FY25, inflated by copper inventory gains) → ~11,000 EGP per tonne. On that build, discounted at a rate schedule following the central bank's own easing path (21.5% gliding to 15.0% terminal, normalized capital structure), the enterprise is worth LESS than its ~EGP 9.8 bn net debt — the intrinsic equity is negative and is floored at zero only by limited liability. The normalized-earnings and book lenses (0.70 and 0.91) assume the balance sheet gets fixed first; even the bull scenario (0.95 central) sits 57% below today's price. Technically the tape is neutral-to-firm — above the short averages, below the falling 200-day, RSI mid-50s — and the three-month simulation, which prices the stock's own path rather than its value, puts the 5th–95th percentile band at EGP 1.71–3.07 with a median near 2.29. The gap between that tape-anchored map and the fundamental work is the study's central tension, examined in §4.</w:t>
+        <w:t>At EGP 2.08, our weighted central estimate sits roughly 84% below the price of EGP 0.34 (range 0.18–0.95). The arithmetic of the last three years explains why. FY2023–24 were windfall years: revenue rose 52% then 59% and net profit reached EGP 1.25–1.33 bn as devaluation repriced copper-linked cable prices through a pound-denominated cost base and inventory. FY2025 took the windfall back — revenue −21.5%, net profit −62% to EGP 500 mn — and 1Q2026 swung to a consolidated net LOSS of EGP 242 mn on sales down 44%. The disclosed 1Q26 lines are blunt: gross margin 5.7% (vs 33.1% a year earlier) and operating profit of EGP 1.4 mn — effectively zero. Meanwhile the balance sheet carries ~EGP 10.5 bn of bank debt (triangulated from the disclosed FY25 totals; facilities disclosed at 10.9 bn, up from 8.96 bn a year earlier) against EGP ~4 bn of equity, working capital has swollen to ~113% of annual revenue (receivables and copper-inflated inventory), and operating cash flow has been negative — at ~22% funding costs, finance expense alone consumes the entire operating line in a soft year. The valuation is built bottom-up from tonnage: implied volumes fell from ~24,000 t (96% of capacity, FY23–24) to ~9,300 t annualized in 1Q26 (~37%), and conversion EBITDA went ~146,000 → ~182,000 (FY25, inflated by copper inventory gains) → ~11,000 EGP per tonne. On that build, discounted at a rate schedule following the central bank's own easing path (21.5% gliding to 15.0% terminal, normalized capital structure), the enterprise is worth LESS than its ~EGP 9.8 bn net debt — the intrinsic equity is negative and is floored at zero only by limited liability. The normalized-earnings and book lenses (0.70 and 0.91) assume the balance sheet gets fixed first; even the bull scenario (0.95 central) sits 54% below today's price. Technically the tape is neutral-to-firm — above the short averages, below the falling 200-day, RSI mid-50s — and the three-month simulation, which prices the stock's own path rather than its value, puts the 5th–95th percentile band at EGP 1.71–3.07 with a median near 2.29. The gap between that tape-anchored map and the fundamental work is the study's central tension, examined in §4.</w:t>
       </w:r>
     </w:p>
     <w:p>
@@ -672,7 +672,7 @@
                 <w:color w:val="1C3A36"/>
                 <w:sz w:val="17"/>
               </w:rPr>
-              <w:t>-68%</w:t>
+              <w:t>-66%</w:t>
             </w:r>
           </w:p>
         </w:tc>
@@ -745,7 +745,7 @@
                 <w:color w:val="1C3A36"/>
                 <w:sz w:val="17"/>
               </w:rPr>
-              <w:t>-58%</w:t>
+              <w:t>-56%</w:t>
             </w:r>
           </w:p>
         </w:tc>
@@ -818,7 +818,7 @@
                 <w:color w:val="1C3A36"/>
                 <w:sz w:val="17"/>
               </w:rPr>
-              <w:t>-85% vs EGP 2.19</w:t>
+              <w:t>-84% vs EGP 2.08</w:t>
             </w:r>
           </w:p>
         </w:tc>
@@ -1667,7 +1667,7 @@
           <w:color w:val="1C3A36"/>
           <w:sz w:val="19"/>
         </w:rPr>
-        <w:t>Every fundamental lens, and every one of the three expert methods, lands below the market price — the most generous read (0.70, normalized earnings power) still sits 68% under spot, and the cash-flow-based reads sit far lower. On the bottom-up tonnage build there is NO fundamental path to EGP 2.19 inside the modelled scenario space: even the bull case — conversion economics recovering to ~175,000 EGP/tonne, volumes near 70% utilization, full collection, an easing overshoot — centres at 0.95, still 57% below the market. Reaching spot requires the devaluation windfall itself to return. The market may also simply be pricing ELEC as a small-cap trading vehicle — the stock trades actively on the EGX70 rotation, and the controlling group has been a steady seller into that liquidity (block sales at EGP 2.00–2.21 through 2026). The probabilistic map's median (2.29) is above spot only because it prices the stock's own path — the carry on Egyptian money is 19.5% a year and the simulation is anchored on it; it is not a statement about value.</w:t>
+        <w:t>Every fundamental lens, and every one of the three expert methods, lands below the market price — the most generous read (0.70, normalized earnings power) still sits 66% under spot, and the cash-flow-based reads sit far lower. On the bottom-up tonnage build there is NO fundamental path to EGP 2.08 inside the modelled scenario space: even the bull case — conversion economics recovering to ~175,000 EGP/tonne, volumes near 70% utilization, full collection, an easing overshoot — centres at 0.95, still 54% below the market. Reaching spot requires the devaluation windfall itself to return. The market may also simply be pricing ELEC as a small-cap trading vehicle — the stock trades actively on the EGX70 rotation, and the controlling group has been a steady seller into that liquidity (block sales at EGP 2.00–2.21 through 2026). The probabilistic map's median (2.29) is above spot only because it prices the stock's own path — the carry on Egyptian money is 19.5% a year and the simulation is anchored on it; it is not a statement about value.</w:t>
       </w:r>
     </w:p>
     <w:p>
@@ -1859,7 +1859,7 @@
                 <w:color w:val="1C3A36"/>
                 <w:sz w:val="18"/>
               </w:rPr>
-              <w:t>EGP 2.19 · 5 Aug 2026 close</w:t>
+              <w:t>EGP 2.08 · 5 Aug 2026 close</w:t>
             </w:r>
           </w:p>
         </w:tc>
@@ -1897,7 +1897,7 @@
                 <w:color w:val="1C3A36"/>
                 <w:sz w:val="18"/>
               </w:rPr>
-              <w:t>3,313.5 mn (par EGP 0.20) · ~EGP 7.3 bn</w:t>
+              <w:t>3,313.5 mn (par EGP 0.20) · ~EGP 6.9 bn</w:t>
             </w:r>
           </w:p>
         </w:tc>
@@ -2241,7 +2241,7 @@
           <w:color w:val="1C3A36"/>
           <w:sz w:val="19"/>
         </w:rPr>
-        <w:t>The build below shows every step from revenue to present value: EBITDA → D&amp;A → EBIT → NOPAT (EBIT × (1 − 22.5%)) → + D&amp;A → − capex → − Δ working capital → free cash flow to firm → that year’s own forward discount rate → PV. Note the discount-factor row: each year is discounted at its own forward WACC, gliding from 21.5% (this year’s money) to 15.0% (terminal money), with the glide shape taken from the same forward cost-of-debt path used in the interest forecast — one assumed easing calendar, used everywhere, never two. The terminal value is capitalised at the terminal WACC and discounted at the same year-5 cumulative factor as the year-5 cash flow: one date, one price of time.</w:t>
+        <w:t>The build below shows every step from revenue to present value: EBITDA → D&amp;A → EBIT → NOPAT (EBIT × (1 − 22.5%)) → + D&amp;A → − capex → − Δ working capital → free cash flow to firm → that year’s own forward discount rate → PV. Note the discount-factor row: each year is discounted at its own forward WACC, gliding from 21.4% (this year’s money) to 15.0% (terminal money), with the glide shape taken from the same forward cost-of-debt path used in the interest forecast — one assumed easing calendar, used everywhere, never two. The terminal value is capitalised at the terminal WACC and discounted at the same year-5 cumulative factor as the year-5 cash flow: one date, one price of time.</w:t>
       </w:r>
     </w:p>
     <w:tbl>
@@ -3413,7 +3413,7 @@
                 <w:color w:val="1C3A36"/>
                 <w:sz w:val="17"/>
               </w:rPr>
-              <w:t>21.5%</w:t>
+              <w:t>21.4%</w:t>
             </w:r>
           </w:p>
         </w:tc>
@@ -3431,7 +3431,7 @@
                 <w:color w:val="1C3A36"/>
                 <w:sz w:val="17"/>
               </w:rPr>
-              <w:t>19.5%</w:t>
+              <w:t>19.4%</w:t>
             </w:r>
           </w:p>
         </w:tc>
@@ -3449,7 +3449,7 @@
                 <w:color w:val="1C3A36"/>
                 <w:sz w:val="17"/>
               </w:rPr>
-              <w:t>18.0%</w:t>
+              <w:t>17.9%</w:t>
             </w:r>
           </w:p>
         </w:tc>
@@ -3523,7 +3523,7 @@
                 <w:color w:val="1C3A36"/>
                 <w:sz w:val="17"/>
               </w:rPr>
-              <w:t>0.823</w:t>
+              <w:t>0.824</w:t>
             </w:r>
           </w:p>
         </w:tc>
@@ -3541,7 +3541,7 @@
                 <w:color w:val="1C3A36"/>
                 <w:sz w:val="17"/>
               </w:rPr>
-              <w:t>0.688</w:t>
+              <w:t>0.690</w:t>
             </w:r>
           </w:p>
         </w:tc>
@@ -3559,7 +3559,7 @@
                 <w:color w:val="1C3A36"/>
                 <w:sz w:val="17"/>
               </w:rPr>
-              <w:t>0.583</w:t>
+              <w:t>0.585</w:t>
             </w:r>
           </w:p>
         </w:tc>
@@ -3577,7 +3577,7 @@
                 <w:color w:val="1C3A36"/>
                 <w:sz w:val="17"/>
               </w:rPr>
-              <w:t>0.502</w:t>
+              <w:t>0.503</w:t>
             </w:r>
           </w:p>
         </w:tc>
@@ -3595,7 +3595,7 @@
                 <w:color w:val="1C3A36"/>
                 <w:sz w:val="17"/>
               </w:rPr>
-              <w:t>0.436</w:t>
+              <w:t>0.437</w:t>
             </w:r>
           </w:p>
         </w:tc>
@@ -3633,7 +3633,7 @@
                 <w:color w:val="1C3A36"/>
                 <w:sz w:val="17"/>
               </w:rPr>
-              <w:t>800</w:t>
+              <w:t>801</w:t>
             </w:r>
           </w:p>
         </w:tc>
@@ -3651,7 +3651,7 @@
                 <w:color w:val="1C3A36"/>
                 <w:sz w:val="17"/>
               </w:rPr>
-              <w:t>-492</w:t>
+              <w:t>-493</w:t>
             </w:r>
           </w:p>
         </w:tc>
@@ -3705,7 +3705,7 @@
                 <w:color w:val="1C3A36"/>
                 <w:sz w:val="17"/>
               </w:rPr>
-              <w:t>362</w:t>
+              <w:t>363</w:t>
             </w:r>
           </w:p>
         </w:tc>
@@ -3829,7 +3829,7 @@
                 <w:color w:val="1C3A36"/>
                 <w:sz w:val="18"/>
               </w:rPr>
-              <w:t>695</w:t>
+              <w:t>696</w:t>
             </w:r>
           </w:p>
         </w:tc>
@@ -3905,7 +3905,7 @@
                 <w:color w:val="1C3A36"/>
                 <w:sz w:val="18"/>
               </w:rPr>
-              <w:t>3,119</w:t>
+              <w:t>3,127</w:t>
             </w:r>
           </w:p>
         </w:tc>
@@ -3943,7 +3943,7 @@
                 <w:color w:val="1C3A36"/>
                 <w:sz w:val="18"/>
               </w:rPr>
-              <w:t>3,813</w:t>
+              <w:t>3,823</w:t>
             </w:r>
           </w:p>
         </w:tc>
@@ -4095,7 +4095,7 @@
                 <w:color w:val="1C3A36"/>
                 <w:sz w:val="18"/>
               </w:rPr>
-              <w:t>(5,992)</w:t>
+              <w:t>(5,982)</w:t>
             </w:r>
           </w:p>
         </w:tc>
@@ -4193,7 +4193,7 @@
           <w:color w:val="1C3A36"/>
           <w:sz w:val="19"/>
         </w:rPr>
-        <w:t>Four honesty notes, and they carry the study. First, the base-case DCF says the enterprise is worth EGP 6.0 bn LESS than its net debt: at record copper (which inflates the working capital the business must carry) and pre-windfall conversion economics, the discounted cash flows do not cover the ~EGP 9.8 bn triangulated net debt. A share cannot be worth less than zero — limited liability floors the equity — so what a holder owns at the base case is an option on the bull scenario, not a claim on current cash flows. Second, 82% of the EV sits in the terminal value, which is why §1.9 grids the terminal rate and the this-year rate independently. Third, the terminal is ROIC-consistent and the arithmetic cuts AGAINST the company: at a terminal return on capital of 9.2% versus a 15.0% terminal cost of capital, growth SUBTRACTS value — funding 5% growth absorbs 55% of NOPAT to earn less than the capital costs, so the g-sensitivity gradient runs the unusual way (more growth, less value) by construction, not by error. Fourth, every 1 bn of EV is worth ~EGP 0.30/share, which is why the bear–bull span (0.01–1.01) is so wide: the bull case is not a tweak — it requires windfall conversion economics to partially return.</w:t>
+        <w:t>Four honesty notes, and they carry the study. First, the base-case DCF says the enterprise is worth EGP 6.0 bn LESS than its net debt: at record copper (which inflates the working capital the business must carry) and pre-windfall conversion economics, the discounted cash flows do not cover the ~EGP 9.8 bn triangulated net debt. A share cannot be worth less than zero — limited liability floors the equity — so what a holder owns at the base case is an option on the bull scenario, not a claim on current cash flows. Second, 82% of the EV sits in the terminal value, which is why §1.9 grids the terminal rate and the this-year rate independently. Third, the terminal is ROIC-consistent and the arithmetic cuts AGAINST the company: at a terminal return on capital of 9.2% versus a 15.0% terminal cost of capital, growth SUBTRACTS value — funding 5% growth absorbs 55% of NOPAT to earn less than the capital costs, so the g-sensitivity gradient runs the unusual way (more growth, less value) by construction, not by error. Fourth, every 1 bn of EV is worth ~EGP 0.30/share, which is why the bear–bull span (0.01–1.02) is so wide: the bull case is not a tweak — it requires windfall conversion economics to partially return.</w:t>
       </w:r>
     </w:p>
     <w:p>
@@ -5620,7 +5620,7 @@
                 <w:color w:val="1C3A36"/>
                 <w:sz w:val="18"/>
               </w:rPr>
-              <w:t>1.01</w:t>
+              <w:t>1.02</w:t>
             </w:r>
           </w:p>
         </w:tc>
@@ -6751,7 +6751,7 @@
                 <w:color w:val="1C3A36"/>
                 <w:sz w:val="17"/>
               </w:rPr>
-              <w:t>-643</w:t>
+              <w:t>-646</w:t>
             </w:r>
           </w:p>
         </w:tc>
@@ -6769,7 +6769,7 @@
                 <w:color w:val="1C3A36"/>
                 <w:sz w:val="17"/>
               </w:rPr>
-              <w:t>695</w:t>
+              <w:t>696</w:t>
             </w:r>
           </w:p>
         </w:tc>
@@ -6787,7 +6787,7 @@
                 <w:color w:val="1C3A36"/>
                 <w:sz w:val="17"/>
               </w:rPr>
-              <w:t>2,989</w:t>
+              <w:t>2,996</w:t>
             </w:r>
           </w:p>
         </w:tc>
@@ -6825,7 +6825,7 @@
                 <w:color w:val="1C3A36"/>
                 <w:sz w:val="17"/>
               </w:rPr>
-              <w:t>668</w:t>
+              <w:t>670</w:t>
             </w:r>
           </w:p>
         </w:tc>
@@ -6843,7 +6843,7 @@
                 <w:color w:val="1C3A36"/>
                 <w:sz w:val="17"/>
               </w:rPr>
-              <w:t>3,119</w:t>
+              <w:t>3,127</w:t>
             </w:r>
           </w:p>
         </w:tc>
@@ -6861,7 +6861,7 @@
                 <w:color w:val="1C3A36"/>
                 <w:sz w:val="17"/>
               </w:rPr>
-              <w:t>9,167</w:t>
+              <w:t>9,191</w:t>
             </w:r>
           </w:p>
         </w:tc>
@@ -6899,7 +6899,7 @@
                 <w:color w:val="1C3A36"/>
                 <w:sz w:val="17"/>
               </w:rPr>
-              <w:t>26</w:t>
+              <w:t>24</w:t>
             </w:r>
           </w:p>
         </w:tc>
@@ -6917,7 +6917,7 @@
                 <w:color w:val="1C3A36"/>
                 <w:sz w:val="17"/>
               </w:rPr>
-              <w:t>3,813</w:t>
+              <w:t>3,823</w:t>
             </w:r>
           </w:p>
         </w:tc>
@@ -6935,7 +6935,7 @@
                 <w:color w:val="1C3A36"/>
                 <w:sz w:val="17"/>
               </w:rPr>
-              <w:t>12,155</w:t>
+              <w:t>12,187</w:t>
             </w:r>
           </w:p>
         </w:tc>
@@ -6973,7 +6973,7 @@
                 <w:color w:val="1C3A36"/>
                 <w:sz w:val="17"/>
               </w:rPr>
-              <w:t>-10,779</w:t>
+              <w:t>-10,781</w:t>
             </w:r>
           </w:p>
         </w:tc>
@@ -6991,7 +6991,7 @@
                 <w:color w:val="1C3A36"/>
                 <w:sz w:val="17"/>
               </w:rPr>
-              <w:t>-5,992</w:t>
+              <w:t>-5,982</w:t>
             </w:r>
           </w:p>
         </w:tc>
@@ -7009,7 +7009,7 @@
                 <w:color w:val="1C3A36"/>
                 <w:sz w:val="17"/>
               </w:rPr>
-              <w:t>3,350</w:t>
+              <w:t>3,382</w:t>
             </w:r>
           </w:p>
         </w:tc>
@@ -7083,7 +7083,7 @@
                 <w:color w:val="1C3A36"/>
                 <w:sz w:val="17"/>
               </w:rPr>
-              <w:t>1.01</w:t>
+              <w:t>1.02</w:t>
             </w:r>
           </w:p>
         </w:tc>
@@ -7182,7 +7182,7 @@
           <w:color w:val="1C3A36"/>
           <w:sz w:val="21"/>
         </w:rPr>
-        <w:t>, 85% below spot. Note what the field is saying: the four base cases span 0.01 (DCF, floored) to 0.91 (book) — a wide span in ratio terms, but every lens lands far below the price, and spot sits outside the whole cluster at the far edge of the bull span. The agreement is on direction: the disagreement in this study is not between the lenses; it is between all of them and the price.</w:t>
+        <w:t>, 84% below spot. Note what the field is saying: the four base cases span 0.01 (DCF, floored) to 0.91 (book) — a wide span in ratio terms, but every lens lands far below the price, and spot sits outside the whole cluster at the far edge of the bull span. The agreement is on direction: the disagreement in this study is not between the lenses; it is between all of them and the price.</w:t>
       </w:r>
     </w:p>
     <w:p>
@@ -10265,7 +10265,7 @@
                 <w:color w:val="1C3A36"/>
                 <w:sz w:val="17"/>
               </w:rPr>
-              <w:t>41% / 59%</w:t>
+              <w:t>40% / 60%</w:t>
             </w:r>
           </w:p>
         </w:tc>
@@ -10321,7 +10321,7 @@
                 <w:color w:val="1C3A36"/>
                 <w:sz w:val="17"/>
               </w:rPr>
-              <w:t>21.53%</w:t>
+              <w:t>21.39%</w:t>
             </w:r>
           </w:p>
         </w:tc>
@@ -11096,7 +11096,7 @@
                 <w:color w:val="1C3A36"/>
                 <w:sz w:val="17"/>
               </w:rPr>
-              <w:t>21.5%</w:t>
+              <w:t>21.4%</w:t>
             </w:r>
           </w:p>
         </w:tc>
@@ -11114,7 +11114,7 @@
                 <w:color w:val="1C3A36"/>
                 <w:sz w:val="17"/>
               </w:rPr>
-              <w:t>19.5%</w:t>
+              <w:t>19.4%</w:t>
             </w:r>
           </w:p>
         </w:tc>
@@ -11132,7 +11132,7 @@
                 <w:color w:val="1C3A36"/>
                 <w:sz w:val="17"/>
               </w:rPr>
-              <w:t>18.0%</w:t>
+              <w:t>17.9%</w:t>
             </w:r>
           </w:p>
         </w:tc>
@@ -11206,7 +11206,7 @@
                 <w:color w:val="1C3A36"/>
                 <w:sz w:val="17"/>
               </w:rPr>
-              <w:t>0.823</w:t>
+              <w:t>0.824</w:t>
             </w:r>
           </w:p>
         </w:tc>
@@ -11224,7 +11224,7 @@
                 <w:color w:val="1C3A36"/>
                 <w:sz w:val="17"/>
               </w:rPr>
-              <w:t>0.688</w:t>
+              <w:t>0.690</w:t>
             </w:r>
           </w:p>
         </w:tc>
@@ -11242,7 +11242,7 @@
                 <w:color w:val="1C3A36"/>
                 <w:sz w:val="17"/>
               </w:rPr>
-              <w:t>0.583</w:t>
+              <w:t>0.585</w:t>
             </w:r>
           </w:p>
         </w:tc>
@@ -11260,7 +11260,7 @@
                 <w:color w:val="1C3A36"/>
                 <w:sz w:val="17"/>
               </w:rPr>
-              <w:t>0.502</w:t>
+              <w:t>0.503</w:t>
             </w:r>
           </w:p>
         </w:tc>
@@ -11278,7 +11278,7 @@
                 <w:color w:val="1C3A36"/>
                 <w:sz w:val="17"/>
               </w:rPr>
-              <w:t>0.436</w:t>
+              <w:t>0.437</w:t>
             </w:r>
           </w:p>
         </w:tc>
@@ -11300,7 +11300,7 @@
           <w:color w:val="6E7B77"/>
           <w:sz w:val="17"/>
         </w:rPr>
-        <w:t>A pound arriving 31-Dec-2030 carries the same 0.436 discount factor whether it arrives as a forecast cash flow or inside the terminal value — the common sell-side construction that discounts the terminal alone at a lower rate manufactures value by relabelling, and is not used here.</w:t>
+        <w:t>A pound arriving 31-Dec-2030 carries the same 0.437 discount factor whether it arrives as a forecast cash flow or inside the terminal value — the common sell-side construction that discounts the terminal alone at a lower rate manufactures value by relabelling, and is not used here.</w:t>
       </w:r>
     </w:p>
     <w:p>
@@ -11660,7 +11660,7 @@
                 <w:color w:val="1C3A36"/>
                 <w:sz w:val="18"/>
               </w:rPr>
-              <w:t>-1.48</w:t>
+              <w:t>-1.47</w:t>
             </w:r>
           </w:p>
         </w:tc>
@@ -11696,7 +11696,7 @@
                 <w:color w:val="1C3A36"/>
                 <w:sz w:val="18"/>
               </w:rPr>
-              <w:t>-1.68</w:t>
+              <w:t>-1.67</w:t>
             </w:r>
           </w:p>
         </w:tc>
@@ -11824,7 +11824,7 @@
                 <w:color w:val="1C3A36"/>
                 <w:sz w:val="18"/>
               </w:rPr>
-              <w:t>-1.95</w:t>
+              <w:t>-1.94</w:t>
             </w:r>
           </w:p>
         </w:tc>
@@ -11842,7 +11842,7 @@
                 <w:color w:val="1C3A36"/>
                 <w:sz w:val="18"/>
               </w:rPr>
-              <w:t>-2.13</w:t>
+              <w:t>-2.12</w:t>
             </w:r>
           </w:p>
         </w:tc>
@@ -11916,7 +11916,7 @@
                 <w:color w:val="1C3A36"/>
                 <w:sz w:val="18"/>
               </w:rPr>
-              <w:t>-1.92</w:t>
+              <w:t>-1.91</w:t>
             </w:r>
           </w:p>
         </w:tc>
@@ -11934,7 +11934,7 @@
                 <w:color w:val="1C3A36"/>
                 <w:sz w:val="18"/>
               </w:rPr>
-              <w:t>-2.05</w:t>
+              <w:t>-2.04</w:t>
             </w:r>
           </w:p>
         </w:tc>
@@ -12044,7 +12044,7 @@
                 <w:color w:val="1C3A36"/>
                 <w:sz w:val="18"/>
               </w:rPr>
-              <w:t>-2.13</w:t>
+              <w:t>-2.12</w:t>
             </w:r>
           </w:p>
         </w:tc>
@@ -12248,7 +12248,7 @@
                 <w:color w:val="1C3A36"/>
                 <w:sz w:val="18"/>
               </w:rPr>
-              <w:t>19.5%</w:t>
+              <w:t>19.4%</w:t>
             </w:r>
           </w:p>
         </w:tc>
@@ -12266,7 +12266,7 @@
                 <w:color w:val="1C3A36"/>
                 <w:sz w:val="18"/>
               </w:rPr>
-              <w:t>-1.46</w:t>
+              <w:t>-1.45</w:t>
             </w:r>
           </w:p>
         </w:tc>
@@ -12302,7 +12302,7 @@
                 <w:color w:val="1C3A36"/>
                 <w:sz w:val="18"/>
               </w:rPr>
-              <w:t>-1.77</w:t>
+              <w:t>-1.76</w:t>
             </w:r>
           </w:p>
         </w:tc>
@@ -12320,7 +12320,7 @@
                 <w:color w:val="1C3A36"/>
                 <w:sz w:val="18"/>
               </w:rPr>
-              <w:t>-1.88</w:t>
+              <w:t>-1.87</w:t>
             </w:r>
           </w:p>
         </w:tc>
@@ -12358,7 +12358,7 @@
                 <w:color w:val="1C3A36"/>
                 <w:sz w:val="18"/>
               </w:rPr>
-              <w:t>20.5%</w:t>
+              <w:t>20.4%</w:t>
             </w:r>
           </w:p>
         </w:tc>
@@ -12376,7 +12376,7 @@
                 <w:color w:val="1C3A36"/>
                 <w:sz w:val="18"/>
               </w:rPr>
-              <w:t>-1.49</w:t>
+              <w:t>-1.48</w:t>
             </w:r>
           </w:p>
         </w:tc>
@@ -12412,7 +12412,7 @@
                 <w:color w:val="1C3A36"/>
                 <w:sz w:val="18"/>
               </w:rPr>
-              <w:t>-1.79</w:t>
+              <w:t>-1.78</w:t>
             </w:r>
           </w:p>
         </w:tc>
@@ -12430,7 +12430,7 @@
                 <w:color w:val="1C3A36"/>
                 <w:sz w:val="18"/>
               </w:rPr>
-              <w:t>-1.90</w:t>
+              <w:t>-1.89</w:t>
             </w:r>
           </w:p>
         </w:tc>
@@ -12468,7 +12468,7 @@
                 <w:color w:val="1C3A36"/>
                 <w:sz w:val="18"/>
               </w:rPr>
-              <w:t>21.5%</w:t>
+              <w:t>21.4%</w:t>
             </w:r>
           </w:p>
         </w:tc>
@@ -12504,7 +12504,7 @@
                 <w:color w:val="1C3A36"/>
                 <w:sz w:val="18"/>
               </w:rPr>
-              <w:t>-1.68</w:t>
+              <w:t>-1.67</w:t>
             </w:r>
           </w:p>
         </w:tc>
@@ -12540,7 +12540,7 @@
                 <w:color w:val="1C3A36"/>
                 <w:sz w:val="18"/>
               </w:rPr>
-              <w:t>-1.92</w:t>
+              <w:t>-1.91</w:t>
             </w:r>
           </w:p>
         </w:tc>
@@ -12578,7 +12578,7 @@
                 <w:color w:val="1C3A36"/>
                 <w:sz w:val="18"/>
               </w:rPr>
-              <w:t>22.5%</w:t>
+              <w:t>22.4%</w:t>
             </w:r>
           </w:p>
         </w:tc>
@@ -12688,7 +12688,7 @@
                 <w:color w:val="1C3A36"/>
                 <w:sz w:val="18"/>
               </w:rPr>
-              <w:t>23.5%</w:t>
+              <w:t>23.4%</w:t>
             </w:r>
           </w:p>
         </w:tc>
@@ -13256,7 +13256,7 @@
                 <w:color w:val="1C3A36"/>
                 <w:sz w:val="17"/>
               </w:rPr>
-              <w:t>-1.57</w:t>
+              <w:t>-1.56</w:t>
             </w:r>
           </w:p>
         </w:tc>
@@ -13274,7 +13274,7 @@
                 <w:color w:val="1C3A36"/>
                 <w:sz w:val="17"/>
               </w:rPr>
-              <w:t>-1.33</w:t>
+              <w:t>-1.32</w:t>
             </w:r>
           </w:p>
         </w:tc>
@@ -13330,7 +13330,7 @@
                 <w:color w:val="1C3A36"/>
                 <w:sz w:val="17"/>
               </w:rPr>
-              <w:t>-1.57</w:t>
+              <w:t>-1.56</w:t>
             </w:r>
           </w:p>
         </w:tc>
@@ -13348,7 +13348,7 @@
                 <w:color w:val="1C3A36"/>
                 <w:sz w:val="17"/>
               </w:rPr>
-              <w:t>-1.33</w:t>
+              <w:t>-1.32</w:t>
             </w:r>
           </w:p>
         </w:tc>
@@ -13422,7 +13422,7 @@
                 <w:color w:val="1C3A36"/>
                 <w:sz w:val="17"/>
               </w:rPr>
-              <w:t>-1.33</w:t>
+              <w:t>-1.32</w:t>
             </w:r>
           </w:p>
         </w:tc>
@@ -13476,7 +13476,7 @@
                 <w:color w:val="1C3A36"/>
                 <w:sz w:val="17"/>
               </w:rPr>
-              <w:t>-0.60</w:t>
+              <w:t>-0.59</w:t>
             </w:r>
           </w:p>
         </w:tc>
@@ -13494,7 +13494,7 @@
                 <w:color w:val="1C3A36"/>
                 <w:sz w:val="17"/>
               </w:rPr>
-              <w:t>-0.36</w:t>
+              <w:t>-0.35</w:t>
             </w:r>
           </w:p>
         </w:tc>
@@ -13768,7 +13768,7 @@
                 <w:color w:val="1C3A36"/>
                 <w:sz w:val="17"/>
               </w:rPr>
-              <w:t>-1.90</w:t>
+              <w:t>-1.89</w:t>
             </w:r>
           </w:p>
         </w:tc>
@@ -14192,7 +14192,7 @@
                 <w:color w:val="1C3A36"/>
                 <w:sz w:val="17"/>
               </w:rPr>
-              <w:t>20.1%</w:t>
+              <w:t>20.0%</w:t>
             </w:r>
           </w:p>
         </w:tc>
@@ -14284,7 +14284,7 @@
                 <w:color w:val="1C3A36"/>
                 <w:sz w:val="17"/>
               </w:rPr>
-              <w:t>20.8%</w:t>
+              <w:t>20.7%</w:t>
             </w:r>
           </w:p>
         </w:tc>
@@ -14376,7 +14376,7 @@
                 <w:color w:val="1C3A36"/>
                 <w:sz w:val="17"/>
               </w:rPr>
-              <w:t>20.9%</w:t>
+              <w:t>20.8%</w:t>
             </w:r>
           </w:p>
         </w:tc>
@@ -14468,7 +14468,7 @@
                 <w:color w:val="1C3A36"/>
                 <w:sz w:val="17"/>
               </w:rPr>
-              <w:t>21.5%</w:t>
+              <w:t>21.4%</w:t>
             </w:r>
           </w:p>
         </w:tc>
@@ -14560,7 +14560,7 @@
                 <w:color w:val="1C3A36"/>
                 <w:sz w:val="17"/>
               </w:rPr>
-              <w:t>21.7%</w:t>
+              <w:t>21.5%</w:t>
             </w:r>
           </w:p>
         </w:tc>
@@ -14596,7 +14596,7 @@
                 <w:color w:val="1C3A36"/>
                 <w:sz w:val="17"/>
               </w:rPr>
-              <w:t>-1.83</w:t>
+              <w:t>-1.82</w:t>
             </w:r>
           </w:p>
         </w:tc>
@@ -14652,7 +14652,7 @@
                 <w:color w:val="1C3A36"/>
                 <w:sz w:val="17"/>
               </w:rPr>
-              <w:t>22.2%</w:t>
+              <w:t>22.1%</w:t>
             </w:r>
           </w:p>
         </w:tc>
@@ -14744,7 +14744,7 @@
                 <w:color w:val="1C3A36"/>
                 <w:sz w:val="17"/>
               </w:rPr>
-              <w:t>22.8%</w:t>
+              <w:t>22.6%</w:t>
             </w:r>
           </w:p>
         </w:tc>
@@ -14952,7 +14952,7 @@
                 <w:color w:val="1C3A36"/>
                 <w:sz w:val="18"/>
               </w:rPr>
-              <w:t>EGP 2.19</w:t>
+              <w:t>EGP 2.08</w:t>
             </w:r>
           </w:p>
         </w:tc>
@@ -15567,7 +15567,7 @@
                 <w:color w:val="1C3A36"/>
                 <w:sz w:val="18"/>
               </w:rPr>
-              <w:t>61%</w:t>
+              <w:t>73%</w:t>
             </w:r>
           </w:p>
         </w:tc>
@@ -15605,7 +15605,7 @@
                 <w:color w:val="1C3A36"/>
                 <w:sz w:val="18"/>
               </w:rPr>
-              <w:t>37% vs 18%  ·  2.1 : 1</w:t>
+              <w:t>50% vs 11%  ·  4.4 : 1</w:t>
             </w:r>
           </w:p>
         </w:tc>
@@ -15643,7 +15643,7 @@
                 <w:color w:val="1C3A36"/>
                 <w:sz w:val="18"/>
               </w:rPr>
-              <w:t>EGP 2.29  (+4.7%)</w:t>
+              <w:t>EGP 2.29  (+10.2%)</w:t>
             </w:r>
           </w:p>
         </w:tc>
@@ -15719,7 +15719,7 @@
                 <w:color w:val="1C3A36"/>
                 <w:sz w:val="18"/>
               </w:rPr>
-              <w:t>60%  /  39%</w:t>
+              <w:t>80%  /  24%</w:t>
             </w:r>
           </w:p>
         </w:tc>
@@ -17576,7 +17576,7 @@
           <w:color w:val="1C3A36"/>
           <w:sz w:val="21"/>
         </w:rPr>
-        <w:t>Three readings sit side by side, and they genuinely disagree. The fundamental lenses cluster at EGP 0.05–0.70 with a central of 0.34 — roughly 85% below the market. The technical picture is neutral: a basing chart inside a larger downtrend, no strong signal. The probabilistic map's median (2.29) sits slightly ABOVE spot — but read it for what it is: the engine anchors drift on the 19.5% cost of Egyptian money and prices the stock's own path; it does not know what the business is worth. The fundamental work says the price needs the bull scenario to be right; the tape says the market is not currently walking away from that bet; the simulation says a quarter is too short for the gap to close by drift alone.</w:t>
+        <w:t>Three readings sit side by side, and they genuinely disagree. The fundamental lenses cluster at EGP 0.05–0.70 with a central of 0.34 — roughly 84% below the market. The technical picture is neutral: a basing chart inside a larger downtrend, no strong signal. The probabilistic map's median (2.29) sits slightly ABOVE spot — but read it for what it is: the engine anchors drift on the 19.5% cost of Egyptian money and prices the stock's own path; it does not know what the business is worth. The fundamental work says the price needs the bull scenario to be right; the tape says the market is not currently walking away from that bet; the simulation says a quarter is too short for the gap to close by drift alone.</w:t>
       </w:r>
     </w:p>
     <w:tbl>
@@ -17716,7 +17716,7 @@
                 <w:color w:val="1C3A36"/>
                 <w:sz w:val="18"/>
               </w:rPr>
-              <w:t>EGP 0.34 (-85%)</w:t>
+              <w:t>EGP 0.34 (-84%)</w:t>
             </w:r>
           </w:p>
         </w:tc>
@@ -17859,7 +17859,7 @@
           <w:color w:val="1C3A36"/>
           <w:sz w:val="21"/>
         </w:rPr>
-        <w:t>ELEC reads severely overvalued on fundamentals (-85% to the central estimate), and the bottom-up build sharpens the statement: at record copper and pre-windfall conversion economics, the enterprise is worth less than its ~EGP 9.8 bn net debt — the base-case equity is an option, not a claim — and the modelled equity P&amp;L path breaches book solvency by FY29E unless margins or volumes outrun the base case. Three checkable legs carry the read: the earnings the market capitalises were devaluation-era windfalls the company has stopped printing (1Q26: gross margin 5.7%, operating profit zero); implied volumes have fallen to ~38% of capacity while working capital of ~113% of revenue is funded at 22% money; and the controlling group has been selling at EGP 2.00–2.21 throughout 2026. What would change the read is equally specific: an H1-2026 print showing conversion EBITDA per tonne back above ~100,000 EGP without currency help, receivables actually collecting (operating cash flow positive, debt falling), or a step-devaluation — the one event that genuinely reruns the windfall. Even then, note the ceiling: the modelled bull central is 0.95. The bear–bull span (EGP 0.18–0.95) is wide, humility is warranted on the derived lines, and the tonnage build rests on a single-sourced capacity figure — but no reading of the disclosed numbers we can construct supports the current price. We publish the distribution, not a target.</w:t>
+        <w:t>ELEC reads severely overvalued on fundamentals (-84% to the central estimate), and the bottom-up build sharpens the statement: at record copper and pre-windfall conversion economics, the enterprise is worth less than its ~EGP 9.8 bn net debt — the base-case equity is an option, not a claim — and the modelled equity P&amp;L path breaches book solvency by FY29E unless margins or volumes outrun the base case. Three checkable legs carry the read: the earnings the market capitalises were devaluation-era windfalls the company has stopped printing (1Q26: gross margin 5.7%, operating profit zero); implied volumes have fallen to ~38% of capacity while working capital of ~113% of revenue is funded at 22% money; and the controlling group has been selling at EGP 2.00–2.21 throughout 2026. What would change the read is equally specific: an H1-2026 print showing conversion EBITDA per tonne back above ~100,000 EGP without currency help, receivables actually collecting (operating cash flow positive, debt falling), or a step-devaluation — the one event that genuinely reruns the windfall. Even then, note the ceiling: the modelled bull central is 0.95. The bear–bull span (EGP 0.18–0.95) is wide, humility is warranted on the derived lines, and the tonnage build rests on a single-sourced capacity figure — but no reading of the disclosed numbers we can construct supports the current price. We publish the distribution, not a target.</w:t>
       </w:r>
     </w:p>
     <w:p>
@@ -18069,7 +18069,7 @@
           <w:color w:val="1C3A36"/>
           <w:sz w:val="21"/>
         </w:rPr>
-        <w:t>Translating the three-month distribution into plain zones, anchored on spot EGP 2.19 and the fair-value cluster:</w:t>
+        <w:t>Translating the three-month distribution into plain zones, anchored on spot EGP 2.08 and the fair-value cluster:</w:t>
       </w:r>
     </w:p>
     <w:tbl>
@@ -26026,7 +26026,7 @@
                 <w:color w:val="1C3A36"/>
                 <w:sz w:val="18"/>
               </w:rPr>
-              <w:t>Cost of capital: 21.5% today → 15.0% terminal</w:t>
+              <w:t>Cost of capital: 21.4% today → 15.0% terminal</w:t>
             </w:r>
           </w:p>
         </w:tc>
@@ -26082,7 +26082,7 @@
                 <w:color w:val="1C3A36"/>
                 <w:sz w:val="18"/>
               </w:rPr>
-              <w:t>3,623</w:t>
+              <w:t>3,632</w:t>
             </w:r>
           </w:p>
         </w:tc>
@@ -26158,7 +26158,7 @@
                 <w:color w:val="1C3A36"/>
                 <w:sz w:val="18"/>
               </w:rPr>
-              <w:t>-1.87</w:t>
+              <w:t>-1.86</w:t>
             </w:r>
           </w:p>
         </w:tc>
@@ -26340,7 +26340,7 @@
           <w:color w:val="1C3A36"/>
           <w:sz w:val="19"/>
         </w:rPr>
-        <w:t>Where they agree is more striking than where they differ: all three land below EGP 0.70 — the most generous number in the room is still ~68% under the market. They disagree on mechanism, not direction: Expert 1 prices a recovery that has not printed, Expert 2 refuses to pay for cash that has not appeared, Expert 3 counts the cost of waiting for either. Each names the same two exhibits as decisive: the H1-2026 statements (margin and receivables) and any audited cash-flow disclosure.</w:t>
+        <w:t>Where they agree is more striking than where they differ: all three land below EGP 0.70 — the most generous number in the room is still ~66% under the market. They disagree on mechanism, not direction: Expert 1 prices a recovery that has not printed, Expert 2 refuses to pay for cash that has not appeared, Expert 3 counts the cost of waiting for either. Each names the same two exhibits as decisive: the H1-2026 statements (margin and receivables) and any audited cash-flow disclosure.</w:t>
       </w:r>
     </w:p>
     <w:p>
@@ -26770,7 +26770,7 @@
           <w:color w:val="6E7B77"/>
           <w:sz w:val="17"/>
         </w:rPr>
-        <w:t>Each expert’s point fair value (and range) is logged with the study date (5 Aug 2026) and spot (EGP 2.19) as an internal per-expert track record.</w:t>
+        <w:t>Each expert’s point fair value (and range) is logged with the study date (5 Aug 2026) and spot (EGP 2.08) as an internal per-expert track record.</w:t>
       </w:r>
     </w:p>
     <w:p>
